--- a/plantillas_maestras/06_seguro_hogar_e_inmuebles/falta_atencion_o_demora_reclamo/2_o_mas_ddos_varios/varon/TPL_2381_2026_SEGURO_HOGAR_E_INMUEBLES_FALTA_ATENCION_O_DEMORA_RECLAMO_ASEGURADORA_VARON_R1.docx
+++ b/plantillas_maestras/06_seguro_hogar_e_inmuebles/falta_atencion_o_demora_reclamo/2_o_mas_ddos_varios/varon/TPL_2381_2026_SEGURO_HOGAR_E_INMUEBLES_FALTA_ATENCION_O_DEMORA_RECLAMO_ASEGURADORA_VARON_R1.docx
@@ -184,7 +184,7 @@
           <w:lang w:eastAsia="es-PE"/>
           <w14:ligatures w14:val="none"/>
         </w:rPr>
-        <w:t xml:space="preserve">   </w:t>
+        <w:t xml:space="preserve"> </w:t>
       </w:r>
       <w:r>
         <w:rPr>
@@ -1135,7 +1135,7 @@
           <w:rFonts w:ascii="Arial Narrow" w:eastAsia="Arial Narrow" w:hAnsi="Arial Narrow"/>
           <w:color w:val="000000"/>
         </w:rPr>
-        <w:t>consignó en la Proforma N.° 589 que presentaba deterioro de pantalla por caída y era irreparable.</w:t>
+        <w:t>consignó en la Proforma 589 que presentaba deterioro de pantalla por caída y era irreparable.</w:t>
       </w:r>
     </w:p>
     <w:p>
@@ -2978,7 +2978,7 @@
           <w:lang w:eastAsia="es-PE"/>
           <w14:ligatures w14:val="none"/>
         </w:rPr>
-        <w:t xml:space="preserve">.  </w:t>
+        <w:t xml:space="preserve">. </w:t>
       </w:r>
     </w:p>
     <w:p>
@@ -5103,7 +5103,7 @@
           <w:sz w:val="16"/>
           <w:szCs w:val="16"/>
         </w:rPr>
-        <w:t xml:space="preserve">  </w:t>
+        <w:t xml:space="preserve"> </w:t>
       </w:r>
       <w:r>
         <w:rPr>
@@ -5356,7 +5356,7 @@
           <w:sz w:val="16"/>
           <w:szCs w:val="16"/>
         </w:rPr>
-        <w:t xml:space="preserve">           </w:t>
+        <w:t xml:space="preserve"> </w:t>
       </w:r>
       <w:r>
         <w:rPr>
@@ -5374,7 +5374,7 @@
           <w:sz w:val="16"/>
           <w:szCs w:val="16"/>
         </w:rPr>
-        <w:t xml:space="preserve">LEY 29571, CÓDIGO DE PROTECCIÓN Y DEFENSA DEL CONSUMIDOR, publicado el 2 de setiembre de 2010 y modificado por Decreto Legislativo N 1308   </w:t>
+        <w:t xml:space="preserve">LEY 29571, CÓDIGO DE PROTECCIÓN Y DEFENSA DEL CONSUMIDOR, publicado el 2 de setiembre de 2010 y modificado por Decreto Legislativo N 1308 </w:t>
       </w:r>
     </w:p>
     <w:p>
@@ -5398,7 +5398,7 @@
           <w:sz w:val="16"/>
           <w:szCs w:val="16"/>
         </w:rPr>
-        <w:t xml:space="preserve">Artículo 18.- Idoneidad   </w:t>
+        <w:t xml:space="preserve">Artículo 18.- Idoneidad </w:t>
       </w:r>
     </w:p>
     <w:p>
@@ -5418,7 +5418,7 @@
           <w:sz w:val="16"/>
           <w:szCs w:val="16"/>
         </w:rPr>
-        <w:t xml:space="preserve">Se entiende por idoneidad la correspondencia entre lo que un consumidor espera y lo que efectivamente recibe, en función a lo que se le hubiera ofrecido, la publicidad e información transmitida, las condiciones y circunstancias de la transacción, las características y naturaleza del producto o servicio, el precio, entre otros factores, atendiendo a las circunstancias del caso.    </w:t>
+        <w:t xml:space="preserve">Se entiende por idoneidad la correspondencia entre lo que un consumidor espera y lo que efectivamente recibe, en función a lo que se le hubiera ofrecido, la publicidad e información transmitida, las condiciones y circunstancias de la transacción, las características y naturaleza del producto o servicio, el precio, entre otros factores, atendiendo a las circunstancias del caso. </w:t>
       </w:r>
     </w:p>
     <w:p>
@@ -6013,7 +6013,7 @@
           <w:rFonts w:ascii="Arial Narrow" w:hAnsi="Arial Narrow" w:cs="Arial"/>
           <w:sz w:val="16"/>
         </w:rPr>
-        <w:t>El órgano resolutivo puede sancionar las infracciones administrativas a que se refiere el artículo 108º con amonestación y multas de hasta cuatrocientos cincuenta (450) Unidades Impositivas Tributarias (UIT), las cuales son calificadas de la siguiente manera:</w:t>
+        <w:t>El órgano resolutivo puede sancionar las infracciones administrativas a que se refiere el artículo 108 con amonestación y multas de hasta cuatrocientos cincuenta (450) Unidades Impositivas Tributarias (UIT), las cuales son calificadas de la siguiente manera:</w:t>
       </w:r>
     </w:p>
     <w:p>
@@ -7322,7 +7322,7 @@
               <w:sz w:val="16"/>
               <w:szCs w:val="16"/>
             </w:rPr>
-            <w:t xml:space="preserve">CNICA DE LA    </w:t>
+            <w:t xml:space="preserve">CNICA DE LA </w:t>
           </w:r>
         </w:p>
         <w:p>

--- a/plantillas_maestras/06_seguro_hogar_e_inmuebles/falta_atencion_o_demora_reclamo/2_o_mas_ddos_varios/varon/TPL_2381_2026_SEGURO_HOGAR_E_INMUEBLES_FALTA_ATENCION_O_DEMORA_RECLAMO_ASEGURADORA_VARON_R1.docx
+++ b/plantillas_maestras/06_seguro_hogar_e_inmuebles/falta_atencion_o_demora_reclamo/2_o_mas_ddos_varios/varon/TPL_2381_2026_SEGURO_HOGAR_E_INMUEBLES_FALTA_ATENCION_O_DEMORA_RECLAMO_ASEGURADORA_VARON_R1.docx
@@ -68,7 +68,7 @@
           <w:b/>
           <w:color w:val="000000"/>
         </w:rPr>
-        <w:t>DENUNCIANTE</w:t>
+        <w:t xml:space="preserve">DENUNCIANTE:[DENUNCIANTE]</w:t>
       </w:r>
       <w:r>
         <w:rPr>
@@ -77,7 +77,7 @@
           <w:color w:val="000000"/>
         </w:rPr>
         <w:tab/>
-        <w:t>:</w:t>
+        <w:t/>
       </w:r>
       <w:r>
         <w:rPr>
@@ -86,7 +86,7 @@
           <w:color w:val="000000"/>
         </w:rPr>
         <w:tab/>
-        <w:t>JAIME RONALD MENDOZA GANOZA</w:t>
+        <w:t/>
       </w:r>
     </w:p>
     <w:p>
@@ -405,7 +405,7 @@
           <w:rFonts w:ascii="Arial Narrow" w:eastAsia="Arial Narrow" w:hAnsi="Arial Narrow"/>
           <w:color w:val="000000"/>
         </w:rPr>
-        <w:t>Mediante el escrito del 30 de junio de 2026, el señor Jaime Ronald Mendoza Ganoza (en adelante, el señor Mendoza) denunció a Pacífico por presuntas infracciones a la Ley 29571, Código de Protección y Defensa del Consumidor (en adelante, el Código)</w:t>
+        <w:t xml:space="preserve">Mediante el escrito del 30 de junio de 2026, el señor [DENUNCIANTE] (en adelante, el señor [APELLIDO]) denunció a Pacífico por presuntas infracciones a la Ley 29571, Código de Protección y Defensa del Consumidor (en adelante, el Código), señalando lo siguiente:</w:t>
       </w:r>
       <w:r>
         <w:rPr>
@@ -420,7 +420,7 @@
           <w:rFonts w:ascii="Arial Narrow" w:eastAsia="Arial Narrow" w:hAnsi="Arial Narrow"/>
           <w:color w:val="000000"/>
         </w:rPr>
-        <w:t>, señalando lo siguiente:</w:t>
+        <w:t/>
       </w:r>
     </w:p>
     <w:p>
@@ -2080,21 +2080,21 @@
           <w:rFonts w:ascii="Arial Narrow" w:eastAsia="Arial Narrow" w:hAnsi="Arial Narrow"/>
           <w:color w:val="000000"/>
         </w:rPr>
-        <w:t xml:space="preserve">El señor Mendoza solicitó, en calidad de medida correctiva, </w:t>
-      </w:r>
-      <w:r>
-        <w:rPr>
-          <w:rFonts w:ascii="Arial Narrow" w:eastAsia="Arial Narrow" w:hAnsi="Arial Narrow"/>
-          <w:color w:val="000000"/>
-        </w:rPr>
-        <w:t xml:space="preserve">que </w:t>
-      </w:r>
-      <w:r>
-        <w:rPr>
-          <w:rFonts w:ascii="Arial Narrow" w:eastAsia="Arial Narrow" w:hAnsi="Arial Narrow"/>
-          <w:color w:val="000000"/>
-        </w:rPr>
-        <w:t xml:space="preserve">Pacífico </w:t>
+        <w:t xml:space="preserve">El señor [APELLIDO] solicitó, en calidad de medida correctiva, que Pacífico cumpla con: (i) otorgar la cobertura del Seguro de Inmueble aplicando el deducible de  cobertura de "riesgos de la naturaleza"; (ii) cubrir el monto total para la reparación de el inmueble asegurado, establecido en el presupuesto del informe pericial; (iii) pagar los intereses legales moratorios correspondientes, aplicando la tasa de promedio para las operaciones activas en el Perú, en la moneda en que se encuentre expresado el contrato de Seguro de Inmueble por todo el tiempo de la mora; (iv) cubrir el integro de los honorarios profesionales correspondiente a la elaboración del informe técnico del 10 de agosto de 2025 y correspondiente a la elaboración del informe pericial del 15 de junio de 2026; (v) cubrir el costo de hospedaje presupuestado en la suma de US$ 3 600,00, por los dos (2) meses de trabajo de reparación del inmueble asegurado; (vi) cubrir el íntegro del costo del televisor dañado a raíz del sismo del 15 de junio, conforme a la Boleta electrónica BTV1-2471399, de 8 de agosto de 2019, en la suma de S/ 1 099,00. Por otra parte, solicito se sirva poner en conocimiento de lo resuelto a la Superintendencia de Banca, Seguros y Administradora de Fondos de Pensiones a fin de que adopte las medidas para las sanciones que se determinen contra los dos (2) ajustadores, debiendo remitir copias certificadas de todo lo actuado. Asimismo, requirió el reembolso de costos y costas del presente procedimiento.</w:t>
+      </w:r>
+      <w:r>
+        <w:rPr>
+          <w:rFonts w:ascii="Arial Narrow" w:eastAsia="Arial Narrow" w:hAnsi="Arial Narrow"/>
+          <w:color w:val="000000"/>
+        </w:rPr>
+        <w:t xml:space="preserve"/>
+      </w:r>
+      <w:r>
+        <w:rPr>
+          <w:rFonts w:ascii="Arial Narrow" w:eastAsia="Arial Narrow" w:hAnsi="Arial Narrow"/>
+          <w:color w:val="000000"/>
+        </w:rPr>
+        <w:t xml:space="preserve"/>
       </w:r>
       <w:r>
         <w:rPr>
@@ -2104,7 +2104,7 @@
           <w:lang w:val="es-ES" w:eastAsia="es-ES"/>
           <w14:ligatures w14:val="none"/>
         </w:rPr>
-        <w:t>cumpla con</w:t>
+        <w:t/>
       </w:r>
       <w:r>
         <w:rPr>
@@ -2114,7 +2114,7 @@
           <w:lang w:val="es-ES" w:eastAsia="es-ES"/>
           <w14:ligatures w14:val="none"/>
         </w:rPr>
-        <w:t>: (i)</w:t>
+        <w:t/>
       </w:r>
       <w:r>
         <w:rPr>
@@ -2124,7 +2124,7 @@
           <w:lang w:val="es-ES" w:eastAsia="es-ES"/>
           <w14:ligatures w14:val="none"/>
         </w:rPr>
-        <w:t xml:space="preserve"> otorgar</w:t>
+        <w:t xml:space="preserve"/>
       </w:r>
       <w:r>
         <w:rPr>
@@ -2134,7 +2134,7 @@
           <w:lang w:val="es-ES" w:eastAsia="es-ES"/>
           <w14:ligatures w14:val="none"/>
         </w:rPr>
-        <w:t xml:space="preserve"> la</w:t>
+        <w:t xml:space="preserve"/>
       </w:r>
       <w:r>
         <w:rPr>
@@ -2144,7 +2144,7 @@
           <w:lang w:val="es-ES" w:eastAsia="es-ES"/>
           <w14:ligatures w14:val="none"/>
         </w:rPr>
-        <w:t xml:space="preserve"> cobertura </w:t>
+        <w:t xml:space="preserve"/>
       </w:r>
       <w:r>
         <w:rPr>
@@ -2154,21 +2154,21 @@
           <w:lang w:val="es-ES" w:eastAsia="es-ES"/>
           <w14:ligatures w14:val="none"/>
         </w:rPr>
-        <w:t xml:space="preserve">del </w:t>
-      </w:r>
-      <w:r>
-        <w:rPr>
-          <w:rFonts w:ascii="Arial Narrow" w:eastAsia="Arial Narrow" w:hAnsi="Arial Narrow"/>
-          <w:color w:val="000000"/>
-        </w:rPr>
-        <w:t xml:space="preserve">Seguro </w:t>
-      </w:r>
-      <w:r>
-        <w:rPr>
-          <w:rFonts w:ascii="Arial Narrow" w:eastAsia="Arial Narrow" w:hAnsi="Arial Narrow"/>
-          <w:color w:val="000000"/>
-        </w:rPr>
-        <w:t>de Inmueble</w:t>
+        <w:t xml:space="preserve"/>
+      </w:r>
+      <w:r>
+        <w:rPr>
+          <w:rFonts w:ascii="Arial Narrow" w:eastAsia="Arial Narrow" w:hAnsi="Arial Narrow"/>
+          <w:color w:val="000000"/>
+        </w:rPr>
+        <w:t xml:space="preserve"/>
+      </w:r>
+      <w:r>
+        <w:rPr>
+          <w:rFonts w:ascii="Arial Narrow" w:eastAsia="Arial Narrow" w:hAnsi="Arial Narrow"/>
+          <w:color w:val="000000"/>
+        </w:rPr>
+        <w:t/>
       </w:r>
       <w:r>
         <w:rPr>
@@ -2178,7 +2178,7 @@
           <w:lang w:val="es-ES" w:eastAsia="es-ES"/>
           <w14:ligatures w14:val="none"/>
         </w:rPr>
-        <w:t xml:space="preserve"> </w:t>
+        <w:t xml:space="preserve"/>
       </w:r>
       <w:r>
         <w:rPr>
@@ -2188,7 +2188,7 @@
           <w:lang w:val="es-ES" w:eastAsia="es-ES"/>
           <w14:ligatures w14:val="none"/>
         </w:rPr>
-        <w:t xml:space="preserve">aplicando </w:t>
+        <w:t xml:space="preserve"/>
       </w:r>
       <w:r>
         <w:rPr>
@@ -2198,7 +2198,7 @@
           <w:lang w:val="es-ES" w:eastAsia="es-ES"/>
           <w14:ligatures w14:val="none"/>
         </w:rPr>
-        <w:t>el</w:t>
+        <w:t/>
       </w:r>
       <w:r>
         <w:rPr>
@@ -2208,7 +2208,7 @@
           <w:lang w:val="es-ES" w:eastAsia="es-ES"/>
           <w14:ligatures w14:val="none"/>
         </w:rPr>
-        <w:t xml:space="preserve"> deducible</w:t>
+        <w:t xml:space="preserve"/>
       </w:r>
       <w:r>
         <w:rPr>
@@ -2218,7 +2218,7 @@
           <w:lang w:val="es-ES" w:eastAsia="es-ES"/>
           <w14:ligatures w14:val="none"/>
         </w:rPr>
-        <w:t xml:space="preserve"> de </w:t>
+        <w:t xml:space="preserve"/>
       </w:r>
       <w:r>
         <w:rPr>
@@ -2228,7 +2228,7 @@
           <w:lang w:val="es-ES" w:eastAsia="es-ES"/>
           <w14:ligatures w14:val="none"/>
         </w:rPr>
-        <w:t xml:space="preserve"> cobertura de</w:t>
+        <w:t xml:space="preserve"/>
       </w:r>
       <w:r>
         <w:rPr>
@@ -2238,7 +2238,7 @@
           <w:lang w:val="es-ES" w:eastAsia="es-ES"/>
           <w14:ligatures w14:val="none"/>
         </w:rPr>
-        <w:t xml:space="preserve"> "riesgos de la naturaleza"</w:t>
+        <w:t xml:space="preserve"/>
       </w:r>
       <w:r>
         <w:rPr>
@@ -2248,7 +2248,7 @@
           <w:lang w:val="es-ES" w:eastAsia="es-ES"/>
           <w14:ligatures w14:val="none"/>
         </w:rPr>
-        <w:t xml:space="preserve">; (ii) </w:t>
+        <w:t xml:space="preserve"/>
       </w:r>
       <w:r>
         <w:rPr>
@@ -2258,7 +2258,7 @@
           <w:lang w:val="es-ES" w:eastAsia="es-ES"/>
           <w14:ligatures w14:val="none"/>
         </w:rPr>
-        <w:t>cubrir el monto total para la reparación de el inmueble</w:t>
+        <w:t/>
       </w:r>
       <w:r>
         <w:rPr>
@@ -2268,7 +2268,7 @@
           <w:lang w:val="es-ES" w:eastAsia="es-ES"/>
           <w14:ligatures w14:val="none"/>
         </w:rPr>
-        <w:t xml:space="preserve"> asegurado</w:t>
+        <w:t xml:space="preserve"/>
       </w:r>
       <w:r>
         <w:rPr>
@@ -2278,7 +2278,7 @@
           <w:lang w:val="es-ES" w:eastAsia="es-ES"/>
           <w14:ligatures w14:val="none"/>
         </w:rPr>
-        <w:t>, establecido en el presupuesto del informe pericial</w:t>
+        <w:t/>
       </w:r>
       <w:r>
         <w:rPr>
@@ -2288,7 +2288,7 @@
           <w:lang w:val="es-ES" w:eastAsia="es-ES"/>
           <w14:ligatures w14:val="none"/>
         </w:rPr>
-        <w:t>; (iii)</w:t>
+        <w:t/>
       </w:r>
       <w:r>
         <w:rPr>
@@ -2298,7 +2298,7 @@
           <w:lang w:val="es-ES" w:eastAsia="es-ES"/>
           <w14:ligatures w14:val="none"/>
         </w:rPr>
-        <w:t xml:space="preserve"> </w:t>
+        <w:t xml:space="preserve"/>
       </w:r>
       <w:r>
         <w:rPr>
@@ -2308,7 +2308,7 @@
           <w:lang w:val="es-ES" w:eastAsia="es-ES"/>
           <w14:ligatures w14:val="none"/>
         </w:rPr>
-        <w:t xml:space="preserve">pagar </w:t>
+        <w:t xml:space="preserve"/>
       </w:r>
       <w:r>
         <w:rPr>
@@ -2318,21 +2318,21 @@
           <w:lang w:val="es-ES" w:eastAsia="es-ES"/>
           <w14:ligatures w14:val="none"/>
         </w:rPr>
-        <w:t xml:space="preserve">los intereses legales moratorios correspondientes, aplicando la tasa de promedio para las operaciones activas en el Perú, en la moneda en que se encuentre expresado el contrato de </w:t>
-      </w:r>
-      <w:r>
-        <w:rPr>
-          <w:rFonts w:ascii="Arial Narrow" w:eastAsia="Arial Narrow" w:hAnsi="Arial Narrow"/>
-          <w:color w:val="000000"/>
-        </w:rPr>
-        <w:t xml:space="preserve">Seguro </w:t>
-      </w:r>
-      <w:r>
-        <w:rPr>
-          <w:rFonts w:ascii="Arial Narrow" w:eastAsia="Arial Narrow" w:hAnsi="Arial Narrow"/>
-          <w:color w:val="000000"/>
-        </w:rPr>
-        <w:t>de Inmueble</w:t>
+        <w:t xml:space="preserve"/>
+      </w:r>
+      <w:r>
+        <w:rPr>
+          <w:rFonts w:ascii="Arial Narrow" w:eastAsia="Arial Narrow" w:hAnsi="Arial Narrow"/>
+          <w:color w:val="000000"/>
+        </w:rPr>
+        <w:t xml:space="preserve"/>
+      </w:r>
+      <w:r>
+        <w:rPr>
+          <w:rFonts w:ascii="Arial Narrow" w:eastAsia="Arial Narrow" w:hAnsi="Arial Narrow"/>
+          <w:color w:val="000000"/>
+        </w:rPr>
+        <w:t/>
       </w:r>
       <w:r>
         <w:rPr>
@@ -2342,7 +2342,7 @@
           <w:lang w:val="es-ES" w:eastAsia="es-ES"/>
           <w14:ligatures w14:val="none"/>
         </w:rPr>
-        <w:t xml:space="preserve"> </w:t>
+        <w:t xml:space="preserve"/>
       </w:r>
       <w:r>
         <w:rPr>
@@ -2352,7 +2352,7 @@
           <w:lang w:val="es-ES" w:eastAsia="es-ES"/>
           <w14:ligatures w14:val="none"/>
         </w:rPr>
-        <w:t>por todo el tiempo de la mor</w:t>
+        <w:t/>
       </w:r>
       <w:r>
         <w:rPr>
@@ -2362,7 +2362,7 @@
           <w:lang w:val="es-ES" w:eastAsia="es-ES"/>
           <w14:ligatures w14:val="none"/>
         </w:rPr>
-        <w:t xml:space="preserve">a; (iv) cubrir </w:t>
+        <w:t xml:space="preserve"/>
       </w:r>
       <w:r>
         <w:rPr>
@@ -2372,7 +2372,7 @@
           <w:lang w:val="es-ES" w:eastAsia="es-ES"/>
           <w14:ligatures w14:val="none"/>
         </w:rPr>
-        <w:t xml:space="preserve">el integro de los honorarios profesionales </w:t>
+        <w:t xml:space="preserve"/>
       </w:r>
       <w:r>
         <w:rPr>
@@ -2382,7 +2382,7 @@
           <w:lang w:val="es-ES" w:eastAsia="es-ES"/>
           <w14:ligatures w14:val="none"/>
         </w:rPr>
-        <w:t>correspondiente a la elaboración del</w:t>
+        <w:t/>
       </w:r>
       <w:r>
         <w:rPr>
@@ -2392,7 +2392,7 @@
           <w:lang w:val="es-ES" w:eastAsia="es-ES"/>
           <w14:ligatures w14:val="none"/>
         </w:rPr>
-        <w:t xml:space="preserve"> </w:t>
+        <w:t xml:space="preserve"/>
       </w:r>
       <w:r>
         <w:rPr>
@@ -2402,7 +2402,7 @@
           <w:lang w:val="es-ES" w:eastAsia="es-ES"/>
           <w14:ligatures w14:val="none"/>
         </w:rPr>
-        <w:t xml:space="preserve">informe técnico </w:t>
+        <w:t xml:space="preserve"/>
       </w:r>
       <w:r>
         <w:rPr>
@@ -2412,7 +2412,7 @@
           <w:lang w:val="es-ES" w:eastAsia="es-ES"/>
           <w14:ligatures w14:val="none"/>
         </w:rPr>
-        <w:t>de</w:t>
+        <w:t/>
       </w:r>
       <w:r>
         <w:rPr>
@@ -2422,7 +2422,7 @@
           <w:lang w:val="es-ES" w:eastAsia="es-ES"/>
           <w14:ligatures w14:val="none"/>
         </w:rPr>
-        <w:t>l</w:t>
+        <w:t/>
       </w:r>
       <w:r>
         <w:rPr>
@@ -2432,7 +2432,7 @@
           <w:lang w:val="es-ES" w:eastAsia="es-ES"/>
           <w14:ligatures w14:val="none"/>
         </w:rPr>
-        <w:t xml:space="preserve"> 10 de agosto de 2025 y </w:t>
+        <w:t xml:space="preserve"/>
       </w:r>
       <w:r>
         <w:rPr>
@@ -2442,7 +2442,7 @@
           <w:lang w:val="es-ES" w:eastAsia="es-ES"/>
           <w14:ligatures w14:val="none"/>
         </w:rPr>
-        <w:t>correspondiente a la elaboración del</w:t>
+        <w:t/>
       </w:r>
       <w:r>
         <w:rPr>
@@ -2452,7 +2452,7 @@
           <w:lang w:val="es-ES" w:eastAsia="es-ES"/>
           <w14:ligatures w14:val="none"/>
         </w:rPr>
-        <w:t xml:space="preserve"> </w:t>
+        <w:t xml:space="preserve"/>
       </w:r>
       <w:r>
         <w:rPr>
@@ -2462,7 +2462,7 @@
           <w:lang w:val="es-ES" w:eastAsia="es-ES"/>
           <w14:ligatures w14:val="none"/>
         </w:rPr>
-        <w:t xml:space="preserve">informe pericial </w:t>
+        <w:t xml:space="preserve"/>
       </w:r>
       <w:r>
         <w:rPr>
@@ -2472,7 +2472,7 @@
           <w:lang w:val="es-ES" w:eastAsia="es-ES"/>
           <w14:ligatures w14:val="none"/>
         </w:rPr>
-        <w:t>de</w:t>
+        <w:t/>
       </w:r>
       <w:r>
         <w:rPr>
@@ -2482,7 +2482,7 @@
           <w:lang w:val="es-ES" w:eastAsia="es-ES"/>
           <w14:ligatures w14:val="none"/>
         </w:rPr>
-        <w:t>l</w:t>
+        <w:t/>
       </w:r>
       <w:r>
         <w:rPr>
@@ -2492,7 +2492,7 @@
           <w:lang w:val="es-ES" w:eastAsia="es-ES"/>
           <w14:ligatures w14:val="none"/>
         </w:rPr>
-        <w:t xml:space="preserve"> 15 de junio de 2026</w:t>
+        <w:t xml:space="preserve"/>
       </w:r>
       <w:r>
         <w:rPr>
@@ -2502,7 +2502,7 @@
           <w:lang w:val="es-ES" w:eastAsia="es-ES"/>
           <w14:ligatures w14:val="none"/>
         </w:rPr>
-        <w:t xml:space="preserve">; (v) </w:t>
+        <w:t xml:space="preserve"/>
       </w:r>
       <w:r>
         <w:rPr>
@@ -2512,7 +2512,7 @@
           <w:lang w:val="es-ES" w:eastAsia="es-ES"/>
           <w14:ligatures w14:val="none"/>
         </w:rPr>
-        <w:t>cubrir el costo de hospedaje presupuestado en la suma de US$ 3 600,00, por los dos</w:t>
+        <w:t/>
       </w:r>
       <w:r>
         <w:rPr>
@@ -2522,7 +2522,7 @@
           <w:lang w:val="es-ES" w:eastAsia="es-ES"/>
           <w14:ligatures w14:val="none"/>
         </w:rPr>
-        <w:t xml:space="preserve"> (2)</w:t>
+        <w:t xml:space="preserve"/>
       </w:r>
       <w:r>
         <w:rPr>
@@ -2532,7 +2532,7 @@
           <w:lang w:val="es-ES" w:eastAsia="es-ES"/>
           <w14:ligatures w14:val="none"/>
         </w:rPr>
-        <w:t xml:space="preserve"> meses de trabajo de reparación </w:t>
+        <w:t xml:space="preserve"/>
       </w:r>
       <w:r>
         <w:rPr>
@@ -2542,7 +2542,7 @@
           <w:lang w:val="es-ES" w:eastAsia="es-ES"/>
           <w14:ligatures w14:val="none"/>
         </w:rPr>
-        <w:t xml:space="preserve">del inmueble asegurado; (vi) </w:t>
+        <w:t xml:space="preserve"/>
       </w:r>
       <w:r>
         <w:rPr>
@@ -2552,7 +2552,7 @@
           <w:lang w:val="es-ES" w:eastAsia="es-ES"/>
           <w14:ligatures w14:val="none"/>
         </w:rPr>
-        <w:t xml:space="preserve">cubrir el íntegro del costo del </w:t>
+        <w:t xml:space="preserve"/>
       </w:r>
       <w:r>
         <w:rPr>
@@ -2562,7 +2562,7 @@
           <w:lang w:val="es-ES" w:eastAsia="es-ES"/>
           <w14:ligatures w14:val="none"/>
         </w:rPr>
-        <w:t>televisor</w:t>
+        <w:t/>
       </w:r>
       <w:r>
         <w:rPr>
@@ -2572,7 +2572,7 @@
           <w:lang w:val="es-ES" w:eastAsia="es-ES"/>
           <w14:ligatures w14:val="none"/>
         </w:rPr>
-        <w:t xml:space="preserve"> dañado a raíz del sismo del 15 de junio, conforme a la Boleta electrónica BTV1-2471399, de 8 de agosto de 2019, en la suma de S/ 1 099,00.</w:t>
+        <w:t xml:space="preserve"/>
       </w:r>
       <w:r>
         <w:rPr>
@@ -2582,7 +2582,7 @@
           <w:lang w:val="es-ES" w:eastAsia="es-ES"/>
           <w14:ligatures w14:val="none"/>
         </w:rPr>
-        <w:t xml:space="preserve"> Por otra parte, </w:t>
+        <w:t xml:space="preserve"/>
       </w:r>
       <w:r>
         <w:rPr>
@@ -2592,7 +2592,7 @@
           <w:lang w:val="es-ES" w:eastAsia="es-ES"/>
           <w14:ligatures w14:val="none"/>
         </w:rPr>
-        <w:t xml:space="preserve">solicito se sirva poner en conocimiento de lo resuelto a la </w:t>
+        <w:t xml:space="preserve"/>
       </w:r>
       <w:r>
         <w:rPr>
@@ -2602,7 +2602,7 @@
           <w:lang w:val="es-ES" w:eastAsia="es-ES"/>
           <w14:ligatures w14:val="none"/>
         </w:rPr>
-        <w:t>Superintendencia de Banca, Seguros y Administradora de Fondos de Pensiones</w:t>
+        <w:t/>
       </w:r>
       <w:r>
         <w:rPr>
@@ -2612,7 +2612,7 @@
           <w:lang w:val="es-ES" w:eastAsia="es-ES"/>
           <w14:ligatures w14:val="none"/>
         </w:rPr>
-        <w:t xml:space="preserve"> </w:t>
+        <w:t xml:space="preserve"/>
       </w:r>
       <w:r>
         <w:rPr>
@@ -2622,7 +2622,7 @@
           <w:lang w:val="es-ES" w:eastAsia="es-ES"/>
           <w14:ligatures w14:val="none"/>
         </w:rPr>
-        <w:t xml:space="preserve">a fin de que adopte las medidas para las sanciones que se determinen contra los dos </w:t>
+        <w:t xml:space="preserve"/>
       </w:r>
       <w:r>
         <w:rPr>
@@ -2632,7 +2632,7 @@
           <w:lang w:val="es-ES" w:eastAsia="es-ES"/>
           <w14:ligatures w14:val="none"/>
         </w:rPr>
-        <w:t xml:space="preserve">(2) </w:t>
+        <w:t xml:space="preserve"/>
       </w:r>
       <w:r>
         <w:rPr>
@@ -2642,7 +2642,7 @@
           <w:lang w:val="es-ES" w:eastAsia="es-ES"/>
           <w14:ligatures w14:val="none"/>
         </w:rPr>
-        <w:t>ajustadores, debiendo remitir copias certificadas de todo lo actuado</w:t>
+        <w:t/>
       </w:r>
       <w:r>
         <w:rPr>
@@ -2652,14 +2652,14 @@
           <w:lang w:val="es-ES" w:eastAsia="es-ES"/>
           <w14:ligatures w14:val="none"/>
         </w:rPr>
-        <w:t>. Asimismo, requirió el reembolso de costos y costas del presente procedimiento</w:t>
-      </w:r>
-      <w:r>
-        <w:rPr>
-          <w:rFonts w:ascii="Arial Narrow" w:eastAsia="Arial Narrow" w:hAnsi="Arial Narrow"/>
-          <w:color w:val="000000"/>
-        </w:rPr>
-        <w:t>.</w:t>
+        <w:t/>
+      </w:r>
+      <w:r>
+        <w:rPr>
+          <w:rFonts w:ascii="Arial Narrow" w:eastAsia="Arial Narrow" w:hAnsi="Arial Narrow"/>
+          <w:color w:val="000000"/>
+        </w:rPr>
+        <w:t/>
       </w:r>
     </w:p>
     <w:p>
@@ -3449,14 +3449,14 @@
           <w:b/>
           <w:color w:val="000000"/>
         </w:rPr>
-        <w:t xml:space="preserve">PRIMERO: </w:t>
-      </w:r>
-      <w:r>
-        <w:rPr>
-          <w:rFonts w:ascii="Arial Narrow" w:eastAsia="Arial Narrow" w:hAnsi="Arial Narrow"/>
-          <w:color w:val="000000"/>
-        </w:rPr>
-        <w:t xml:space="preserve">admitir a trámite la denuncia del 30 de junio de 2026 interpuesta por Jaime Ronald Mendoza Ganoza contra Pacífico Compañía de Seguros y Reaseguros S.A., </w:t>
+        <w:t xml:space="preserve">PRIMERO: admitir a trámite la denuncia del 30 de junio de 2026 interpuesta por [DENUNCIANTE] contra Pacífico Compañía de Seguros y Reaseguros S.A., por lo siguiente:</w:t>
+      </w:r>
+      <w:r>
+        <w:rPr>
+          <w:rFonts w:ascii="Arial Narrow" w:eastAsia="Arial Narrow" w:hAnsi="Arial Narrow"/>
+          <w:color w:val="000000"/>
+        </w:rPr>
+        <w:t xml:space="preserve"/>
       </w:r>
       <w:bookmarkStart w:id="13" w:name="_Hlk215062067"/>
       <w:r>
@@ -3468,7 +3468,7 @@
           <w:lang w:eastAsia="es-PE"/>
           <w14:ligatures w14:val="none"/>
         </w:rPr>
-        <w:t>por lo siguiente:</w:t>
+        <w:t/>
       </w:r>
     </w:p>
     <w:p>
@@ -4636,28 +4636,28 @@
           <w:b/>
           <w:color w:val="000000"/>
         </w:rPr>
-        <w:t xml:space="preserve">DÉCIMO: </w:t>
-      </w:r>
-      <w:r>
-        <w:rPr>
-          <w:rFonts w:ascii="Arial Narrow" w:eastAsia="Arial Narrow" w:hAnsi="Arial Narrow"/>
-          <w:color w:val="000000"/>
-        </w:rPr>
-        <w:t xml:space="preserve">requerir al señor </w:t>
-      </w:r>
-      <w:r>
-        <w:rPr>
-          <w:rFonts w:ascii="Arial Narrow" w:eastAsia="Arial Narrow" w:hAnsi="Arial Narrow"/>
-          <w:color w:val="000000"/>
-        </w:rPr>
-        <w:t xml:space="preserve">Jaime Ronald Mendoza Ganoza </w:t>
-      </w:r>
-      <w:r>
-        <w:rPr>
-          <w:rFonts w:ascii="Arial Narrow" w:eastAsia="Arial Narrow" w:hAnsi="Arial Narrow"/>
-          <w:color w:val="000000"/>
-        </w:rPr>
-        <w:t xml:space="preserve">para que, dentro del plazo de dos (2) días hábiles siguientes a la fecha en que reciba la notificació en sus bandeja de correo electrónico, efectúe la confirmación de recepción de la notificación remitida por este despacho a su correo electrónico, de conformidad con el segundo párrafo del numeral 4 del artículo 20 del Texto Único Ordenado de la Ley del Procedimiento Administrativo General, aprobado mediante Decreto Supremo 006-2026-JUS, bajo </w:t>
+        <w:t xml:space="preserve">DÉCIMO: requerir al señor [DENUNCIANTE] para que, dentro del plazo de dos (2) días hábiles siguientes a la fecha en que reciba la notificació en sus bandeja de correo electrónico, efectúe la confirmación de recepción de la notificación remitida por este despacho a su correo electrónico, de conformidad con el segundo párrafo del numeral 4 del artículo 20 del Texto Único Ordenado de la Ley del Procedimiento Administrativo General, aprobado mediante Decreto Supremo 006-2026-JUS, bajo apercibimiento de rehacer el acto de notificación y notificarles conforme al numeral 1 del artículo 20 del citado cuerpo normativo.</w:t>
+      </w:r>
+      <w:r>
+        <w:rPr>
+          <w:rFonts w:ascii="Arial Narrow" w:eastAsia="Arial Narrow" w:hAnsi="Arial Narrow"/>
+          <w:color w:val="000000"/>
+        </w:rPr>
+        <w:t xml:space="preserve"/>
+      </w:r>
+      <w:r>
+        <w:rPr>
+          <w:rFonts w:ascii="Arial Narrow" w:eastAsia="Arial Narrow" w:hAnsi="Arial Narrow"/>
+          <w:color w:val="000000"/>
+        </w:rPr>
+        <w:t xml:space="preserve"/>
+      </w:r>
+      <w:r>
+        <w:rPr>
+          <w:rFonts w:ascii="Arial Narrow" w:eastAsia="Arial Narrow" w:hAnsi="Arial Narrow"/>
+          <w:color w:val="000000"/>
+        </w:rPr>
+        <w:t xml:space="preserve"/>
       </w:r>
       <w:r>
         <w:rPr>
@@ -4665,7 +4665,7 @@
           <w:color w:val="000000"/>
         </w:rPr>
         <w:lastRenderedPageBreak/>
-        <w:t>apercibimiento de rehacer el acto de notificación y notificarles conforme al numeral 1 del artículo 20 del citado cuerpo normativo</w:t>
+        <w:t/>
       </w:r>
       <w:r>
         <w:rPr>
@@ -4680,7 +4680,7 @@
           <w:rFonts w:ascii="Arial Narrow" w:eastAsia="Arial Narrow" w:hAnsi="Arial Narrow"/>
           <w:color w:val="000000"/>
         </w:rPr>
-        <w:t>.</w:t>
+        <w:t/>
       </w:r>
     </w:p>
     <w:p>

--- a/plantillas_maestras/06_seguro_hogar_e_inmuebles/falta_atencion_o_demora_reclamo/2_o_mas_ddos_varios/varon/TPL_2381_2026_SEGURO_HOGAR_E_INMUEBLES_FALTA_ATENCION_O_DEMORA_RECLAMO_ASEGURADORA_VARON_R1.docx
+++ b/plantillas_maestras/06_seguro_hogar_e_inmuebles/falta_atencion_o_demora_reclamo/2_o_mas_ddos_varios/varon/TPL_2381_2026_SEGURO_HOGAR_E_INMUEBLES_FALTA_ATENCION_O_DEMORA_RECLAMO_ASEGURADORA_VARON_R1.docx
@@ -412,6 +412,7 @@
           <w:rStyle w:val="Refdenotaalpie"/>
           <w:rFonts w:ascii="Arial Narrow" w:eastAsia="Arial Narrow" w:hAnsi="Arial Narrow"/>
           <w:color w:val="000000"/>
+          <w:vertAlign w:val="superscript"/>
         </w:rPr>
         <w:footnoteReference w:id="1"/>
       </w:r>
@@ -2774,6 +2775,7 @@
       </w:r>
       <w:r>
         <w:rPr>
+          <w:rStyle w:val="Refdenotaalpie"/>
           <w:rFonts w:ascii="Arial Narrow" w:eastAsia="Arial Narrow" w:hAnsi="Arial Narrow" w:cs="Arial Narrow"/>
           <w:kern w:val="0"/>
           <w:vertAlign w:val="superscript"/>
@@ -2840,6 +2842,7 @@
       <w:bookmarkEnd w:id="4"/>
       <w:r>
         <w:rPr>
+          <w:rStyle w:val="Refdenotaalpie"/>
           <w:rFonts w:ascii="Arial Narrow" w:eastAsia="Arial Narrow" w:hAnsi="Arial Narrow" w:cs="Arial"/>
           <w:kern w:val="0"/>
           <w:vertAlign w:val="superscript"/>
@@ -3037,6 +3040,7 @@
       <w:bookmarkEnd w:id="9"/>
       <w:r>
         <w:rPr>
+          <w:rStyle w:val="Refdenotaalpie"/>
           <w:rFonts w:ascii="Arial Narrow" w:eastAsia="Arial Narrow" w:hAnsi="Arial Narrow" w:cs="Arial"/>
           <w:bCs/>
           <w:color w:val="000000"/>
@@ -3107,6 +3111,7 @@
       </w:r>
       <w:r>
         <w:rPr>
+          <w:rStyle w:val="Refdenotaalpie"/>
           <w:rFonts w:ascii="Arial Narrow" w:eastAsia="Arial Narrow" w:hAnsi="Arial Narrow" w:cs="Arial Narrow"/>
           <w:color w:val="000000"/>
           <w:kern w:val="0"/>
@@ -3976,6 +3981,7 @@
       </w:r>
       <w:r>
         <w:rPr>
+          <w:rStyle w:val="Refdenotaalpie"/>
           <w:rFonts w:ascii="Arial Narrow" w:eastAsia="Arial Narrow" w:hAnsi="Arial Narrow" w:cs="Arial"/>
           <w:color w:val="000000"/>
           <w:kern w:val="0"/>
@@ -4005,6 +4011,7 @@
       </w:r>
       <w:r>
         <w:rPr>
+          <w:rStyle w:val="Refdenotaalpie"/>
           <w:rFonts w:ascii="Arial Narrow" w:eastAsia="Arial Narrow" w:hAnsi="Arial Narrow" w:cs="Arial"/>
           <w:color w:val="000000"/>
           <w:spacing w:val="-2"/>
@@ -4280,6 +4287,7 @@
       </w:r>
       <w:r>
         <w:rPr>
+          <w:rStyle w:val="Refdenotaalpie"/>
           <w:rFonts w:ascii="Arial Narrow" w:eastAsia="Arial Narrow" w:hAnsi="Arial Narrow" w:cs="Times New Roman"/>
           <w:color w:val="000000"/>
           <w:kern w:val="0"/>
@@ -4312,6 +4320,7 @@
       </w:r>
       <w:r>
         <w:rPr>
+          <w:rStyle w:val="Refdenotaalpie"/>
           <w:rFonts w:ascii="Arial Narrow" w:eastAsia="Arial Narrow" w:hAnsi="Arial Narrow" w:cs="Times New Roman"/>
           <w:color w:val="000000"/>
           <w:kern w:val="0"/>
@@ -4355,6 +4364,7 @@
       </w:r>
       <w:r>
         <w:rPr>
+          <w:rStyle w:val="Refdenotaalpie"/>
           <w:rFonts w:ascii="Arial Narrow" w:eastAsia="Arial Narrow" w:hAnsi="Arial Narrow" w:cs="Times New Roman"/>
           <w:color w:val="000000"/>
           <w:kern w:val="0"/>
@@ -4498,6 +4508,7 @@
       </w:r>
       <w:r>
         <w:rPr>
+          <w:rStyle w:val="Refdenotaalpie"/>
           <w:rFonts w:ascii="Arial Narrow" w:eastAsia="Arial Narrow" w:hAnsi="Arial Narrow" w:cs="Arial"/>
           <w:color w:val="000000"/>
           <w:kern w:val="0"/>
@@ -4672,6 +4683,7 @@
           <w:rStyle w:val="Refdenotaalpie"/>
           <w:rFonts w:ascii="Arial Narrow" w:eastAsia="Arial Narrow" w:hAnsi="Arial Narrow"/>
           <w:color w:val="000000"/>
+          <w:vertAlign w:val="superscript"/>
         </w:rPr>
         <w:footnoteReference w:id="12"/>
       </w:r>
@@ -5040,7 +5052,7 @@
         <w:ind w:left="567" w:hanging="567"/>
         <w:jc w:val="both"/>
         <w:rPr>
-          <w:rFonts w:ascii="Arial" w:hAnsi="Arial" w:cs="Arial"/>
+          <w:rFonts w:ascii="Arial Narrow" w:hAnsi="Arial Narrow" w:cs="Arial"/>
           <w:sz w:val="16"/>
           <w:lang w:val="es-419"/>
         </w:rPr>
@@ -5050,12 +5062,13 @@
           <w:rStyle w:val="Refdenotaalpie"/>
           <w:rFonts w:ascii="Arial Narrow" w:hAnsi="Arial Narrow" w:cs="Arial"/>
           <w:sz w:val="16"/>
+          <w:vertAlign w:val="superscript"/>
         </w:rPr>
         <w:footnoteRef/>
       </w:r>
       <w:r>
         <w:rPr>
-          <w:rFonts w:ascii="Arial" w:hAnsi="Arial" w:cs="Arial"/>
+          <w:rFonts w:ascii="Arial Narrow" w:hAnsi="Arial Narrow" w:cs="Arial"/>
           <w:sz w:val="16"/>
         </w:rPr>
         <w:t xml:space="preserve"> </w:t>
@@ -5094,6 +5107,7 @@
           <w:rFonts w:ascii="Arial Narrow" w:hAnsi="Arial Narrow" w:cs="Arial"/>
           <w:sz w:val="16"/>
           <w:szCs w:val="16"/>
+          <w:vertAlign w:val="superscript"/>
         </w:rPr>
         <w:footnoteRef/>
       </w:r>
@@ -5347,6 +5361,7 @@
           <w:rFonts w:ascii="Arial Narrow" w:hAnsi="Arial Narrow"/>
           <w:sz w:val="16"/>
           <w:szCs w:val="16"/>
+          <w:vertAlign w:val="superscript"/>
         </w:rPr>
         <w:footnoteRef/>
       </w:r>
@@ -5530,6 +5545,7 @@
           <w:rFonts w:ascii="Arial Narrow" w:hAnsi="Arial Narrow"/>
           <w:sz w:val="16"/>
           <w:szCs w:val="16"/>
+          <w:vertAlign w:val="superscript"/>
         </w:rPr>
         <w:footnoteRef/>
       </w:r>
@@ -5646,12 +5662,13 @@
           <w:rFonts w:ascii="Arial Narrow" w:hAnsi="Arial Narrow" w:cs="Arial"/>
           <w:sz w:val="16"/>
           <w:szCs w:val="16"/>
+          <w:vertAlign w:val="superscript"/>
         </w:rPr>
         <w:footnoteRef/>
       </w:r>
       <w:r>
         <w:rPr>
-          <w:rFonts w:ascii="Arial" w:hAnsi="Arial" w:cs="Arial"/>
+          <w:rFonts w:ascii="Arial Narrow" w:hAnsi="Arial Narrow" w:cs="Arial"/>
           <w:b/>
           <w:sz w:val="16"/>
         </w:rPr>
@@ -5748,7 +5765,7 @@
         <w:ind w:left="567"/>
         <w:jc w:val="both"/>
         <w:rPr>
-          <w:rFonts w:ascii="Arial" w:eastAsia="Arial Narrow" w:hAnsi="Arial" w:cs="Arial"/>
+          <w:rFonts w:ascii="Arial Narrow" w:eastAsia="Arial Narrow" w:hAnsi="Arial Narrow" w:cs="Arial"/>
           <w:sz w:val="16"/>
         </w:rPr>
       </w:pPr>
@@ -5772,7 +5789,7 @@
         <w:ind w:left="567" w:hanging="567"/>
         <w:jc w:val="both"/>
         <w:rPr>
-          <w:rFonts w:ascii="Arial" w:hAnsi="Arial" w:cs="Arial"/>
+          <w:rFonts w:ascii="Arial Narrow" w:hAnsi="Arial Narrow" w:cs="Arial"/>
           <w:sz w:val="16"/>
         </w:rPr>
       </w:pPr>
@@ -5782,12 +5799,13 @@
           <w:rFonts w:ascii="Arial Narrow" w:hAnsi="Arial Narrow" w:cs="Arial"/>
           <w:sz w:val="16"/>
           <w:szCs w:val="16"/>
+          <w:vertAlign w:val="superscript"/>
         </w:rPr>
         <w:footnoteRef/>
       </w:r>
       <w:r>
         <w:rPr>
-          <w:rFonts w:ascii="Arial" w:hAnsi="Arial" w:cs="Arial"/>
+          <w:rFonts w:ascii="Arial Narrow" w:hAnsi="Arial Narrow" w:cs="Arial"/>
           <w:sz w:val="16"/>
         </w:rPr>
         <w:t xml:space="preserve"> </w:t>
@@ -5837,12 +5855,13 @@
           <w:rFonts w:ascii="Arial Narrow" w:hAnsi="Arial Narrow" w:cs="Arial"/>
           <w:sz w:val="16"/>
           <w:szCs w:val="16"/>
+          <w:vertAlign w:val="superscript"/>
         </w:rPr>
         <w:footnoteRef/>
       </w:r>
       <w:r>
         <w:rPr>
-          <w:rFonts w:ascii="Arial" w:hAnsi="Arial" w:cs="Arial"/>
+          <w:rFonts w:ascii="Arial Narrow" w:hAnsi="Arial Narrow" w:cs="Arial"/>
           <w:b/>
           <w:sz w:val="16"/>
         </w:rPr>
@@ -5921,7 +5940,7 @@
         <w:ind w:left="567"/>
         <w:jc w:val="both"/>
         <w:rPr>
-          <w:rFonts w:ascii="Arial" w:hAnsi="Arial" w:cs="Arial"/>
+          <w:rFonts w:ascii="Arial Narrow" w:hAnsi="Arial Narrow" w:cs="Arial"/>
           <w:bCs/>
           <w:sz w:val="16"/>
         </w:rPr>
@@ -5952,7 +5971,7 @@
       </w:pPr>
       <w:r>
         <w:rPr>
-          <w:rStyle w:val="TextonotapieCar"/>
+          <w:rStyle w:val="Refdenotaalpie"/>
           <w:rFonts w:ascii="Arial Narrow" w:hAnsi="Arial Narrow" w:cs="Arial"/>
           <w:sz w:val="16"/>
           <w:szCs w:val="16"/>
@@ -5962,7 +5981,7 @@
       </w:r>
       <w:r>
         <w:rPr>
-          <w:rFonts w:ascii="Arial" w:hAnsi="Arial" w:cs="Arial"/>
+          <w:rFonts w:ascii="Arial Narrow" w:hAnsi="Arial Narrow" w:cs="Arial"/>
           <w:b/>
           <w:sz w:val="16"/>
         </w:rPr>
@@ -6077,7 +6096,7 @@
         <w:ind w:left="567"/>
         <w:jc w:val="both"/>
         <w:rPr>
-          <w:rFonts w:ascii="Arial" w:eastAsia="Arial Narrow" w:hAnsi="Arial" w:cs="Arial"/>
+          <w:rFonts w:ascii="Arial Narrow" w:eastAsia="Arial Narrow" w:hAnsi="Arial Narrow" w:cs="Arial"/>
           <w:sz w:val="16"/>
         </w:rPr>
       </w:pPr>
@@ -6111,12 +6130,13 @@
           <w:rFonts w:ascii="Arial Narrow" w:hAnsi="Arial Narrow" w:cs="Arial"/>
           <w:sz w:val="16"/>
           <w:szCs w:val="16"/>
+          <w:vertAlign w:val="superscript"/>
         </w:rPr>
         <w:footnoteRef/>
       </w:r>
       <w:r>
         <w:rPr>
-          <w:rFonts w:ascii="Arial" w:hAnsi="Arial" w:cs="Arial"/>
+          <w:rFonts w:ascii="Arial Narrow" w:hAnsi="Arial Narrow" w:cs="Arial"/>
           <w:b/>
           <w:sz w:val="16"/>
         </w:rPr>
@@ -6707,7 +6727,7 @@
         <w:ind w:left="567"/>
         <w:jc w:val="both"/>
         <w:rPr>
-          <w:rFonts w:ascii="Arial" w:eastAsia="Arial Narrow" w:hAnsi="Arial" w:cs="Arial"/>
+          <w:rFonts w:ascii="Arial Narrow" w:eastAsia="Arial Narrow" w:hAnsi="Arial Narrow" w:cs="Arial"/>
           <w:sz w:val="16"/>
         </w:rPr>
       </w:pPr>
@@ -6741,12 +6761,13 @@
           <w:rFonts w:ascii="Arial Narrow" w:hAnsi="Arial Narrow" w:cs="Arial"/>
           <w:sz w:val="16"/>
           <w:szCs w:val="16"/>
+          <w:vertAlign w:val="superscript"/>
         </w:rPr>
         <w:footnoteRef/>
       </w:r>
       <w:r>
         <w:rPr>
-          <w:rFonts w:ascii="Arial" w:hAnsi="Arial" w:cs="Arial"/>
+          <w:rFonts w:ascii="Arial Narrow" w:hAnsi="Arial Narrow" w:cs="Arial"/>
           <w:b/>
           <w:sz w:val="16"/>
         </w:rPr>
@@ -6843,7 +6864,7 @@
         <w:ind w:left="567"/>
         <w:jc w:val="both"/>
         <w:rPr>
-          <w:rFonts w:ascii="Arial" w:hAnsi="Arial" w:cs="Arial"/>
+          <w:rFonts w:ascii="Arial Narrow" w:hAnsi="Arial Narrow" w:cs="Arial"/>
           <w:sz w:val="16"/>
         </w:rPr>
       </w:pPr>
@@ -6878,12 +6899,13 @@
           <w:bCs/>
           <w:sz w:val="16"/>
           <w:szCs w:val="16"/>
+          <w:vertAlign w:val="superscript"/>
         </w:rPr>
         <w:footnoteRef/>
       </w:r>
       <w:r>
         <w:rPr>
-          <w:rFonts w:ascii="Arial" w:hAnsi="Arial" w:cs="Arial"/>
+          <w:rFonts w:ascii="Arial Narrow" w:hAnsi="Arial Narrow" w:cs="Arial"/>
           <w:b/>
           <w:sz w:val="16"/>
         </w:rPr>
@@ -6906,7 +6928,7 @@
         <w:ind w:left="567"/>
         <w:jc w:val="both"/>
         <w:rPr>
-          <w:rFonts w:ascii="Arial" w:hAnsi="Arial" w:cs="Arial"/>
+          <w:rFonts w:ascii="Arial Narrow" w:hAnsi="Arial Narrow" w:cs="Arial"/>
           <w:sz w:val="16"/>
         </w:rPr>
       </w:pPr>
@@ -6948,12 +6970,13 @@
           <w:rStyle w:val="Refdenotaalpie"/>
           <w:rFonts w:ascii="Arial Narrow" w:hAnsi="Arial Narrow" w:cs="Arial"/>
           <w:sz w:val="16"/>
+          <w:vertAlign w:val="superscript"/>
         </w:rPr>
         <w:footnoteRef/>
       </w:r>
       <w:r>
         <w:rPr>
-          <w:rFonts w:ascii="Arial" w:hAnsi="Arial" w:cs="Arial"/>
+          <w:rFonts w:ascii="Arial Narrow" w:hAnsi="Arial Narrow" w:cs="Arial"/>
           <w:b/>
           <w:sz w:val="16"/>
         </w:rPr>
@@ -7039,7 +7062,7 @@
         <w:ind w:left="567"/>
         <w:jc w:val="both"/>
         <w:rPr>
-          <w:rFonts w:ascii="Arial" w:hAnsi="Arial" w:cs="Arial"/>
+          <w:rFonts w:ascii="Arial Narrow" w:hAnsi="Arial Narrow" w:cs="Arial"/>
           <w:sz w:val="16"/>
           <w:lang w:val="es-419"/>
         </w:rPr>
@@ -9418,6 +9441,17 @@
       <w:szCs w:val="20"/>
     </w:rPr>
   </w:style>
+  <w:style w:type="character" w:styleId="FootnoteReference">
+    <w:name w:val="footnote reference"/>
+    <w:basedOn w:val="Fuentedeprrafopredeter"/>
+    <w:uiPriority w:val="99"/>
+    <w:semiHidden/>
+    <w:unhideWhenUsed/>
+    <w:rPr>
+      <w:rFonts w:ascii="Arial Narrow" w:hAnsi="Arial Narrow"/>
+      <w:vertAlign w:val="superscript"/>
+    </w:rPr>
+  </w:style>
 </w:styles>
 </file>
 

--- a/plantillas_maestras/06_seguro_hogar_e_inmuebles/falta_atencion_o_demora_reclamo/2_o_mas_ddos_varios/varon/TPL_2381_2026_SEGURO_HOGAR_E_INMUEBLES_FALTA_ATENCION_O_DEMORA_RECLAMO_ASEGURADORA_VARON_R1.docx
+++ b/plantillas_maestras/06_seguro_hogar_e_inmuebles/falta_atencion_o_demora_reclamo/2_o_mas_ddos_varios/varon/TPL_2381_2026_SEGURO_HOGAR_E_INMUEBLES_FALTA_ATENCION_O_DEMORA_RECLAMO_ASEGURADORA_VARON_R1.docx
@@ -1,8 +1,8 @@
 
 <file path=word/document.xml><?xml version="1.0" encoding="utf-8"?>
-<w:document xmlns:wpc="http://schemas.microsoft.com/office/word/2010/wordprocessingCanvas" xmlns:cx="http://schemas.microsoft.com/office/drawing/2014/chartex" xmlns:cx1="http://schemas.microsoft.com/office/drawing/2015/9/8/chartex" xmlns:cx2="http://schemas.microsoft.com/office/drawing/2015/10/21/chartex" xmlns:cx3="http://schemas.microsoft.com/office/drawing/2016/5/9/chartex" xmlns:cx4="http://schemas.microsoft.com/office/drawing/2016/5/10/chartex" xmlns:cx5="http://schemas.microsoft.com/office/drawing/2016/5/11/chartex" xmlns:cx6="http://schemas.microsoft.com/office/drawing/2016/5/12/chartex" xmlns:cx7="http://schemas.microsoft.com/office/drawing/2016/5/13/chartex" xmlns:cx8="http://schemas.microsoft.com/office/drawing/2016/5/14/chartex" xmlns:mc="http://schemas.openxmlformats.org/markup-compatibility/2006" xmlns:aink="http://schemas.microsoft.com/office/drawing/2016/ink" xmlns:am3d="http://schemas.microsoft.com/office/drawing/2017/model3d" xmlns:o="urn:schemas-microsoft-com:office:office" xmlns:r="http://schemas.openxmlformats.org/officeDocument/2006/relationships" xmlns:m="http://schemas.openxmlformats.org/officeDocument/2006/math" xmlns:v="urn:schemas-microsoft-com:vml" xmlns:wp14="http://schemas.microsoft.com/office/word/2010/wordprocessingDrawing" xmlns:wp="http://schemas.openxmlformats.org/drawingml/2006/wordprocessingDrawing" xmlns:w10="urn:schemas-microsoft-com:office:word" xmlns:w="http://schemas.openxmlformats.org/wordprocessingml/2006/main" xmlns:w14="http://schemas.microsoft.com/office/word/2010/wordml" xmlns:w15="http://schemas.microsoft.com/office/word/2012/wordml" xmlns:w16cex="http://schemas.microsoft.com/office/word/2018/wordml/cex" xmlns:w16cid="http://schemas.microsoft.com/office/word/2016/wordml/cid" xmlns:w16="http://schemas.microsoft.com/office/word/2018/wordml" xmlns:w16sdtdh="http://schemas.microsoft.com/office/word/2020/wordml/sdtdatahash" xmlns:w16se="http://schemas.microsoft.com/office/word/2015/wordml/symex" xmlns:wpg="http://schemas.microsoft.com/office/word/2010/wordprocessingGroup" xmlns:wpi="http://schemas.microsoft.com/office/word/2010/wordprocessingInk" xmlns:wne="http://schemas.microsoft.com/office/word/2006/wordml" xmlns:wps="http://schemas.microsoft.com/office/word/2010/wordprocessingShape" mc:Ignorable="w14 w15 w16se w16cid w16 w16cex w16sdtdh wp14">
+<w:document xmlns:ns1="http://schemas.openxmlformats.org/markup-compatibility/2006" xmlns:ns2="http://schemas.microsoft.com/office/word/2010/wordml" xmlns:ns3="http://schemas.openxmlformats.org/officeDocument/2006/relationships" xmlns:w="http://schemas.openxmlformats.org/wordprocessingml/2006/main" ns1:Ignorable="w14 w15 w16se w16cid w16 w16cex w16sdtdh wp14">
   <w:body>
-    <w:p>
+    <w:p ns2:paraId="39D87DA0" ns2:textId="77777777">
       <w:pPr>
         <w:tabs>
           <w:tab w:val="left" w:pos="1701"/>
@@ -14,7 +14,7 @@
           <w:color w:val="000000"/>
           <w:kern w:val="0"/>
           <w:lang w:eastAsia="es-PE"/>
-          <w14:ligatures w14:val="none"/>
+          <ns2:ligatures ns2:val="none"/>
         </w:rPr>
       </w:pPr>
       <w:r>
@@ -44,7 +44,7 @@
         <w:t>2381-2026/CC1</w:t>
       </w:r>
     </w:p>
-    <w:p>
+    <w:p ns2:paraId="41583326" ns2:textId="77777777">
       <w:pPr>
         <w:tabs>
           <w:tab w:val="left" w:pos="1701"/>
@@ -59,7 +59,7 @@
           <w:color w:val="000000"/>
           <w:kern w:val="0"/>
           <w:lang w:eastAsia="es-PE"/>
-          <w14:ligatures w14:val="none"/>
+          <ns2:ligatures ns2:val="none"/>
         </w:rPr>
       </w:pPr>
       <w:r>
@@ -89,7 +89,7 @@
         <w:t/>
       </w:r>
     </w:p>
-    <w:p>
+    <w:p ns2:paraId="6FAF1257" ns2:textId="77777777">
       <w:pPr>
         <w:tabs>
           <w:tab w:val="left" w:pos="1701"/>
@@ -104,7 +104,7 @@
           <w:color w:val="000000"/>
           <w:kern w:val="0"/>
           <w:lang w:eastAsia="es-PE"/>
-          <w14:ligatures w14:val="none"/>
+          <ns2:ligatures ns2:val="none"/>
         </w:rPr>
       </w:pPr>
       <w:r>
@@ -134,7 +134,7 @@
         <w:t>PACÍFICO COMPAÑÍA DE SEGUROS Y REASEGUROS S.A. (PACÍFICO)</w:t>
       </w:r>
     </w:p>
-    <w:p>
+    <w:p ns2:paraId="2A5F9622" ns2:textId="6A6F7511">
       <w:pPr>
         <w:tabs>
           <w:tab w:val="left" w:pos="1701"/>
@@ -149,7 +149,7 @@
           <w:color w:val="000000"/>
           <w:kern w:val="0"/>
           <w:lang w:eastAsia="es-PE"/>
-          <w14:ligatures w14:val="none"/>
+          <ns2:ligatures ns2:val="none"/>
         </w:rPr>
       </w:pPr>
       <w:r>
@@ -159,7 +159,7 @@
           <w:color w:val="000000"/>
           <w:kern w:val="0"/>
           <w:lang w:eastAsia="es-PE"/>
-          <w14:ligatures w14:val="none"/>
+          <ns2:ligatures ns2:val="none"/>
         </w:rPr>
         <w:t>MATERIAS</w:t>
       </w:r>
@@ -170,7 +170,7 @@
           <w:color w:val="000000"/>
           <w:kern w:val="0"/>
           <w:lang w:eastAsia="es-PE"/>
-          <w14:ligatures w14:val="none"/>
+          <ns2:ligatures ns2:val="none"/>
         </w:rPr>
         <w:tab/>
         <w:t>:</w:t>
@@ -182,7 +182,7 @@
           <w:color w:val="000000"/>
           <w:kern w:val="0"/>
           <w:lang w:eastAsia="es-PE"/>
-          <w14:ligatures w14:val="none"/>
+          <ns2:ligatures ns2:val="none"/>
         </w:rPr>
         <w:t xml:space="preserve"> </w:t>
       </w:r>
@@ -193,7 +193,7 @@
           <w:color w:val="000000"/>
           <w:kern w:val="0"/>
           <w:lang w:eastAsia="es-PE"/>
-          <w14:ligatures w14:val="none"/>
+          <ns2:ligatures ns2:val="none"/>
         </w:rPr>
         <w:t xml:space="preserve"> </w:t>
       </w:r>
@@ -204,13 +204,13 @@
           <w:color w:val="000000"/>
           <w:kern w:val="0"/>
           <w:lang w:eastAsia="es-PE"/>
-          <w14:ligatures w14:val="none"/>
+          <ns2:ligatures ns2:val="none"/>
         </w:rPr>
         <w:tab/>
         <w:t>ADMISIÓN A TRÁMITE</w:t>
       </w:r>
     </w:p>
-    <w:p>
+    <w:p ns2:paraId="300F5A03" ns2:textId="77777777">
       <w:pPr>
         <w:tabs>
           <w:tab w:val="left" w:pos="1701"/>
@@ -225,7 +225,7 @@
           <w:color w:val="000000"/>
           <w:kern w:val="0"/>
           <w:lang w:eastAsia="es-PE"/>
-          <w14:ligatures w14:val="none"/>
+          <ns2:ligatures ns2:val="none"/>
         </w:rPr>
       </w:pPr>
       <w:r>
@@ -235,12 +235,12 @@
           <w:color w:val="000000"/>
           <w:kern w:val="0"/>
           <w:lang w:eastAsia="es-PE"/>
-          <w14:ligatures w14:val="none"/>
+          <ns2:ligatures ns2:val="none"/>
         </w:rPr>
         <w:t xml:space="preserve">REQUERIMIENTO DE INFORMACIÓN </w:t>
       </w:r>
     </w:p>
-    <w:p>
+    <w:p ns2:paraId="57FCFFC0" ns2:textId="77777777">
       <w:pPr>
         <w:tabs>
           <w:tab w:val="left" w:pos="1701"/>
@@ -254,7 +254,7 @@
           <w:color w:val="000000"/>
           <w:kern w:val="0"/>
           <w:lang w:eastAsia="es-PE"/>
-          <w14:ligatures w14:val="none"/>
+          <ns2:ligatures ns2:val="none"/>
         </w:rPr>
       </w:pPr>
       <w:r>
@@ -284,7 +284,7 @@
         <w:t>1</w:t>
       </w:r>
     </w:p>
-    <w:p>
+    <w:p ns2:paraId="1FEC60B6" ns2:textId="77777777">
       <w:pPr>
         <w:tabs>
           <w:tab w:val="left" w:pos="1014"/>
@@ -297,11 +297,11 @@
           <w:kern w:val="0"/>
           <w:shd w:val="clear" w:color="auto" w:fill="FFFFFF"/>
           <w:lang w:eastAsia="es-PE"/>
-          <w14:ligatures w14:val="none"/>
-        </w:rPr>
-      </w:pPr>
-    </w:p>
-    <w:p>
+          <ns2:ligatures ns2:val="none"/>
+        </w:rPr>
+      </w:pPr>
+    </w:p>
+    <w:p ns2:paraId="4A46F88A" ns2:textId="64999272">
       <w:pPr>
         <w:tabs>
           <w:tab w:val="left" w:pos="1014"/>
@@ -314,7 +314,7 @@
           <w:kern w:val="0"/>
           <w:shd w:val="clear" w:color="auto" w:fill="FFFFFF"/>
           <w:lang w:eastAsia="es-PE"/>
-          <w14:ligatures w14:val="none"/>
+          <ns2:ligatures ns2:val="none"/>
         </w:rPr>
       </w:pPr>
       <w:r>
@@ -325,7 +325,7 @@
         <w:t>Lima, 7 de agosto de 2026</w:t>
       </w:r>
     </w:p>
-    <w:p>
+    <w:p ns2:paraId="1FB9987B" ns2:textId="77777777">
       <w:pPr>
         <w:tabs>
           <w:tab w:val="left" w:pos="1014"/>
@@ -337,11 +337,11 @@
           <w:color w:val="000000"/>
           <w:kern w:val="0"/>
           <w:lang w:eastAsia="es-PE"/>
-          <w14:ligatures w14:val="none"/>
-        </w:rPr>
-      </w:pPr>
-    </w:p>
-    <w:p>
+          <ns2:ligatures ns2:val="none"/>
+        </w:rPr>
+      </w:pPr>
+    </w:p>
+    <w:p ns2:paraId="2E1B7210" ns2:textId="77777777">
       <w:pPr>
         <w:numPr>
           <w:ilvl w:val="0"/>
@@ -355,7 +355,7 @@
           <w:color w:val="000000"/>
           <w:kern w:val="0"/>
           <w:lang w:eastAsia="es-PE"/>
-          <w14:ligatures w14:val="none"/>
+          <ns2:ligatures ns2:val="none"/>
         </w:rPr>
       </w:pPr>
       <w:r>
@@ -365,12 +365,12 @@
           <w:color w:val="000000"/>
           <w:kern w:val="0"/>
           <w:lang w:eastAsia="es-PE"/>
-          <w14:ligatures w14:val="none"/>
+          <ns2:ligatures ns2:val="none"/>
         </w:rPr>
         <w:t xml:space="preserve">HECHOS </w:t>
       </w:r>
     </w:p>
-    <w:p>
+    <w:p ns2:paraId="6DF39F4F" ns2:textId="77777777">
       <w:pPr>
         <w:spacing w:after="0" w:line="240" w:lineRule="auto"/>
         <w:jc w:val="both"/>
@@ -379,11 +379,11 @@
           <w:color w:val="000000"/>
           <w:kern w:val="0"/>
           <w:lang w:eastAsia="es-PE"/>
-          <w14:ligatures w14:val="none"/>
-        </w:rPr>
-      </w:pPr>
-    </w:p>
-    <w:p>
+          <ns2:ligatures ns2:val="none"/>
+        </w:rPr>
+      </w:pPr>
+    </w:p>
+    <w:p ns2:paraId="36338F30" ns2:textId="7F8F6CC5">
       <w:pPr>
         <w:numPr>
           <w:ilvl w:val="1"/>
@@ -397,7 +397,7 @@
           <w:color w:val="000000"/>
           <w:kern w:val="0"/>
           <w:lang w:val="es-ES" w:eastAsia="es-ES"/>
-          <w14:ligatures w14:val="none"/>
+          <ns2:ligatures ns2:val="none"/>
         </w:rPr>
       </w:pPr>
       <w:r>
@@ -424,17 +424,17 @@
         <w:t/>
       </w:r>
     </w:p>
-    <w:p>
-      <w:pPr>
-        <w:spacing w:after="0" w:line="240" w:lineRule="auto"/>
-        <w:jc w:val="both"/>
-        <w:rPr>
-          <w:rFonts w:ascii="Arial Narrow" w:eastAsia="Arial Narrow" w:hAnsi="Arial Narrow"/>
-          <w:color w:val="000000"/>
-        </w:rPr>
-      </w:pPr>
-    </w:p>
-    <w:p>
+    <w:p ns2:paraId="46604750" ns2:textId="77777777">
+      <w:pPr>
+        <w:spacing w:after="0" w:line="240" w:lineRule="auto"/>
+        <w:jc w:val="both"/>
+        <w:rPr>
+          <w:rFonts w:ascii="Arial Narrow" w:eastAsia="Arial Narrow" w:hAnsi="Arial Narrow"/>
+          <w:color w:val="000000"/>
+        </w:rPr>
+      </w:pPr>
+    </w:p>
+    <w:p ns2:paraId="769CA3FF" ns2:textId="5D26A41A">
       <w:pPr>
         <w:pStyle w:val="Prrafodelista"/>
         <w:numPr>
@@ -544,7 +544,7 @@
         <w:t>, con vigencia hasta el 20 de agosto de 2025 y cobertura por temblor dentro de “Riesgos de la Naturaleza”.</w:t>
       </w:r>
     </w:p>
-    <w:p>
+    <w:p ns2:paraId="724C68F7" ns2:textId="77777777">
       <w:pPr>
         <w:pStyle w:val="Prrafodelista"/>
         <w:spacing w:after="0" w:line="240" w:lineRule="auto"/>
@@ -556,7 +556,7 @@
         </w:rPr>
       </w:pPr>
     </w:p>
-    <w:p>
+    <w:p ns2:paraId="7863CB55" ns2:textId="6D681B42">
       <w:pPr>
         <w:pStyle w:val="Prrafodelista"/>
         <w:numPr>
@@ -603,7 +603,7 @@
         <w:t>, sustentados con fotografías, contratos y pagos.</w:t>
       </w:r>
     </w:p>
-    <w:p>
+    <w:p ns2:paraId="277C629C" ns2:textId="77777777">
       <w:pPr>
         <w:pStyle w:val="Prrafodelista"/>
         <w:spacing w:after="0" w:line="240" w:lineRule="auto"/>
@@ -615,7 +615,7 @@
         </w:rPr>
       </w:pPr>
     </w:p>
-    <w:p>
+    <w:p ns2:paraId="69DFAF58" ns2:textId="252AE683">
       <w:pPr>
         <w:pStyle w:val="Prrafodelista"/>
         <w:numPr>
@@ -669,7 +669,7 @@
         <w:t xml:space="preserve"> </w:t>
       </w:r>
     </w:p>
-    <w:p>
+    <w:p ns2:paraId="4556B768" ns2:textId="77777777">
       <w:pPr>
         <w:pStyle w:val="Prrafodelista"/>
         <w:spacing w:after="0" w:line="240" w:lineRule="auto"/>
@@ -681,7 +681,7 @@
         </w:rPr>
       </w:pPr>
     </w:p>
-    <w:p>
+    <w:p ns2:paraId="60D03BA0" ns2:textId="5A41B36F">
       <w:pPr>
         <w:pStyle w:val="Prrafodelista"/>
         <w:numPr>
@@ -735,17 +735,17 @@
         <w:t>El 19 de junio de 2025, Pacífico Seguros le remitió una terna de ajustadores.</w:t>
       </w:r>
     </w:p>
-    <w:p>
-      <w:pPr>
-        <w:spacing w:after="0" w:line="240" w:lineRule="auto"/>
-        <w:jc w:val="both"/>
-        <w:rPr>
-          <w:rFonts w:ascii="Arial Narrow" w:eastAsia="Arial Narrow" w:hAnsi="Arial Narrow"/>
-          <w:color w:val="000000"/>
-        </w:rPr>
-      </w:pPr>
-    </w:p>
-    <w:p>
+    <w:p ns2:paraId="6A01FF4A" ns2:textId="77777777">
+      <w:pPr>
+        <w:spacing w:after="0" w:line="240" w:lineRule="auto"/>
+        <w:jc w:val="both"/>
+        <w:rPr>
+          <w:rFonts w:ascii="Arial Narrow" w:eastAsia="Arial Narrow" w:hAnsi="Arial Narrow"/>
+          <w:color w:val="000000"/>
+        </w:rPr>
+      </w:pPr>
+    </w:p>
+    <w:p ns2:paraId="1F755A86" ns2:textId="02D8EE73">
       <w:pPr>
         <w:pStyle w:val="Prrafodelista"/>
         <w:numPr>
@@ -876,17 +876,17 @@
         <w:t>.</w:t>
       </w:r>
     </w:p>
-    <w:p>
-      <w:pPr>
-        <w:spacing w:after="0" w:line="240" w:lineRule="auto"/>
-        <w:jc w:val="both"/>
-        <w:rPr>
-          <w:rFonts w:ascii="Arial Narrow" w:eastAsia="Arial Narrow" w:hAnsi="Arial Narrow"/>
-          <w:color w:val="000000"/>
-        </w:rPr>
-      </w:pPr>
-    </w:p>
-    <w:p>
+    <w:p ns2:paraId="7D3F5900" ns2:textId="77777777">
+      <w:pPr>
+        <w:spacing w:after="0" w:line="240" w:lineRule="auto"/>
+        <w:jc w:val="both"/>
+        <w:rPr>
+          <w:rFonts w:ascii="Arial Narrow" w:eastAsia="Arial Narrow" w:hAnsi="Arial Narrow"/>
+          <w:color w:val="000000"/>
+        </w:rPr>
+      </w:pPr>
+    </w:p>
+    <w:p ns2:paraId="1D9B7700" ns2:textId="328BB4F6">
       <w:pPr>
         <w:pStyle w:val="Prrafodelista"/>
         <w:numPr>
@@ -926,7 +926,7 @@
         <w:t>El 2 de julio de 2025, Cooper Bros solicitó informe de ocurrencia, informe técnico, presupuesto detallado, cronograma, planos de arquitectura y documentación del inmueble.</w:t>
       </w:r>
     </w:p>
-    <w:p>
+    <w:p ns2:paraId="7030F956" ns2:textId="77777777">
       <w:pPr>
         <w:pStyle w:val="Prrafodelista"/>
         <w:spacing w:after="0" w:line="240" w:lineRule="auto"/>
@@ -938,7 +938,7 @@
         </w:rPr>
       </w:pPr>
     </w:p>
-    <w:p>
+    <w:p ns2:paraId="21DA5D3E" ns2:textId="11641B6B">
       <w:pPr>
         <w:pStyle w:val="Prrafodelista"/>
         <w:numPr>
@@ -978,7 +978,7 @@
         <w:t>emitió un Informe Básico en el que registró los daños en fachada, paredes, cerámicos, mamparas, cuarzo, piscina, jacuzzi, vidrio templado y televisor.</w:t>
       </w:r>
     </w:p>
-    <w:p>
+    <w:p ns2:paraId="5137D6E2" ns2:textId="77777777">
       <w:pPr>
         <w:pStyle w:val="Prrafodelista"/>
         <w:spacing w:after="0" w:line="240" w:lineRule="auto"/>
@@ -990,7 +990,7 @@
         </w:rPr>
       </w:pPr>
     </w:p>
-    <w:p>
+    <w:p ns2:paraId="3FEE8996" ns2:textId="166393FC">
       <w:pPr>
         <w:pStyle w:val="Prrafodelista"/>
         <w:numPr>
@@ -1073,7 +1073,7 @@
         <w:t>El 12 de julio de 2025, pagó S/ 700,00 como adelanto por la elaboración del informe técnico.</w:t>
       </w:r>
     </w:p>
-    <w:p>
+    <w:p ns2:paraId="3D211FED" ns2:textId="77777777">
       <w:pPr>
         <w:pStyle w:val="Prrafodelista"/>
         <w:spacing w:after="0" w:line="240" w:lineRule="auto"/>
@@ -1085,7 +1085,7 @@
         </w:rPr>
       </w:pPr>
     </w:p>
-    <w:p>
+    <w:p ns2:paraId="3AD2982C" ns2:textId="690A1945">
       <w:pPr>
         <w:pStyle w:val="Prrafodelista"/>
         <w:numPr>
@@ -1139,7 +1139,7 @@
         <w:t>consignó en la Proforma 589 que presentaba deterioro de pantalla por caída y era irreparable.</w:t>
       </w:r>
     </w:p>
-    <w:p>
+    <w:p ns2:paraId="3C2497FE" ns2:textId="77777777">
       <w:pPr>
         <w:pStyle w:val="Prrafodelista"/>
         <w:spacing w:after="0" w:line="240" w:lineRule="auto"/>
@@ -1151,7 +1151,7 @@
         </w:rPr>
       </w:pPr>
     </w:p>
-    <w:p>
+    <w:p ns2:paraId="64D8F419" ns2:textId="77777777">
       <w:pPr>
         <w:pStyle w:val="Prrafodelista"/>
         <w:numPr>
@@ -1191,7 +1191,7 @@
         <w:t>, el de su cónyuge e hijo durante las reparaciones, por un total proyectado de US$ 3 600,00.</w:t>
       </w:r>
     </w:p>
-    <w:p>
+    <w:p ns2:paraId="4F91BE81" ns2:textId="77777777">
       <w:pPr>
         <w:pStyle w:val="Prrafodelista"/>
         <w:spacing w:after="0" w:line="240" w:lineRule="auto"/>
@@ -1203,7 +1203,7 @@
         </w:rPr>
       </w:pPr>
     </w:p>
-    <w:p>
+    <w:p ns2:paraId="2961AD6E" ns2:textId="7274AD75">
       <w:pPr>
         <w:pStyle w:val="Prrafodelista"/>
         <w:numPr>
@@ -1243,7 +1243,7 @@
         <w:t>comunicó a Pacífico Seguros que había completado la documentación relacionada con el siniestro.</w:t>
       </w:r>
     </w:p>
-    <w:p>
+    <w:p ns2:paraId="23471CBF" ns2:textId="77777777">
       <w:pPr>
         <w:pStyle w:val="Prrafodelista"/>
         <w:spacing w:after="0" w:line="240" w:lineRule="auto"/>
@@ -1255,7 +1255,7 @@
         </w:rPr>
       </w:pPr>
     </w:p>
-    <w:p>
+    <w:p ns2:paraId="7A267F4F" ns2:textId="2546371A">
       <w:pPr>
         <w:pStyle w:val="Prrafodelista"/>
         <w:numPr>
@@ -1281,7 +1281,7 @@
         <w:t>El 20 de agosto de 2025, efectuó otro pago de S/ 700,00, quedando pendiente S/ 1 600,00 del costo acordado de S/ 3 000,00.</w:t>
       </w:r>
     </w:p>
-    <w:p>
+    <w:p ns2:paraId="31EEF52F" ns2:textId="77777777">
       <w:pPr>
         <w:pStyle w:val="Prrafodelista"/>
         <w:spacing w:after="0" w:line="240" w:lineRule="auto"/>
@@ -1293,7 +1293,7 @@
         </w:rPr>
       </w:pPr>
     </w:p>
-    <w:p>
+    <w:p ns2:paraId="3740CCBD" ns2:textId="03C51DA8">
       <w:pPr>
         <w:pStyle w:val="Prrafodelista"/>
         <w:numPr>
@@ -1333,7 +1333,7 @@
         <w:t>rechazó íntegramente la cobertura, utilizando fotografías de Google Maps de diciembre de 2024 correspondientes al cerco frontal para atribuir preexistencia a los daños, sin desarrollar los restantes daños consignados en su Informe Básico, sin analizar el informe técnico y sin requerirle información para contrastar dichas fotografías.</w:t>
       </w:r>
     </w:p>
-    <w:p>
+    <w:p ns2:paraId="4BFB3F22" ns2:textId="77777777">
       <w:pPr>
         <w:pStyle w:val="Prrafodelista"/>
         <w:spacing w:after="0" w:line="240" w:lineRule="auto"/>
@@ -1345,7 +1345,7 @@
         </w:rPr>
       </w:pPr>
     </w:p>
-    <w:p>
+    <w:p ns2:paraId="47F67CC1" ns2:textId="0638E6E2">
       <w:pPr>
         <w:pStyle w:val="Prrafodelista"/>
         <w:numPr>
@@ -1413,17 +1413,17 @@
         <w:t>, comunicación que no fue respondida.</w:t>
       </w:r>
     </w:p>
-    <w:p>
-      <w:pPr>
-        <w:spacing w:after="0" w:line="240" w:lineRule="auto"/>
-        <w:jc w:val="both"/>
-        <w:rPr>
-          <w:rFonts w:ascii="Arial Narrow" w:eastAsia="Arial Narrow" w:hAnsi="Arial Narrow"/>
-          <w:color w:val="000000"/>
-        </w:rPr>
-      </w:pPr>
-    </w:p>
-    <w:p>
+    <w:p ns2:paraId="3BB892B6" ns2:textId="77777777">
+      <w:pPr>
+        <w:spacing w:after="0" w:line="240" w:lineRule="auto"/>
+        <w:jc w:val="both"/>
+        <w:rPr>
+          <w:rFonts w:ascii="Arial Narrow" w:eastAsia="Arial Narrow" w:hAnsi="Arial Narrow"/>
+          <w:color w:val="000000"/>
+        </w:rPr>
+      </w:pPr>
+    </w:p>
+    <w:p ns2:paraId="32E11F8B" ns2:textId="6FC89675">
       <w:pPr>
         <w:pStyle w:val="Prrafodelista"/>
         <w:numPr>
@@ -1477,7 +1477,7 @@
         <w:t>GSIN-1270045/2025, acompañando documentación sobre los mantenimientos efectuados entre enero y mayo de 2025 y las reparaciones posteriores al sismo.</w:t>
       </w:r>
     </w:p>
-    <w:p>
+    <w:p ns2:paraId="0183DFA8" ns2:textId="77777777">
       <w:pPr>
         <w:pStyle w:val="Prrafodelista"/>
         <w:spacing w:after="0" w:line="240" w:lineRule="auto"/>
@@ -1489,7 +1489,7 @@
         </w:rPr>
       </w:pPr>
     </w:p>
-    <w:p>
+    <w:p ns2:paraId="3B27E070" ns2:textId="4C4D311E">
       <w:pPr>
         <w:pStyle w:val="Prrafodelista"/>
         <w:numPr>
@@ -1515,7 +1515,7 @@
         <w:t>El 26 de septiembre de 2025, Pacífico comunicó que efectuaría un segundo ajuste, que consideraría el informe técnico presentado, elementos técnicos y verificables, el estado actual del inmueble y las reparaciones ya ejecutadas.</w:t>
       </w:r>
     </w:p>
-    <w:p>
+    <w:p ns2:paraId="03D9E935" ns2:textId="77777777">
       <w:pPr>
         <w:pStyle w:val="Prrafodelista"/>
         <w:spacing w:after="0" w:line="240" w:lineRule="auto"/>
@@ -1527,7 +1527,7 @@
         </w:rPr>
       </w:pPr>
     </w:p>
-    <w:p>
+    <w:p ns2:paraId="59D43DE4" ns2:textId="4E7B2814">
       <w:pPr>
         <w:pStyle w:val="Prrafodelista"/>
         <w:numPr>
@@ -1595,7 +1595,7 @@
         <w:t>emitió un Informe Básico con una reserva de US$ 15 000,00 y solicitó nuevamente el informe técnico, comprobantes de reparaciones, fotografías, presupuesto y documentación de los mantenimientos previos al siniestro.</w:t>
       </w:r>
     </w:p>
-    <w:p>
+    <w:p ns2:paraId="3E57310A" ns2:textId="77777777">
       <w:pPr>
         <w:pStyle w:val="Prrafodelista"/>
         <w:spacing w:after="0" w:line="240" w:lineRule="auto"/>
@@ -1607,7 +1607,7 @@
         </w:rPr>
       </w:pPr>
     </w:p>
-    <w:p>
+    <w:p ns2:paraId="65E9D110" ns2:textId="1BFE214B">
       <w:pPr>
         <w:pStyle w:val="Prrafodelista"/>
         <w:numPr>
@@ -1661,7 +1661,7 @@
         <w:t>El 15 de octubre de 2025, Baukost confirmó que había recibido la documentación requerida y que podía emitir opinión sobre el siniestro.</w:t>
       </w:r>
     </w:p>
-    <w:p>
+    <w:p ns2:paraId="56063FFB" ns2:textId="77777777">
       <w:pPr>
         <w:pStyle w:val="Prrafodelista"/>
         <w:spacing w:after="0" w:line="240" w:lineRule="auto"/>
@@ -1673,7 +1673,7 @@
         </w:rPr>
       </w:pPr>
     </w:p>
-    <w:p>
+    <w:p ns2:paraId="48D172F9" ns2:textId="77777777">
       <w:pPr>
         <w:pStyle w:val="Prrafodelista"/>
         <w:numPr>
@@ -1707,7 +1707,7 @@
         <w:t>daños a un posible asentamiento del terreno, no desarrolló la documentación técnica y de mantenimiento que había solicitado, no evaluó los daños del televisor y del vidrio templado registrados previamente y aplicó el deducible correspondiente a “Terremoto y Maremoto”.</w:t>
       </w:r>
     </w:p>
-    <w:p>
+    <w:p ns2:paraId="26349ECA" ns2:textId="77777777">
       <w:pPr>
         <w:pStyle w:val="Prrafodelista"/>
         <w:spacing w:after="0" w:line="240" w:lineRule="auto"/>
@@ -1719,7 +1719,7 @@
         </w:rPr>
       </w:pPr>
     </w:p>
-    <w:p>
+    <w:p ns2:paraId="4BBC672D" ns2:textId="0B4F59F4">
       <w:pPr>
         <w:pStyle w:val="Prrafodelista"/>
         <w:numPr>
@@ -1773,7 +1773,7 @@
         <w:t xml:space="preserve"> que no se había considerado el informe técnico y solicitó evaluar un pago comercial.</w:t>
       </w:r>
     </w:p>
-    <w:p>
+    <w:p ns2:paraId="15CF013E" ns2:textId="77777777">
       <w:pPr>
         <w:pStyle w:val="Prrafodelista"/>
         <w:spacing w:after="0" w:line="240" w:lineRule="auto"/>
@@ -1785,7 +1785,7 @@
         </w:rPr>
       </w:pPr>
     </w:p>
-    <w:p>
+    <w:p ns2:paraId="416F5D79" ns2:textId="4C20E9C7">
       <w:pPr>
         <w:pStyle w:val="Prrafodelista"/>
         <w:numPr>
@@ -1811,17 +1811,17 @@
         <w:t>El 22 de octubre de 2025, reiteró a Pacífico que Baukost no había evaluado la documentación solicitada; ese mismo día, Pacífico comunicó su conformidad con el Informe Final de Baukost y con una indemnización de US$ 1 277,55.</w:t>
       </w:r>
     </w:p>
-    <w:p>
-      <w:pPr>
-        <w:spacing w:after="0" w:line="240" w:lineRule="auto"/>
-        <w:jc w:val="both"/>
-        <w:rPr>
-          <w:rFonts w:ascii="Arial Narrow" w:eastAsia="Arial Narrow" w:hAnsi="Arial Narrow"/>
-          <w:color w:val="000000"/>
-        </w:rPr>
-      </w:pPr>
-    </w:p>
-    <w:p>
+    <w:p ns2:paraId="0A48594C" ns2:textId="77777777">
+      <w:pPr>
+        <w:spacing w:after="0" w:line="240" w:lineRule="auto"/>
+        <w:jc w:val="both"/>
+        <w:rPr>
+          <w:rFonts w:ascii="Arial Narrow" w:eastAsia="Arial Narrow" w:hAnsi="Arial Narrow"/>
+          <w:color w:val="000000"/>
+        </w:rPr>
+      </w:pPr>
+    </w:p>
+    <w:p ns2:paraId="14965CE1" ns2:textId="25B5678A">
       <w:pPr>
         <w:pStyle w:val="Prrafodelista"/>
         <w:numPr>
@@ -1847,7 +1847,7 @@
         <w:t>El 7 de noviembre de 2025, presentó el Reclamo 004/4634/2025 solicitando un pago comercial de US$ 40 000,00.</w:t>
       </w:r>
     </w:p>
-    <w:p>
+    <w:p ns2:paraId="6775D3EA" ns2:textId="77777777">
       <w:pPr>
         <w:pStyle w:val="Prrafodelista"/>
         <w:spacing w:after="0" w:line="240" w:lineRule="auto"/>
@@ -1859,7 +1859,7 @@
         </w:rPr>
       </w:pPr>
     </w:p>
-    <w:p>
+    <w:p ns2:paraId="2E4FB058" ns2:textId="14285998">
       <w:pPr>
         <w:pStyle w:val="Prrafodelista"/>
         <w:numPr>
@@ -1885,17 +1885,17 @@
         <w:t>El 14 de noviembre de 2025, Pacífico rechazó dicha solicitud mediante Carta PPS-09187/2025 y señaló que los mantenimientos previos al sismo no eran materia de cobertura, pese a que dicha documentación había sido presentada para acreditar el estado del inmueble y no para solicitar su reembolso.</w:t>
       </w:r>
     </w:p>
-    <w:p>
-      <w:pPr>
-        <w:spacing w:after="0" w:line="240" w:lineRule="auto"/>
-        <w:jc w:val="both"/>
-        <w:rPr>
-          <w:rFonts w:ascii="Arial Narrow" w:eastAsia="Arial Narrow" w:hAnsi="Arial Narrow"/>
-          <w:color w:val="000000"/>
-        </w:rPr>
-      </w:pPr>
-    </w:p>
-    <w:p>
+    <w:p ns2:paraId="091A958B" ns2:textId="77777777">
+      <w:pPr>
+        <w:spacing w:after="0" w:line="240" w:lineRule="auto"/>
+        <w:jc w:val="both"/>
+        <w:rPr>
+          <w:rFonts w:ascii="Arial Narrow" w:eastAsia="Arial Narrow" w:hAnsi="Arial Narrow"/>
+          <w:color w:val="000000"/>
+        </w:rPr>
+      </w:pPr>
+    </w:p>
+    <w:p ns2:paraId="3507ECFF" ns2:textId="022BD4E1">
       <w:pPr>
         <w:pStyle w:val="Prrafodelista"/>
         <w:numPr>
@@ -1910,7 +1910,7 @@
           <w:color w:val="000000"/>
           <w:kern w:val="0"/>
           <w:lang w:eastAsia="es-ES"/>
-          <w14:ligatures w14:val="none"/>
+          <ns2:ligatures ns2:val="none"/>
         </w:rPr>
       </w:pPr>
       <w:r>
@@ -2040,7 +2040,7 @@
         <w:t>.</w:t>
       </w:r>
     </w:p>
-    <w:p>
+    <w:p ns2:paraId="0C1BCCB4" ns2:textId="77777777">
       <w:pPr>
         <w:pStyle w:val="Prrafodelista"/>
         <w:spacing w:after="0" w:line="240" w:lineRule="auto"/>
@@ -2051,11 +2051,11 @@
           <w:color w:val="000000"/>
           <w:kern w:val="0"/>
           <w:lang w:eastAsia="es-ES"/>
-          <w14:ligatures w14:val="none"/>
-        </w:rPr>
-      </w:pPr>
-    </w:p>
-    <w:p>
+          <ns2:ligatures ns2:val="none"/>
+        </w:rPr>
+      </w:pPr>
+    </w:p>
+    <w:p ns2:paraId="2188D59B" ns2:textId="5B8E5D4A">
       <w:pPr>
         <w:numPr>
           <w:ilvl w:val="1"/>
@@ -2073,7 +2073,7 @@
           <w:color w:val="000000"/>
           <w:kern w:val="0"/>
           <w:lang w:val="es-ES" w:eastAsia="es-ES"/>
-          <w14:ligatures w14:val="none"/>
+          <ns2:ligatures ns2:val="none"/>
         </w:rPr>
       </w:pPr>
       <w:r>
@@ -2103,7 +2103,7 @@
           <w:color w:val="000000"/>
           <w:kern w:val="0"/>
           <w:lang w:val="es-ES" w:eastAsia="es-ES"/>
-          <w14:ligatures w14:val="none"/>
+          <ns2:ligatures ns2:val="none"/>
         </w:rPr>
         <w:t/>
       </w:r>
@@ -2113,7 +2113,7 @@
           <w:color w:val="000000"/>
           <w:kern w:val="0"/>
           <w:lang w:val="es-ES" w:eastAsia="es-ES"/>
-          <w14:ligatures w14:val="none"/>
+          <ns2:ligatures ns2:val="none"/>
         </w:rPr>
         <w:t/>
       </w:r>
@@ -2123,7 +2123,7 @@
           <w:color w:val="000000"/>
           <w:kern w:val="0"/>
           <w:lang w:val="es-ES" w:eastAsia="es-ES"/>
-          <w14:ligatures w14:val="none"/>
+          <ns2:ligatures ns2:val="none"/>
         </w:rPr>
         <w:t xml:space="preserve"/>
       </w:r>
@@ -2133,7 +2133,7 @@
           <w:color w:val="000000"/>
           <w:kern w:val="0"/>
           <w:lang w:val="es-ES" w:eastAsia="es-ES"/>
-          <w14:ligatures w14:val="none"/>
+          <ns2:ligatures ns2:val="none"/>
         </w:rPr>
         <w:t xml:space="preserve"/>
       </w:r>
@@ -2143,7 +2143,7 @@
           <w:color w:val="000000"/>
           <w:kern w:val="0"/>
           <w:lang w:val="es-ES" w:eastAsia="es-ES"/>
-          <w14:ligatures w14:val="none"/>
+          <ns2:ligatures ns2:val="none"/>
         </w:rPr>
         <w:t xml:space="preserve"/>
       </w:r>
@@ -2153,7 +2153,7 @@
           <w:color w:val="000000"/>
           <w:kern w:val="0"/>
           <w:lang w:val="es-ES" w:eastAsia="es-ES"/>
-          <w14:ligatures w14:val="none"/>
+          <ns2:ligatures ns2:val="none"/>
         </w:rPr>
         <w:t xml:space="preserve"/>
       </w:r>
@@ -2177,7 +2177,7 @@
           <w:color w:val="000000"/>
           <w:kern w:val="0"/>
           <w:lang w:val="es-ES" w:eastAsia="es-ES"/>
-          <w14:ligatures w14:val="none"/>
+          <ns2:ligatures ns2:val="none"/>
         </w:rPr>
         <w:t xml:space="preserve"/>
       </w:r>
@@ -2187,7 +2187,7 @@
           <w:color w:val="000000"/>
           <w:kern w:val="0"/>
           <w:lang w:val="es-ES" w:eastAsia="es-ES"/>
-          <w14:ligatures w14:val="none"/>
+          <ns2:ligatures ns2:val="none"/>
         </w:rPr>
         <w:t xml:space="preserve"/>
       </w:r>
@@ -2197,7 +2197,7 @@
           <w:color w:val="000000"/>
           <w:kern w:val="0"/>
           <w:lang w:val="es-ES" w:eastAsia="es-ES"/>
-          <w14:ligatures w14:val="none"/>
+          <ns2:ligatures ns2:val="none"/>
         </w:rPr>
         <w:t/>
       </w:r>
@@ -2207,7 +2207,7 @@
           <w:color w:val="000000"/>
           <w:kern w:val="0"/>
           <w:lang w:val="es-ES" w:eastAsia="es-ES"/>
-          <w14:ligatures w14:val="none"/>
+          <ns2:ligatures ns2:val="none"/>
         </w:rPr>
         <w:t xml:space="preserve"/>
       </w:r>
@@ -2217,7 +2217,7 @@
           <w:color w:val="000000"/>
           <w:kern w:val="0"/>
           <w:lang w:val="es-ES" w:eastAsia="es-ES"/>
-          <w14:ligatures w14:val="none"/>
+          <ns2:ligatures ns2:val="none"/>
         </w:rPr>
         <w:t xml:space="preserve"/>
       </w:r>
@@ -2227,7 +2227,7 @@
           <w:color w:val="000000"/>
           <w:kern w:val="0"/>
           <w:lang w:val="es-ES" w:eastAsia="es-ES"/>
-          <w14:ligatures w14:val="none"/>
+          <ns2:ligatures ns2:val="none"/>
         </w:rPr>
         <w:t xml:space="preserve"/>
       </w:r>
@@ -2237,7 +2237,7 @@
           <w:color w:val="000000"/>
           <w:kern w:val="0"/>
           <w:lang w:val="es-ES" w:eastAsia="es-ES"/>
-          <w14:ligatures w14:val="none"/>
+          <ns2:ligatures ns2:val="none"/>
         </w:rPr>
         <w:t xml:space="preserve"/>
       </w:r>
@@ -2247,7 +2247,7 @@
           <w:color w:val="000000"/>
           <w:kern w:val="0"/>
           <w:lang w:val="es-ES" w:eastAsia="es-ES"/>
-          <w14:ligatures w14:val="none"/>
+          <ns2:ligatures ns2:val="none"/>
         </w:rPr>
         <w:t xml:space="preserve"/>
       </w:r>
@@ -2257,7 +2257,7 @@
           <w:color w:val="000000"/>
           <w:kern w:val="0"/>
           <w:lang w:val="es-ES" w:eastAsia="es-ES"/>
-          <w14:ligatures w14:val="none"/>
+          <ns2:ligatures ns2:val="none"/>
         </w:rPr>
         <w:t/>
       </w:r>
@@ -2267,7 +2267,7 @@
           <w:color w:val="000000"/>
           <w:kern w:val="0"/>
           <w:lang w:val="es-ES" w:eastAsia="es-ES"/>
-          <w14:ligatures w14:val="none"/>
+          <ns2:ligatures ns2:val="none"/>
         </w:rPr>
         <w:t xml:space="preserve"/>
       </w:r>
@@ -2277,7 +2277,7 @@
           <w:color w:val="000000"/>
           <w:kern w:val="0"/>
           <w:lang w:val="es-ES" w:eastAsia="es-ES"/>
-          <w14:ligatures w14:val="none"/>
+          <ns2:ligatures ns2:val="none"/>
         </w:rPr>
         <w:t/>
       </w:r>
@@ -2287,7 +2287,7 @@
           <w:color w:val="000000"/>
           <w:kern w:val="0"/>
           <w:lang w:val="es-ES" w:eastAsia="es-ES"/>
-          <w14:ligatures w14:val="none"/>
+          <ns2:ligatures ns2:val="none"/>
         </w:rPr>
         <w:t/>
       </w:r>
@@ -2297,7 +2297,7 @@
           <w:color w:val="000000"/>
           <w:kern w:val="0"/>
           <w:lang w:val="es-ES" w:eastAsia="es-ES"/>
-          <w14:ligatures w14:val="none"/>
+          <ns2:ligatures ns2:val="none"/>
         </w:rPr>
         <w:t xml:space="preserve"/>
       </w:r>
@@ -2307,7 +2307,7 @@
           <w:color w:val="000000"/>
           <w:kern w:val="0"/>
           <w:lang w:val="es-ES" w:eastAsia="es-ES"/>
-          <w14:ligatures w14:val="none"/>
+          <ns2:ligatures ns2:val="none"/>
         </w:rPr>
         <w:t xml:space="preserve"/>
       </w:r>
@@ -2317,7 +2317,7 @@
           <w:color w:val="000000"/>
           <w:kern w:val="0"/>
           <w:lang w:val="es-ES" w:eastAsia="es-ES"/>
-          <w14:ligatures w14:val="none"/>
+          <ns2:ligatures ns2:val="none"/>
         </w:rPr>
         <w:t xml:space="preserve"/>
       </w:r>
@@ -2341,7 +2341,7 @@
           <w:color w:val="000000"/>
           <w:kern w:val="0"/>
           <w:lang w:val="es-ES" w:eastAsia="es-ES"/>
-          <w14:ligatures w14:val="none"/>
+          <ns2:ligatures ns2:val="none"/>
         </w:rPr>
         <w:t xml:space="preserve"/>
       </w:r>
@@ -2351,7 +2351,7 @@
           <w:color w:val="000000"/>
           <w:kern w:val="0"/>
           <w:lang w:val="es-ES" w:eastAsia="es-ES"/>
-          <w14:ligatures w14:val="none"/>
+          <ns2:ligatures ns2:val="none"/>
         </w:rPr>
         <w:t/>
       </w:r>
@@ -2361,7 +2361,7 @@
           <w:color w:val="000000"/>
           <w:kern w:val="0"/>
           <w:lang w:val="es-ES" w:eastAsia="es-ES"/>
-          <w14:ligatures w14:val="none"/>
+          <ns2:ligatures ns2:val="none"/>
         </w:rPr>
         <w:t xml:space="preserve"/>
       </w:r>
@@ -2371,7 +2371,7 @@
           <w:color w:val="000000"/>
           <w:kern w:val="0"/>
           <w:lang w:val="es-ES" w:eastAsia="es-ES"/>
-          <w14:ligatures w14:val="none"/>
+          <ns2:ligatures ns2:val="none"/>
         </w:rPr>
         <w:t xml:space="preserve"/>
       </w:r>
@@ -2381,7 +2381,7 @@
           <w:color w:val="000000"/>
           <w:kern w:val="0"/>
           <w:lang w:val="es-ES" w:eastAsia="es-ES"/>
-          <w14:ligatures w14:val="none"/>
+          <ns2:ligatures ns2:val="none"/>
         </w:rPr>
         <w:t/>
       </w:r>
@@ -2391,7 +2391,7 @@
           <w:color w:val="000000"/>
           <w:kern w:val="0"/>
           <w:lang w:val="es-ES" w:eastAsia="es-ES"/>
-          <w14:ligatures w14:val="none"/>
+          <ns2:ligatures ns2:val="none"/>
         </w:rPr>
         <w:t xml:space="preserve"/>
       </w:r>
@@ -2401,7 +2401,7 @@
           <w:color w:val="000000"/>
           <w:kern w:val="0"/>
           <w:lang w:val="es-ES" w:eastAsia="es-ES"/>
-          <w14:ligatures w14:val="none"/>
+          <ns2:ligatures ns2:val="none"/>
         </w:rPr>
         <w:t xml:space="preserve"/>
       </w:r>
@@ -2411,7 +2411,7 @@
           <w:color w:val="000000"/>
           <w:kern w:val="0"/>
           <w:lang w:val="es-ES" w:eastAsia="es-ES"/>
-          <w14:ligatures w14:val="none"/>
+          <ns2:ligatures ns2:val="none"/>
         </w:rPr>
         <w:t/>
       </w:r>
@@ -2421,7 +2421,7 @@
           <w:color w:val="000000"/>
           <w:kern w:val="0"/>
           <w:lang w:val="es-ES" w:eastAsia="es-ES"/>
-          <w14:ligatures w14:val="none"/>
+          <ns2:ligatures ns2:val="none"/>
         </w:rPr>
         <w:t/>
       </w:r>
@@ -2431,7 +2431,7 @@
           <w:color w:val="000000"/>
           <w:kern w:val="0"/>
           <w:lang w:val="es-ES" w:eastAsia="es-ES"/>
-          <w14:ligatures w14:val="none"/>
+          <ns2:ligatures ns2:val="none"/>
         </w:rPr>
         <w:t xml:space="preserve"/>
       </w:r>
@@ -2441,7 +2441,7 @@
           <w:color w:val="000000"/>
           <w:kern w:val="0"/>
           <w:lang w:val="es-ES" w:eastAsia="es-ES"/>
-          <w14:ligatures w14:val="none"/>
+          <ns2:ligatures ns2:val="none"/>
         </w:rPr>
         <w:t/>
       </w:r>
@@ -2451,7 +2451,7 @@
           <w:color w:val="000000"/>
           <w:kern w:val="0"/>
           <w:lang w:val="es-ES" w:eastAsia="es-ES"/>
-          <w14:ligatures w14:val="none"/>
+          <ns2:ligatures ns2:val="none"/>
         </w:rPr>
         <w:t xml:space="preserve"/>
       </w:r>
@@ -2461,7 +2461,7 @@
           <w:color w:val="000000"/>
           <w:kern w:val="0"/>
           <w:lang w:val="es-ES" w:eastAsia="es-ES"/>
-          <w14:ligatures w14:val="none"/>
+          <ns2:ligatures ns2:val="none"/>
         </w:rPr>
         <w:t xml:space="preserve"/>
       </w:r>
@@ -2471,7 +2471,7 @@
           <w:color w:val="000000"/>
           <w:kern w:val="0"/>
           <w:lang w:val="es-ES" w:eastAsia="es-ES"/>
-          <w14:ligatures w14:val="none"/>
+          <ns2:ligatures ns2:val="none"/>
         </w:rPr>
         <w:t/>
       </w:r>
@@ -2481,7 +2481,7 @@
           <w:color w:val="000000"/>
           <w:kern w:val="0"/>
           <w:lang w:val="es-ES" w:eastAsia="es-ES"/>
-          <w14:ligatures w14:val="none"/>
+          <ns2:ligatures ns2:val="none"/>
         </w:rPr>
         <w:t/>
       </w:r>
@@ -2491,7 +2491,7 @@
           <w:color w:val="000000"/>
           <w:kern w:val="0"/>
           <w:lang w:val="es-ES" w:eastAsia="es-ES"/>
-          <w14:ligatures w14:val="none"/>
+          <ns2:ligatures ns2:val="none"/>
         </w:rPr>
         <w:t xml:space="preserve"/>
       </w:r>
@@ -2501,7 +2501,7 @@
           <w:color w:val="000000"/>
           <w:kern w:val="0"/>
           <w:lang w:val="es-ES" w:eastAsia="es-ES"/>
-          <w14:ligatures w14:val="none"/>
+          <ns2:ligatures ns2:val="none"/>
         </w:rPr>
         <w:t xml:space="preserve"/>
       </w:r>
@@ -2511,7 +2511,7 @@
           <w:color w:val="000000"/>
           <w:kern w:val="0"/>
           <w:lang w:val="es-ES" w:eastAsia="es-ES"/>
-          <w14:ligatures w14:val="none"/>
+          <ns2:ligatures ns2:val="none"/>
         </w:rPr>
         <w:t/>
       </w:r>
@@ -2521,7 +2521,7 @@
           <w:color w:val="000000"/>
           <w:kern w:val="0"/>
           <w:lang w:val="es-ES" w:eastAsia="es-ES"/>
-          <w14:ligatures w14:val="none"/>
+          <ns2:ligatures ns2:val="none"/>
         </w:rPr>
         <w:t xml:space="preserve"/>
       </w:r>
@@ -2531,7 +2531,7 @@
           <w:color w:val="000000"/>
           <w:kern w:val="0"/>
           <w:lang w:val="es-ES" w:eastAsia="es-ES"/>
-          <w14:ligatures w14:val="none"/>
+          <ns2:ligatures ns2:val="none"/>
         </w:rPr>
         <w:t xml:space="preserve"/>
       </w:r>
@@ -2541,7 +2541,7 @@
           <w:color w:val="000000"/>
           <w:kern w:val="0"/>
           <w:lang w:val="es-ES" w:eastAsia="es-ES"/>
-          <w14:ligatures w14:val="none"/>
+          <ns2:ligatures ns2:val="none"/>
         </w:rPr>
         <w:t xml:space="preserve"/>
       </w:r>
@@ -2551,7 +2551,7 @@
           <w:color w:val="000000"/>
           <w:kern w:val="0"/>
           <w:lang w:val="es-ES" w:eastAsia="es-ES"/>
-          <w14:ligatures w14:val="none"/>
+          <ns2:ligatures ns2:val="none"/>
         </w:rPr>
         <w:t xml:space="preserve"/>
       </w:r>
@@ -2561,7 +2561,7 @@
           <w:color w:val="000000"/>
           <w:kern w:val="0"/>
           <w:lang w:val="es-ES" w:eastAsia="es-ES"/>
-          <w14:ligatures w14:val="none"/>
+          <ns2:ligatures ns2:val="none"/>
         </w:rPr>
         <w:t/>
       </w:r>
@@ -2571,7 +2571,7 @@
           <w:color w:val="000000"/>
           <w:kern w:val="0"/>
           <w:lang w:val="es-ES" w:eastAsia="es-ES"/>
-          <w14:ligatures w14:val="none"/>
+          <ns2:ligatures ns2:val="none"/>
         </w:rPr>
         <w:t xml:space="preserve"/>
       </w:r>
@@ -2581,7 +2581,7 @@
           <w:color w:val="000000"/>
           <w:kern w:val="0"/>
           <w:lang w:val="es-ES" w:eastAsia="es-ES"/>
-          <w14:ligatures w14:val="none"/>
+          <ns2:ligatures ns2:val="none"/>
         </w:rPr>
         <w:t xml:space="preserve"/>
       </w:r>
@@ -2591,7 +2591,7 @@
           <w:color w:val="000000"/>
           <w:kern w:val="0"/>
           <w:lang w:val="es-ES" w:eastAsia="es-ES"/>
-          <w14:ligatures w14:val="none"/>
+          <ns2:ligatures ns2:val="none"/>
         </w:rPr>
         <w:t xml:space="preserve"/>
       </w:r>
@@ -2601,7 +2601,7 @@
           <w:color w:val="000000"/>
           <w:kern w:val="0"/>
           <w:lang w:val="es-ES" w:eastAsia="es-ES"/>
-          <w14:ligatures w14:val="none"/>
+          <ns2:ligatures ns2:val="none"/>
         </w:rPr>
         <w:t/>
       </w:r>
@@ -2611,7 +2611,7 @@
           <w:color w:val="000000"/>
           <w:kern w:val="0"/>
           <w:lang w:val="es-ES" w:eastAsia="es-ES"/>
-          <w14:ligatures w14:val="none"/>
+          <ns2:ligatures ns2:val="none"/>
         </w:rPr>
         <w:t xml:space="preserve"/>
       </w:r>
@@ -2621,7 +2621,7 @@
           <w:color w:val="000000"/>
           <w:kern w:val="0"/>
           <w:lang w:val="es-ES" w:eastAsia="es-ES"/>
-          <w14:ligatures w14:val="none"/>
+          <ns2:ligatures ns2:val="none"/>
         </w:rPr>
         <w:t xml:space="preserve"/>
       </w:r>
@@ -2631,7 +2631,7 @@
           <w:color w:val="000000"/>
           <w:kern w:val="0"/>
           <w:lang w:val="es-ES" w:eastAsia="es-ES"/>
-          <w14:ligatures w14:val="none"/>
+          <ns2:ligatures ns2:val="none"/>
         </w:rPr>
         <w:t xml:space="preserve"/>
       </w:r>
@@ -2641,7 +2641,7 @@
           <w:color w:val="000000"/>
           <w:kern w:val="0"/>
           <w:lang w:val="es-ES" w:eastAsia="es-ES"/>
-          <w14:ligatures w14:val="none"/>
+          <ns2:ligatures ns2:val="none"/>
         </w:rPr>
         <w:t/>
       </w:r>
@@ -2651,7 +2651,7 @@
           <w:color w:val="000000"/>
           <w:kern w:val="0"/>
           <w:lang w:val="es-ES" w:eastAsia="es-ES"/>
-          <w14:ligatures w14:val="none"/>
+          <ns2:ligatures ns2:val="none"/>
         </w:rPr>
         <w:t/>
       </w:r>
@@ -2663,7 +2663,7 @@
         <w:t/>
       </w:r>
     </w:p>
-    <w:p>
+    <w:p ns2:paraId="19776856" ns2:textId="77777777">
       <w:pPr>
         <w:spacing w:after="0" w:line="240" w:lineRule="auto"/>
         <w:contextualSpacing/>
@@ -2674,11 +2674,11 @@
           <w:color w:val="000000"/>
           <w:kern w:val="0"/>
           <w:lang w:eastAsia="es-PE"/>
-          <w14:ligatures w14:val="none"/>
-        </w:rPr>
-      </w:pPr>
-    </w:p>
-    <w:p>
+          <ns2:ligatures ns2:val="none"/>
+        </w:rPr>
+      </w:pPr>
+    </w:p>
+    <w:p ns2:paraId="14EA7A98" ns2:textId="77777777">
       <w:pPr>
         <w:pStyle w:val="Prrafodelista"/>
         <w:numPr>
@@ -2698,7 +2698,7 @@
           <w:color w:val="000000"/>
           <w:kern w:val="0"/>
           <w:lang w:eastAsia="es-PE"/>
-          <w14:ligatures w14:val="none"/>
+          <ns2:ligatures ns2:val="none"/>
         </w:rPr>
       </w:pPr>
       <w:r>
@@ -2708,12 +2708,12 @@
           <w:color w:val="000000"/>
           <w:kern w:val="0"/>
           <w:lang w:eastAsia="es-PE"/>
-          <w14:ligatures w14:val="none"/>
+          <ns2:ligatures ns2:val="none"/>
         </w:rPr>
         <w:t>DE LA ADMISIÓN A TRÁMITE DE LA DENUNCIA</w:t>
       </w:r>
     </w:p>
-    <w:p>
+    <w:p ns2:paraId="026DDA69" ns2:textId="77777777">
       <w:pPr>
         <w:spacing w:after="0" w:line="240" w:lineRule="auto"/>
         <w:contextualSpacing/>
@@ -2724,13 +2724,13 @@
           <w:color w:val="000000"/>
           <w:kern w:val="0"/>
           <w:lang w:eastAsia="es-PE"/>
-          <w14:ligatures w14:val="none"/>
+          <ns2:ligatures ns2:val="none"/>
         </w:rPr>
       </w:pPr>
       <w:bookmarkStart w:id="0" w:name="_Hlk212795168"/>
       <w:bookmarkStart w:id="1" w:name="_Hlk218848146"/>
     </w:p>
-    <w:p>
+    <w:p ns2:paraId="340C9862" ns2:textId="728F3C30">
       <w:pPr>
         <w:pStyle w:val="Prrafodelista"/>
         <w:numPr>
@@ -2743,7 +2743,7 @@
         <w:rPr>
           <w:rFonts w:ascii="Arial Narrow" w:eastAsia="Arial Narrow" w:hAnsi="Arial Narrow" w:cs="Arial Narrow"/>
           <w:kern w:val="0"/>
-          <w14:ligatures w14:val="none"/>
+          <ns2:ligatures ns2:val="none"/>
         </w:rPr>
       </w:pPr>
       <w:r>
@@ -2759,7 +2759,7 @@
           <w:color w:val="000000"/>
           <w:kern w:val="0"/>
           <w:lang w:eastAsia="es-PE"/>
-          <w14:ligatures w14:val="none"/>
+          <ns2:ligatures ns2:val="none"/>
         </w:rPr>
         <w:t xml:space="preserve">Secretaría Técnica de la Comisión de Protección al Consumidor 1 (en adelante, la Secretaría Técnica), en ejercicio de sus </w:t>
       </w:r>
@@ -2769,7 +2769,7 @@
           <w:color w:val="000000"/>
           <w:kern w:val="0"/>
           <w:lang w:eastAsia="es-PE"/>
-          <w14:ligatures w14:val="none"/>
+          <ns2:ligatures ns2:val="none"/>
         </w:rPr>
         <w:t>facultades</w:t>
       </w:r>
@@ -2779,7 +2779,7 @@
           <w:rFonts w:ascii="Arial Narrow" w:eastAsia="Arial Narrow" w:hAnsi="Arial Narrow" w:cs="Arial Narrow"/>
           <w:kern w:val="0"/>
           <w:vertAlign w:val="superscript"/>
-          <w14:ligatures w14:val="none"/>
+          <ns2:ligatures ns2:val="none"/>
         </w:rPr>
         <w:footnoteReference w:id="2"/>
       </w:r>
@@ -2789,7 +2789,7 @@
           <w:color w:val="000000"/>
           <w:kern w:val="0"/>
           <w:lang w:eastAsia="es-PE"/>
-          <w14:ligatures w14:val="none"/>
+          <ns2:ligatures ns2:val="none"/>
         </w:rPr>
         <w:t xml:space="preserve">, considera </w:t>
       </w:r>
@@ -2797,7 +2797,7 @@
         <w:rPr>
           <w:rFonts w:ascii="Arial Narrow" w:eastAsia="Arial Narrow" w:hAnsi="Arial Narrow" w:cs="Arial Narrow"/>
           <w:kern w:val="0"/>
-          <w14:ligatures w14:val="none"/>
+          <ns2:ligatures ns2:val="none"/>
         </w:rPr>
         <w:t xml:space="preserve">que el hecho denunciado, </w:t>
       </w:r>
@@ -2806,7 +2806,7 @@
         <w:rPr>
           <w:rFonts w:ascii="Arial Narrow" w:eastAsia="Arial Narrow" w:hAnsi="Arial Narrow" w:cs="Arial Narrow"/>
           <w:kern w:val="0"/>
-          <w14:ligatures w14:val="none"/>
+          <ns2:ligatures ns2:val="none"/>
         </w:rPr>
         <w:t xml:space="preserve">consistente en que </w:t>
       </w:r>
@@ -2817,7 +2817,7 @@
         <w:rPr>
           <w:rFonts w:ascii="Arial Narrow" w:eastAsia="Arial Narrow" w:hAnsi="Arial Narrow" w:cs="Arial Narrow"/>
           <w:kern w:val="0"/>
-          <w14:ligatures w14:val="none"/>
+          <ns2:ligatures ns2:val="none"/>
         </w:rPr>
         <w:t xml:space="preserve">la </w:t>
       </w:r>
@@ -2825,7 +2825,7 @@
         <w:rPr>
           <w:rFonts w:ascii="Arial Narrow" w:eastAsia="Arial Narrow" w:hAnsi="Arial Narrow" w:cs="Arial Narrow"/>
           <w:kern w:val="0"/>
-          <w14:ligatures w14:val="none"/>
+          <ns2:ligatures ns2:val="none"/>
         </w:rPr>
         <w:lastRenderedPageBreak/>
         <w:t>compañía aseguradora habría rechazado injustificadamente la cobertura del Seguro de Inmueble – Póliza 2004832667 por el siniestro 1001312124 mediante la Carta GSIN-1270045/2025</w:t>
@@ -2834,7 +2834,7 @@
         <w:rPr>
           <w:rFonts w:ascii="Arial Narrow" w:eastAsia="Arial Narrow" w:hAnsi="Arial Narrow" w:cs="Arial Narrow"/>
           <w:kern w:val="0"/>
-          <w14:ligatures w14:val="none"/>
+          <ns2:ligatures ns2:val="none"/>
         </w:rPr>
         <w:t>; involucraría una presunta afectación a sus expectativas, quien no habría encontrado una correspondencia entre lo que esperaba recibir de parte del proveedor y lo que realmente recibió. Por consiguiente, corresponde calificar el hecho materia de denuncia como una presunta infracción al deber de idoneidad, tipificado en los artículos 18 y 19 del Código</w:t>
       </w:r>
@@ -2846,7 +2846,7 @@
           <w:rFonts w:ascii="Arial Narrow" w:eastAsia="Arial Narrow" w:hAnsi="Arial Narrow" w:cs="Arial"/>
           <w:kern w:val="0"/>
           <w:vertAlign w:val="superscript"/>
-          <w14:ligatures w14:val="none"/>
+          <ns2:ligatures ns2:val="none"/>
         </w:rPr>
         <w:footnoteReference w:id="3"/>
       </w:r>
@@ -2855,13 +2855,13 @@
         <w:rPr>
           <w:rFonts w:ascii="Arial Narrow" w:eastAsia="Arial Narrow" w:hAnsi="Arial Narrow" w:cs="Arial Narrow"/>
           <w:kern w:val="0"/>
-          <w14:ligatures w14:val="none"/>
+          <ns2:ligatures ns2:val="none"/>
         </w:rPr>
         <w:t>.</w:t>
       </w:r>
       <w:bookmarkEnd w:id="5"/>
     </w:p>
-    <w:p>
+    <w:p ns2:paraId="623EBD18" ns2:textId="77777777">
       <w:pPr>
         <w:pStyle w:val="Prrafodelista"/>
         <w:spacing w:after="0" w:line="240" w:lineRule="auto"/>
@@ -2870,11 +2870,11 @@
         <w:rPr>
           <w:rFonts w:ascii="Arial Narrow" w:eastAsia="Arial Narrow" w:hAnsi="Arial Narrow" w:cs="Arial Narrow"/>
           <w:kern w:val="0"/>
-          <w14:ligatures w14:val="none"/>
-        </w:rPr>
-      </w:pPr>
-    </w:p>
-    <w:p>
+          <ns2:ligatures ns2:val="none"/>
+        </w:rPr>
+      </w:pPr>
+    </w:p>
+    <w:p ns2:paraId="1BE9253A" ns2:textId="27A5463D">
       <w:pPr>
         <w:pStyle w:val="Prrafodelista"/>
         <w:numPr>
@@ -2887,7 +2887,7 @@
         <w:rPr>
           <w:rFonts w:ascii="Arial Narrow" w:eastAsia="Arial Narrow" w:hAnsi="Arial Narrow" w:cs="Arial Narrow"/>
           <w:kern w:val="0"/>
-          <w14:ligatures w14:val="none"/>
+          <ns2:ligatures ns2:val="none"/>
         </w:rPr>
       </w:pPr>
       <w:bookmarkStart w:id="7" w:name="_Hlk213150180"/>
@@ -2895,7 +2895,7 @@
         <w:rPr>
           <w:rFonts w:ascii="Arial Narrow" w:eastAsia="Arial Narrow" w:hAnsi="Arial Narrow" w:cs="Arial Narrow"/>
           <w:kern w:val="0"/>
-          <w14:ligatures w14:val="none"/>
+          <ns2:ligatures ns2:val="none"/>
         </w:rPr>
         <w:t xml:space="preserve">Así también, la Secretaría Técnica, en ejercicio de sus facultades, </w:t>
       </w:r>
@@ -2905,7 +2905,7 @@
           <w:color w:val="000000"/>
           <w:kern w:val="0"/>
           <w:lang w:eastAsia="es-PE"/>
-          <w14:ligatures w14:val="none"/>
+          <ns2:ligatures ns2:val="none"/>
         </w:rPr>
         <w:t xml:space="preserve">considera </w:t>
       </w:r>
@@ -2913,7 +2913,7 @@
         <w:rPr>
           <w:rFonts w:ascii="Arial Narrow" w:eastAsia="Arial Narrow" w:hAnsi="Arial Narrow" w:cs="Arial Narrow"/>
           <w:kern w:val="0"/>
-          <w14:ligatures w14:val="none"/>
+          <ns2:ligatures ns2:val="none"/>
         </w:rPr>
         <w:t xml:space="preserve">que el hecho denunciado, consistente en que </w:t>
       </w:r>
@@ -2922,7 +2922,7 @@
         <w:rPr>
           <w:rFonts w:ascii="Arial Narrow" w:eastAsia="Arial Narrow" w:hAnsi="Arial Narrow" w:cs="Arial Narrow"/>
           <w:kern w:val="0"/>
-          <w14:ligatures w14:val="none"/>
+          <ns2:ligatures ns2:val="none"/>
         </w:rPr>
         <w:t xml:space="preserve">la compañía aseguradora habría liquidado inadecuadamente el siniestro 1001312124 mediante comunicaciónn del 22 de octubre de 2025, pese a </w:t>
       </w:r>
@@ -2930,7 +2930,7 @@
         <w:rPr>
           <w:rFonts w:ascii="Arial Narrow" w:eastAsia="Arial Narrow" w:hAnsi="Arial Narrow" w:cs="Arial Narrow"/>
           <w:kern w:val="0"/>
-          <w14:ligatures w14:val="none"/>
+          <ns2:ligatures ns2:val="none"/>
         </w:rPr>
         <w:t xml:space="preserve">que no se consideró el </w:t>
       </w:r>
@@ -2940,7 +2940,7 @@
           <w:color w:val="000000"/>
           <w:kern w:val="0"/>
           <w:lang w:val="es-ES" w:eastAsia="es-ES"/>
-          <w14:ligatures w14:val="none"/>
+          <ns2:ligatures ns2:val="none"/>
         </w:rPr>
         <w:t>informe técnico de</w:t>
       </w:r>
@@ -2950,7 +2950,7 @@
           <w:color w:val="000000"/>
           <w:kern w:val="0"/>
           <w:lang w:val="es-ES" w:eastAsia="es-ES"/>
-          <w14:ligatures w14:val="none"/>
+          <ns2:ligatures ns2:val="none"/>
         </w:rPr>
         <w:t>l</w:t>
       </w:r>
@@ -2960,7 +2960,7 @@
           <w:color w:val="000000"/>
           <w:kern w:val="0"/>
           <w:lang w:val="es-ES" w:eastAsia="es-ES"/>
-          <w14:ligatures w14:val="none"/>
+          <ns2:ligatures ns2:val="none"/>
         </w:rPr>
         <w:t xml:space="preserve"> 10 de agosto de 2025</w:t>
       </w:r>
@@ -2968,7 +2968,7 @@
         <w:rPr>
           <w:rFonts w:ascii="Arial Narrow" w:eastAsia="Arial Narrow" w:hAnsi="Arial Narrow" w:cs="Arial Narrow"/>
           <w:kern w:val="0"/>
-          <w14:ligatures w14:val="none"/>
+          <ns2:ligatures ns2:val="none"/>
         </w:rPr>
         <w:t>; involucraría una presunta afectación a sus expectativas, quien no habría encontrado una correspondencia entre lo que esperaba recibir de parte del proveedor y lo que realmente recibió. Por consiguiente, corresponde calificar el hecho materia de denuncia como una presunta infracción al deber de idoneidad, tipificado en los artículos 18 y 19 del Código</w:t>
       </w:r>
@@ -2979,23 +2979,23 @@
           <w:color w:val="000000"/>
           <w:kern w:val="0"/>
           <w:lang w:eastAsia="es-PE"/>
-          <w14:ligatures w14:val="none"/>
+          <ns2:ligatures ns2:val="none"/>
         </w:rPr>
         <w:t xml:space="preserve">. </w:t>
       </w:r>
     </w:p>
-    <w:p>
-      <w:pPr>
-        <w:spacing w:after="0" w:line="240" w:lineRule="auto"/>
-        <w:rPr>
-          <w:rFonts w:ascii="Arial Narrow" w:eastAsia="Arial Narrow" w:hAnsi="Arial Narrow" w:cs="Arial Narrow"/>
-          <w:kern w:val="0"/>
-          <w14:ligatures w14:val="none"/>
+    <w:p ns2:paraId="6A213352" ns2:textId="77777777">
+      <w:pPr>
+        <w:spacing w:after="0" w:line="240" w:lineRule="auto"/>
+        <w:rPr>
+          <w:rFonts w:ascii="Arial Narrow" w:eastAsia="Arial Narrow" w:hAnsi="Arial Narrow" w:cs="Arial Narrow"/>
+          <w:kern w:val="0"/>
+          <ns2:ligatures ns2:val="none"/>
         </w:rPr>
       </w:pPr>
       <w:bookmarkStart w:id="8" w:name="_Hlk215162008"/>
     </w:p>
-    <w:p>
+    <w:p ns2:paraId="16BABD23" ns2:textId="6C2AC046">
       <w:pPr>
         <w:pStyle w:val="Prrafodelista"/>
         <w:numPr>
@@ -3008,7 +3008,7 @@
         <w:rPr>
           <w:rFonts w:ascii="Arial Narrow" w:eastAsia="Arial Narrow" w:hAnsi="Arial Narrow" w:cs="Arial Narrow"/>
           <w:kern w:val="0"/>
-          <w14:ligatures w14:val="none"/>
+          <ns2:ligatures ns2:val="none"/>
         </w:rPr>
       </w:pPr>
       <w:bookmarkStart w:id="9" w:name="_Hlk214962902"/>
@@ -3017,7 +3017,7 @@
         <w:rPr>
           <w:rFonts w:ascii="Arial Narrow" w:eastAsia="Arial Narrow" w:hAnsi="Arial Narrow" w:cs="Arial Narrow"/>
           <w:kern w:val="0"/>
-          <w14:ligatures w14:val="none"/>
+          <ns2:ligatures ns2:val="none"/>
         </w:rPr>
         <w:t xml:space="preserve">Asimismo, la Secretaría Técnica, en ejercicio de sus facultades, considera que el hecho denunciado, consistente en que </w:t>
       </w:r>
@@ -3025,7 +3025,7 @@
         <w:rPr>
           <w:rFonts w:ascii="Arial Narrow" w:eastAsia="Arial Narrow" w:hAnsi="Arial Narrow" w:cs="Arial Narrow"/>
           <w:kern w:val="0"/>
-          <w14:ligatures w14:val="none"/>
+          <ns2:ligatures ns2:val="none"/>
         </w:rPr>
         <w:t>la compañía aseguradora habría atendido inadecuadamente el Reclamo 004/4634/2025 presentado el 7 de noviembre de 2025 por el denunciante</w:t>
       </w:r>
@@ -3033,7 +3033,7 @@
         <w:rPr>
           <w:rFonts w:ascii="Arial Narrow" w:eastAsia="Arial Narrow" w:hAnsi="Arial Narrow" w:cs="Arial"/>
           <w:kern w:val="0"/>
-          <w14:ligatures w14:val="none"/>
+          <ns2:ligatures ns2:val="none"/>
         </w:rPr>
         <w:t>. Por consiguiente, corresponde calificar el hecho materia de denuncia como una presunta infracción al numeral 88.1 del artículo 88 del Código</w:t>
       </w:r>
@@ -3047,7 +3047,7 @@
           <w:kern w:val="0"/>
           <w:vertAlign w:val="superscript"/>
           <w:lang w:eastAsia="es-PE"/>
-          <w14:ligatures w14:val="none"/>
+          <ns2:ligatures ns2:val="none"/>
         </w:rPr>
         <w:footnoteReference w:id="4"/>
       </w:r>
@@ -3058,7 +3058,7 @@
           <w:color w:val="000000"/>
           <w:kern w:val="0"/>
           <w:lang w:eastAsia="es-PE"/>
-          <w14:ligatures w14:val="none"/>
+          <ns2:ligatures ns2:val="none"/>
         </w:rPr>
         <w:t>.</w:t>
       </w:r>
@@ -3067,7 +3067,7 @@
     <w:bookmarkEnd w:id="3"/>
     <w:bookmarkEnd w:id="8"/>
     <w:bookmarkEnd w:id="10"/>
-    <w:p>
+    <w:p ns2:paraId="11DBFE1C" ns2:textId="14F6B438">
       <w:pPr>
         <w:pStyle w:val="Prrafodelista"/>
         <w:spacing w:after="0" w:line="240" w:lineRule="auto"/>
@@ -3076,13 +3076,13 @@
         <w:rPr>
           <w:rFonts w:ascii="Arial Narrow" w:eastAsia="Arial Narrow" w:hAnsi="Arial Narrow" w:cs="Arial Narrow"/>
           <w:kern w:val="0"/>
-          <w14:ligatures w14:val="none"/>
+          <ns2:ligatures ns2:val="none"/>
         </w:rPr>
       </w:pPr>
     </w:p>
     <w:bookmarkEnd w:id="0"/>
     <w:bookmarkEnd w:id="1"/>
-    <w:p>
+    <w:p ns2:paraId="3FB03025" ns2:textId="77777777">
       <w:pPr>
         <w:pStyle w:val="Prrafodelista"/>
         <w:numPr>
@@ -3096,7 +3096,7 @@
           <w:rFonts w:ascii="Arial Narrow" w:eastAsia="Calibri" w:hAnsi="Arial Narrow" w:cs="Arial Narrow"/>
           <w:kern w:val="0"/>
           <w:lang w:eastAsia="es-PE"/>
-          <w14:ligatures w14:val="none"/>
+          <ns2:ligatures ns2:val="none"/>
         </w:rPr>
       </w:pPr>
       <w:r>
@@ -3105,7 +3105,7 @@
           <w:color w:val="000000"/>
           <w:kern w:val="0"/>
           <w:lang w:eastAsia="es-PE"/>
-          <w14:ligatures w14:val="none"/>
+          <ns2:ligatures ns2:val="none"/>
         </w:rPr>
         <w:t>En tanto la denuncia reúne los requisitos establecidos por la norma citada, corresponde admitirla a trámite</w:t>
       </w:r>
@@ -3116,7 +3116,7 @@
           <w:color w:val="000000"/>
           <w:kern w:val="0"/>
           <w:vertAlign w:val="superscript"/>
-          <w14:ligatures w14:val="none"/>
+          <ns2:ligatures ns2:val="none"/>
         </w:rPr>
         <w:footnoteReference w:id="5"/>
       </w:r>
@@ -3126,12 +3126,12 @@
           <w:color w:val="000000"/>
           <w:kern w:val="0"/>
           <w:lang w:eastAsia="es-PE"/>
-          <w14:ligatures w14:val="none"/>
+          <ns2:ligatures ns2:val="none"/>
         </w:rPr>
         <w:t>.</w:t>
       </w:r>
     </w:p>
-    <w:p>
+    <w:p ns2:paraId="6533C937" ns2:textId="77777777">
       <w:pPr>
         <w:spacing w:after="0" w:line="240" w:lineRule="auto"/>
         <w:ind w:left="567"/>
@@ -3142,12 +3142,12 @@
           <w:color w:val="000000"/>
           <w:kern w:val="0"/>
           <w:lang w:eastAsia="es-PE"/>
-          <w14:ligatures w14:val="none"/>
+          <ns2:ligatures ns2:val="none"/>
         </w:rPr>
       </w:pPr>
       <w:bookmarkStart w:id="11" w:name="_Hlk214963071"/>
     </w:p>
-    <w:p>
+    <w:p ns2:paraId="0EBB31A7" ns2:textId="77777777">
       <w:pPr>
         <w:pStyle w:val="Prrafodelista"/>
         <w:numPr>
@@ -3167,7 +3167,7 @@
           <w:color w:val="000000"/>
           <w:kern w:val="0"/>
           <w:lang w:eastAsia="es-PE"/>
-          <w14:ligatures w14:val="none"/>
+          <ns2:ligatures ns2:val="none"/>
         </w:rPr>
       </w:pPr>
       <w:r>
@@ -3177,12 +3177,12 @@
           <w:color w:val="000000"/>
           <w:kern w:val="0"/>
           <w:lang w:eastAsia="es-PE"/>
-          <w14:ligatures w14:val="none"/>
+          <ns2:ligatures ns2:val="none"/>
         </w:rPr>
         <w:t>REQUERIMIENTO DE INFORMACIÓN</w:t>
       </w:r>
     </w:p>
-    <w:p>
+    <w:p ns2:paraId="3E6C9202" ns2:textId="77777777">
       <w:pPr>
         <w:spacing w:after="0" w:line="240" w:lineRule="auto"/>
         <w:jc w:val="both"/>
@@ -3191,11 +3191,11 @@
           <w:color w:val="000000"/>
           <w:kern w:val="0"/>
           <w:lang w:val="es-ES" w:eastAsia="es-ES"/>
-          <w14:ligatures w14:val="none"/>
-        </w:rPr>
-      </w:pPr>
-    </w:p>
-    <w:p>
+          <ns2:ligatures ns2:val="none"/>
+        </w:rPr>
+      </w:pPr>
+    </w:p>
+    <w:p ns2:paraId="662A355C" ns2:textId="53756637">
       <w:pPr>
         <w:pStyle w:val="Prrafodelista"/>
         <w:numPr>
@@ -3210,7 +3210,7 @@
           <w:color w:val="000000"/>
           <w:kern w:val="0"/>
           <w:lang w:val="es-ES" w:eastAsia="es-ES"/>
-          <w14:ligatures w14:val="none"/>
+          <ns2:ligatures ns2:val="none"/>
         </w:rPr>
       </w:pPr>
       <w:r>
@@ -3226,7 +3226,7 @@
           <w:color w:val="000000"/>
           <w:kern w:val="0"/>
           <w:lang w:val="es-ES" w:eastAsia="es-ES"/>
-          <w14:ligatures w14:val="none"/>
+          <ns2:ligatures ns2:val="none"/>
         </w:rPr>
         <w:t xml:space="preserve">efectos de tener mayores elementos que sirvan para la resolución </w:t>
       </w:r>
@@ -3236,7 +3236,7 @@
           <w:color w:val="000000"/>
           <w:kern w:val="0"/>
           <w:lang w:val="es-ES" w:eastAsia="es-ES"/>
-          <w14:ligatures w14:val="none"/>
+          <ns2:ligatures ns2:val="none"/>
         </w:rPr>
         <w:t>definitiva del presente caso, la Secretaría Técnica, en ejercicio de las facultades que la ley le confiere, conviene requerir al proveedor denunciado que, en un plazo no mayor de cinco (5) día</w:t>
       </w:r>
@@ -3246,7 +3246,7 @@
           <w:color w:val="000000"/>
           <w:kern w:val="0"/>
           <w:lang w:val="es-ES" w:eastAsia="es-ES"/>
-          <w14:ligatures w14:val="none"/>
+          <ns2:ligatures ns2:val="none"/>
         </w:rPr>
         <w:t xml:space="preserve">s </w:t>
       </w:r>
@@ -3256,7 +3256,7 @@
           <w:color w:val="000000"/>
           <w:kern w:val="0"/>
           <w:lang w:val="es-ES" w:eastAsia="es-ES"/>
-          <w14:ligatures w14:val="none"/>
+          <ns2:ligatures ns2:val="none"/>
         </w:rPr>
         <w:t>hábiles contado a partir del día siguiente de la notificación de la presente resolución, cumpla con lo siguiente: (i) presentar una copia completa, legible y debidamente suscrita</w:t>
       </w:r>
@@ -3266,7 +3266,7 @@
           <w:color w:val="000000"/>
           <w:kern w:val="0"/>
           <w:lang w:val="es-ES" w:eastAsia="es-ES"/>
-          <w14:ligatures w14:val="none"/>
+          <ns2:ligatures ns2:val="none"/>
         </w:rPr>
         <w:t xml:space="preserve"> del</w:t>
       </w:r>
@@ -3276,7 +3276,7 @@
           <w:color w:val="000000"/>
           <w:kern w:val="0"/>
           <w:lang w:val="es-ES" w:eastAsia="es-ES"/>
-          <w14:ligatures w14:val="none"/>
+          <ns2:ligatures ns2:val="none"/>
         </w:rPr>
         <w:t xml:space="preserve"> </w:t>
       </w:r>
@@ -3286,7 +3286,7 @@
           <w:color w:val="000000"/>
           <w:kern w:val="0"/>
           <w:lang w:val="es-ES" w:eastAsia="es-ES"/>
-          <w14:ligatures w14:val="none"/>
+          <ns2:ligatures ns2:val="none"/>
         </w:rPr>
         <w:t>Seguro de Inmueble – Póliza 2004832667</w:t>
       </w:r>
@@ -3296,7 +3296,7 @@
           <w:color w:val="000000"/>
           <w:kern w:val="0"/>
           <w:lang w:val="es-ES" w:eastAsia="es-ES"/>
-          <w14:ligatures w14:val="none"/>
+          <ns2:ligatures ns2:val="none"/>
         </w:rPr>
         <w:t xml:space="preserve">, </w:t>
       </w:r>
@@ -3307,7 +3307,7 @@
           <w:color w:val="000000"/>
           <w:kern w:val="0"/>
           <w:lang w:val="es-ES" w:eastAsia="es-ES"/>
-          <w14:ligatures w14:val="none"/>
+          <ns2:ligatures ns2:val="none"/>
         </w:rPr>
         <w:t>así como el cargo de remisión de la póliza</w:t>
       </w:r>
@@ -3318,7 +3318,7 @@
           <w:color w:val="000000"/>
           <w:kern w:val="0"/>
           <w:lang w:val="es-ES" w:eastAsia="es-ES"/>
-          <w14:ligatures w14:val="none"/>
+          <ns2:ligatures ns2:val="none"/>
         </w:rPr>
         <w:t xml:space="preserve">; (ii) presentar los medios probatorios que </w:t>
       </w:r>
@@ -3328,7 +3328,7 @@
           <w:color w:val="000000"/>
           <w:kern w:val="0"/>
           <w:lang w:val="es-ES" w:eastAsia="es-ES"/>
-          <w14:ligatures w14:val="none"/>
+          <ns2:ligatures ns2:val="none"/>
         </w:rPr>
         <w:t xml:space="preserve">acrediten que liquidó adecuadamente </w:t>
       </w:r>
@@ -3338,7 +3338,7 @@
           <w:color w:val="000000"/>
           <w:kern w:val="0"/>
           <w:lang w:val="es-ES" w:eastAsia="es-ES"/>
-          <w14:ligatures w14:val="none"/>
+          <ns2:ligatures ns2:val="none"/>
         </w:rPr>
         <w:t>el siniestro 1001312124 correspondiente al Seguro de Inmueble – Póliza 2004832667</w:t>
       </w:r>
@@ -3348,7 +3348,7 @@
           <w:color w:val="000000"/>
           <w:kern w:val="0"/>
           <w:lang w:val="es-ES" w:eastAsia="es-ES"/>
-          <w14:ligatures w14:val="none"/>
+          <ns2:ligatures ns2:val="none"/>
         </w:rPr>
         <w:t>; y, (iii) presentar todas las comunicaciones cursadas con la parte denunciante en virtud de los hechos materia de denuncia</w:t>
       </w:r>
@@ -3361,7 +3361,7 @@
       </w:r>
     </w:p>
     <w:bookmarkEnd w:id="11"/>
-    <w:p>
+    <w:p ns2:paraId="7C4DF411" ns2:textId="77777777">
       <w:pPr>
         <w:pStyle w:val="Prrafodelista"/>
         <w:spacing w:after="0" w:line="240" w:lineRule="auto"/>
@@ -3372,11 +3372,11 @@
           <w:color w:val="000000"/>
           <w:kern w:val="0"/>
           <w:lang w:val="es-ES" w:eastAsia="es-ES"/>
-          <w14:ligatures w14:val="none"/>
-        </w:rPr>
-      </w:pPr>
-    </w:p>
-    <w:p>
+          <ns2:ligatures ns2:val="none"/>
+        </w:rPr>
+      </w:pPr>
+    </w:p>
+    <w:p ns2:paraId="559934B9" ns2:textId="613F9882">
       <w:pPr>
         <w:pStyle w:val="Prrafodelista"/>
         <w:numPr>
@@ -3396,7 +3396,7 @@
           <w:color w:val="000000"/>
           <w:kern w:val="0"/>
           <w:lang w:eastAsia="es-PE"/>
-          <w14:ligatures w14:val="none"/>
+          <ns2:ligatures ns2:val="none"/>
         </w:rPr>
       </w:pPr>
       <w:r>
@@ -3406,7 +3406,7 @@
           <w:color w:val="000000"/>
           <w:kern w:val="0"/>
           <w:lang w:eastAsia="es-PE"/>
-          <w14:ligatures w14:val="none"/>
+          <ns2:ligatures ns2:val="none"/>
         </w:rPr>
         <w:t>RESOLUCIÓN DE LA SECRETARÍA TÉCNICA</w:t>
       </w:r>
@@ -3417,12 +3417,12 @@
           <w:color w:val="000000"/>
           <w:kern w:val="0"/>
           <w:lang w:eastAsia="es-PE"/>
-          <w14:ligatures w14:val="none"/>
+          <ns2:ligatures ns2:val="none"/>
         </w:rPr>
         <w:t xml:space="preserve"> </w:t>
       </w:r>
     </w:p>
-    <w:p>
+    <w:p ns2:paraId="7188837B" ns2:textId="77777777">
       <w:pPr>
         <w:spacing w:after="0" w:line="240" w:lineRule="auto"/>
         <w:jc w:val="both"/>
@@ -3432,11 +3432,11 @@
           <w:color w:val="000000"/>
           <w:kern w:val="0"/>
           <w:lang w:eastAsia="es-PE"/>
-          <w14:ligatures w14:val="none"/>
-        </w:rPr>
-      </w:pPr>
-    </w:p>
-    <w:p>
+          <ns2:ligatures ns2:val="none"/>
+        </w:rPr>
+      </w:pPr>
+    </w:p>
+    <w:p ns2:paraId="40DC45B5" ns2:textId="77777777">
       <w:pPr>
         <w:spacing w:after="0" w:line="240" w:lineRule="auto"/>
         <w:jc w:val="both"/>
@@ -3445,7 +3445,7 @@
           <w:color w:val="000000"/>
           <w:kern w:val="0"/>
           <w:lang w:eastAsia="es-PE"/>
-          <w14:ligatures w14:val="none"/>
+          <ns2:ligatures ns2:val="none"/>
         </w:rPr>
       </w:pPr>
       <w:r>
@@ -3471,24 +3471,24 @@
           <w:kern w:val="0"/>
           <w:shd w:val="clear" w:color="auto" w:fill="FFFFFF"/>
           <w:lang w:eastAsia="es-PE"/>
-          <w14:ligatures w14:val="none"/>
+          <ns2:ligatures ns2:val="none"/>
         </w:rPr>
         <w:t/>
       </w:r>
     </w:p>
-    <w:p>
-      <w:pPr>
-        <w:spacing w:after="0" w:line="240" w:lineRule="auto"/>
-        <w:jc w:val="both"/>
-        <w:rPr>
-          <w:rFonts w:ascii="Arial Narrow" w:eastAsia="Arial Narrow" w:hAnsi="Arial Narrow" w:cs="Arial Narrow"/>
-          <w:kern w:val="0"/>
-          <w14:ligatures w14:val="none"/>
+    <w:p ns2:paraId="3B0BD28D" ns2:textId="77777777">
+      <w:pPr>
+        <w:spacing w:after="0" w:line="240" w:lineRule="auto"/>
+        <w:jc w:val="both"/>
+        <w:rPr>
+          <w:rFonts w:ascii="Arial Narrow" w:eastAsia="Arial Narrow" w:hAnsi="Arial Narrow" w:cs="Arial Narrow"/>
+          <w:kern w:val="0"/>
+          <ns2:ligatures ns2:val="none"/>
         </w:rPr>
       </w:pPr>
       <w:bookmarkStart w:id="14" w:name="_Hlk215162047"/>
     </w:p>
-    <w:p>
+    <w:p ns2:paraId="06076D2C" ns2:textId="72F2D1EB">
       <w:pPr>
         <w:pStyle w:val="Prrafodelista"/>
         <w:numPr>
@@ -3505,14 +3505,14 @@
         <w:rPr>
           <w:rFonts w:ascii="Arial Narrow" w:eastAsia="Arial Narrow" w:hAnsi="Arial Narrow" w:cs="Arial Narrow"/>
           <w:kern w:val="0"/>
-          <w14:ligatures w14:val="none"/>
-        </w:rPr>
-      </w:pPr>
-      <w:r>
-        <w:rPr>
-          <w:rFonts w:ascii="Arial Narrow" w:eastAsia="Arial Narrow" w:hAnsi="Arial Narrow" w:cs="Arial Narrow"/>
-          <w:kern w:val="0"/>
-          <w14:ligatures w14:val="none"/>
+          <ns2:ligatures ns2:val="none"/>
+        </w:rPr>
+      </w:pPr>
+      <w:r>
+        <w:rPr>
+          <w:rFonts w:ascii="Arial Narrow" w:eastAsia="Arial Narrow" w:hAnsi="Arial Narrow" w:cs="Arial Narrow"/>
+          <w:kern w:val="0"/>
+          <ns2:ligatures ns2:val="none"/>
         </w:rPr>
         <w:t xml:space="preserve">Presunta infracción a los artículos 18 y 19 de la Ley 29571, Código de Protección y Defensa del Consumidor, en tanto </w:t>
       </w:r>
@@ -3520,7 +3520,7 @@
         <w:rPr>
           <w:rFonts w:ascii="Arial Narrow" w:eastAsia="Arial Narrow" w:hAnsi="Arial Narrow" w:cs="Arial Narrow"/>
           <w:kern w:val="0"/>
-          <w14:ligatures w14:val="none"/>
+          <ns2:ligatures ns2:val="none"/>
         </w:rPr>
         <w:t xml:space="preserve">la compañía aseguradora </w:t>
       </w:r>
@@ -3528,7 +3528,7 @@
         <w:rPr>
           <w:rFonts w:ascii="Arial Narrow" w:eastAsia="Arial Narrow" w:hAnsi="Arial Narrow" w:cs="Arial Narrow"/>
           <w:kern w:val="0"/>
-          <w14:ligatures w14:val="none"/>
+          <ns2:ligatures ns2:val="none"/>
         </w:rPr>
         <w:t>habría rechazado injustificadamente la cobertura del Seguro de Inmueble – Póliza 2004832667 por el siniestro 1001312124</w:t>
       </w:r>
@@ -3536,7 +3536,7 @@
         <w:rPr>
           <w:rFonts w:ascii="Arial Narrow" w:eastAsia="Arial Narrow" w:hAnsi="Arial Narrow" w:cs="Arial Narrow"/>
           <w:kern w:val="0"/>
-          <w14:ligatures w14:val="none"/>
+          <ns2:ligatures ns2:val="none"/>
         </w:rPr>
         <w:t xml:space="preserve"> mediante la </w:t>
       </w:r>
@@ -3544,23 +3544,23 @@
         <w:rPr>
           <w:rFonts w:ascii="Arial Narrow" w:eastAsia="Arial Narrow" w:hAnsi="Arial Narrow" w:cs="Arial Narrow"/>
           <w:kern w:val="0"/>
-          <w14:ligatures w14:val="none"/>
+          <ns2:ligatures ns2:val="none"/>
         </w:rPr>
         <w:t>Carta GSIN-1270045/2025.</w:t>
       </w:r>
     </w:p>
-    <w:p>
-      <w:pPr>
-        <w:spacing w:after="0" w:line="240" w:lineRule="auto"/>
-        <w:jc w:val="both"/>
-        <w:rPr>
-          <w:rFonts w:ascii="Arial Narrow" w:eastAsia="Arial Narrow" w:hAnsi="Arial Narrow" w:cs="Arial Narrow"/>
-          <w:kern w:val="0"/>
-          <w14:ligatures w14:val="none"/>
-        </w:rPr>
-      </w:pPr>
-    </w:p>
-    <w:p>
+    <w:p ns2:paraId="3D11E392" ns2:textId="77777777">
+      <w:pPr>
+        <w:spacing w:after="0" w:line="240" w:lineRule="auto"/>
+        <w:jc w:val="both"/>
+        <w:rPr>
+          <w:rFonts w:ascii="Arial Narrow" w:eastAsia="Arial Narrow" w:hAnsi="Arial Narrow" w:cs="Arial Narrow"/>
+          <w:kern w:val="0"/>
+          <ns2:ligatures ns2:val="none"/>
+        </w:rPr>
+      </w:pPr>
+    </w:p>
+    <w:p ns2:paraId="3E3C1972" ns2:textId="5EE2A721">
       <w:pPr>
         <w:pStyle w:val="Prrafodelista"/>
         <w:numPr>
@@ -3577,14 +3577,14 @@
         <w:rPr>
           <w:rFonts w:ascii="Arial Narrow" w:eastAsia="Arial Narrow" w:hAnsi="Arial Narrow" w:cs="Arial Narrow"/>
           <w:kern w:val="0"/>
-          <w14:ligatures w14:val="none"/>
-        </w:rPr>
-      </w:pPr>
-      <w:r>
-        <w:rPr>
-          <w:rFonts w:ascii="Arial Narrow" w:eastAsia="Arial Narrow" w:hAnsi="Arial Narrow" w:cs="Arial Narrow"/>
-          <w:kern w:val="0"/>
-          <w14:ligatures w14:val="none"/>
+          <ns2:ligatures ns2:val="none"/>
+        </w:rPr>
+      </w:pPr>
+      <w:r>
+        <w:rPr>
+          <w:rFonts w:ascii="Arial Narrow" w:eastAsia="Arial Narrow" w:hAnsi="Arial Narrow" w:cs="Arial Narrow"/>
+          <w:kern w:val="0"/>
+          <ns2:ligatures ns2:val="none"/>
         </w:rPr>
         <w:t>Presunta infracción a los artículos 18 y 19 de la Ley 29571, Código de Protección y Defensa del Consumidor, en tanto la compañía aseguradora habría liquidado inadecuadamente el siniestro 1001312124</w:t>
       </w:r>
@@ -3592,7 +3592,7 @@
         <w:rPr>
           <w:rFonts w:ascii="Arial Narrow" w:eastAsia="Arial Narrow" w:hAnsi="Arial Narrow" w:cs="Arial Narrow"/>
           <w:kern w:val="0"/>
-          <w14:ligatures w14:val="none"/>
+          <ns2:ligatures ns2:val="none"/>
         </w:rPr>
         <w:t xml:space="preserve"> mediante comunicaciónn d</w:t>
       </w:r>
@@ -3600,7 +3600,7 @@
         <w:rPr>
           <w:rFonts w:ascii="Arial Narrow" w:eastAsia="Arial Narrow" w:hAnsi="Arial Narrow" w:cs="Arial Narrow"/>
           <w:kern w:val="0"/>
-          <w14:ligatures w14:val="none"/>
+          <ns2:ligatures ns2:val="none"/>
         </w:rPr>
         <w:t>el 22 de octubre de 2025</w:t>
       </w:r>
@@ -3608,7 +3608,7 @@
         <w:rPr>
           <w:rFonts w:ascii="Arial Narrow" w:eastAsia="Arial Narrow" w:hAnsi="Arial Narrow" w:cs="Arial Narrow"/>
           <w:kern w:val="0"/>
-          <w14:ligatures w14:val="none"/>
+          <ns2:ligatures ns2:val="none"/>
         </w:rPr>
         <w:t xml:space="preserve">, </w:t>
       </w:r>
@@ -3616,7 +3616,7 @@
         <w:rPr>
           <w:rFonts w:ascii="Arial Narrow" w:eastAsia="Arial Narrow" w:hAnsi="Arial Narrow" w:cs="Arial Narrow"/>
           <w:kern w:val="0"/>
-          <w14:ligatures w14:val="none"/>
+          <ns2:ligatures ns2:val="none"/>
         </w:rPr>
         <w:t xml:space="preserve">pese a </w:t>
       </w:r>
@@ -3624,7 +3624,7 @@
         <w:rPr>
           <w:rFonts w:ascii="Arial Narrow" w:eastAsia="Arial Narrow" w:hAnsi="Arial Narrow" w:cs="Arial Narrow"/>
           <w:kern w:val="0"/>
-          <w14:ligatures w14:val="none"/>
+          <ns2:ligatures ns2:val="none"/>
         </w:rPr>
         <w:t xml:space="preserve">que no se consideró el </w:t>
       </w:r>
@@ -3634,7 +3634,7 @@
           <w:color w:val="000000"/>
           <w:kern w:val="0"/>
           <w:lang w:val="es-ES" w:eastAsia="es-ES"/>
-          <w14:ligatures w14:val="none"/>
+          <ns2:ligatures ns2:val="none"/>
         </w:rPr>
         <w:t>informe técnico de</w:t>
       </w:r>
@@ -3644,7 +3644,7 @@
           <w:color w:val="000000"/>
           <w:kern w:val="0"/>
           <w:lang w:val="es-ES" w:eastAsia="es-ES"/>
-          <w14:ligatures w14:val="none"/>
+          <ns2:ligatures ns2:val="none"/>
         </w:rPr>
         <w:t>l</w:t>
       </w:r>
@@ -3654,7 +3654,7 @@
           <w:color w:val="000000"/>
           <w:kern w:val="0"/>
           <w:lang w:val="es-ES" w:eastAsia="es-ES"/>
-          <w14:ligatures w14:val="none"/>
+          <ns2:ligatures ns2:val="none"/>
         </w:rPr>
         <w:t xml:space="preserve"> 10 de agosto de 2025</w:t>
       </w:r>
@@ -3662,12 +3662,12 @@
         <w:rPr>
           <w:rFonts w:ascii="Arial Narrow" w:eastAsia="Arial Narrow" w:hAnsi="Arial Narrow" w:cs="Arial Narrow"/>
           <w:kern w:val="0"/>
-          <w14:ligatures w14:val="none"/>
+          <ns2:ligatures ns2:val="none"/>
         </w:rPr>
         <w:t>.</w:t>
       </w:r>
     </w:p>
-    <w:p>
+    <w:p ns2:paraId="57FB5101" ns2:textId="77777777">
       <w:pPr>
         <w:pStyle w:val="Prrafodelista"/>
         <w:spacing w:after="0" w:line="240" w:lineRule="auto"/>
@@ -3676,11 +3676,11 @@
         <w:rPr>
           <w:rFonts w:ascii="Arial Narrow" w:eastAsia="Arial Narrow" w:hAnsi="Arial Narrow" w:cs="Arial Narrow"/>
           <w:kern w:val="0"/>
-          <w14:ligatures w14:val="none"/>
-        </w:rPr>
-      </w:pPr>
-    </w:p>
-    <w:p>
+          <ns2:ligatures ns2:val="none"/>
+        </w:rPr>
+      </w:pPr>
+    </w:p>
+    <w:p ns2:paraId="0886574E" ns2:textId="71343DBE">
       <w:pPr>
         <w:pStyle w:val="Prrafodelista"/>
         <w:numPr>
@@ -3697,14 +3697,14 @@
         <w:rPr>
           <w:rFonts w:ascii="Arial Narrow" w:eastAsia="Arial Narrow" w:hAnsi="Arial Narrow" w:cs="Arial Narrow"/>
           <w:kern w:val="0"/>
-          <w14:ligatures w14:val="none"/>
-        </w:rPr>
-      </w:pPr>
-      <w:r>
-        <w:rPr>
-          <w:rFonts w:ascii="Arial Narrow" w:eastAsia="Arial Narrow" w:hAnsi="Arial Narrow" w:cs="Arial Narrow"/>
-          <w:kern w:val="0"/>
-          <w14:ligatures w14:val="none"/>
+          <ns2:ligatures ns2:val="none"/>
+        </w:rPr>
+      </w:pPr>
+      <w:r>
+        <w:rPr>
+          <w:rFonts w:ascii="Arial Narrow" w:eastAsia="Arial Narrow" w:hAnsi="Arial Narrow" w:cs="Arial Narrow"/>
+          <w:kern w:val="0"/>
+          <ns2:ligatures ns2:val="none"/>
         </w:rPr>
         <w:t>Presunta infracción al numeral 88.1 del artículo 88 de la Ley 29571, Código de Protección y Defensa del Consumidor, en tanto la compañía aseguradora habría atendido inadecuadamente el Reclamo 004/4634/2025 presentado el 7 de noviembre de 2025</w:t>
       </w:r>
@@ -3712,7 +3712,7 @@
         <w:rPr>
           <w:rFonts w:ascii="Arial Narrow" w:eastAsia="Arial Narrow" w:hAnsi="Arial Narrow" w:cs="Arial Narrow"/>
           <w:kern w:val="0"/>
-          <w14:ligatures w14:val="none"/>
+          <ns2:ligatures ns2:val="none"/>
         </w:rPr>
         <w:t xml:space="preserve"> por el denunciante</w:t>
       </w:r>
@@ -3720,14 +3720,14 @@
         <w:rPr>
           <w:rFonts w:ascii="Arial Narrow" w:eastAsia="Arial Narrow" w:hAnsi="Arial Narrow" w:cs="Arial Narrow"/>
           <w:kern w:val="0"/>
-          <w14:ligatures w14:val="none"/>
+          <ns2:ligatures ns2:val="none"/>
         </w:rPr>
         <w:t>.</w:t>
       </w:r>
     </w:p>
     <w:bookmarkEnd w:id="13"/>
     <w:bookmarkEnd w:id="14"/>
-    <w:p>
+    <w:p ns2:paraId="6D6E7CAF" ns2:textId="35FA0892">
       <w:pPr>
         <w:spacing w:after="0" w:line="240" w:lineRule="auto"/>
         <w:jc w:val="both"/>
@@ -3736,7 +3736,7 @@
         </w:rPr>
       </w:pPr>
     </w:p>
-    <w:p>
+    <w:p ns2:paraId="42B226E8" ns2:textId="77777777">
       <w:pPr>
         <w:spacing w:after="0" w:line="240" w:lineRule="auto"/>
         <w:contextualSpacing/>
@@ -3744,7 +3744,7 @@
         <w:rPr>
           <w:rFonts w:ascii="Arial Narrow" w:eastAsia="Calibri" w:hAnsi="Arial Narrow" w:cs="Arial"/>
           <w:kern w:val="0"/>
-          <w14:ligatures w14:val="none"/>
+          <ns2:ligatures ns2:val="none"/>
         </w:rPr>
       </w:pPr>
       <w:r>
@@ -3763,7 +3763,7 @@
         <w:t>tener por ofrecidos los medios probatorios presentados en el escrito de denuncia del 30 de junio de 2026.</w:t>
       </w:r>
     </w:p>
-    <w:p>
+    <w:p ns2:paraId="478B6A52" ns2:textId="77777777">
       <w:pPr>
         <w:spacing w:after="0" w:line="240" w:lineRule="auto"/>
         <w:contextualSpacing/>
@@ -3773,11 +3773,11 @@
           <w:color w:val="000000"/>
           <w:kern w:val="0"/>
           <w:lang w:eastAsia="es-PE"/>
-          <w14:ligatures w14:val="none"/>
-        </w:rPr>
-      </w:pPr>
-    </w:p>
-    <w:p>
+          <ns2:ligatures ns2:val="none"/>
+        </w:rPr>
+      </w:pPr>
+    </w:p>
+    <w:p ns2:paraId="4A7AB609" ns2:textId="77777777">
       <w:pPr>
         <w:spacing w:after="0" w:line="240" w:lineRule="auto"/>
         <w:jc w:val="both"/>
@@ -3786,7 +3786,7 @@
           <w:color w:val="000000"/>
           <w:kern w:val="0"/>
           <w:lang w:eastAsia="es-PE"/>
-          <w14:ligatures w14:val="none"/>
+          <ns2:ligatures ns2:val="none"/>
         </w:rPr>
       </w:pPr>
       <w:r>
@@ -3812,7 +3812,7 @@
         <w:t xml:space="preserve"> de Seguros y Reaseguros S.A. que cumpla con lo siguiente:</w:t>
       </w:r>
     </w:p>
-    <w:p>
+    <w:p ns2:paraId="60A666D6" ns2:textId="77777777">
       <w:pPr>
         <w:spacing w:after="0" w:line="240" w:lineRule="auto"/>
         <w:jc w:val="both"/>
@@ -3821,11 +3821,11 @@
           <w:color w:val="000000"/>
           <w:kern w:val="0"/>
           <w:lang w:eastAsia="es-PE"/>
-          <w14:ligatures w14:val="none"/>
-        </w:rPr>
-      </w:pPr>
-    </w:p>
-    <w:p>
+          <ns2:ligatures ns2:val="none"/>
+        </w:rPr>
+      </w:pPr>
+    </w:p>
+    <w:p ns2:paraId="6AC40B56" ns2:textId="77777777">
       <w:pPr>
         <w:numPr>
           <w:ilvl w:val="0"/>
@@ -3839,7 +3839,7 @@
           <w:color w:val="000000"/>
           <w:kern w:val="0"/>
           <w:lang w:eastAsia="es-PE"/>
-          <w14:ligatures w14:val="none"/>
+          <ns2:ligatures ns2:val="none"/>
         </w:rPr>
       </w:pPr>
       <w:r>
@@ -3848,12 +3848,12 @@
           <w:color w:val="000000"/>
           <w:kern w:val="0"/>
           <w:lang w:eastAsia="es-PE"/>
-          <w14:ligatures w14:val="none"/>
+          <ns2:ligatures ns2:val="none"/>
         </w:rPr>
         <w:t>presentar documentos que acrediten su inscripción en los Registros Públicos o una declaración jurada que indique que cuenta con dicha inscripción;</w:t>
       </w:r>
     </w:p>
-    <w:p>
+    <w:p ns2:paraId="7DF3DC26" ns2:textId="77777777">
       <w:pPr>
         <w:numPr>
           <w:ilvl w:val="0"/>
@@ -3867,7 +3867,7 @@
           <w:color w:val="000000"/>
           <w:kern w:val="0"/>
           <w:lang w:eastAsia="es-PE"/>
-          <w14:ligatures w14:val="none"/>
+          <ns2:ligatures ns2:val="none"/>
         </w:rPr>
       </w:pPr>
       <w:r>
@@ -3876,13 +3876,13 @@
           <w:color w:val="000000"/>
           <w:kern w:val="0"/>
           <w:lang w:eastAsia="es-PE"/>
-          <w14:ligatures w14:val="none"/>
+          <ns2:ligatures ns2:val="none"/>
         </w:rPr>
         <w:lastRenderedPageBreak/>
         <w:t>presentar copia simple de las facultades de representación de su representante legal en el presente procedimiento o la declaración jurada que indique que cuenta con dichas facultades y que estas se encuentran vigentes;</w:t>
       </w:r>
     </w:p>
-    <w:p>
+    <w:p ns2:paraId="0F518BF4" ns2:textId="77777777">
       <w:pPr>
         <w:numPr>
           <w:ilvl w:val="0"/>
@@ -3896,7 +3896,7 @@
           <w:color w:val="000000"/>
           <w:kern w:val="0"/>
           <w:lang w:eastAsia="es-PE"/>
-          <w14:ligatures w14:val="none"/>
+          <ns2:ligatures ns2:val="none"/>
         </w:rPr>
       </w:pPr>
       <w:r>
@@ -3905,12 +3905,12 @@
           <w:color w:val="000000"/>
           <w:kern w:val="0"/>
           <w:lang w:eastAsia="es-PE"/>
-          <w14:ligatures w14:val="none"/>
+          <ns2:ligatures ns2:val="none"/>
         </w:rPr>
         <w:t>consignar el Número de Registro Único de Contribuyentes (RUC); y,</w:t>
       </w:r>
     </w:p>
-    <w:p>
+    <w:p ns2:paraId="4672C3B7" ns2:textId="77777777">
       <w:pPr>
         <w:numPr>
           <w:ilvl w:val="0"/>
@@ -3922,7 +3922,7 @@
         <w:rPr>
           <w:rFonts w:ascii="Arial Narrow" w:eastAsia="Calibri" w:hAnsi="Arial Narrow" w:cs="Arial"/>
           <w:kern w:val="0"/>
-          <w14:ligatures w14:val="none"/>
+          <ns2:ligatures ns2:val="none"/>
         </w:rPr>
       </w:pPr>
       <w:r>
@@ -3931,7 +3931,7 @@
           <w:color w:val="000000"/>
           <w:kern w:val="0"/>
           <w:lang w:eastAsia="es-PE"/>
-          <w14:ligatures w14:val="none"/>
+          <ns2:ligatures ns2:val="none"/>
         </w:rPr>
         <w:t xml:space="preserve">fijar domicilio procesal para el procedimiento, de conformidad con el numeral 1 del artículo 442 del Código Procesal Civil. </w:t>
       </w:r>
@@ -3940,7 +3940,7 @@
           <w:rFonts w:ascii="Arial Narrow" w:eastAsia="Arial Narrow" w:hAnsi="Arial Narrow" w:cs="Arial"/>
           <w:color w:val="000000"/>
           <w:kern w:val="0"/>
-          <w14:ligatures w14:val="none"/>
+          <ns2:ligatures ns2:val="none"/>
         </w:rPr>
         <w:t>Para ello podrá señalar domicilio físico o una dirección electrónica a la que pueda remitirse las notificaciones</w:t>
       </w:r>
@@ -3950,12 +3950,12 @@
           <w:color w:val="000000"/>
           <w:kern w:val="0"/>
           <w:lang w:val="es"/>
-          <w14:ligatures w14:val="none"/>
+          <ns2:ligatures ns2:val="none"/>
         </w:rPr>
         <w:t>;</w:t>
       </w:r>
     </w:p>
-    <w:p>
+    <w:p ns2:paraId="3BCB2689" ns2:textId="77777777">
       <w:pPr>
         <w:numPr>
           <w:ilvl w:val="0"/>
@@ -3967,7 +3967,7 @@
         <w:rPr>
           <w:rFonts w:ascii="Arial Narrow" w:eastAsia="Calibri" w:hAnsi="Arial Narrow" w:cs="Arial"/>
           <w:kern w:val="0"/>
-          <w14:ligatures w14:val="none"/>
+          <ns2:ligatures ns2:val="none"/>
         </w:rPr>
       </w:pPr>
       <w:r>
@@ -3975,7 +3975,7 @@
           <w:rFonts w:ascii="Arial Narrow" w:eastAsia="Arial Narrow" w:hAnsi="Arial Narrow" w:cs="Arial"/>
           <w:color w:val="000000"/>
           <w:kern w:val="0"/>
-          <w14:ligatures w14:val="none"/>
+          <ns2:ligatures ns2:val="none"/>
         </w:rPr>
         <w:t>en caso califique como micro empresa o pequeña empresa, presentar los documentos que acrediten su volumen de ventas o ingresos brutos percibidos el año anterior relativo a todas sus actividades económicas y el número de trabajadores con el que cuenta</w:t>
       </w:r>
@@ -3986,7 +3986,7 @@
           <w:color w:val="000000"/>
           <w:kern w:val="0"/>
           <w:vertAlign w:val="superscript"/>
-          <w14:ligatures w14:val="none"/>
+          <ns2:ligatures ns2:val="none"/>
         </w:rPr>
         <w:footnoteReference w:id="6"/>
       </w:r>
@@ -3995,7 +3995,7 @@
           <w:rFonts w:ascii="Arial Narrow" w:eastAsia="Arial Narrow" w:hAnsi="Arial Narrow" w:cs="Arial"/>
           <w:color w:val="000000"/>
           <w:kern w:val="0"/>
-          <w14:ligatures w14:val="none"/>
+          <ns2:ligatures ns2:val="none"/>
         </w:rPr>
         <w:t xml:space="preserve">. Ello, a fin de que la Comisión pueda meritar dicha documentación, conforme lo establece el artículo 110 del </w:t>
       </w:r>
@@ -4005,7 +4005,7 @@
           <w:color w:val="000000"/>
           <w:spacing w:val="-2"/>
           <w:kern w:val="0"/>
-          <w14:ligatures w14:val="none"/>
+          <ns2:ligatures ns2:val="none"/>
         </w:rPr>
         <w:t>Código</w:t>
       </w:r>
@@ -4017,7 +4017,7 @@
           <w:spacing w:val="-2"/>
           <w:kern w:val="0"/>
           <w:vertAlign w:val="superscript"/>
-          <w14:ligatures w14:val="none"/>
+          <ns2:ligatures ns2:val="none"/>
         </w:rPr>
         <w:footnoteReference w:id="7"/>
       </w:r>
@@ -4027,26 +4027,57 @@
           <w:color w:val="000000"/>
           <w:spacing w:val="-2"/>
           <w:kern w:val="0"/>
-          <w14:ligatures w14:val="none"/>
+          <ns2:ligatures ns2:val="none"/>
         </w:rPr>
         <w:t>.</w:t>
       </w:r>
     </w:p>
+    <w:p ns2:paraId="7B92348D" ns2:textId="77777777">
+      <w:pPr>
+        <w:spacing w:after="0" w:line="240" w:lineRule="auto"/>
+        <w:ind w:left="567"/>
+        <w:jc w:val="both"/>
+        <w:rPr>
+          <w:rFonts w:ascii="Arial Narrow" w:eastAsia="Arial Narrow" w:hAnsi="Arial Narrow" w:cs="Arial Narrow"/>
+          <w:color w:val="000000"/>
+          <w:kern w:val="0"/>
+          <w:lang w:eastAsia="es-PE"/>
+          <ns2:ligatures ns2:val="none"/>
+        </w:rPr>
+      </w:pPr>
+    </w:p>
     <w:p>
       <w:pPr>
         <w:spacing w:after="0" w:line="240" w:lineRule="auto"/>
-        <w:ind w:left="567"/>
         <w:jc w:val="both"/>
         <w:rPr>
           <w:rFonts w:ascii="Arial Narrow" w:eastAsia="Arial Narrow" w:hAnsi="Arial Narrow" w:cs="Arial Narrow"/>
           <w:color w:val="000000"/>
           <w:kern w:val="0"/>
           <w:lang w:eastAsia="es-PE"/>
-          <w14:ligatures w14:val="none"/>
-        </w:rPr>
-      </w:pPr>
-    </w:p>
-    <w:p>
+          <ns2:ligatures ns2:val="none"/>
+        </w:rPr>
+      </w:pPr>
+      <w:r>
+        <w:rPr>
+          <w:rFonts w:ascii="Arial Narrow" w:hAnsi="Arial Narrow" w:cs="Arial Narrow"/>
+          <w:b w:val="1"/>
+          <w:bCs w:val="1"/>
+          <w:sz w:val="20"/>
+          <w:szCs w:val="20"/>
+        </w:rPr>
+        <w:t xml:space="preserve">CUARTO: </w:t>
+      </w:r>
+      <w:r>
+        <w:rPr>
+          <w:rFonts w:ascii="Arial Narrow" w:hAnsi="Arial Narrow" w:cs="Arial Narrow"/>
+          <w:sz w:val="20"/>
+          <w:szCs w:val="20"/>
+        </w:rPr>
+        <w:t xml:space="preserve">correr traslado de la presente resolución a Pacífico Compañía de Seguros y Reaseguros S.A para que, de conformidad con lo dispuesto por el artículo 26° de la Ley sobre Facultades, Normas y Organización del Indecopi, aprobado por Decreto Legislativo N° 8079, presenten sus descargos sobre la imputación de cargos realizada en un plazo no mayor a cinco (5) días hábiles contado a partir del día siguiente de la notificación de la presente resolución, vencido el cual, el Secretario Técnico declarará en rebeldía a los denunciados que no lo hubieran presentado. Debe precisarse que de conformidad con lo establecido por el artículo 223° del Texto Único Ordenado de la Ley N° 27444, Ley del Procedimiento Administrativo General, las alegaciones y los hechos relevantes de la reclamación, salvo que hayan sido específicamente negadas en la contestación, se tendrán por aceptadas o meritadas como ciertas.</w:t>
+      </w:r>
+    </w:p>
+    <w:p ns2:paraId="484D6724" ns2:textId="77777777">
       <w:pPr>
         <w:spacing w:after="0" w:line="240" w:lineRule="auto"/>
         <w:jc w:val="both"/>
@@ -4055,39 +4086,11 @@
           <w:color w:val="000000"/>
           <w:kern w:val="0"/>
           <w:lang w:eastAsia="es-PE"/>
-          <w14:ligatures w14:val="none"/>
-        </w:rPr>
-      </w:pPr>
-      <w:r>
-        <w:rPr>
-          <w:rFonts w:ascii="Arial Narrow" w:eastAsia="Arial Narrow" w:hAnsi="Arial Narrow"/>
-          <w:b/>
-          <w:color w:val="000000"/>
-        </w:rPr>
-        <w:t xml:space="preserve">CUARTO: </w:t>
-      </w:r>
-      <w:r>
-        <w:rPr>
-          <w:rFonts w:ascii="Arial Narrow" w:eastAsia="Arial Narrow" w:hAnsi="Arial Narrow"/>
-          <w:color w:val="000000"/>
-        </w:rPr>
-        <w:t>correr traslado de la denuncia interpuesta el 30 de junio de 2026 a Pacífico Compañía de Seguros y Reaseguros S.A., para que, de conformidad con lo dispuesto por el artículo 26 de la Ley sobre Facultades, Normas y Organización del Indecopi, aprobada por Decreto Legislativo 807, presente sus descargos en un plazo no mayor de cinco (5) días hábiles contados desde la notificación.</w:t>
-      </w:r>
-    </w:p>
-    <w:p>
-      <w:pPr>
-        <w:spacing w:after="0" w:line="240" w:lineRule="auto"/>
-        <w:jc w:val="both"/>
-        <w:rPr>
-          <w:rFonts w:ascii="Arial Narrow" w:eastAsia="Arial Narrow" w:hAnsi="Arial Narrow" w:cs="Arial Narrow"/>
-          <w:color w:val="000000"/>
-          <w:kern w:val="0"/>
-          <w:lang w:eastAsia="es-PE"/>
-          <w14:ligatures w14:val="none"/>
-        </w:rPr>
-      </w:pPr>
-    </w:p>
-    <w:p>
+          <ns2:ligatures ns2:val="none"/>
+        </w:rPr>
+      </w:pPr>
+    </w:p>
+    <w:p ns2:paraId="5C7AB707" ns2:textId="79FCEEB1">
       <w:pPr>
         <w:spacing w:after="0" w:line="240" w:lineRule="auto"/>
         <w:jc w:val="both"/>
@@ -4096,7 +4099,7 @@
           <w:color w:val="000000"/>
           <w:kern w:val="0"/>
           <w:lang w:val="es-ES" w:eastAsia="es-ES"/>
-          <w14:ligatures w14:val="none"/>
+          <ns2:ligatures ns2:val="none"/>
         </w:rPr>
       </w:pPr>
       <w:r>
@@ -4114,7 +4117,7 @@
           <w:color w:val="000000"/>
           <w:kern w:val="0"/>
           <w:lang w:eastAsia="es-ES"/>
-          <w14:ligatures w14:val="none"/>
+          <ns2:ligatures ns2:val="none"/>
         </w:rPr>
         <w:t xml:space="preserve">requerir </w:t>
       </w:r>
@@ -4124,7 +4127,7 @@
           <w:color w:val="000000"/>
           <w:kern w:val="0"/>
           <w:lang w:val="es-ES" w:eastAsia="es-ES"/>
-          <w14:ligatures w14:val="none"/>
+          <ns2:ligatures ns2:val="none"/>
         </w:rPr>
         <w:t xml:space="preserve">que, en un </w:t>
       </w:r>
@@ -4134,7 +4137,7 @@
           <w:color w:val="000000"/>
           <w:kern w:val="0"/>
           <w:lang w:eastAsia="es-ES"/>
-          <w14:ligatures w14:val="none"/>
+          <ns2:ligatures ns2:val="none"/>
         </w:rPr>
         <w:t>plazo no mayor de cinco (5) días hábiles contado a partir del día siguiente de la notificación de la presente resolución</w:t>
       </w:r>
@@ -4145,7 +4148,7 @@
           <w:color w:val="000000"/>
           <w:kern w:val="0"/>
           <w:lang w:eastAsia="es-ES"/>
-          <w14:ligatures w14:val="none"/>
+          <ns2:ligatures ns2:val="none"/>
         </w:rPr>
         <w:t xml:space="preserve">, </w:t>
       </w:r>
@@ -4157,7 +4160,7 @@
           <w:kern w:val="0"/>
           <w:shd w:val="clear" w:color="auto" w:fill="FFFFFF"/>
           <w:lang w:eastAsia="es-PE"/>
-          <w14:ligatures w14:val="none"/>
+          <ns2:ligatures ns2:val="none"/>
         </w:rPr>
         <w:t>el proveedor denunciado</w:t>
       </w:r>
@@ -4167,7 +4170,7 @@
           <w:color w:val="000000"/>
           <w:kern w:val="0"/>
           <w:lang w:eastAsia="es-ES"/>
-          <w14:ligatures w14:val="none"/>
+          <ns2:ligatures ns2:val="none"/>
         </w:rPr>
         <w:t xml:space="preserve"> </w:t>
       </w:r>
@@ -4178,7 +4181,7 @@
           <w:color w:val="000000"/>
           <w:kern w:val="0"/>
           <w:lang w:val="es-ES" w:eastAsia="es-ES"/>
-          <w14:ligatures w14:val="none"/>
+          <ns2:ligatures ns2:val="none"/>
         </w:rPr>
         <w:t xml:space="preserve">cumpla </w:t>
       </w:r>
@@ -4195,7 +4198,7 @@
           <w:color w:val="000000"/>
           <w:kern w:val="0"/>
           <w:lang w:val="es-ES" w:eastAsia="es-ES"/>
-          <w14:ligatures w14:val="none"/>
+          <ns2:ligatures ns2:val="none"/>
         </w:rPr>
         <w:t>(i) presentar una copia completa, legible y debidamente suscrita del Seguro de Inmueble – Póliza 2004832667, así como el cargo de remisión de la póliza; (ii) presentar los medios probatorios que acrediten que liquidó adecuadamente el siniestro 1001312124 correspondiente al Seguro de Inmueble – Póliza 2004832667; y, (iii) presentar todas las comunicaciones cursadas con la parte denunciante en virtud de los hechos materia de denuncia</w:t>
       </w:r>
@@ -4207,7 +4210,7 @@
         <w:t>.</w:t>
       </w:r>
     </w:p>
-    <w:p>
+    <w:p ns2:paraId="6ACC7769" ns2:textId="77777777">
       <w:pPr>
         <w:spacing w:after="0" w:line="240" w:lineRule="auto"/>
         <w:jc w:val="both"/>
@@ -4217,11 +4220,11 @@
           <w:color w:val="000000"/>
           <w:kern w:val="0"/>
           <w:lang w:val="es-ES" w:eastAsia="es-PE"/>
-          <w14:ligatures w14:val="none"/>
-        </w:rPr>
-      </w:pPr>
-    </w:p>
-    <w:p>
+          <ns2:ligatures ns2:val="none"/>
+        </w:rPr>
+      </w:pPr>
+    </w:p>
+    <w:p ns2:paraId="410DD840" ns2:textId="77777777">
       <w:pPr>
         <w:spacing w:after="0" w:line="240" w:lineRule="auto"/>
         <w:jc w:val="both"/>
@@ -4230,7 +4233,7 @@
           <w:color w:val="000000"/>
           <w:kern w:val="0"/>
           <w:lang w:eastAsia="es-PE"/>
-          <w14:ligatures w14:val="none"/>
+          <ns2:ligatures ns2:val="none"/>
         </w:rPr>
       </w:pPr>
       <w:r>
@@ -4240,7 +4243,7 @@
           <w:color w:val="000000"/>
           <w:kern w:val="0"/>
           <w:lang w:eastAsia="es-PE"/>
-          <w14:ligatures w14:val="none"/>
+          <ns2:ligatures ns2:val="none"/>
         </w:rPr>
         <w:t>SEXTO:</w:t>
       </w:r>
@@ -4250,7 +4253,7 @@
           <w:color w:val="000000"/>
           <w:kern w:val="0"/>
           <w:lang w:eastAsia="es-PE"/>
-          <w14:ligatures w14:val="none"/>
+          <ns2:ligatures ns2:val="none"/>
         </w:rPr>
         <w:t xml:space="preserve"> </w:t>
       </w:r>
@@ -4261,7 +4264,7 @@
           <w:color w:val="000000"/>
           <w:kern w:val="0"/>
           <w:lang w:eastAsia="es-PE"/>
-          <w14:ligatures w14:val="none"/>
+          <ns2:ligatures ns2:val="none"/>
         </w:rPr>
         <w:t xml:space="preserve">informar a las partes que el artículo 110 de la Ley </w:t>
       </w:r>
@@ -4271,7 +4274,7 @@
           <w:color w:val="000000"/>
           <w:kern w:val="0"/>
           <w:lang w:eastAsia="es-PE"/>
-          <w14:ligatures w14:val="none"/>
+          <ns2:ligatures ns2:val="none"/>
         </w:rPr>
         <w:t>29571</w:t>
       </w:r>
@@ -4281,7 +4284,7 @@
           <w:color w:val="000000"/>
           <w:kern w:val="0"/>
           <w:lang w:eastAsia="es-PE"/>
-          <w14:ligatures w14:val="none"/>
+          <ns2:ligatures ns2:val="none"/>
         </w:rPr>
         <w:t>, Código de Protección y Defensa del Consumidor</w:t>
       </w:r>
@@ -4293,7 +4296,7 @@
           <w:kern w:val="0"/>
           <w:vertAlign w:val="superscript"/>
           <w:lang w:eastAsia="es-PE"/>
-          <w14:ligatures w14:val="none"/>
+          <ns2:ligatures ns2:val="none"/>
         </w:rPr>
         <w:footnoteReference w:id="8"/>
       </w:r>
@@ -4303,7 +4306,7 @@
           <w:color w:val="000000"/>
           <w:kern w:val="0"/>
           <w:lang w:eastAsia="es-PE"/>
-          <w14:ligatures w14:val="none"/>
+          <ns2:ligatures ns2:val="none"/>
         </w:rPr>
         <w:t xml:space="preserve">, faculta a la Comisión a calificar las infracciones de la referida norma como leves, graves o muy graves e imponer sanciones que van desde una amonestación hasta una multa por un máximo de 450 Unidades Impositivas Tributarias, sin perjuicio de las medidas correctivas, reparadoras y complementarias, </w:t>
       </w:r>
@@ -4313,7 +4316,7 @@
           <w:color w:val="000000"/>
           <w:kern w:val="0"/>
           <w:lang w:eastAsia="es-PE"/>
-          <w14:ligatures w14:val="none"/>
+          <ns2:ligatures ns2:val="none"/>
         </w:rPr>
         <w:lastRenderedPageBreak/>
         <w:t>que puedan ordenarse de acuerdo a lo estipulado en los artículos 114, 115 y 116 de la referida norma</w:t>
@@ -4326,7 +4329,7 @@
           <w:kern w:val="0"/>
           <w:vertAlign w:val="superscript"/>
           <w:lang w:eastAsia="es-PE"/>
-          <w14:ligatures w14:val="none"/>
+          <ns2:ligatures ns2:val="none"/>
         </w:rPr>
         <w:footnoteReference w:id="9"/>
       </w:r>
@@ -4336,7 +4339,7 @@
           <w:color w:val="000000"/>
           <w:kern w:val="0"/>
           <w:lang w:eastAsia="es-PE"/>
-          <w14:ligatures w14:val="none"/>
+          <ns2:ligatures ns2:val="none"/>
         </w:rPr>
         <w:t xml:space="preserve">. </w:t>
       </w:r>
@@ -4347,7 +4350,7 @@
           <w:color w:val="000000"/>
           <w:kern w:val="0"/>
           <w:lang w:eastAsia="es-PE"/>
-          <w14:ligatures w14:val="none"/>
+          <ns2:ligatures ns2:val="none"/>
         </w:rPr>
         <w:t xml:space="preserve">Asimismo, se consideran circunstancias atenuantes para la graduación de la sanción, el allanamiento de la </w:t>
       </w:r>
@@ -4357,7 +4360,7 @@
           <w:color w:val="000000"/>
           <w:kern w:val="0"/>
           <w:lang w:eastAsia="es-PE"/>
-          <w14:ligatures w14:val="none"/>
+          <ns2:ligatures ns2:val="none"/>
         </w:rPr>
         <w:lastRenderedPageBreak/>
         <w:t>denuncia o el reconocimiento de las pretensiones en ella contenidas, de acuerdo con el artículo 112 del Código</w:t>
@@ -4370,7 +4373,7 @@
           <w:kern w:val="0"/>
           <w:vertAlign w:val="superscript"/>
           <w:lang w:eastAsia="es-PE"/>
-          <w14:ligatures w14:val="none"/>
+          <ns2:ligatures ns2:val="none"/>
         </w:rPr>
         <w:footnoteReference w:id="10"/>
       </w:r>
@@ -4380,12 +4383,12 @@
           <w:color w:val="000000"/>
           <w:kern w:val="0"/>
           <w:lang w:eastAsia="es-PE"/>
-          <w14:ligatures w14:val="none"/>
+          <ns2:ligatures ns2:val="none"/>
         </w:rPr>
         <w:t>.</w:t>
       </w:r>
     </w:p>
-    <w:p>
+    <w:p ns2:paraId="4B2DF8AC" ns2:textId="77777777">
       <w:pPr>
         <w:spacing w:after="0" w:line="240" w:lineRule="auto"/>
         <w:jc w:val="both"/>
@@ -4395,11 +4398,11 @@
           <w:color w:val="000000"/>
           <w:kern w:val="0"/>
           <w:lang w:eastAsia="es-PE"/>
-          <w14:ligatures w14:val="none"/>
-        </w:rPr>
-      </w:pPr>
-    </w:p>
-    <w:p>
+          <ns2:ligatures ns2:val="none"/>
+        </w:rPr>
+      </w:pPr>
+    </w:p>
+    <w:p ns2:paraId="3DA9CE21" ns2:textId="77777777">
       <w:pPr>
         <w:spacing w:after="0" w:line="240" w:lineRule="auto"/>
         <w:jc w:val="both"/>
@@ -4408,7 +4411,7 @@
           <w:color w:val="000000"/>
           <w:kern w:val="0"/>
           <w:lang w:eastAsia="es-PE"/>
-          <w14:ligatures w14:val="none"/>
+          <ns2:ligatures ns2:val="none"/>
         </w:rPr>
       </w:pPr>
       <w:r>
@@ -4418,7 +4421,7 @@
           <w:color w:val="000000"/>
           <w:kern w:val="0"/>
           <w:lang w:eastAsia="es-PE"/>
-          <w14:ligatures w14:val="none"/>
+          <ns2:ligatures ns2:val="none"/>
         </w:rPr>
         <w:t>SÉTIMO:</w:t>
       </w:r>
@@ -4428,12 +4431,12 @@
           <w:color w:val="000000"/>
           <w:kern w:val="0"/>
           <w:lang w:eastAsia="es-PE"/>
-          <w14:ligatures w14:val="none"/>
+          <ns2:ligatures ns2:val="none"/>
         </w:rPr>
         <w:t xml:space="preserve"> informar a las partes que conforme a lo establecido en el artículo 39 de la Ley sobre Facultades, Normas y Organización del Indecopi, aprobada por Decreto Legislativo 807, los gastos por los peritajes realizados, actuación de pruebas, inspecciones y otros derivados de la tramitación del proceso serán de cargo de la parte que solicita la prueba, salvo pacto en contrario. En todos los casos, la resolución final determinará si los gastos deben ser asumidos por alguna de las partes, o reembolsados a la otra parte o al Indecopi, según sea el caso, de manera adicional a la sanción que haya podido imponerse. </w:t>
       </w:r>
     </w:p>
-    <w:p>
+    <w:p ns2:paraId="36559431" ns2:textId="77777777">
       <w:pPr>
         <w:spacing w:after="0" w:line="240" w:lineRule="auto"/>
         <w:jc w:val="both"/>
@@ -4442,11 +4445,11 @@
           <w:color w:val="000000"/>
           <w:kern w:val="0"/>
           <w:lang w:eastAsia="es-PE"/>
-          <w14:ligatures w14:val="none"/>
-        </w:rPr>
-      </w:pPr>
-    </w:p>
-    <w:p>
+          <ns2:ligatures ns2:val="none"/>
+        </w:rPr>
+      </w:pPr>
+    </w:p>
+    <w:p ns2:paraId="0C22EB3A" ns2:textId="7ACE9D1C">
       <w:pPr>
         <w:suppressAutoHyphens/>
         <w:spacing w:after="0" w:line="240" w:lineRule="auto"/>
@@ -4455,7 +4458,7 @@
           <w:rFonts w:ascii="Arial Narrow" w:eastAsia="Calibri" w:hAnsi="Arial Narrow" w:cs="Arial"/>
           <w:kern w:val="0"/>
           <w:u w:val="single"/>
-          <w14:ligatures w14:val="none"/>
+          <ns2:ligatures ns2:val="none"/>
         </w:rPr>
       </w:pPr>
       <w:r>
@@ -4465,7 +4468,7 @@
           <w:bCs/>
           <w:color w:val="000000"/>
           <w:kern w:val="0"/>
-          <w14:ligatures w14:val="none"/>
+          <ns2:ligatures ns2:val="none"/>
         </w:rPr>
         <w:t>OCTAVO</w:t>
       </w:r>
@@ -4475,7 +4478,7 @@
           <w:b/>
           <w:color w:val="000000"/>
           <w:kern w:val="0"/>
-          <w14:ligatures w14:val="none"/>
+          <ns2:ligatures ns2:val="none"/>
         </w:rPr>
         <w:t>:</w:t>
       </w:r>
@@ -4484,7 +4487,7 @@
           <w:rFonts w:ascii="Arial Narrow" w:eastAsia="Arial Narrow" w:hAnsi="Arial Narrow" w:cs="Arial"/>
           <w:color w:val="000000"/>
           <w:kern w:val="0"/>
-          <w14:ligatures w14:val="none"/>
+          <ns2:ligatures ns2:val="none"/>
         </w:rPr>
         <w:t xml:space="preserve"> comunicar a las partes que, de acuerdo a lo señalado por el artículo 29 del Decreto Legislativo</w:t>
       </w:r>
@@ -4493,7 +4496,7 @@
           <w:rFonts w:ascii="Arial Narrow" w:eastAsia="Arial Narrow" w:hAnsi="Arial Narrow" w:cs="Arial"/>
           <w:color w:val="000000"/>
           <w:kern w:val="0"/>
-          <w14:ligatures w14:val="none"/>
+          <ns2:ligatures ns2:val="none"/>
         </w:rPr>
         <w:t xml:space="preserve"> </w:t>
       </w:r>
@@ -4502,7 +4505,7 @@
           <w:rFonts w:ascii="Arial Narrow" w:eastAsia="Arial Narrow" w:hAnsi="Arial Narrow" w:cs="Arial"/>
           <w:color w:val="000000"/>
           <w:kern w:val="0"/>
-          <w14:ligatures w14:val="none"/>
+          <ns2:ligatures ns2:val="none"/>
         </w:rPr>
         <w:t>807</w:t>
       </w:r>
@@ -4513,7 +4516,7 @@
           <w:color w:val="000000"/>
           <w:kern w:val="0"/>
           <w:vertAlign w:val="superscript"/>
-          <w14:ligatures w14:val="none"/>
+          <ns2:ligatures ns2:val="none"/>
         </w:rPr>
         <w:footnoteReference w:id="11"/>
       </w:r>
@@ -4522,7 +4525,7 @@
           <w:rFonts w:ascii="Arial Narrow" w:eastAsia="Arial Narrow" w:hAnsi="Arial Narrow" w:cs="Arial"/>
           <w:color w:val="000000"/>
           <w:kern w:val="0"/>
-          <w14:ligatures w14:val="none"/>
+          <ns2:ligatures ns2:val="none"/>
         </w:rPr>
         <w:t xml:space="preserve">, hasta antes de la emisión de la Resolución Final tienen la posibilidad de solicitar una audiencia de conciliación. En caso deleguen a favor de una tercera persona su actuación en la diligencia programada, esta deberá presentar un poder especial con firma legalizada ante Notario Público, donde conste </w:t>
       </w:r>
@@ -4532,7 +4535,7 @@
           <w:color w:val="000000"/>
           <w:kern w:val="0"/>
           <w:u w:val="single"/>
-          <w14:ligatures w14:val="none"/>
+          <ns2:ligatures ns2:val="none"/>
         </w:rPr>
         <w:t>expresamente su facultad para asistir y conciliar en su representación</w:t>
       </w:r>
@@ -4542,7 +4545,7 @@
           <w:bCs/>
           <w:color w:val="000000"/>
           <w:kern w:val="0"/>
-          <w14:ligatures w14:val="none"/>
+          <ns2:ligatures ns2:val="none"/>
         </w:rPr>
         <w:t>.</w:t>
       </w:r>
@@ -4553,7 +4556,7 @@
           <w:bCs/>
           <w:color w:val="000000"/>
           <w:kern w:val="0"/>
-          <w14:ligatures w14:val="none"/>
+          <ns2:ligatures ns2:val="none"/>
         </w:rPr>
         <w:t xml:space="preserve"> </w:t>
       </w:r>
@@ -4563,12 +4566,12 @@
           <w:color w:val="000000"/>
           <w:kern w:val="0"/>
           <w:u w:val="single"/>
-          <w14:ligatures w14:val="none"/>
+          <ns2:ligatures ns2:val="none"/>
         </w:rPr>
         <w:t xml:space="preserve">Ello bajo apercibimiento de no realizar la audiencia de conciliación y levantar el acta de inasistencia correspondiente. </w:t>
       </w:r>
     </w:p>
-    <w:p>
+    <w:p ns2:paraId="32A6D83A" ns2:textId="77777777">
       <w:pPr>
         <w:suppressAutoHyphens/>
         <w:spacing w:after="0" w:line="240" w:lineRule="auto"/>
@@ -4577,11 +4580,11 @@
           <w:rFonts w:ascii="Arial Narrow" w:eastAsia="Calibri" w:hAnsi="Arial Narrow" w:cs="Arial"/>
           <w:kern w:val="0"/>
           <w:u w:val="single"/>
-          <w14:ligatures w14:val="none"/>
-        </w:rPr>
-      </w:pPr>
-    </w:p>
-    <w:p>
+          <ns2:ligatures ns2:val="none"/>
+        </w:rPr>
+      </w:pPr>
+    </w:p>
+    <w:p ns2:paraId="45C1FFD6" ns2:textId="77777777">
       <w:pPr>
         <w:suppressAutoHyphens/>
         <w:spacing w:after="0" w:line="240" w:lineRule="auto"/>
@@ -4591,7 +4594,7 @@
           <w:color w:val="000000"/>
           <w:kern w:val="0"/>
           <w:lang w:eastAsia="es-PE"/>
-          <w14:ligatures w14:val="none"/>
+          <ns2:ligatures ns2:val="none"/>
         </w:rPr>
       </w:pPr>
       <w:r>
@@ -4601,7 +4604,7 @@
           <w:color w:val="000000"/>
           <w:kern w:val="0"/>
           <w:lang w:eastAsia="es-PE"/>
-          <w14:ligatures w14:val="none"/>
+          <ns2:ligatures ns2:val="none"/>
         </w:rPr>
         <w:t>NOVENO:</w:t>
       </w:r>
@@ -4611,14 +4614,14 @@
           <w:color w:val="000000"/>
           <w:kern w:val="0"/>
           <w:lang w:eastAsia="es-PE"/>
-          <w14:ligatures w14:val="none"/>
+          <ns2:ligatures ns2:val="none"/>
         </w:rPr>
         <w:t xml:space="preserve"> poner en conocimiento de las partes que, antes de la emisión de la Resolución Final, tienen la posibilidad de formular su desistimiento o presentar el acuerdo arribado mediante la conciliación, mediación, transacción o cualquier otro que, de forma indubitable, deje constancia que se ha solucionado la controversia materia de denuncia.</w:t>
       </w:r>
       <w:bookmarkStart w:id="18" w:name="h.gjdgxs" w:colFirst="0" w:colLast="0"/>
       <w:bookmarkEnd w:id="18"/>
     </w:p>
-    <w:p>
+    <w:p ns2:paraId="3E809B9F" ns2:textId="77777777">
       <w:pPr>
         <w:suppressAutoHyphens/>
         <w:spacing w:after="0" w:line="240" w:lineRule="auto"/>
@@ -4628,11 +4631,11 @@
           <w:color w:val="000000"/>
           <w:kern w:val="0"/>
           <w:lang w:eastAsia="es-PE"/>
-          <w14:ligatures w14:val="none"/>
-        </w:rPr>
-      </w:pPr>
-    </w:p>
-    <w:p>
+          <ns2:ligatures ns2:val="none"/>
+        </w:rPr>
+      </w:pPr>
+    </w:p>
+    <w:p ns2:paraId="66DEE54C" ns2:textId="6A93F421">
       <w:pPr>
         <w:suppressAutoHyphens/>
         <w:spacing w:after="0" w:line="240" w:lineRule="auto"/>
@@ -4695,7 +4698,7 @@
         <w:t/>
       </w:r>
     </w:p>
-    <w:p>
+    <w:p ns2:paraId="100F79D7" ns2:textId="77777777">
       <w:pPr>
         <w:suppressAutoHyphens/>
         <w:spacing w:after="0" w:line="240" w:lineRule="auto"/>
@@ -4705,7 +4708,7 @@
         </w:rPr>
       </w:pPr>
     </w:p>
-    <w:p>
+    <w:p ns2:paraId="3CC1EFCB" ns2:textId="5DD82F5D">
       <w:pPr>
         <w:suppressAutoHyphens/>
         <w:spacing w:after="0" w:line="240" w:lineRule="auto"/>
@@ -4777,7 +4780,7 @@
       <w:bookmarkStart w:id="19" w:name="_Hlk198890962"/>
     </w:p>
     <w:bookmarkEnd w:id="19"/>
-    <w:p>
+    <w:p ns2:paraId="16DCDAAB" ns2:textId="77777777">
       <w:pPr>
         <w:spacing w:after="0" w:line="240" w:lineRule="auto"/>
         <w:jc w:val="both"/>
@@ -4786,7 +4789,7 @@
         </w:rPr>
       </w:pPr>
     </w:p>
-    <w:p>
+    <w:p ns2:paraId="31BD9FAC" ns2:textId="77777777">
       <w:pPr>
         <w:spacing w:after="0" w:line="240" w:lineRule="auto"/>
         <w:jc w:val="both"/>
@@ -4795,7 +4798,7 @@
         </w:rPr>
       </w:pPr>
     </w:p>
-    <w:p>
+    <w:p ns2:paraId="52A3633F" ns2:textId="77777777">
       <w:pPr>
         <w:spacing w:after="0" w:line="240" w:lineRule="auto"/>
         <w:jc w:val="both"/>
@@ -4804,7 +4807,7 @@
         </w:rPr>
       </w:pPr>
     </w:p>
-    <w:p>
+    <w:p ns2:paraId="612358F4" ns2:textId="77777777">
       <w:pPr>
         <w:spacing w:after="0" w:line="240" w:lineRule="auto"/>
         <w:jc w:val="center"/>
@@ -4825,7 +4828,7 @@
         <w:t xml:space="preserve">Firmado digitalmente por </w:t>
       </w:r>
     </w:p>
-    <w:p>
+    <w:p ns2:paraId="24186627" ns2:textId="77777777">
       <w:pPr>
         <w:spacing w:after="0" w:line="240" w:lineRule="auto"/>
         <w:jc w:val="center"/>
@@ -4846,7 +4849,7 @@
         <w:t>EVELING ROA QUISPE</w:t>
       </w:r>
     </w:p>
-    <w:p>
+    <w:p ns2:paraId="5713B404" ns2:textId="77777777">
       <w:pPr>
         <w:spacing w:after="0" w:line="240" w:lineRule="auto"/>
         <w:jc w:val="center"/>
@@ -4867,7 +4870,7 @@
         <w:t>Secretaria Técnica</w:t>
       </w:r>
     </w:p>
-    <w:p>
+    <w:p ns2:paraId="29EDF318" ns2:textId="77777777">
       <w:pPr>
         <w:spacing w:after="0" w:line="240" w:lineRule="auto"/>
         <w:jc w:val="center"/>
@@ -4886,7 +4889,7 @@
         <w:t>Comisión de Protección al Consumidor 1</w:t>
       </w:r>
     </w:p>
-    <w:p>
+    <w:p ns2:paraId="289399F1" ns2:textId="1F3057C7">
       <w:pPr>
         <w:spacing w:after="0" w:line="240" w:lineRule="auto"/>
         <w:rPr>
@@ -4914,7 +4917,7 @@
         <w:t>/JCQ</w:t>
       </w:r>
     </w:p>
-    <w:p>
+    <w:p ns2:paraId="41856B32" ns2:textId="77777777">
       <w:pPr>
         <w:spacing w:after="0" w:line="240" w:lineRule="auto"/>
         <w:jc w:val="both"/>
@@ -4923,7 +4926,7 @@
         </w:rPr>
       </w:pPr>
     </w:p>
-    <w:p>
+    <w:p ns2:paraId="366E434B" ns2:textId="77777777">
       <w:pPr>
         <w:spacing w:after="0" w:line="240" w:lineRule="auto"/>
         <w:jc w:val="both"/>
@@ -4933,12 +4936,12 @@
       </w:pPr>
     </w:p>
     <w:sectPr>
-      <w:headerReference w:type="even" r:id="rId8"/>
-      <w:headerReference w:type="default" r:id="rId9"/>
-      <w:footerReference w:type="even" r:id="rId10"/>
-      <w:footerReference w:type="default" r:id="rId11"/>
-      <w:headerReference w:type="first" r:id="rId12"/>
-      <w:footerReference w:type="first" r:id="rId13"/>
+      <w:headerReference w:type="even" ns3:id="rId8"/>
+      <w:headerReference w:type="default" ns3:id="rId9"/>
+      <w:footerReference w:type="even" ns3:id="rId10"/>
+      <w:footerReference w:type="default" ns3:id="rId11"/>
+      <w:headerReference w:type="first" ns3:id="rId12"/>
+      <w:footerReference w:type="first" ns3:id="rId13"/>
       <w:pgSz w:w="11906" w:h="16838"/>
       <w:pgMar w:top="1417" w:right="1701" w:bottom="1417" w:left="1701" w:header="708" w:footer="708" w:gutter="0"/>
       <w:cols w:space="708"/>

--- a/plantillas_maestras/06_seguro_hogar_e_inmuebles/falta_atencion_o_demora_reclamo/2_o_mas_ddos_varios/varon/TPL_2381_2026_SEGURO_HOGAR_E_INMUEBLES_FALTA_ATENCION_O_DEMORA_RECLAMO_ASEGURADORA_VARON_R1.docx
+++ b/plantillas_maestras/06_seguro_hogar_e_inmuebles/falta_atencion_o_demora_reclamo/2_o_mas_ddos_varios/varon/TPL_2381_2026_SEGURO_HOGAR_E_INMUEBLES_FALTA_ATENCION_O_DEMORA_RECLAMO_ASEGURADORA_VARON_R1.docx
@@ -4074,7 +4074,7 @@
           <w:sz w:val="20"/>
           <w:szCs w:val="20"/>
         </w:rPr>
-        <w:t xml:space="preserve">correr traslado de la presente resolución a Pacífico Compañía de Seguros y Reaseguros S.A para que, de conformidad con lo dispuesto por el artículo 26° de la Ley sobre Facultades, Normas y Organización del Indecopi, aprobado por Decreto Legislativo N° 8079, presenten sus descargos sobre la imputación de cargos realizada en un plazo no mayor a cinco (5) días hábiles contado a partir del día siguiente de la notificación de la presente resolución, vencido el cual, el Secretario Técnico declarará en rebeldía a los denunciados que no lo hubieran presentado. Debe precisarse que de conformidad con lo establecido por el artículo 223° del Texto Único Ordenado de la Ley N° 27444, Ley del Procedimiento Administrativo General, las alegaciones y los hechos relevantes de la reclamación, salvo que hayan sido específicamente negadas en la contestación, se tendrán por aceptadas o meritadas como ciertas.</w:t>
+        <w:t xml:space="preserve">correr traslado de la presente resolución a Pacífico Compañía de Seguros y Reaseguros S.A. para que, de conformidad con lo dispuesto por el artículo 26 de la Ley sobre Facultades, Normas y Organización del Indecopi, aprobada por Decreto Legislativo 807, presente sus descargos sobre la imputación de cargos realizada en un plazo no mayor a cinco (5) días hábiles contado a partir del día siguiente de la notificación de la presente resolución, vencido el cual, el Secretario Técnico declarará en rebeldía al denunciado que no lo hubiera presentado. Debe precisarse que de conformidad con lo establecido por el artículo 223 del Texto Único Ordenado de la Ley 27444, Ley del Procedimiento Administrativo General, las alegaciones y los hechos relevantes de la reclamación, salvo que hayan sido específicamente negadas en la contestación, se tendrán por aceptadas o merituadas como ciertas.</w:t>
       </w:r>
     </w:p>
     <w:p ns2:paraId="484D6724" ns2:textId="77777777">

--- a/plantillas_maestras/06_seguro_hogar_e_inmuebles/falta_atencion_o_demora_reclamo/2_o_mas_ddos_varios/varon/TPL_2381_2026_SEGURO_HOGAR_E_INMUEBLES_FALTA_ATENCION_O_DEMORA_RECLAMO_ASEGURADORA_VARON_R1.docx
+++ b/plantillas_maestras/06_seguro_hogar_e_inmuebles/falta_atencion_o_demora_reclamo/2_o_mas_ddos_varios/varon/TPL_2381_2026_SEGURO_HOGAR_E_INMUEBLES_FALTA_ATENCION_O_DEMORA_RECLAMO_ASEGURADORA_VARON_R1.docx
@@ -1316,7 +1316,7 @@
           <w:rFonts w:ascii="Arial Narrow" w:eastAsia="Arial Narrow" w:hAnsi="Arial Narrow"/>
           <w:color w:val="000000"/>
         </w:rPr>
-        <w:t xml:space="preserve">El 3 de septiembre de 2025, </w:t>
+        <w:t xml:space="preserve">El 3 de setiembre de 2025, </w:t>
       </w:r>
       <w:r>
         <w:rPr>
@@ -1368,7 +1368,7 @@
           <w:rFonts w:ascii="Arial Narrow" w:eastAsia="Arial Narrow" w:hAnsi="Arial Narrow"/>
           <w:color w:val="000000"/>
         </w:rPr>
-        <w:t xml:space="preserve">El 8 de septiembre de 2025, Pacífico emitió la Carta GSIN-1270045/2025 ratificando el rechazo de </w:t>
+        <w:t xml:space="preserve">El 8 de setiembre de 2025, Pacífico emitió la Carta GSIN-1270045/2025 ratificando el rechazo de </w:t>
       </w:r>
       <w:r>
         <w:rPr>
@@ -1396,7 +1396,7 @@
           <w:rFonts w:ascii="Arial Narrow" w:eastAsia="Arial Narrow" w:hAnsi="Arial Narrow"/>
           <w:color w:val="000000"/>
         </w:rPr>
-        <w:t xml:space="preserve">El 10 de septiembre de 2025, Pacífico remitió dicha carta y comunicó el cierre del expediente; ese mismo día cuestionó por correo electrónico las conclusiones de </w:t>
+        <w:t xml:space="preserve">El 10 de setiembre de 2025, Pacífico remitió dicha carta y comunicó el cierre del expediente; ese mismo día cuestionó por correo electrónico las conclusiones de </w:t>
       </w:r>
       <w:r>
         <w:rPr>
@@ -1446,7 +1446,7 @@
           <w:rFonts w:ascii="Arial Narrow" w:eastAsia="Arial Narrow" w:hAnsi="Arial Narrow"/>
           <w:color w:val="000000"/>
         </w:rPr>
-        <w:t xml:space="preserve">El 23 de septiembre de 2025, presentó reconsideración contra el Informe Final de </w:t>
+        <w:t xml:space="preserve">El 23 de setiembre de 2025, presentó reconsideración contra el Informe Final de </w:t>
       </w:r>
       <w:r>
         <w:rPr>
@@ -1512,7 +1512,7 @@
           <w:rFonts w:ascii="Arial Narrow" w:eastAsia="Arial Narrow" w:hAnsi="Arial Narrow"/>
           <w:color w:val="000000"/>
         </w:rPr>
-        <w:t>El 26 de septiembre de 2025, Pacífico comunicó que efectuaría un segundo ajuste, que consideraría el informe técnico presentado, elementos técnicos y verificables, el estado actual del inmueble y las reparaciones ya ejecutadas.</w:t>
+        <w:t xml:space="preserve">El 26 de setiembre de 2025, Pacífico comunicó que efectuaría un segundo ajuste, que consideraría el informe técnico presentado, elementos técnicos y verificables, el estado actual del inmueble y las reparaciones ya ejecutadas.</w:t>
       </w:r>
     </w:p>
     <w:p ns2:paraId="03D9E935" ns2:textId="77777777">
@@ -5083,7 +5083,7 @@
           <w:lang w:val="es-419"/>
         </w:rPr>
         <w:tab/>
-        <w:t>Publicado el 2 de setiembre del 2010 en el Diario Oficial El Peruano, vigente desde el 2 de octubre del 2010 y modificado por Decreto Legislativo 1308.</w:t>
+        <w:t xml:space="preserve">Publicado el 2 de setiembre de 2010 en el Diario Oficial El Peruano, vigente desde el 2 de octubre de 2010 y modificado por Decreto Legislativo 1308.</w:t>
       </w:r>
     </w:p>
   </w:footnote>
@@ -5138,7 +5138,7 @@
           <w:sz w:val="16"/>
           <w:szCs w:val="16"/>
         </w:rPr>
-        <w:t xml:space="preserve">LEY 29571, CÓDIGO DE PROTECCIÓN Y DEFENSA DEL CONSUMIDOR, publicado el 2 de setiembre de 2010 y modificado por Decreto Legislativo N 1308 </w:t>
+        <w:t xml:space="preserve">LEY 29571, CÓDIGO DE PROTECCIÓN Y DEFENSA DEL CONSUMIDOR, publicado el 2 de setiembre de 2010 y modificado por Decreto Legislativo 1308 </w:t>
       </w:r>
     </w:p>
     <w:p>
@@ -5190,7 +5190,7 @@
           <w:szCs w:val="16"/>
         </w:rPr>
         <w:tab/>
-        <w:t xml:space="preserve">El Instituto Nacional de Defensa de la Competencia y de la Protección de la Propiedad Intelectual (Indecopi) es la autoridad con competencia primaria y de alcance nacional para conocer las presuntas infracciones a las disposiciones contenidas en el presente Código, así como para imponer las sanciones y medidas correctivas establecidas en el presente capítulo, conforme al Decreto Legislativo N 1033, Ley de Organización y Funciones del Indecopi. Dicha competencia solo puede ser negada cuando ella haya sido asignada o se asigne a favor de otro organismo por norma expresa con rango de ley. </w:t>
+        <w:t xml:space="preserve">El Instituto Nacional de Defensa de la Competencia y de la Protección de la Propiedad Intelectual (Indecopi) es la autoridad con competencia primaria y de alcance nacional para conocer las presuntas infracciones a las disposiciones contenidas en el presente Código, así como para imponer las sanciones y medidas correctivas establecidas en el presente capítulo, conforme al Decreto Legislativo 1033, Ley de Organización y Funciones del Indecopi. Dicha competencia solo puede ser negada cuando ella haya sido asignada o se asigne a favor de otro organismo por norma expresa con rango de ley. </w:t>
       </w:r>
     </w:p>
     <w:p>
@@ -5264,7 +5264,7 @@
           <w:sz w:val="16"/>
           <w:szCs w:val="16"/>
         </w:rPr>
-        <w:t xml:space="preserve">LEY DE ORGANIZACIÓN Y FUNCIONES DEL INDECOPI, APROBADA POR DECRETO LEGISLATIVO N 1033 </w:t>
+        <w:t xml:space="preserve">LEY DE ORGANIZACIÓN Y FUNCIONES DEL INDECOPI, APROBADA POR DECRETO LEGISLATIVO 1033 </w:t>
       </w:r>
     </w:p>
     <w:p>
@@ -5392,7 +5392,7 @@
           <w:sz w:val="16"/>
           <w:szCs w:val="16"/>
         </w:rPr>
-        <w:t xml:space="preserve">LEY 29571, CÓDIGO DE PROTECCIÓN Y DEFENSA DEL CONSUMIDOR, publicado el 2 de setiembre de 2010 y modificado por Decreto Legislativo N 1308 </w:t>
+        <w:t xml:space="preserve">LEY 29571, CÓDIGO DE PROTECCIÓN Y DEFENSA DEL CONSUMIDOR, publicado el 2 de setiembre de 2010 y modificado por Decreto Legislativo 1308 </w:t>
       </w:r>
     </w:p>
     <w:p>
@@ -5576,7 +5576,7 @@
           <w:sz w:val="16"/>
           <w:szCs w:val="16"/>
         </w:rPr>
-        <w:t xml:space="preserve">LEY 29571, CÓDIGO DE PROTECCIÓN Y DEFENSA DEL CONSUMIDOR, publicado el 2 de setiembre de 2010 y modificado por Decreto Legislativo N 1308 </w:t>
+        <w:t xml:space="preserve">LEY 29571, CÓDIGO DE PROTECCIÓN Y DEFENSA DEL CONSUMIDOR, publicado el 2 de setiembre de 2010 y modificado por Decreto Legislativo 1308 </w:t>
       </w:r>
     </w:p>
     <w:p>

--- a/plantillas_maestras/06_seguro_hogar_e_inmuebles/falta_atencion_o_demora_reclamo/2_o_mas_ddos_varios/varon/TPL_2381_2026_SEGURO_HOGAR_E_INMUEBLES_FALTA_ATENCION_O_DEMORA_RECLAMO_ASEGURADORA_VARON_R1.docx
+++ b/plantillas_maestras/06_seguro_hogar_e_inmuebles/falta_atencion_o_demora_reclamo/2_o_mas_ddos_varios/varon/TPL_2381_2026_SEGURO_HOGAR_E_INMUEBLES_FALTA_ATENCION_O_DEMORA_RECLAMO_ASEGURADORA_VARON_R1.docx
@@ -1,8 +1,8 @@
 
 <file path=word/document.xml><?xml version="1.0" encoding="utf-8"?>
-<w:document xmlns:ns1="http://schemas.openxmlformats.org/markup-compatibility/2006" xmlns:ns2="http://schemas.microsoft.com/office/word/2010/wordml" xmlns:ns3="http://schemas.openxmlformats.org/officeDocument/2006/relationships" xmlns:w="http://schemas.openxmlformats.org/wordprocessingml/2006/main" ns1:Ignorable="w14 w15 w16se w16cid w16 w16cex w16sdtdh wp14">
+<w:document xmlns:mc="http://schemas.openxmlformats.org/markup-compatibility/2006" xmlns:r="http://schemas.openxmlformats.org/officeDocument/2006/relationships" xmlns:w="http://schemas.openxmlformats.org/wordprocessingml/2006/main" xmlns:w14="http://schemas.microsoft.com/office/word/2010/wordml" xmlns:w15="http://schemas.microsoft.com/office/word/2012/wordml" xmlns:w16="http://schemas.microsoft.com/office/word/2018/wordml" xmlns:w16cex="http://schemas.microsoft.com/office/word/2018/wordml/cex" xmlns:w16cid="http://schemas.microsoft.com/office/word/2016/wordml/cid" xmlns:w16du="http://schemas.microsoft.com/office/word/2023/wordml/word16du" xmlns:w16sdtdh="http://schemas.microsoft.com/office/word/2020/wordml/sdtdatahash" xmlns:w16se="http://schemas.microsoft.com/office/word/2015/wordml/symex" xmlns:wp14="http://schemas.microsoft.com/office/word/2010/wordprocessingDrawing" mc:Ignorable="w14 w15 w16se w16cid w16 w16cex w16sdtdh w16du wp14">
   <w:body>
-    <w:p ns2:paraId="39D87DA0" ns2:textId="77777777">
+    <w:p>
       <w:pPr>
         <w:tabs>
           <w:tab w:val="left" w:pos="1701"/>
@@ -14,7 +14,7 @@
           <w:color w:val="000000"/>
           <w:kern w:val="0"/>
           <w:lang w:eastAsia="es-PE"/>
-          <ns2:ligatures ns2:val="none"/>
+          <w14:ligatures w14:val="none"/>
         </w:rPr>
       </w:pPr>
       <w:r>
@@ -44,7 +44,7 @@
         <w:t>2381-2026/CC1</w:t>
       </w:r>
     </w:p>
-    <w:p ns2:paraId="41583326" ns2:textId="77777777">
+    <w:p>
       <w:pPr>
         <w:tabs>
           <w:tab w:val="left" w:pos="1701"/>
@@ -59,37 +59,23 @@
           <w:color w:val="000000"/>
           <w:kern w:val="0"/>
           <w:lang w:eastAsia="es-PE"/>
-          <ns2:ligatures ns2:val="none"/>
-        </w:rPr>
-      </w:pPr>
-      <w:r>
-        <w:rPr>
-          <w:rFonts w:ascii="Arial Narrow" w:eastAsia="Arial Narrow" w:hAnsi="Arial Narrow"/>
-          <w:b/>
-          <w:color w:val="000000"/>
-        </w:rPr>
-        <w:t xml:space="preserve">DENUNCIANTE:[DENUNCIANTE]</w:t>
-      </w:r>
-      <w:r>
-        <w:rPr>
-          <w:rFonts w:ascii="Arial Narrow" w:eastAsia="Arial Narrow" w:hAnsi="Arial Narrow"/>
-          <w:b/>
-          <w:color w:val="000000"/>
-        </w:rPr>
+          <w14:ligatures w14:val="none"/>
+        </w:rPr>
+      </w:pPr>
+      <w:r>
+        <w:rPr>
+          <w:rFonts w:ascii="Arial Narrow" w:eastAsia="Arial Narrow" w:hAnsi="Arial Narrow"/>
+          <w:b/>
+          <w:color w:val="000000"/>
+        </w:rPr>
+        <w:t>DENUNCIANTE</w:t>
         <w:tab/>
-        <w:t/>
-      </w:r>
-      <w:r>
-        <w:rPr>
-          <w:rFonts w:ascii="Arial Narrow" w:eastAsia="Arial Narrow" w:hAnsi="Arial Narrow"/>
-          <w:b/>
-          <w:color w:val="000000"/>
-        </w:rPr>
+        <w:t>:</w:t>
         <w:tab/>
-        <w:t/>
-      </w:r>
-    </w:p>
-    <w:p ns2:paraId="6FAF1257" ns2:textId="77777777">
+        <w:t xml:space="preserve">[DENUNCIANTE]</w:t>
+      </w:r>
+    </w:p>
+    <w:p>
       <w:pPr>
         <w:tabs>
           <w:tab w:val="left" w:pos="1701"/>
@@ -104,7 +90,7 @@
           <w:color w:val="000000"/>
           <w:kern w:val="0"/>
           <w:lang w:eastAsia="es-PE"/>
-          <ns2:ligatures ns2:val="none"/>
+          <w14:ligatures w14:val="none"/>
         </w:rPr>
       </w:pPr>
       <w:r>
@@ -134,7 +120,7 @@
         <w:t>PACÍFICO COMPAÑÍA DE SEGUROS Y REASEGUROS S.A. (PACÍFICO)</w:t>
       </w:r>
     </w:p>
-    <w:p ns2:paraId="2A5F9622" ns2:textId="6A6F7511">
+    <w:p>
       <w:pPr>
         <w:tabs>
           <w:tab w:val="left" w:pos="1701"/>
@@ -149,7 +135,7 @@
           <w:color w:val="000000"/>
           <w:kern w:val="0"/>
           <w:lang w:eastAsia="es-PE"/>
-          <ns2:ligatures ns2:val="none"/>
+          <w14:ligatures w14:val="none"/>
         </w:rPr>
       </w:pPr>
       <w:r>
@@ -159,7 +145,7 @@
           <w:color w:val="000000"/>
           <w:kern w:val="0"/>
           <w:lang w:eastAsia="es-PE"/>
-          <ns2:ligatures ns2:val="none"/>
+          <w14:ligatures w14:val="none"/>
         </w:rPr>
         <w:t>MATERIAS</w:t>
       </w:r>
@@ -170,7 +156,7 @@
           <w:color w:val="000000"/>
           <w:kern w:val="0"/>
           <w:lang w:eastAsia="es-PE"/>
-          <ns2:ligatures ns2:val="none"/>
+          <w14:ligatures w14:val="none"/>
         </w:rPr>
         <w:tab/>
         <w:t>:</w:t>
@@ -182,7 +168,7 @@
           <w:color w:val="000000"/>
           <w:kern w:val="0"/>
           <w:lang w:eastAsia="es-PE"/>
-          <ns2:ligatures ns2:val="none"/>
+          <w14:ligatures w14:val="none"/>
         </w:rPr>
         <w:t xml:space="preserve"> </w:t>
       </w:r>
@@ -193,7 +179,7 @@
           <w:color w:val="000000"/>
           <w:kern w:val="0"/>
           <w:lang w:eastAsia="es-PE"/>
-          <ns2:ligatures ns2:val="none"/>
+          <w14:ligatures w14:val="none"/>
         </w:rPr>
         <w:t xml:space="preserve"> </w:t>
       </w:r>
@@ -204,13 +190,13 @@
           <w:color w:val="000000"/>
           <w:kern w:val="0"/>
           <w:lang w:eastAsia="es-PE"/>
-          <ns2:ligatures ns2:val="none"/>
+          <w14:ligatures w14:val="none"/>
         </w:rPr>
         <w:tab/>
         <w:t>ADMISIÓN A TRÁMITE</w:t>
       </w:r>
     </w:p>
-    <w:p ns2:paraId="300F5A03" ns2:textId="77777777">
+    <w:p>
       <w:pPr>
         <w:tabs>
           <w:tab w:val="left" w:pos="1701"/>
@@ -225,7 +211,7 @@
           <w:color w:val="000000"/>
           <w:kern w:val="0"/>
           <w:lang w:eastAsia="es-PE"/>
-          <ns2:ligatures ns2:val="none"/>
+          <w14:ligatures w14:val="none"/>
         </w:rPr>
       </w:pPr>
       <w:r>
@@ -235,12 +221,12 @@
           <w:color w:val="000000"/>
           <w:kern w:val="0"/>
           <w:lang w:eastAsia="es-PE"/>
-          <ns2:ligatures ns2:val="none"/>
+          <w14:ligatures w14:val="none"/>
         </w:rPr>
         <w:t xml:space="preserve">REQUERIMIENTO DE INFORMACIÓN </w:t>
       </w:r>
     </w:p>
-    <w:p ns2:paraId="57FCFFC0" ns2:textId="77777777">
+    <w:p>
       <w:pPr>
         <w:tabs>
           <w:tab w:val="left" w:pos="1701"/>
@@ -254,7 +240,7 @@
           <w:color w:val="000000"/>
           <w:kern w:val="0"/>
           <w:lang w:eastAsia="es-PE"/>
-          <ns2:ligatures ns2:val="none"/>
+          <w14:ligatures w14:val="none"/>
         </w:rPr>
       </w:pPr>
       <w:r>
@@ -284,7 +270,7 @@
         <w:t>1</w:t>
       </w:r>
     </w:p>
-    <w:p ns2:paraId="1FEC60B6" ns2:textId="77777777">
+    <w:p>
       <w:pPr>
         <w:tabs>
           <w:tab w:val="left" w:pos="1014"/>
@@ -297,11 +283,11 @@
           <w:kern w:val="0"/>
           <w:shd w:val="clear" w:color="auto" w:fill="FFFFFF"/>
           <w:lang w:eastAsia="es-PE"/>
-          <ns2:ligatures ns2:val="none"/>
-        </w:rPr>
-      </w:pPr>
-    </w:p>
-    <w:p ns2:paraId="4A46F88A" ns2:textId="64999272">
+          <w14:ligatures w14:val="none"/>
+        </w:rPr>
+      </w:pPr>
+    </w:p>
+    <w:p>
       <w:pPr>
         <w:tabs>
           <w:tab w:val="left" w:pos="1014"/>
@@ -314,7 +300,7 @@
           <w:kern w:val="0"/>
           <w:shd w:val="clear" w:color="auto" w:fill="FFFFFF"/>
           <w:lang w:eastAsia="es-PE"/>
-          <ns2:ligatures ns2:val="none"/>
+          <w14:ligatures w14:val="none"/>
         </w:rPr>
       </w:pPr>
       <w:r>
@@ -325,7 +311,7 @@
         <w:t>Lima, 7 de agosto de 2026</w:t>
       </w:r>
     </w:p>
-    <w:p ns2:paraId="1FB9987B" ns2:textId="77777777">
+    <w:p>
       <w:pPr>
         <w:tabs>
           <w:tab w:val="left" w:pos="1014"/>
@@ -337,11 +323,11 @@
           <w:color w:val="000000"/>
           <w:kern w:val="0"/>
           <w:lang w:eastAsia="es-PE"/>
-          <ns2:ligatures ns2:val="none"/>
-        </w:rPr>
-      </w:pPr>
-    </w:p>
-    <w:p ns2:paraId="2E1B7210" ns2:textId="77777777">
+          <w14:ligatures w14:val="none"/>
+        </w:rPr>
+      </w:pPr>
+    </w:p>
+    <w:p>
       <w:pPr>
         <w:numPr>
           <w:ilvl w:val="0"/>
@@ -355,7 +341,7 @@
           <w:color w:val="000000"/>
           <w:kern w:val="0"/>
           <w:lang w:eastAsia="es-PE"/>
-          <ns2:ligatures ns2:val="none"/>
+          <w14:ligatures w14:val="none"/>
         </w:rPr>
       </w:pPr>
       <w:r>
@@ -365,12 +351,12 @@
           <w:color w:val="000000"/>
           <w:kern w:val="0"/>
           <w:lang w:eastAsia="es-PE"/>
-          <ns2:ligatures ns2:val="none"/>
+          <w14:ligatures w14:val="none"/>
         </w:rPr>
         <w:t xml:space="preserve">HECHOS </w:t>
       </w:r>
     </w:p>
-    <w:p ns2:paraId="6DF39F4F" ns2:textId="77777777">
+    <w:p>
       <w:pPr>
         <w:spacing w:after="0" w:line="240" w:lineRule="auto"/>
         <w:jc w:val="both"/>
@@ -379,11 +365,11 @@
           <w:color w:val="000000"/>
           <w:kern w:val="0"/>
           <w:lang w:eastAsia="es-PE"/>
-          <ns2:ligatures ns2:val="none"/>
-        </w:rPr>
-      </w:pPr>
-    </w:p>
-    <w:p ns2:paraId="36338F30" ns2:textId="7F8F6CC5">
+          <w14:ligatures w14:val="none"/>
+        </w:rPr>
+      </w:pPr>
+    </w:p>
+    <w:p>
       <w:pPr>
         <w:numPr>
           <w:ilvl w:val="1"/>
@@ -397,7 +383,7 @@
           <w:color w:val="000000"/>
           <w:kern w:val="0"/>
           <w:lang w:val="es-ES" w:eastAsia="es-ES"/>
-          <ns2:ligatures ns2:val="none"/>
+          <w14:ligatures w14:val="none"/>
         </w:rPr>
       </w:pPr>
       <w:r>
@@ -424,17 +410,17 @@
         <w:t/>
       </w:r>
     </w:p>
-    <w:p ns2:paraId="46604750" ns2:textId="77777777">
-      <w:pPr>
-        <w:spacing w:after="0" w:line="240" w:lineRule="auto"/>
-        <w:jc w:val="both"/>
-        <w:rPr>
-          <w:rFonts w:ascii="Arial Narrow" w:eastAsia="Arial Narrow" w:hAnsi="Arial Narrow"/>
-          <w:color w:val="000000"/>
-        </w:rPr>
-      </w:pPr>
-    </w:p>
-    <w:p ns2:paraId="769CA3FF" ns2:textId="5D26A41A">
+    <w:p>
+      <w:pPr>
+        <w:spacing w:after="0" w:line="240" w:lineRule="auto"/>
+        <w:jc w:val="both"/>
+        <w:rPr>
+          <w:rFonts w:ascii="Arial Narrow" w:eastAsia="Arial Narrow" w:hAnsi="Arial Narrow"/>
+          <w:color w:val="000000"/>
+        </w:rPr>
+      </w:pPr>
+    </w:p>
+    <w:p>
       <w:pPr>
         <w:pStyle w:val="Prrafodelista"/>
         <w:numPr>
@@ -544,7 +530,7 @@
         <w:t>, con vigencia hasta el 20 de agosto de 2025 y cobertura por temblor dentro de “Riesgos de la Naturaleza”.</w:t>
       </w:r>
     </w:p>
-    <w:p ns2:paraId="724C68F7" ns2:textId="77777777">
+    <w:p>
       <w:pPr>
         <w:pStyle w:val="Prrafodelista"/>
         <w:spacing w:after="0" w:line="240" w:lineRule="auto"/>
@@ -556,7 +542,7 @@
         </w:rPr>
       </w:pPr>
     </w:p>
-    <w:p ns2:paraId="7863CB55" ns2:textId="6D681B42">
+    <w:p>
       <w:pPr>
         <w:pStyle w:val="Prrafodelista"/>
         <w:numPr>
@@ -603,7 +589,7 @@
         <w:t>, sustentados con fotografías, contratos y pagos.</w:t>
       </w:r>
     </w:p>
-    <w:p ns2:paraId="277C629C" ns2:textId="77777777">
+    <w:p>
       <w:pPr>
         <w:pStyle w:val="Prrafodelista"/>
         <w:spacing w:after="0" w:line="240" w:lineRule="auto"/>
@@ -615,7 +601,7 @@
         </w:rPr>
       </w:pPr>
     </w:p>
-    <w:p ns2:paraId="69DFAF58" ns2:textId="252AE683">
+    <w:p>
       <w:pPr>
         <w:pStyle w:val="Prrafodelista"/>
         <w:numPr>
@@ -669,7 +655,7 @@
         <w:t xml:space="preserve"> </w:t>
       </w:r>
     </w:p>
-    <w:p ns2:paraId="4556B768" ns2:textId="77777777">
+    <w:p>
       <w:pPr>
         <w:pStyle w:val="Prrafodelista"/>
         <w:spacing w:after="0" w:line="240" w:lineRule="auto"/>
@@ -681,7 +667,7 @@
         </w:rPr>
       </w:pPr>
     </w:p>
-    <w:p ns2:paraId="60D03BA0" ns2:textId="5A41B36F">
+    <w:p>
       <w:pPr>
         <w:pStyle w:val="Prrafodelista"/>
         <w:numPr>
@@ -735,17 +721,17 @@
         <w:t>El 19 de junio de 2025, Pacífico Seguros le remitió una terna de ajustadores.</w:t>
       </w:r>
     </w:p>
-    <w:p ns2:paraId="6A01FF4A" ns2:textId="77777777">
-      <w:pPr>
-        <w:spacing w:after="0" w:line="240" w:lineRule="auto"/>
-        <w:jc w:val="both"/>
-        <w:rPr>
-          <w:rFonts w:ascii="Arial Narrow" w:eastAsia="Arial Narrow" w:hAnsi="Arial Narrow"/>
-          <w:color w:val="000000"/>
-        </w:rPr>
-      </w:pPr>
-    </w:p>
-    <w:p ns2:paraId="1F755A86" ns2:textId="02D8EE73">
+    <w:p>
+      <w:pPr>
+        <w:spacing w:after="0" w:line="240" w:lineRule="auto"/>
+        <w:jc w:val="both"/>
+        <w:rPr>
+          <w:rFonts w:ascii="Arial Narrow" w:eastAsia="Arial Narrow" w:hAnsi="Arial Narrow"/>
+          <w:color w:val="000000"/>
+        </w:rPr>
+      </w:pPr>
+    </w:p>
+    <w:p>
       <w:pPr>
         <w:pStyle w:val="Prrafodelista"/>
         <w:numPr>
@@ -876,17 +862,17 @@
         <w:t>.</w:t>
       </w:r>
     </w:p>
-    <w:p ns2:paraId="7D3F5900" ns2:textId="77777777">
-      <w:pPr>
-        <w:spacing w:after="0" w:line="240" w:lineRule="auto"/>
-        <w:jc w:val="both"/>
-        <w:rPr>
-          <w:rFonts w:ascii="Arial Narrow" w:eastAsia="Arial Narrow" w:hAnsi="Arial Narrow"/>
-          <w:color w:val="000000"/>
-        </w:rPr>
-      </w:pPr>
-    </w:p>
-    <w:p ns2:paraId="1D9B7700" ns2:textId="328BB4F6">
+    <w:p>
+      <w:pPr>
+        <w:spacing w:after="0" w:line="240" w:lineRule="auto"/>
+        <w:jc w:val="both"/>
+        <w:rPr>
+          <w:rFonts w:ascii="Arial Narrow" w:eastAsia="Arial Narrow" w:hAnsi="Arial Narrow"/>
+          <w:color w:val="000000"/>
+        </w:rPr>
+      </w:pPr>
+    </w:p>
+    <w:p>
       <w:pPr>
         <w:pStyle w:val="Prrafodelista"/>
         <w:numPr>
@@ -926,7 +912,7 @@
         <w:t>El 2 de julio de 2025, Cooper Bros solicitó informe de ocurrencia, informe técnico, presupuesto detallado, cronograma, planos de arquitectura y documentación del inmueble.</w:t>
       </w:r>
     </w:p>
-    <w:p ns2:paraId="7030F956" ns2:textId="77777777">
+    <w:p>
       <w:pPr>
         <w:pStyle w:val="Prrafodelista"/>
         <w:spacing w:after="0" w:line="240" w:lineRule="auto"/>
@@ -938,7 +924,7 @@
         </w:rPr>
       </w:pPr>
     </w:p>
-    <w:p ns2:paraId="21DA5D3E" ns2:textId="11641B6B">
+    <w:p>
       <w:pPr>
         <w:pStyle w:val="Prrafodelista"/>
         <w:numPr>
@@ -978,7 +964,7 @@
         <w:t>emitió un Informe Básico en el que registró los daños en fachada, paredes, cerámicos, mamparas, cuarzo, piscina, jacuzzi, vidrio templado y televisor.</w:t>
       </w:r>
     </w:p>
-    <w:p ns2:paraId="5137D6E2" ns2:textId="77777777">
+    <w:p>
       <w:pPr>
         <w:pStyle w:val="Prrafodelista"/>
         <w:spacing w:after="0" w:line="240" w:lineRule="auto"/>
@@ -990,7 +976,7 @@
         </w:rPr>
       </w:pPr>
     </w:p>
-    <w:p ns2:paraId="3FEE8996" ns2:textId="166393FC">
+    <w:p>
       <w:pPr>
         <w:pStyle w:val="Prrafodelista"/>
         <w:numPr>
@@ -1073,7 +1059,7 @@
         <w:t>El 12 de julio de 2025, pagó S/ 700,00 como adelanto por la elaboración del informe técnico.</w:t>
       </w:r>
     </w:p>
-    <w:p ns2:paraId="3D211FED" ns2:textId="77777777">
+    <w:p>
       <w:pPr>
         <w:pStyle w:val="Prrafodelista"/>
         <w:spacing w:after="0" w:line="240" w:lineRule="auto"/>
@@ -1085,7 +1071,7 @@
         </w:rPr>
       </w:pPr>
     </w:p>
-    <w:p ns2:paraId="3AD2982C" ns2:textId="690A1945">
+    <w:p>
       <w:pPr>
         <w:pStyle w:val="Prrafodelista"/>
         <w:numPr>
@@ -1139,7 +1125,7 @@
         <w:t>consignó en la Proforma 589 que presentaba deterioro de pantalla por caída y era irreparable.</w:t>
       </w:r>
     </w:p>
-    <w:p ns2:paraId="3C2497FE" ns2:textId="77777777">
+    <w:p>
       <w:pPr>
         <w:pStyle w:val="Prrafodelista"/>
         <w:spacing w:after="0" w:line="240" w:lineRule="auto"/>
@@ -1151,7 +1137,7 @@
         </w:rPr>
       </w:pPr>
     </w:p>
-    <w:p ns2:paraId="64D8F419" ns2:textId="77777777">
+    <w:p>
       <w:pPr>
         <w:pStyle w:val="Prrafodelista"/>
         <w:numPr>
@@ -1191,7 +1177,7 @@
         <w:t>, el de su cónyuge e hijo durante las reparaciones, por un total proyectado de US$ 3 600,00.</w:t>
       </w:r>
     </w:p>
-    <w:p ns2:paraId="4F91BE81" ns2:textId="77777777">
+    <w:p>
       <w:pPr>
         <w:pStyle w:val="Prrafodelista"/>
         <w:spacing w:after="0" w:line="240" w:lineRule="auto"/>
@@ -1203,7 +1189,7 @@
         </w:rPr>
       </w:pPr>
     </w:p>
-    <w:p ns2:paraId="2961AD6E" ns2:textId="7274AD75">
+    <w:p>
       <w:pPr>
         <w:pStyle w:val="Prrafodelista"/>
         <w:numPr>
@@ -1243,7 +1229,7 @@
         <w:t>comunicó a Pacífico Seguros que había completado la documentación relacionada con el siniestro.</w:t>
       </w:r>
     </w:p>
-    <w:p ns2:paraId="23471CBF" ns2:textId="77777777">
+    <w:p>
       <w:pPr>
         <w:pStyle w:val="Prrafodelista"/>
         <w:spacing w:after="0" w:line="240" w:lineRule="auto"/>
@@ -1255,7 +1241,7 @@
         </w:rPr>
       </w:pPr>
     </w:p>
-    <w:p ns2:paraId="7A267F4F" ns2:textId="2546371A">
+    <w:p>
       <w:pPr>
         <w:pStyle w:val="Prrafodelista"/>
         <w:numPr>
@@ -1281,7 +1267,7 @@
         <w:t>El 20 de agosto de 2025, efectuó otro pago de S/ 700,00, quedando pendiente S/ 1 600,00 del costo acordado de S/ 3 000,00.</w:t>
       </w:r>
     </w:p>
-    <w:p ns2:paraId="31EEF52F" ns2:textId="77777777">
+    <w:p>
       <w:pPr>
         <w:pStyle w:val="Prrafodelista"/>
         <w:spacing w:after="0" w:line="240" w:lineRule="auto"/>
@@ -1293,7 +1279,7 @@
         </w:rPr>
       </w:pPr>
     </w:p>
-    <w:p ns2:paraId="3740CCBD" ns2:textId="03C51DA8">
+    <w:p>
       <w:pPr>
         <w:pStyle w:val="Prrafodelista"/>
         <w:numPr>
@@ -1333,7 +1319,7 @@
         <w:t>rechazó íntegramente la cobertura, utilizando fotografías de Google Maps de diciembre de 2024 correspondientes al cerco frontal para atribuir preexistencia a los daños, sin desarrollar los restantes daños consignados en su Informe Básico, sin analizar el informe técnico y sin requerirle información para contrastar dichas fotografías.</w:t>
       </w:r>
     </w:p>
-    <w:p ns2:paraId="4BFB3F22" ns2:textId="77777777">
+    <w:p>
       <w:pPr>
         <w:pStyle w:val="Prrafodelista"/>
         <w:spacing w:after="0" w:line="240" w:lineRule="auto"/>
@@ -1345,7 +1331,7 @@
         </w:rPr>
       </w:pPr>
     </w:p>
-    <w:p ns2:paraId="47F67CC1" ns2:textId="0638E6E2">
+    <w:p>
       <w:pPr>
         <w:pStyle w:val="Prrafodelista"/>
         <w:numPr>
@@ -1413,17 +1399,17 @@
         <w:t>, comunicación que no fue respondida.</w:t>
       </w:r>
     </w:p>
-    <w:p ns2:paraId="3BB892B6" ns2:textId="77777777">
-      <w:pPr>
-        <w:spacing w:after="0" w:line="240" w:lineRule="auto"/>
-        <w:jc w:val="both"/>
-        <w:rPr>
-          <w:rFonts w:ascii="Arial Narrow" w:eastAsia="Arial Narrow" w:hAnsi="Arial Narrow"/>
-          <w:color w:val="000000"/>
-        </w:rPr>
-      </w:pPr>
-    </w:p>
-    <w:p ns2:paraId="32E11F8B" ns2:textId="6FC89675">
+    <w:p>
+      <w:pPr>
+        <w:spacing w:after="0" w:line="240" w:lineRule="auto"/>
+        <w:jc w:val="both"/>
+        <w:rPr>
+          <w:rFonts w:ascii="Arial Narrow" w:eastAsia="Arial Narrow" w:hAnsi="Arial Narrow"/>
+          <w:color w:val="000000"/>
+        </w:rPr>
+      </w:pPr>
+    </w:p>
+    <w:p>
       <w:pPr>
         <w:pStyle w:val="Prrafodelista"/>
         <w:numPr>
@@ -1477,7 +1463,7 @@
         <w:t>GSIN-1270045/2025, acompañando documentación sobre los mantenimientos efectuados entre enero y mayo de 2025 y las reparaciones posteriores al sismo.</w:t>
       </w:r>
     </w:p>
-    <w:p ns2:paraId="0183DFA8" ns2:textId="77777777">
+    <w:p>
       <w:pPr>
         <w:pStyle w:val="Prrafodelista"/>
         <w:spacing w:after="0" w:line="240" w:lineRule="auto"/>
@@ -1489,7 +1475,7 @@
         </w:rPr>
       </w:pPr>
     </w:p>
-    <w:p ns2:paraId="3B27E070" ns2:textId="4C4D311E">
+    <w:p>
       <w:pPr>
         <w:pStyle w:val="Prrafodelista"/>
         <w:numPr>
@@ -1515,7 +1501,7 @@
         <w:t xml:space="preserve">El 26 de setiembre de 2025, Pacífico comunicó que efectuaría un segundo ajuste, que consideraría el informe técnico presentado, elementos técnicos y verificables, el estado actual del inmueble y las reparaciones ya ejecutadas.</w:t>
       </w:r>
     </w:p>
-    <w:p ns2:paraId="03D9E935" ns2:textId="77777777">
+    <w:p>
       <w:pPr>
         <w:pStyle w:val="Prrafodelista"/>
         <w:spacing w:after="0" w:line="240" w:lineRule="auto"/>
@@ -1527,7 +1513,7 @@
         </w:rPr>
       </w:pPr>
     </w:p>
-    <w:p ns2:paraId="59D43DE4" ns2:textId="4E7B2814">
+    <w:p>
       <w:pPr>
         <w:pStyle w:val="Prrafodelista"/>
         <w:numPr>
@@ -1595,7 +1581,7 @@
         <w:t>emitió un Informe Básico con una reserva de US$ 15 000,00 y solicitó nuevamente el informe técnico, comprobantes de reparaciones, fotografías, presupuesto y documentación de los mantenimientos previos al siniestro.</w:t>
       </w:r>
     </w:p>
-    <w:p ns2:paraId="3E57310A" ns2:textId="77777777">
+    <w:p>
       <w:pPr>
         <w:pStyle w:val="Prrafodelista"/>
         <w:spacing w:after="0" w:line="240" w:lineRule="auto"/>
@@ -1607,7 +1593,7 @@
         </w:rPr>
       </w:pPr>
     </w:p>
-    <w:p ns2:paraId="65E9D110" ns2:textId="1BFE214B">
+    <w:p>
       <w:pPr>
         <w:pStyle w:val="Prrafodelista"/>
         <w:numPr>
@@ -1661,7 +1647,7 @@
         <w:t>El 15 de octubre de 2025, Baukost confirmó que había recibido la documentación requerida y que podía emitir opinión sobre el siniestro.</w:t>
       </w:r>
     </w:p>
-    <w:p ns2:paraId="56063FFB" ns2:textId="77777777">
+    <w:p>
       <w:pPr>
         <w:pStyle w:val="Prrafodelista"/>
         <w:spacing w:after="0" w:line="240" w:lineRule="auto"/>
@@ -1673,7 +1659,7 @@
         </w:rPr>
       </w:pPr>
     </w:p>
-    <w:p ns2:paraId="48D172F9" ns2:textId="77777777">
+    <w:p>
       <w:pPr>
         <w:pStyle w:val="Prrafodelista"/>
         <w:numPr>
@@ -1707,7 +1693,7 @@
         <w:t>daños a un posible asentamiento del terreno, no desarrolló la documentación técnica y de mantenimiento que había solicitado, no evaluó los daños del televisor y del vidrio templado registrados previamente y aplicó el deducible correspondiente a “Terremoto y Maremoto”.</w:t>
       </w:r>
     </w:p>
-    <w:p ns2:paraId="26349ECA" ns2:textId="77777777">
+    <w:p>
       <w:pPr>
         <w:pStyle w:val="Prrafodelista"/>
         <w:spacing w:after="0" w:line="240" w:lineRule="auto"/>
@@ -1719,7 +1705,7 @@
         </w:rPr>
       </w:pPr>
     </w:p>
-    <w:p ns2:paraId="4BBC672D" ns2:textId="0B4F59F4">
+    <w:p>
       <w:pPr>
         <w:pStyle w:val="Prrafodelista"/>
         <w:numPr>
@@ -1773,7 +1759,7 @@
         <w:t xml:space="preserve"> que no se había considerado el informe técnico y solicitó evaluar un pago comercial.</w:t>
       </w:r>
     </w:p>
-    <w:p ns2:paraId="15CF013E" ns2:textId="77777777">
+    <w:p>
       <w:pPr>
         <w:pStyle w:val="Prrafodelista"/>
         <w:spacing w:after="0" w:line="240" w:lineRule="auto"/>
@@ -1785,7 +1771,7 @@
         </w:rPr>
       </w:pPr>
     </w:p>
-    <w:p ns2:paraId="416F5D79" ns2:textId="4C20E9C7">
+    <w:p>
       <w:pPr>
         <w:pStyle w:val="Prrafodelista"/>
         <w:numPr>
@@ -1811,17 +1797,17 @@
         <w:t>El 22 de octubre de 2025, reiteró a Pacífico que Baukost no había evaluado la documentación solicitada; ese mismo día, Pacífico comunicó su conformidad con el Informe Final de Baukost y con una indemnización de US$ 1 277,55.</w:t>
       </w:r>
     </w:p>
-    <w:p ns2:paraId="0A48594C" ns2:textId="77777777">
-      <w:pPr>
-        <w:spacing w:after="0" w:line="240" w:lineRule="auto"/>
-        <w:jc w:val="both"/>
-        <w:rPr>
-          <w:rFonts w:ascii="Arial Narrow" w:eastAsia="Arial Narrow" w:hAnsi="Arial Narrow"/>
-          <w:color w:val="000000"/>
-        </w:rPr>
-      </w:pPr>
-    </w:p>
-    <w:p ns2:paraId="14965CE1" ns2:textId="25B5678A">
+    <w:p>
+      <w:pPr>
+        <w:spacing w:after="0" w:line="240" w:lineRule="auto"/>
+        <w:jc w:val="both"/>
+        <w:rPr>
+          <w:rFonts w:ascii="Arial Narrow" w:eastAsia="Arial Narrow" w:hAnsi="Arial Narrow"/>
+          <w:color w:val="000000"/>
+        </w:rPr>
+      </w:pPr>
+    </w:p>
+    <w:p>
       <w:pPr>
         <w:pStyle w:val="Prrafodelista"/>
         <w:numPr>
@@ -1847,7 +1833,7 @@
         <w:t>El 7 de noviembre de 2025, presentó el Reclamo 004/4634/2025 solicitando un pago comercial de US$ 40 000,00.</w:t>
       </w:r>
     </w:p>
-    <w:p ns2:paraId="6775D3EA" ns2:textId="77777777">
+    <w:p>
       <w:pPr>
         <w:pStyle w:val="Prrafodelista"/>
         <w:spacing w:after="0" w:line="240" w:lineRule="auto"/>
@@ -1859,7 +1845,7 @@
         </w:rPr>
       </w:pPr>
     </w:p>
-    <w:p ns2:paraId="2E4FB058" ns2:textId="14285998">
+    <w:p>
       <w:pPr>
         <w:pStyle w:val="Prrafodelista"/>
         <w:numPr>
@@ -1885,17 +1871,17 @@
         <w:t>El 14 de noviembre de 2025, Pacífico rechazó dicha solicitud mediante Carta PPS-09187/2025 y señaló que los mantenimientos previos al sismo no eran materia de cobertura, pese a que dicha documentación había sido presentada para acreditar el estado del inmueble y no para solicitar su reembolso.</w:t>
       </w:r>
     </w:p>
-    <w:p ns2:paraId="091A958B" ns2:textId="77777777">
-      <w:pPr>
-        <w:spacing w:after="0" w:line="240" w:lineRule="auto"/>
-        <w:jc w:val="both"/>
-        <w:rPr>
-          <w:rFonts w:ascii="Arial Narrow" w:eastAsia="Arial Narrow" w:hAnsi="Arial Narrow"/>
-          <w:color w:val="000000"/>
-        </w:rPr>
-      </w:pPr>
-    </w:p>
-    <w:p ns2:paraId="3507ECFF" ns2:textId="022BD4E1">
+    <w:p>
+      <w:pPr>
+        <w:spacing w:after="0" w:line="240" w:lineRule="auto"/>
+        <w:jc w:val="both"/>
+        <w:rPr>
+          <w:rFonts w:ascii="Arial Narrow" w:eastAsia="Arial Narrow" w:hAnsi="Arial Narrow"/>
+          <w:color w:val="000000"/>
+        </w:rPr>
+      </w:pPr>
+    </w:p>
+    <w:p>
       <w:pPr>
         <w:pStyle w:val="Prrafodelista"/>
         <w:numPr>
@@ -1910,7 +1896,7 @@
           <w:color w:val="000000"/>
           <w:kern w:val="0"/>
           <w:lang w:eastAsia="es-ES"/>
-          <ns2:ligatures ns2:val="none"/>
+          <w14:ligatures w14:val="none"/>
         </w:rPr>
       </w:pPr>
       <w:r>
@@ -2040,7 +2026,7 @@
         <w:t>.</w:t>
       </w:r>
     </w:p>
-    <w:p ns2:paraId="0C1BCCB4" ns2:textId="77777777">
+    <w:p>
       <w:pPr>
         <w:pStyle w:val="Prrafodelista"/>
         <w:spacing w:after="0" w:line="240" w:lineRule="auto"/>
@@ -2051,11 +2037,11 @@
           <w:color w:val="000000"/>
           <w:kern w:val="0"/>
           <w:lang w:eastAsia="es-ES"/>
-          <ns2:ligatures ns2:val="none"/>
-        </w:rPr>
-      </w:pPr>
-    </w:p>
-    <w:p ns2:paraId="2188D59B" ns2:textId="5B8E5D4A">
+          <w14:ligatures w14:val="none"/>
+        </w:rPr>
+      </w:pPr>
+    </w:p>
+    <w:p>
       <w:pPr>
         <w:numPr>
           <w:ilvl w:val="1"/>
@@ -2073,7 +2059,7 @@
           <w:color w:val="000000"/>
           <w:kern w:val="0"/>
           <w:lang w:val="es-ES" w:eastAsia="es-ES"/>
-          <ns2:ligatures ns2:val="none"/>
+          <w14:ligatures w14:val="none"/>
         </w:rPr>
       </w:pPr>
       <w:r>
@@ -2103,7 +2089,7 @@
           <w:color w:val="000000"/>
           <w:kern w:val="0"/>
           <w:lang w:val="es-ES" w:eastAsia="es-ES"/>
-          <ns2:ligatures ns2:val="none"/>
+          <w14:ligatures w14:val="none"/>
         </w:rPr>
         <w:t/>
       </w:r>
@@ -2113,7 +2099,7 @@
           <w:color w:val="000000"/>
           <w:kern w:val="0"/>
           <w:lang w:val="es-ES" w:eastAsia="es-ES"/>
-          <ns2:ligatures ns2:val="none"/>
+          <w14:ligatures w14:val="none"/>
         </w:rPr>
         <w:t/>
       </w:r>
@@ -2123,7 +2109,7 @@
           <w:color w:val="000000"/>
           <w:kern w:val="0"/>
           <w:lang w:val="es-ES" w:eastAsia="es-ES"/>
-          <ns2:ligatures ns2:val="none"/>
+          <w14:ligatures w14:val="none"/>
         </w:rPr>
         <w:t xml:space="preserve"/>
       </w:r>
@@ -2133,7 +2119,7 @@
           <w:color w:val="000000"/>
           <w:kern w:val="0"/>
           <w:lang w:val="es-ES" w:eastAsia="es-ES"/>
-          <ns2:ligatures ns2:val="none"/>
+          <w14:ligatures w14:val="none"/>
         </w:rPr>
         <w:t xml:space="preserve"/>
       </w:r>
@@ -2143,7 +2129,7 @@
           <w:color w:val="000000"/>
           <w:kern w:val="0"/>
           <w:lang w:val="es-ES" w:eastAsia="es-ES"/>
-          <ns2:ligatures ns2:val="none"/>
+          <w14:ligatures w14:val="none"/>
         </w:rPr>
         <w:t xml:space="preserve"/>
       </w:r>
@@ -2153,7 +2139,7 @@
           <w:color w:val="000000"/>
           <w:kern w:val="0"/>
           <w:lang w:val="es-ES" w:eastAsia="es-ES"/>
-          <ns2:ligatures ns2:val="none"/>
+          <w14:ligatures w14:val="none"/>
         </w:rPr>
         <w:t xml:space="preserve"/>
       </w:r>
@@ -2177,7 +2163,7 @@
           <w:color w:val="000000"/>
           <w:kern w:val="0"/>
           <w:lang w:val="es-ES" w:eastAsia="es-ES"/>
-          <ns2:ligatures ns2:val="none"/>
+          <w14:ligatures w14:val="none"/>
         </w:rPr>
         <w:t xml:space="preserve"/>
       </w:r>
@@ -2187,7 +2173,7 @@
           <w:color w:val="000000"/>
           <w:kern w:val="0"/>
           <w:lang w:val="es-ES" w:eastAsia="es-ES"/>
-          <ns2:ligatures ns2:val="none"/>
+          <w14:ligatures w14:val="none"/>
         </w:rPr>
         <w:t xml:space="preserve"/>
       </w:r>
@@ -2197,7 +2183,7 @@
           <w:color w:val="000000"/>
           <w:kern w:val="0"/>
           <w:lang w:val="es-ES" w:eastAsia="es-ES"/>
-          <ns2:ligatures ns2:val="none"/>
+          <w14:ligatures w14:val="none"/>
         </w:rPr>
         <w:t/>
       </w:r>
@@ -2207,7 +2193,7 @@
           <w:color w:val="000000"/>
           <w:kern w:val="0"/>
           <w:lang w:val="es-ES" w:eastAsia="es-ES"/>
-          <ns2:ligatures ns2:val="none"/>
+          <w14:ligatures w14:val="none"/>
         </w:rPr>
         <w:t xml:space="preserve"/>
       </w:r>
@@ -2217,7 +2203,7 @@
           <w:color w:val="000000"/>
           <w:kern w:val="0"/>
           <w:lang w:val="es-ES" w:eastAsia="es-ES"/>
-          <ns2:ligatures ns2:val="none"/>
+          <w14:ligatures w14:val="none"/>
         </w:rPr>
         <w:t xml:space="preserve"/>
       </w:r>
@@ -2227,7 +2213,7 @@
           <w:color w:val="000000"/>
           <w:kern w:val="0"/>
           <w:lang w:val="es-ES" w:eastAsia="es-ES"/>
-          <ns2:ligatures ns2:val="none"/>
+          <w14:ligatures w14:val="none"/>
         </w:rPr>
         <w:t xml:space="preserve"/>
       </w:r>
@@ -2237,7 +2223,7 @@
           <w:color w:val="000000"/>
           <w:kern w:val="0"/>
           <w:lang w:val="es-ES" w:eastAsia="es-ES"/>
-          <ns2:ligatures ns2:val="none"/>
+          <w14:ligatures w14:val="none"/>
         </w:rPr>
         <w:t xml:space="preserve"/>
       </w:r>
@@ -2247,7 +2233,7 @@
           <w:color w:val="000000"/>
           <w:kern w:val="0"/>
           <w:lang w:val="es-ES" w:eastAsia="es-ES"/>
-          <ns2:ligatures ns2:val="none"/>
+          <w14:ligatures w14:val="none"/>
         </w:rPr>
         <w:t xml:space="preserve"/>
       </w:r>
@@ -2257,7 +2243,7 @@
           <w:color w:val="000000"/>
           <w:kern w:val="0"/>
           <w:lang w:val="es-ES" w:eastAsia="es-ES"/>
-          <ns2:ligatures ns2:val="none"/>
+          <w14:ligatures w14:val="none"/>
         </w:rPr>
         <w:t/>
       </w:r>
@@ -2267,7 +2253,7 @@
           <w:color w:val="000000"/>
           <w:kern w:val="0"/>
           <w:lang w:val="es-ES" w:eastAsia="es-ES"/>
-          <ns2:ligatures ns2:val="none"/>
+          <w14:ligatures w14:val="none"/>
         </w:rPr>
         <w:t xml:space="preserve"/>
       </w:r>
@@ -2277,7 +2263,7 @@
           <w:color w:val="000000"/>
           <w:kern w:val="0"/>
           <w:lang w:val="es-ES" w:eastAsia="es-ES"/>
-          <ns2:ligatures ns2:val="none"/>
+          <w14:ligatures w14:val="none"/>
         </w:rPr>
         <w:t/>
       </w:r>
@@ -2287,7 +2273,7 @@
           <w:color w:val="000000"/>
           <w:kern w:val="0"/>
           <w:lang w:val="es-ES" w:eastAsia="es-ES"/>
-          <ns2:ligatures ns2:val="none"/>
+          <w14:ligatures w14:val="none"/>
         </w:rPr>
         <w:t/>
       </w:r>
@@ -2297,7 +2283,7 @@
           <w:color w:val="000000"/>
           <w:kern w:val="0"/>
           <w:lang w:val="es-ES" w:eastAsia="es-ES"/>
-          <ns2:ligatures ns2:val="none"/>
+          <w14:ligatures w14:val="none"/>
         </w:rPr>
         <w:t xml:space="preserve"/>
       </w:r>
@@ -2307,7 +2293,7 @@
           <w:color w:val="000000"/>
           <w:kern w:val="0"/>
           <w:lang w:val="es-ES" w:eastAsia="es-ES"/>
-          <ns2:ligatures ns2:val="none"/>
+          <w14:ligatures w14:val="none"/>
         </w:rPr>
         <w:t xml:space="preserve"/>
       </w:r>
@@ -2317,7 +2303,7 @@
           <w:color w:val="000000"/>
           <w:kern w:val="0"/>
           <w:lang w:val="es-ES" w:eastAsia="es-ES"/>
-          <ns2:ligatures ns2:val="none"/>
+          <w14:ligatures w14:val="none"/>
         </w:rPr>
         <w:t xml:space="preserve"/>
       </w:r>
@@ -2341,7 +2327,7 @@
           <w:color w:val="000000"/>
           <w:kern w:val="0"/>
           <w:lang w:val="es-ES" w:eastAsia="es-ES"/>
-          <ns2:ligatures ns2:val="none"/>
+          <w14:ligatures w14:val="none"/>
         </w:rPr>
         <w:t xml:space="preserve"/>
       </w:r>
@@ -2351,7 +2337,7 @@
           <w:color w:val="000000"/>
           <w:kern w:val="0"/>
           <w:lang w:val="es-ES" w:eastAsia="es-ES"/>
-          <ns2:ligatures ns2:val="none"/>
+          <w14:ligatures w14:val="none"/>
         </w:rPr>
         <w:t/>
       </w:r>
@@ -2361,7 +2347,7 @@
           <w:color w:val="000000"/>
           <w:kern w:val="0"/>
           <w:lang w:val="es-ES" w:eastAsia="es-ES"/>
-          <ns2:ligatures ns2:val="none"/>
+          <w14:ligatures w14:val="none"/>
         </w:rPr>
         <w:t xml:space="preserve"/>
       </w:r>
@@ -2371,7 +2357,7 @@
           <w:color w:val="000000"/>
           <w:kern w:val="0"/>
           <w:lang w:val="es-ES" w:eastAsia="es-ES"/>
-          <ns2:ligatures ns2:val="none"/>
+          <w14:ligatures w14:val="none"/>
         </w:rPr>
         <w:t xml:space="preserve"/>
       </w:r>
@@ -2381,7 +2367,7 @@
           <w:color w:val="000000"/>
           <w:kern w:val="0"/>
           <w:lang w:val="es-ES" w:eastAsia="es-ES"/>
-          <ns2:ligatures ns2:val="none"/>
+          <w14:ligatures w14:val="none"/>
         </w:rPr>
         <w:t/>
       </w:r>
@@ -2391,7 +2377,7 @@
           <w:color w:val="000000"/>
           <w:kern w:val="0"/>
           <w:lang w:val="es-ES" w:eastAsia="es-ES"/>
-          <ns2:ligatures ns2:val="none"/>
+          <w14:ligatures w14:val="none"/>
         </w:rPr>
         <w:t xml:space="preserve"/>
       </w:r>
@@ -2401,7 +2387,7 @@
           <w:color w:val="000000"/>
           <w:kern w:val="0"/>
           <w:lang w:val="es-ES" w:eastAsia="es-ES"/>
-          <ns2:ligatures ns2:val="none"/>
+          <w14:ligatures w14:val="none"/>
         </w:rPr>
         <w:t xml:space="preserve"/>
       </w:r>
@@ -2411,7 +2397,7 @@
           <w:color w:val="000000"/>
           <w:kern w:val="0"/>
           <w:lang w:val="es-ES" w:eastAsia="es-ES"/>
-          <ns2:ligatures ns2:val="none"/>
+          <w14:ligatures w14:val="none"/>
         </w:rPr>
         <w:t/>
       </w:r>
@@ -2421,7 +2407,7 @@
           <w:color w:val="000000"/>
           <w:kern w:val="0"/>
           <w:lang w:val="es-ES" w:eastAsia="es-ES"/>
-          <ns2:ligatures ns2:val="none"/>
+          <w14:ligatures w14:val="none"/>
         </w:rPr>
         <w:t/>
       </w:r>
@@ -2431,7 +2417,7 @@
           <w:color w:val="000000"/>
           <w:kern w:val="0"/>
           <w:lang w:val="es-ES" w:eastAsia="es-ES"/>
-          <ns2:ligatures ns2:val="none"/>
+          <w14:ligatures w14:val="none"/>
         </w:rPr>
         <w:t xml:space="preserve"/>
       </w:r>
@@ -2441,7 +2427,7 @@
           <w:color w:val="000000"/>
           <w:kern w:val="0"/>
           <w:lang w:val="es-ES" w:eastAsia="es-ES"/>
-          <ns2:ligatures ns2:val="none"/>
+          <w14:ligatures w14:val="none"/>
         </w:rPr>
         <w:t/>
       </w:r>
@@ -2451,7 +2437,7 @@
           <w:color w:val="000000"/>
           <w:kern w:val="0"/>
           <w:lang w:val="es-ES" w:eastAsia="es-ES"/>
-          <ns2:ligatures ns2:val="none"/>
+          <w14:ligatures w14:val="none"/>
         </w:rPr>
         <w:t xml:space="preserve"/>
       </w:r>
@@ -2461,7 +2447,7 @@
           <w:color w:val="000000"/>
           <w:kern w:val="0"/>
           <w:lang w:val="es-ES" w:eastAsia="es-ES"/>
-          <ns2:ligatures ns2:val="none"/>
+          <w14:ligatures w14:val="none"/>
         </w:rPr>
         <w:t xml:space="preserve"/>
       </w:r>
@@ -2471,7 +2457,7 @@
           <w:color w:val="000000"/>
           <w:kern w:val="0"/>
           <w:lang w:val="es-ES" w:eastAsia="es-ES"/>
-          <ns2:ligatures ns2:val="none"/>
+          <w14:ligatures w14:val="none"/>
         </w:rPr>
         <w:t/>
       </w:r>
@@ -2481,7 +2467,7 @@
           <w:color w:val="000000"/>
           <w:kern w:val="0"/>
           <w:lang w:val="es-ES" w:eastAsia="es-ES"/>
-          <ns2:ligatures ns2:val="none"/>
+          <w14:ligatures w14:val="none"/>
         </w:rPr>
         <w:t/>
       </w:r>
@@ -2491,7 +2477,7 @@
           <w:color w:val="000000"/>
           <w:kern w:val="0"/>
           <w:lang w:val="es-ES" w:eastAsia="es-ES"/>
-          <ns2:ligatures ns2:val="none"/>
+          <w14:ligatures w14:val="none"/>
         </w:rPr>
         <w:t xml:space="preserve"/>
       </w:r>
@@ -2501,7 +2487,7 @@
           <w:color w:val="000000"/>
           <w:kern w:val="0"/>
           <w:lang w:val="es-ES" w:eastAsia="es-ES"/>
-          <ns2:ligatures ns2:val="none"/>
+          <w14:ligatures w14:val="none"/>
         </w:rPr>
         <w:t xml:space="preserve"/>
       </w:r>
@@ -2511,7 +2497,7 @@
           <w:color w:val="000000"/>
           <w:kern w:val="0"/>
           <w:lang w:val="es-ES" w:eastAsia="es-ES"/>
-          <ns2:ligatures ns2:val="none"/>
+          <w14:ligatures w14:val="none"/>
         </w:rPr>
         <w:t/>
       </w:r>
@@ -2521,7 +2507,7 @@
           <w:color w:val="000000"/>
           <w:kern w:val="0"/>
           <w:lang w:val="es-ES" w:eastAsia="es-ES"/>
-          <ns2:ligatures ns2:val="none"/>
+          <w14:ligatures w14:val="none"/>
         </w:rPr>
         <w:t xml:space="preserve"/>
       </w:r>
@@ -2531,7 +2517,7 @@
           <w:color w:val="000000"/>
           <w:kern w:val="0"/>
           <w:lang w:val="es-ES" w:eastAsia="es-ES"/>
-          <ns2:ligatures ns2:val="none"/>
+          <w14:ligatures w14:val="none"/>
         </w:rPr>
         <w:t xml:space="preserve"/>
       </w:r>
@@ -2541,7 +2527,7 @@
           <w:color w:val="000000"/>
           <w:kern w:val="0"/>
           <w:lang w:val="es-ES" w:eastAsia="es-ES"/>
-          <ns2:ligatures ns2:val="none"/>
+          <w14:ligatures w14:val="none"/>
         </w:rPr>
         <w:t xml:space="preserve"/>
       </w:r>
@@ -2551,7 +2537,7 @@
           <w:color w:val="000000"/>
           <w:kern w:val="0"/>
           <w:lang w:val="es-ES" w:eastAsia="es-ES"/>
-          <ns2:ligatures ns2:val="none"/>
+          <w14:ligatures w14:val="none"/>
         </w:rPr>
         <w:t xml:space="preserve"/>
       </w:r>
@@ -2561,7 +2547,7 @@
           <w:color w:val="000000"/>
           <w:kern w:val="0"/>
           <w:lang w:val="es-ES" w:eastAsia="es-ES"/>
-          <ns2:ligatures ns2:val="none"/>
+          <w14:ligatures w14:val="none"/>
         </w:rPr>
         <w:t/>
       </w:r>
@@ -2571,7 +2557,7 @@
           <w:color w:val="000000"/>
           <w:kern w:val="0"/>
           <w:lang w:val="es-ES" w:eastAsia="es-ES"/>
-          <ns2:ligatures ns2:val="none"/>
+          <w14:ligatures w14:val="none"/>
         </w:rPr>
         <w:t xml:space="preserve"/>
       </w:r>
@@ -2581,7 +2567,7 @@
           <w:color w:val="000000"/>
           <w:kern w:val="0"/>
           <w:lang w:val="es-ES" w:eastAsia="es-ES"/>
-          <ns2:ligatures ns2:val="none"/>
+          <w14:ligatures w14:val="none"/>
         </w:rPr>
         <w:t xml:space="preserve"/>
       </w:r>
@@ -2591,7 +2577,7 @@
           <w:color w:val="000000"/>
           <w:kern w:val="0"/>
           <w:lang w:val="es-ES" w:eastAsia="es-ES"/>
-          <ns2:ligatures ns2:val="none"/>
+          <w14:ligatures w14:val="none"/>
         </w:rPr>
         <w:t xml:space="preserve"/>
       </w:r>
@@ -2601,7 +2587,7 @@
           <w:color w:val="000000"/>
           <w:kern w:val="0"/>
           <w:lang w:val="es-ES" w:eastAsia="es-ES"/>
-          <ns2:ligatures ns2:val="none"/>
+          <w14:ligatures w14:val="none"/>
         </w:rPr>
         <w:t/>
       </w:r>
@@ -2611,7 +2597,7 @@
           <w:color w:val="000000"/>
           <w:kern w:val="0"/>
           <w:lang w:val="es-ES" w:eastAsia="es-ES"/>
-          <ns2:ligatures ns2:val="none"/>
+          <w14:ligatures w14:val="none"/>
         </w:rPr>
         <w:t xml:space="preserve"/>
       </w:r>
@@ -2621,7 +2607,7 @@
           <w:color w:val="000000"/>
           <w:kern w:val="0"/>
           <w:lang w:val="es-ES" w:eastAsia="es-ES"/>
-          <ns2:ligatures ns2:val="none"/>
+          <w14:ligatures w14:val="none"/>
         </w:rPr>
         <w:t xml:space="preserve"/>
       </w:r>
@@ -2631,7 +2617,7 @@
           <w:color w:val="000000"/>
           <w:kern w:val="0"/>
           <w:lang w:val="es-ES" w:eastAsia="es-ES"/>
-          <ns2:ligatures ns2:val="none"/>
+          <w14:ligatures w14:val="none"/>
         </w:rPr>
         <w:t xml:space="preserve"/>
       </w:r>
@@ -2641,7 +2627,7 @@
           <w:color w:val="000000"/>
           <w:kern w:val="0"/>
           <w:lang w:val="es-ES" w:eastAsia="es-ES"/>
-          <ns2:ligatures ns2:val="none"/>
+          <w14:ligatures w14:val="none"/>
         </w:rPr>
         <w:t/>
       </w:r>
@@ -2651,7 +2637,7 @@
           <w:color w:val="000000"/>
           <w:kern w:val="0"/>
           <w:lang w:val="es-ES" w:eastAsia="es-ES"/>
-          <ns2:ligatures ns2:val="none"/>
+          <w14:ligatures w14:val="none"/>
         </w:rPr>
         <w:t/>
       </w:r>
@@ -2663,7 +2649,7 @@
         <w:t/>
       </w:r>
     </w:p>
-    <w:p ns2:paraId="19776856" ns2:textId="77777777">
+    <w:p>
       <w:pPr>
         <w:spacing w:after="0" w:line="240" w:lineRule="auto"/>
         <w:contextualSpacing/>
@@ -2674,11 +2660,11 @@
           <w:color w:val="000000"/>
           <w:kern w:val="0"/>
           <w:lang w:eastAsia="es-PE"/>
-          <ns2:ligatures ns2:val="none"/>
-        </w:rPr>
-      </w:pPr>
-    </w:p>
-    <w:p ns2:paraId="14EA7A98" ns2:textId="77777777">
+          <w14:ligatures w14:val="none"/>
+        </w:rPr>
+      </w:pPr>
+    </w:p>
+    <w:p>
       <w:pPr>
         <w:pStyle w:val="Prrafodelista"/>
         <w:numPr>
@@ -2698,7 +2684,7 @@
           <w:color w:val="000000"/>
           <w:kern w:val="0"/>
           <w:lang w:eastAsia="es-PE"/>
-          <ns2:ligatures ns2:val="none"/>
+          <w14:ligatures w14:val="none"/>
         </w:rPr>
       </w:pPr>
       <w:r>
@@ -2708,12 +2694,12 @@
           <w:color w:val="000000"/>
           <w:kern w:val="0"/>
           <w:lang w:eastAsia="es-PE"/>
-          <ns2:ligatures ns2:val="none"/>
+          <w14:ligatures w14:val="none"/>
         </w:rPr>
         <w:t>DE LA ADMISIÓN A TRÁMITE DE LA DENUNCIA</w:t>
       </w:r>
     </w:p>
-    <w:p ns2:paraId="026DDA69" ns2:textId="77777777">
+    <w:p>
       <w:pPr>
         <w:spacing w:after="0" w:line="240" w:lineRule="auto"/>
         <w:contextualSpacing/>
@@ -2724,13 +2710,13 @@
           <w:color w:val="000000"/>
           <w:kern w:val="0"/>
           <w:lang w:eastAsia="es-PE"/>
-          <ns2:ligatures ns2:val="none"/>
+          <w14:ligatures w14:val="none"/>
         </w:rPr>
       </w:pPr>
       <w:bookmarkStart w:id="0" w:name="_Hlk212795168"/>
       <w:bookmarkStart w:id="1" w:name="_Hlk218848146"/>
     </w:p>
-    <w:p ns2:paraId="340C9862" ns2:textId="728F3C30">
+    <w:p>
       <w:pPr>
         <w:pStyle w:val="Prrafodelista"/>
         <w:numPr>
@@ -2743,7 +2729,7 @@
         <w:rPr>
           <w:rFonts w:ascii="Arial Narrow" w:eastAsia="Arial Narrow" w:hAnsi="Arial Narrow" w:cs="Arial Narrow"/>
           <w:kern w:val="0"/>
-          <ns2:ligatures ns2:val="none"/>
+          <w14:ligatures w14:val="none"/>
         </w:rPr>
       </w:pPr>
       <w:r>
@@ -2759,7 +2745,7 @@
           <w:color w:val="000000"/>
           <w:kern w:val="0"/>
           <w:lang w:eastAsia="es-PE"/>
-          <ns2:ligatures ns2:val="none"/>
+          <w14:ligatures w14:val="none"/>
         </w:rPr>
         <w:t xml:space="preserve">Secretaría Técnica de la Comisión de Protección al Consumidor 1 (en adelante, la Secretaría Técnica), en ejercicio de sus </w:t>
       </w:r>
@@ -2769,7 +2755,7 @@
           <w:color w:val="000000"/>
           <w:kern w:val="0"/>
           <w:lang w:eastAsia="es-PE"/>
-          <ns2:ligatures ns2:val="none"/>
+          <w14:ligatures w14:val="none"/>
         </w:rPr>
         <w:t>facultades</w:t>
       </w:r>
@@ -2779,7 +2765,7 @@
           <w:rFonts w:ascii="Arial Narrow" w:eastAsia="Arial Narrow" w:hAnsi="Arial Narrow" w:cs="Arial Narrow"/>
           <w:kern w:val="0"/>
           <w:vertAlign w:val="superscript"/>
-          <ns2:ligatures ns2:val="none"/>
+          <w14:ligatures w14:val="none"/>
         </w:rPr>
         <w:footnoteReference w:id="2"/>
       </w:r>
@@ -2789,7 +2775,7 @@
           <w:color w:val="000000"/>
           <w:kern w:val="0"/>
           <w:lang w:eastAsia="es-PE"/>
-          <ns2:ligatures ns2:val="none"/>
+          <w14:ligatures w14:val="none"/>
         </w:rPr>
         <w:t xml:space="preserve">, considera </w:t>
       </w:r>
@@ -2797,7 +2783,7 @@
         <w:rPr>
           <w:rFonts w:ascii="Arial Narrow" w:eastAsia="Arial Narrow" w:hAnsi="Arial Narrow" w:cs="Arial Narrow"/>
           <w:kern w:val="0"/>
-          <ns2:ligatures ns2:val="none"/>
+          <w14:ligatures w14:val="none"/>
         </w:rPr>
         <w:t xml:space="preserve">que el hecho denunciado, </w:t>
       </w:r>
@@ -2806,7 +2792,7 @@
         <w:rPr>
           <w:rFonts w:ascii="Arial Narrow" w:eastAsia="Arial Narrow" w:hAnsi="Arial Narrow" w:cs="Arial Narrow"/>
           <w:kern w:val="0"/>
-          <ns2:ligatures ns2:val="none"/>
+          <w14:ligatures w14:val="none"/>
         </w:rPr>
         <w:t xml:space="preserve">consistente en que </w:t>
       </w:r>
@@ -2817,7 +2803,7 @@
         <w:rPr>
           <w:rFonts w:ascii="Arial Narrow" w:eastAsia="Arial Narrow" w:hAnsi="Arial Narrow" w:cs="Arial Narrow"/>
           <w:kern w:val="0"/>
-          <ns2:ligatures ns2:val="none"/>
+          <w14:ligatures w14:val="none"/>
         </w:rPr>
         <w:t xml:space="preserve">la </w:t>
       </w:r>
@@ -2825,7 +2811,7 @@
         <w:rPr>
           <w:rFonts w:ascii="Arial Narrow" w:eastAsia="Arial Narrow" w:hAnsi="Arial Narrow" w:cs="Arial Narrow"/>
           <w:kern w:val="0"/>
-          <ns2:ligatures ns2:val="none"/>
+          <w14:ligatures w14:val="none"/>
         </w:rPr>
         <w:lastRenderedPageBreak/>
         <w:t>compañía aseguradora habría rechazado injustificadamente la cobertura del Seguro de Inmueble – Póliza 2004832667 por el siniestro 1001312124 mediante la Carta GSIN-1270045/2025</w:t>
@@ -2834,7 +2820,7 @@
         <w:rPr>
           <w:rFonts w:ascii="Arial Narrow" w:eastAsia="Arial Narrow" w:hAnsi="Arial Narrow" w:cs="Arial Narrow"/>
           <w:kern w:val="0"/>
-          <ns2:ligatures ns2:val="none"/>
+          <w14:ligatures w14:val="none"/>
         </w:rPr>
         <w:t>; involucraría una presunta afectación a sus expectativas, quien no habría encontrado una correspondencia entre lo que esperaba recibir de parte del proveedor y lo que realmente recibió. Por consiguiente, corresponde calificar el hecho materia de denuncia como una presunta infracción al deber de idoneidad, tipificado en los artículos 18 y 19 del Código</w:t>
       </w:r>
@@ -2846,7 +2832,7 @@
           <w:rFonts w:ascii="Arial Narrow" w:eastAsia="Arial Narrow" w:hAnsi="Arial Narrow" w:cs="Arial"/>
           <w:kern w:val="0"/>
           <w:vertAlign w:val="superscript"/>
-          <ns2:ligatures ns2:val="none"/>
+          <w14:ligatures w14:val="none"/>
         </w:rPr>
         <w:footnoteReference w:id="3"/>
       </w:r>
@@ -2855,13 +2841,13 @@
         <w:rPr>
           <w:rFonts w:ascii="Arial Narrow" w:eastAsia="Arial Narrow" w:hAnsi="Arial Narrow" w:cs="Arial Narrow"/>
           <w:kern w:val="0"/>
-          <ns2:ligatures ns2:val="none"/>
+          <w14:ligatures w14:val="none"/>
         </w:rPr>
         <w:t>.</w:t>
       </w:r>
       <w:bookmarkEnd w:id="5"/>
     </w:p>
-    <w:p ns2:paraId="623EBD18" ns2:textId="77777777">
+    <w:p>
       <w:pPr>
         <w:pStyle w:val="Prrafodelista"/>
         <w:spacing w:after="0" w:line="240" w:lineRule="auto"/>
@@ -2870,11 +2856,11 @@
         <w:rPr>
           <w:rFonts w:ascii="Arial Narrow" w:eastAsia="Arial Narrow" w:hAnsi="Arial Narrow" w:cs="Arial Narrow"/>
           <w:kern w:val="0"/>
-          <ns2:ligatures ns2:val="none"/>
-        </w:rPr>
-      </w:pPr>
-    </w:p>
-    <w:p ns2:paraId="1BE9253A" ns2:textId="27A5463D">
+          <w14:ligatures w14:val="none"/>
+        </w:rPr>
+      </w:pPr>
+    </w:p>
+    <w:p>
       <w:pPr>
         <w:pStyle w:val="Prrafodelista"/>
         <w:numPr>
@@ -2887,7 +2873,7 @@
         <w:rPr>
           <w:rFonts w:ascii="Arial Narrow" w:eastAsia="Arial Narrow" w:hAnsi="Arial Narrow" w:cs="Arial Narrow"/>
           <w:kern w:val="0"/>
-          <ns2:ligatures ns2:val="none"/>
+          <w14:ligatures w14:val="none"/>
         </w:rPr>
       </w:pPr>
       <w:bookmarkStart w:id="7" w:name="_Hlk213150180"/>
@@ -2895,7 +2881,7 @@
         <w:rPr>
           <w:rFonts w:ascii="Arial Narrow" w:eastAsia="Arial Narrow" w:hAnsi="Arial Narrow" w:cs="Arial Narrow"/>
           <w:kern w:val="0"/>
-          <ns2:ligatures ns2:val="none"/>
+          <w14:ligatures w14:val="none"/>
         </w:rPr>
         <w:t xml:space="preserve">Así también, la Secretaría Técnica, en ejercicio de sus facultades, </w:t>
       </w:r>
@@ -2905,7 +2891,7 @@
           <w:color w:val="000000"/>
           <w:kern w:val="0"/>
           <w:lang w:eastAsia="es-PE"/>
-          <ns2:ligatures ns2:val="none"/>
+          <w14:ligatures w14:val="none"/>
         </w:rPr>
         <w:t xml:space="preserve">considera </w:t>
       </w:r>
@@ -2913,7 +2899,7 @@
         <w:rPr>
           <w:rFonts w:ascii="Arial Narrow" w:eastAsia="Arial Narrow" w:hAnsi="Arial Narrow" w:cs="Arial Narrow"/>
           <w:kern w:val="0"/>
-          <ns2:ligatures ns2:val="none"/>
+          <w14:ligatures w14:val="none"/>
         </w:rPr>
         <w:t xml:space="preserve">que el hecho denunciado, consistente en que </w:t>
       </w:r>
@@ -2922,7 +2908,7 @@
         <w:rPr>
           <w:rFonts w:ascii="Arial Narrow" w:eastAsia="Arial Narrow" w:hAnsi="Arial Narrow" w:cs="Arial Narrow"/>
           <w:kern w:val="0"/>
-          <ns2:ligatures ns2:val="none"/>
+          <w14:ligatures w14:val="none"/>
         </w:rPr>
         <w:t xml:space="preserve">la compañía aseguradora habría liquidado inadecuadamente el siniestro 1001312124 mediante comunicaciónn del 22 de octubre de 2025, pese a </w:t>
       </w:r>
@@ -2930,7 +2916,7 @@
         <w:rPr>
           <w:rFonts w:ascii="Arial Narrow" w:eastAsia="Arial Narrow" w:hAnsi="Arial Narrow" w:cs="Arial Narrow"/>
           <w:kern w:val="0"/>
-          <ns2:ligatures ns2:val="none"/>
+          <w14:ligatures w14:val="none"/>
         </w:rPr>
         <w:t xml:space="preserve">que no se consideró el </w:t>
       </w:r>
@@ -2940,7 +2926,7 @@
           <w:color w:val="000000"/>
           <w:kern w:val="0"/>
           <w:lang w:val="es-ES" w:eastAsia="es-ES"/>
-          <ns2:ligatures ns2:val="none"/>
+          <w14:ligatures w14:val="none"/>
         </w:rPr>
         <w:t>informe técnico de</w:t>
       </w:r>
@@ -2950,7 +2936,7 @@
           <w:color w:val="000000"/>
           <w:kern w:val="0"/>
           <w:lang w:val="es-ES" w:eastAsia="es-ES"/>
-          <ns2:ligatures ns2:val="none"/>
+          <w14:ligatures w14:val="none"/>
         </w:rPr>
         <w:t>l</w:t>
       </w:r>
@@ -2960,7 +2946,7 @@
           <w:color w:val="000000"/>
           <w:kern w:val="0"/>
           <w:lang w:val="es-ES" w:eastAsia="es-ES"/>
-          <ns2:ligatures ns2:val="none"/>
+          <w14:ligatures w14:val="none"/>
         </w:rPr>
         <w:t xml:space="preserve"> 10 de agosto de 2025</w:t>
       </w:r>
@@ -2968,7 +2954,7 @@
         <w:rPr>
           <w:rFonts w:ascii="Arial Narrow" w:eastAsia="Arial Narrow" w:hAnsi="Arial Narrow" w:cs="Arial Narrow"/>
           <w:kern w:val="0"/>
-          <ns2:ligatures ns2:val="none"/>
+          <w14:ligatures w14:val="none"/>
         </w:rPr>
         <w:t>; involucraría una presunta afectación a sus expectativas, quien no habría encontrado una correspondencia entre lo que esperaba recibir de parte del proveedor y lo que realmente recibió. Por consiguiente, corresponde calificar el hecho materia de denuncia como una presunta infracción al deber de idoneidad, tipificado en los artículos 18 y 19 del Código</w:t>
       </w:r>
@@ -2979,23 +2965,23 @@
           <w:color w:val="000000"/>
           <w:kern w:val="0"/>
           <w:lang w:eastAsia="es-PE"/>
-          <ns2:ligatures ns2:val="none"/>
+          <w14:ligatures w14:val="none"/>
         </w:rPr>
         <w:t xml:space="preserve">. </w:t>
       </w:r>
     </w:p>
-    <w:p ns2:paraId="6A213352" ns2:textId="77777777">
-      <w:pPr>
-        <w:spacing w:after="0" w:line="240" w:lineRule="auto"/>
-        <w:rPr>
-          <w:rFonts w:ascii="Arial Narrow" w:eastAsia="Arial Narrow" w:hAnsi="Arial Narrow" w:cs="Arial Narrow"/>
-          <w:kern w:val="0"/>
-          <ns2:ligatures ns2:val="none"/>
+    <w:p>
+      <w:pPr>
+        <w:spacing w:after="0" w:line="240" w:lineRule="auto"/>
+        <w:rPr>
+          <w:rFonts w:ascii="Arial Narrow" w:eastAsia="Arial Narrow" w:hAnsi="Arial Narrow" w:cs="Arial Narrow"/>
+          <w:kern w:val="0"/>
+          <w14:ligatures w14:val="none"/>
         </w:rPr>
       </w:pPr>
       <w:bookmarkStart w:id="8" w:name="_Hlk215162008"/>
     </w:p>
-    <w:p ns2:paraId="16BABD23" ns2:textId="6C2AC046">
+    <w:p>
       <w:pPr>
         <w:pStyle w:val="Prrafodelista"/>
         <w:numPr>
@@ -3008,7 +2994,7 @@
         <w:rPr>
           <w:rFonts w:ascii="Arial Narrow" w:eastAsia="Arial Narrow" w:hAnsi="Arial Narrow" w:cs="Arial Narrow"/>
           <w:kern w:val="0"/>
-          <ns2:ligatures ns2:val="none"/>
+          <w14:ligatures w14:val="none"/>
         </w:rPr>
       </w:pPr>
       <w:bookmarkStart w:id="9" w:name="_Hlk214962902"/>
@@ -3017,7 +3003,7 @@
         <w:rPr>
           <w:rFonts w:ascii="Arial Narrow" w:eastAsia="Arial Narrow" w:hAnsi="Arial Narrow" w:cs="Arial Narrow"/>
           <w:kern w:val="0"/>
-          <ns2:ligatures ns2:val="none"/>
+          <w14:ligatures w14:val="none"/>
         </w:rPr>
         <w:t xml:space="preserve">Asimismo, la Secretaría Técnica, en ejercicio de sus facultades, considera que el hecho denunciado, consistente en que </w:t>
       </w:r>
@@ -3025,7 +3011,7 @@
         <w:rPr>
           <w:rFonts w:ascii="Arial Narrow" w:eastAsia="Arial Narrow" w:hAnsi="Arial Narrow" w:cs="Arial Narrow"/>
           <w:kern w:val="0"/>
-          <ns2:ligatures ns2:val="none"/>
+          <w14:ligatures w14:val="none"/>
         </w:rPr>
         <w:t>la compañía aseguradora habría atendido inadecuadamente el Reclamo 004/4634/2025 presentado el 7 de noviembre de 2025 por el denunciante</w:t>
       </w:r>
@@ -3033,7 +3019,7 @@
         <w:rPr>
           <w:rFonts w:ascii="Arial Narrow" w:eastAsia="Arial Narrow" w:hAnsi="Arial Narrow" w:cs="Arial"/>
           <w:kern w:val="0"/>
-          <ns2:ligatures ns2:val="none"/>
+          <w14:ligatures w14:val="none"/>
         </w:rPr>
         <w:t>. Por consiguiente, corresponde calificar el hecho materia de denuncia como una presunta infracción al numeral 88.1 del artículo 88 del Código</w:t>
       </w:r>
@@ -3047,7 +3033,7 @@
           <w:kern w:val="0"/>
           <w:vertAlign w:val="superscript"/>
           <w:lang w:eastAsia="es-PE"/>
-          <ns2:ligatures ns2:val="none"/>
+          <w14:ligatures w14:val="none"/>
         </w:rPr>
         <w:footnoteReference w:id="4"/>
       </w:r>
@@ -3058,7 +3044,7 @@
           <w:color w:val="000000"/>
           <w:kern w:val="0"/>
           <w:lang w:eastAsia="es-PE"/>
-          <ns2:ligatures ns2:val="none"/>
+          <w14:ligatures w14:val="none"/>
         </w:rPr>
         <w:t>.</w:t>
       </w:r>
@@ -3067,7 +3053,7 @@
     <w:bookmarkEnd w:id="3"/>
     <w:bookmarkEnd w:id="8"/>
     <w:bookmarkEnd w:id="10"/>
-    <w:p ns2:paraId="11DBFE1C" ns2:textId="14F6B438">
+    <w:p>
       <w:pPr>
         <w:pStyle w:val="Prrafodelista"/>
         <w:spacing w:after="0" w:line="240" w:lineRule="auto"/>
@@ -3076,13 +3062,13 @@
         <w:rPr>
           <w:rFonts w:ascii="Arial Narrow" w:eastAsia="Arial Narrow" w:hAnsi="Arial Narrow" w:cs="Arial Narrow"/>
           <w:kern w:val="0"/>
-          <ns2:ligatures ns2:val="none"/>
+          <w14:ligatures w14:val="none"/>
         </w:rPr>
       </w:pPr>
     </w:p>
     <w:bookmarkEnd w:id="0"/>
     <w:bookmarkEnd w:id="1"/>
-    <w:p ns2:paraId="3FB03025" ns2:textId="77777777">
+    <w:p>
       <w:pPr>
         <w:pStyle w:val="Prrafodelista"/>
         <w:numPr>
@@ -3096,7 +3082,7 @@
           <w:rFonts w:ascii="Arial Narrow" w:eastAsia="Calibri" w:hAnsi="Arial Narrow" w:cs="Arial Narrow"/>
           <w:kern w:val="0"/>
           <w:lang w:eastAsia="es-PE"/>
-          <ns2:ligatures ns2:val="none"/>
+          <w14:ligatures w14:val="none"/>
         </w:rPr>
       </w:pPr>
       <w:r>
@@ -3105,7 +3091,7 @@
           <w:color w:val="000000"/>
           <w:kern w:val="0"/>
           <w:lang w:eastAsia="es-PE"/>
-          <ns2:ligatures ns2:val="none"/>
+          <w14:ligatures w14:val="none"/>
         </w:rPr>
         <w:t>En tanto la denuncia reúne los requisitos establecidos por la norma citada, corresponde admitirla a trámite</w:t>
       </w:r>
@@ -3116,7 +3102,7 @@
           <w:color w:val="000000"/>
           <w:kern w:val="0"/>
           <w:vertAlign w:val="superscript"/>
-          <ns2:ligatures ns2:val="none"/>
+          <w14:ligatures w14:val="none"/>
         </w:rPr>
         <w:footnoteReference w:id="5"/>
       </w:r>
@@ -3126,12 +3112,12 @@
           <w:color w:val="000000"/>
           <w:kern w:val="0"/>
           <w:lang w:eastAsia="es-PE"/>
-          <ns2:ligatures ns2:val="none"/>
+          <w14:ligatures w14:val="none"/>
         </w:rPr>
         <w:t>.</w:t>
       </w:r>
     </w:p>
-    <w:p ns2:paraId="6533C937" ns2:textId="77777777">
+    <w:p>
       <w:pPr>
         <w:spacing w:after="0" w:line="240" w:lineRule="auto"/>
         <w:ind w:left="567"/>
@@ -3142,12 +3128,12 @@
           <w:color w:val="000000"/>
           <w:kern w:val="0"/>
           <w:lang w:eastAsia="es-PE"/>
-          <ns2:ligatures ns2:val="none"/>
+          <w14:ligatures w14:val="none"/>
         </w:rPr>
       </w:pPr>
       <w:bookmarkStart w:id="11" w:name="_Hlk214963071"/>
     </w:p>
-    <w:p ns2:paraId="0EBB31A7" ns2:textId="77777777">
+    <w:p>
       <w:pPr>
         <w:pStyle w:val="Prrafodelista"/>
         <w:numPr>
@@ -3167,7 +3153,7 @@
           <w:color w:val="000000"/>
           <w:kern w:val="0"/>
           <w:lang w:eastAsia="es-PE"/>
-          <ns2:ligatures ns2:val="none"/>
+          <w14:ligatures w14:val="none"/>
         </w:rPr>
       </w:pPr>
       <w:r>
@@ -3177,12 +3163,12 @@
           <w:color w:val="000000"/>
           <w:kern w:val="0"/>
           <w:lang w:eastAsia="es-PE"/>
-          <ns2:ligatures ns2:val="none"/>
+          <w14:ligatures w14:val="none"/>
         </w:rPr>
         <w:t>REQUERIMIENTO DE INFORMACIÓN</w:t>
       </w:r>
     </w:p>
-    <w:p ns2:paraId="3E6C9202" ns2:textId="77777777">
+    <w:p>
       <w:pPr>
         <w:spacing w:after="0" w:line="240" w:lineRule="auto"/>
         <w:jc w:val="both"/>
@@ -3191,11 +3177,11 @@
           <w:color w:val="000000"/>
           <w:kern w:val="0"/>
           <w:lang w:val="es-ES" w:eastAsia="es-ES"/>
-          <ns2:ligatures ns2:val="none"/>
-        </w:rPr>
-      </w:pPr>
-    </w:p>
-    <w:p ns2:paraId="662A355C" ns2:textId="53756637">
+          <w14:ligatures w14:val="none"/>
+        </w:rPr>
+      </w:pPr>
+    </w:p>
+    <w:p>
       <w:pPr>
         <w:pStyle w:val="Prrafodelista"/>
         <w:numPr>
@@ -3210,7 +3196,7 @@
           <w:color w:val="000000"/>
           <w:kern w:val="0"/>
           <w:lang w:val="es-ES" w:eastAsia="es-ES"/>
-          <ns2:ligatures ns2:val="none"/>
+          <w14:ligatures w14:val="none"/>
         </w:rPr>
       </w:pPr>
       <w:r>
@@ -3226,7 +3212,7 @@
           <w:color w:val="000000"/>
           <w:kern w:val="0"/>
           <w:lang w:val="es-ES" w:eastAsia="es-ES"/>
-          <ns2:ligatures ns2:val="none"/>
+          <w14:ligatures w14:val="none"/>
         </w:rPr>
         <w:t xml:space="preserve">efectos de tener mayores elementos que sirvan para la resolución </w:t>
       </w:r>
@@ -3236,7 +3222,7 @@
           <w:color w:val="000000"/>
           <w:kern w:val="0"/>
           <w:lang w:val="es-ES" w:eastAsia="es-ES"/>
-          <ns2:ligatures ns2:val="none"/>
+          <w14:ligatures w14:val="none"/>
         </w:rPr>
         <w:t>definitiva del presente caso, la Secretaría Técnica, en ejercicio de las facultades que la ley le confiere, conviene requerir al proveedor denunciado que, en un plazo no mayor de cinco (5) día</w:t>
       </w:r>
@@ -3246,7 +3232,7 @@
           <w:color w:val="000000"/>
           <w:kern w:val="0"/>
           <w:lang w:val="es-ES" w:eastAsia="es-ES"/>
-          <ns2:ligatures ns2:val="none"/>
+          <w14:ligatures w14:val="none"/>
         </w:rPr>
         <w:t xml:space="preserve">s </w:t>
       </w:r>
@@ -3256,7 +3242,7 @@
           <w:color w:val="000000"/>
           <w:kern w:val="0"/>
           <w:lang w:val="es-ES" w:eastAsia="es-ES"/>
-          <ns2:ligatures ns2:val="none"/>
+          <w14:ligatures w14:val="none"/>
         </w:rPr>
         <w:t>hábiles contado a partir del día siguiente de la notificación de la presente resolución, cumpla con lo siguiente: (i) presentar una copia completa, legible y debidamente suscrita</w:t>
       </w:r>
@@ -3266,7 +3252,7 @@
           <w:color w:val="000000"/>
           <w:kern w:val="0"/>
           <w:lang w:val="es-ES" w:eastAsia="es-ES"/>
-          <ns2:ligatures ns2:val="none"/>
+          <w14:ligatures w14:val="none"/>
         </w:rPr>
         <w:t xml:space="preserve"> del</w:t>
       </w:r>
@@ -3276,7 +3262,7 @@
           <w:color w:val="000000"/>
           <w:kern w:val="0"/>
           <w:lang w:val="es-ES" w:eastAsia="es-ES"/>
-          <ns2:ligatures ns2:val="none"/>
+          <w14:ligatures w14:val="none"/>
         </w:rPr>
         <w:t xml:space="preserve"> </w:t>
       </w:r>
@@ -3286,7 +3272,7 @@
           <w:color w:val="000000"/>
           <w:kern w:val="0"/>
           <w:lang w:val="es-ES" w:eastAsia="es-ES"/>
-          <ns2:ligatures ns2:val="none"/>
+          <w14:ligatures w14:val="none"/>
         </w:rPr>
         <w:t>Seguro de Inmueble – Póliza 2004832667</w:t>
       </w:r>
@@ -3296,7 +3282,7 @@
           <w:color w:val="000000"/>
           <w:kern w:val="0"/>
           <w:lang w:val="es-ES" w:eastAsia="es-ES"/>
-          <ns2:ligatures ns2:val="none"/>
+          <w14:ligatures w14:val="none"/>
         </w:rPr>
         <w:t xml:space="preserve">, </w:t>
       </w:r>
@@ -3307,7 +3293,7 @@
           <w:color w:val="000000"/>
           <w:kern w:val="0"/>
           <w:lang w:val="es-ES" w:eastAsia="es-ES"/>
-          <ns2:ligatures ns2:val="none"/>
+          <w14:ligatures w14:val="none"/>
         </w:rPr>
         <w:t>así como el cargo de remisión de la póliza</w:t>
       </w:r>
@@ -3318,7 +3304,7 @@
           <w:color w:val="000000"/>
           <w:kern w:val="0"/>
           <w:lang w:val="es-ES" w:eastAsia="es-ES"/>
-          <ns2:ligatures ns2:val="none"/>
+          <w14:ligatures w14:val="none"/>
         </w:rPr>
         <w:t xml:space="preserve">; (ii) presentar los medios probatorios que </w:t>
       </w:r>
@@ -3328,7 +3314,7 @@
           <w:color w:val="000000"/>
           <w:kern w:val="0"/>
           <w:lang w:val="es-ES" w:eastAsia="es-ES"/>
-          <ns2:ligatures ns2:val="none"/>
+          <w14:ligatures w14:val="none"/>
         </w:rPr>
         <w:t xml:space="preserve">acrediten que liquidó adecuadamente </w:t>
       </w:r>
@@ -3338,7 +3324,7 @@
           <w:color w:val="000000"/>
           <w:kern w:val="0"/>
           <w:lang w:val="es-ES" w:eastAsia="es-ES"/>
-          <ns2:ligatures ns2:val="none"/>
+          <w14:ligatures w14:val="none"/>
         </w:rPr>
         <w:t>el siniestro 1001312124 correspondiente al Seguro de Inmueble – Póliza 2004832667</w:t>
       </w:r>
@@ -3348,7 +3334,7 @@
           <w:color w:val="000000"/>
           <w:kern w:val="0"/>
           <w:lang w:val="es-ES" w:eastAsia="es-ES"/>
-          <ns2:ligatures ns2:val="none"/>
+          <w14:ligatures w14:val="none"/>
         </w:rPr>
         <w:t>; y, (iii) presentar todas las comunicaciones cursadas con la parte denunciante en virtud de los hechos materia de denuncia</w:t>
       </w:r>
@@ -3361,7 +3347,7 @@
       </w:r>
     </w:p>
     <w:bookmarkEnd w:id="11"/>
-    <w:p ns2:paraId="7C4DF411" ns2:textId="77777777">
+    <w:p>
       <w:pPr>
         <w:pStyle w:val="Prrafodelista"/>
         <w:spacing w:after="0" w:line="240" w:lineRule="auto"/>
@@ -3372,11 +3358,11 @@
           <w:color w:val="000000"/>
           <w:kern w:val="0"/>
           <w:lang w:val="es-ES" w:eastAsia="es-ES"/>
-          <ns2:ligatures ns2:val="none"/>
-        </w:rPr>
-      </w:pPr>
-    </w:p>
-    <w:p ns2:paraId="559934B9" ns2:textId="613F9882">
+          <w14:ligatures w14:val="none"/>
+        </w:rPr>
+      </w:pPr>
+    </w:p>
+    <w:p>
       <w:pPr>
         <w:pStyle w:val="Prrafodelista"/>
         <w:numPr>
@@ -3396,7 +3382,7 @@
           <w:color w:val="000000"/>
           <w:kern w:val="0"/>
           <w:lang w:eastAsia="es-PE"/>
-          <ns2:ligatures ns2:val="none"/>
+          <w14:ligatures w14:val="none"/>
         </w:rPr>
       </w:pPr>
       <w:r>
@@ -3406,7 +3392,7 @@
           <w:color w:val="000000"/>
           <w:kern w:val="0"/>
           <w:lang w:eastAsia="es-PE"/>
-          <ns2:ligatures ns2:val="none"/>
+          <w14:ligatures w14:val="none"/>
         </w:rPr>
         <w:t>RESOLUCIÓN DE LA SECRETARÍA TÉCNICA</w:t>
       </w:r>
@@ -3417,12 +3403,12 @@
           <w:color w:val="000000"/>
           <w:kern w:val="0"/>
           <w:lang w:eastAsia="es-PE"/>
-          <ns2:ligatures ns2:val="none"/>
+          <w14:ligatures w14:val="none"/>
         </w:rPr>
         <w:t xml:space="preserve"> </w:t>
       </w:r>
     </w:p>
-    <w:p ns2:paraId="7188837B" ns2:textId="77777777">
+    <w:p>
       <w:pPr>
         <w:spacing w:after="0" w:line="240" w:lineRule="auto"/>
         <w:jc w:val="both"/>
@@ -3432,11 +3418,11 @@
           <w:color w:val="000000"/>
           <w:kern w:val="0"/>
           <w:lang w:eastAsia="es-PE"/>
-          <ns2:ligatures ns2:val="none"/>
-        </w:rPr>
-      </w:pPr>
-    </w:p>
-    <w:p ns2:paraId="40DC45B5" ns2:textId="77777777">
+          <w14:ligatures w14:val="none"/>
+        </w:rPr>
+      </w:pPr>
+    </w:p>
+    <w:p>
       <w:pPr>
         <w:spacing w:after="0" w:line="240" w:lineRule="auto"/>
         <w:jc w:val="both"/>
@@ -3445,7 +3431,7 @@
           <w:color w:val="000000"/>
           <w:kern w:val="0"/>
           <w:lang w:eastAsia="es-PE"/>
-          <ns2:ligatures ns2:val="none"/>
+          <w14:ligatures w14:val="none"/>
         </w:rPr>
       </w:pPr>
       <w:r>
@@ -3471,24 +3457,24 @@
           <w:kern w:val="0"/>
           <w:shd w:val="clear" w:color="auto" w:fill="FFFFFF"/>
           <w:lang w:eastAsia="es-PE"/>
-          <ns2:ligatures ns2:val="none"/>
+          <w14:ligatures w14:val="none"/>
         </w:rPr>
         <w:t/>
       </w:r>
     </w:p>
-    <w:p ns2:paraId="3B0BD28D" ns2:textId="77777777">
-      <w:pPr>
-        <w:spacing w:after="0" w:line="240" w:lineRule="auto"/>
-        <w:jc w:val="both"/>
-        <w:rPr>
-          <w:rFonts w:ascii="Arial Narrow" w:eastAsia="Arial Narrow" w:hAnsi="Arial Narrow" w:cs="Arial Narrow"/>
-          <w:kern w:val="0"/>
-          <ns2:ligatures ns2:val="none"/>
+    <w:p>
+      <w:pPr>
+        <w:spacing w:after="0" w:line="240" w:lineRule="auto"/>
+        <w:jc w:val="both"/>
+        <w:rPr>
+          <w:rFonts w:ascii="Arial Narrow" w:eastAsia="Arial Narrow" w:hAnsi="Arial Narrow" w:cs="Arial Narrow"/>
+          <w:kern w:val="0"/>
+          <w14:ligatures w14:val="none"/>
         </w:rPr>
       </w:pPr>
       <w:bookmarkStart w:id="14" w:name="_Hlk215162047"/>
     </w:p>
-    <w:p ns2:paraId="06076D2C" ns2:textId="72F2D1EB">
+    <w:p>
       <w:pPr>
         <w:pStyle w:val="Prrafodelista"/>
         <w:numPr>
@@ -3505,14 +3491,14 @@
         <w:rPr>
           <w:rFonts w:ascii="Arial Narrow" w:eastAsia="Arial Narrow" w:hAnsi="Arial Narrow" w:cs="Arial Narrow"/>
           <w:kern w:val="0"/>
-          <ns2:ligatures ns2:val="none"/>
-        </w:rPr>
-      </w:pPr>
-      <w:r>
-        <w:rPr>
-          <w:rFonts w:ascii="Arial Narrow" w:eastAsia="Arial Narrow" w:hAnsi="Arial Narrow" w:cs="Arial Narrow"/>
-          <w:kern w:val="0"/>
-          <ns2:ligatures ns2:val="none"/>
+          <w14:ligatures w14:val="none"/>
+        </w:rPr>
+      </w:pPr>
+      <w:r>
+        <w:rPr>
+          <w:rFonts w:ascii="Arial Narrow" w:eastAsia="Arial Narrow" w:hAnsi="Arial Narrow" w:cs="Arial Narrow"/>
+          <w:kern w:val="0"/>
+          <w14:ligatures w14:val="none"/>
         </w:rPr>
         <w:t xml:space="preserve">Presunta infracción a los artículos 18 y 19 de la Ley 29571, Código de Protección y Defensa del Consumidor, en tanto </w:t>
       </w:r>
@@ -3520,7 +3506,7 @@
         <w:rPr>
           <w:rFonts w:ascii="Arial Narrow" w:eastAsia="Arial Narrow" w:hAnsi="Arial Narrow" w:cs="Arial Narrow"/>
           <w:kern w:val="0"/>
-          <ns2:ligatures ns2:val="none"/>
+          <w14:ligatures w14:val="none"/>
         </w:rPr>
         <w:t xml:space="preserve">la compañía aseguradora </w:t>
       </w:r>
@@ -3528,7 +3514,7 @@
         <w:rPr>
           <w:rFonts w:ascii="Arial Narrow" w:eastAsia="Arial Narrow" w:hAnsi="Arial Narrow" w:cs="Arial Narrow"/>
           <w:kern w:val="0"/>
-          <ns2:ligatures ns2:val="none"/>
+          <w14:ligatures w14:val="none"/>
         </w:rPr>
         <w:t>habría rechazado injustificadamente la cobertura del Seguro de Inmueble – Póliza 2004832667 por el siniestro 1001312124</w:t>
       </w:r>
@@ -3536,7 +3522,7 @@
         <w:rPr>
           <w:rFonts w:ascii="Arial Narrow" w:eastAsia="Arial Narrow" w:hAnsi="Arial Narrow" w:cs="Arial Narrow"/>
           <w:kern w:val="0"/>
-          <ns2:ligatures ns2:val="none"/>
+          <w14:ligatures w14:val="none"/>
         </w:rPr>
         <w:t xml:space="preserve"> mediante la </w:t>
       </w:r>
@@ -3544,23 +3530,23 @@
         <w:rPr>
           <w:rFonts w:ascii="Arial Narrow" w:eastAsia="Arial Narrow" w:hAnsi="Arial Narrow" w:cs="Arial Narrow"/>
           <w:kern w:val="0"/>
-          <ns2:ligatures ns2:val="none"/>
+          <w14:ligatures w14:val="none"/>
         </w:rPr>
         <w:t>Carta GSIN-1270045/2025.</w:t>
       </w:r>
     </w:p>
-    <w:p ns2:paraId="3D11E392" ns2:textId="77777777">
-      <w:pPr>
-        <w:spacing w:after="0" w:line="240" w:lineRule="auto"/>
-        <w:jc w:val="both"/>
-        <w:rPr>
-          <w:rFonts w:ascii="Arial Narrow" w:eastAsia="Arial Narrow" w:hAnsi="Arial Narrow" w:cs="Arial Narrow"/>
-          <w:kern w:val="0"/>
-          <ns2:ligatures ns2:val="none"/>
-        </w:rPr>
-      </w:pPr>
-    </w:p>
-    <w:p ns2:paraId="3E3C1972" ns2:textId="5EE2A721">
+    <w:p>
+      <w:pPr>
+        <w:spacing w:after="0" w:line="240" w:lineRule="auto"/>
+        <w:jc w:val="both"/>
+        <w:rPr>
+          <w:rFonts w:ascii="Arial Narrow" w:eastAsia="Arial Narrow" w:hAnsi="Arial Narrow" w:cs="Arial Narrow"/>
+          <w:kern w:val="0"/>
+          <w14:ligatures w14:val="none"/>
+        </w:rPr>
+      </w:pPr>
+    </w:p>
+    <w:p>
       <w:pPr>
         <w:pStyle w:val="Prrafodelista"/>
         <w:numPr>
@@ -3577,14 +3563,14 @@
         <w:rPr>
           <w:rFonts w:ascii="Arial Narrow" w:eastAsia="Arial Narrow" w:hAnsi="Arial Narrow" w:cs="Arial Narrow"/>
           <w:kern w:val="0"/>
-          <ns2:ligatures ns2:val="none"/>
-        </w:rPr>
-      </w:pPr>
-      <w:r>
-        <w:rPr>
-          <w:rFonts w:ascii="Arial Narrow" w:eastAsia="Arial Narrow" w:hAnsi="Arial Narrow" w:cs="Arial Narrow"/>
-          <w:kern w:val="0"/>
-          <ns2:ligatures ns2:val="none"/>
+          <w14:ligatures w14:val="none"/>
+        </w:rPr>
+      </w:pPr>
+      <w:r>
+        <w:rPr>
+          <w:rFonts w:ascii="Arial Narrow" w:eastAsia="Arial Narrow" w:hAnsi="Arial Narrow" w:cs="Arial Narrow"/>
+          <w:kern w:val="0"/>
+          <w14:ligatures w14:val="none"/>
         </w:rPr>
         <w:t>Presunta infracción a los artículos 18 y 19 de la Ley 29571, Código de Protección y Defensa del Consumidor, en tanto la compañía aseguradora habría liquidado inadecuadamente el siniestro 1001312124</w:t>
       </w:r>
@@ -3592,7 +3578,7 @@
         <w:rPr>
           <w:rFonts w:ascii="Arial Narrow" w:eastAsia="Arial Narrow" w:hAnsi="Arial Narrow" w:cs="Arial Narrow"/>
           <w:kern w:val="0"/>
-          <ns2:ligatures ns2:val="none"/>
+          <w14:ligatures w14:val="none"/>
         </w:rPr>
         <w:t xml:space="preserve"> mediante comunicaciónn d</w:t>
       </w:r>
@@ -3600,7 +3586,7 @@
         <w:rPr>
           <w:rFonts w:ascii="Arial Narrow" w:eastAsia="Arial Narrow" w:hAnsi="Arial Narrow" w:cs="Arial Narrow"/>
           <w:kern w:val="0"/>
-          <ns2:ligatures ns2:val="none"/>
+          <w14:ligatures w14:val="none"/>
         </w:rPr>
         <w:t>el 22 de octubre de 2025</w:t>
       </w:r>
@@ -3608,7 +3594,7 @@
         <w:rPr>
           <w:rFonts w:ascii="Arial Narrow" w:eastAsia="Arial Narrow" w:hAnsi="Arial Narrow" w:cs="Arial Narrow"/>
           <w:kern w:val="0"/>
-          <ns2:ligatures ns2:val="none"/>
+          <w14:ligatures w14:val="none"/>
         </w:rPr>
         <w:t xml:space="preserve">, </w:t>
       </w:r>
@@ -3616,7 +3602,7 @@
         <w:rPr>
           <w:rFonts w:ascii="Arial Narrow" w:eastAsia="Arial Narrow" w:hAnsi="Arial Narrow" w:cs="Arial Narrow"/>
           <w:kern w:val="0"/>
-          <ns2:ligatures ns2:val="none"/>
+          <w14:ligatures w14:val="none"/>
         </w:rPr>
         <w:t xml:space="preserve">pese a </w:t>
       </w:r>
@@ -3624,7 +3610,7 @@
         <w:rPr>
           <w:rFonts w:ascii="Arial Narrow" w:eastAsia="Arial Narrow" w:hAnsi="Arial Narrow" w:cs="Arial Narrow"/>
           <w:kern w:val="0"/>
-          <ns2:ligatures ns2:val="none"/>
+          <w14:ligatures w14:val="none"/>
         </w:rPr>
         <w:t xml:space="preserve">que no se consideró el </w:t>
       </w:r>
@@ -3634,7 +3620,7 @@
           <w:color w:val="000000"/>
           <w:kern w:val="0"/>
           <w:lang w:val="es-ES" w:eastAsia="es-ES"/>
-          <ns2:ligatures ns2:val="none"/>
+          <w14:ligatures w14:val="none"/>
         </w:rPr>
         <w:t>informe técnico de</w:t>
       </w:r>
@@ -3644,7 +3630,7 @@
           <w:color w:val="000000"/>
           <w:kern w:val="0"/>
           <w:lang w:val="es-ES" w:eastAsia="es-ES"/>
-          <ns2:ligatures ns2:val="none"/>
+          <w14:ligatures w14:val="none"/>
         </w:rPr>
         <w:t>l</w:t>
       </w:r>
@@ -3654,7 +3640,7 @@
           <w:color w:val="000000"/>
           <w:kern w:val="0"/>
           <w:lang w:val="es-ES" w:eastAsia="es-ES"/>
-          <ns2:ligatures ns2:val="none"/>
+          <w14:ligatures w14:val="none"/>
         </w:rPr>
         <w:t xml:space="preserve"> 10 de agosto de 2025</w:t>
       </w:r>
@@ -3662,12 +3648,12 @@
         <w:rPr>
           <w:rFonts w:ascii="Arial Narrow" w:eastAsia="Arial Narrow" w:hAnsi="Arial Narrow" w:cs="Arial Narrow"/>
           <w:kern w:val="0"/>
-          <ns2:ligatures ns2:val="none"/>
+          <w14:ligatures w14:val="none"/>
         </w:rPr>
         <w:t>.</w:t>
       </w:r>
     </w:p>
-    <w:p ns2:paraId="57FB5101" ns2:textId="77777777">
+    <w:p>
       <w:pPr>
         <w:pStyle w:val="Prrafodelista"/>
         <w:spacing w:after="0" w:line="240" w:lineRule="auto"/>
@@ -3676,11 +3662,11 @@
         <w:rPr>
           <w:rFonts w:ascii="Arial Narrow" w:eastAsia="Arial Narrow" w:hAnsi="Arial Narrow" w:cs="Arial Narrow"/>
           <w:kern w:val="0"/>
-          <ns2:ligatures ns2:val="none"/>
-        </w:rPr>
-      </w:pPr>
-    </w:p>
-    <w:p ns2:paraId="0886574E" ns2:textId="71343DBE">
+          <w14:ligatures w14:val="none"/>
+        </w:rPr>
+      </w:pPr>
+    </w:p>
+    <w:p>
       <w:pPr>
         <w:pStyle w:val="Prrafodelista"/>
         <w:numPr>
@@ -3697,14 +3683,14 @@
         <w:rPr>
           <w:rFonts w:ascii="Arial Narrow" w:eastAsia="Arial Narrow" w:hAnsi="Arial Narrow" w:cs="Arial Narrow"/>
           <w:kern w:val="0"/>
-          <ns2:ligatures ns2:val="none"/>
-        </w:rPr>
-      </w:pPr>
-      <w:r>
-        <w:rPr>
-          <w:rFonts w:ascii="Arial Narrow" w:eastAsia="Arial Narrow" w:hAnsi="Arial Narrow" w:cs="Arial Narrow"/>
-          <w:kern w:val="0"/>
-          <ns2:ligatures ns2:val="none"/>
+          <w14:ligatures w14:val="none"/>
+        </w:rPr>
+      </w:pPr>
+      <w:r>
+        <w:rPr>
+          <w:rFonts w:ascii="Arial Narrow" w:eastAsia="Arial Narrow" w:hAnsi="Arial Narrow" w:cs="Arial Narrow"/>
+          <w:kern w:val="0"/>
+          <w14:ligatures w14:val="none"/>
         </w:rPr>
         <w:t>Presunta infracción al numeral 88.1 del artículo 88 de la Ley 29571, Código de Protección y Defensa del Consumidor, en tanto la compañía aseguradora habría atendido inadecuadamente el Reclamo 004/4634/2025 presentado el 7 de noviembre de 2025</w:t>
       </w:r>
@@ -3712,7 +3698,7 @@
         <w:rPr>
           <w:rFonts w:ascii="Arial Narrow" w:eastAsia="Arial Narrow" w:hAnsi="Arial Narrow" w:cs="Arial Narrow"/>
           <w:kern w:val="0"/>
-          <ns2:ligatures ns2:val="none"/>
+          <w14:ligatures w14:val="none"/>
         </w:rPr>
         <w:t xml:space="preserve"> por el denunciante</w:t>
       </w:r>
@@ -3720,14 +3706,14 @@
         <w:rPr>
           <w:rFonts w:ascii="Arial Narrow" w:eastAsia="Arial Narrow" w:hAnsi="Arial Narrow" w:cs="Arial Narrow"/>
           <w:kern w:val="0"/>
-          <ns2:ligatures ns2:val="none"/>
+          <w14:ligatures w14:val="none"/>
         </w:rPr>
         <w:t>.</w:t>
       </w:r>
     </w:p>
     <w:bookmarkEnd w:id="13"/>
     <w:bookmarkEnd w:id="14"/>
-    <w:p ns2:paraId="6D6E7CAF" ns2:textId="35FA0892">
+    <w:p>
       <w:pPr>
         <w:spacing w:after="0" w:line="240" w:lineRule="auto"/>
         <w:jc w:val="both"/>
@@ -3736,7 +3722,7 @@
         </w:rPr>
       </w:pPr>
     </w:p>
-    <w:p ns2:paraId="42B226E8" ns2:textId="77777777">
+    <w:p>
       <w:pPr>
         <w:spacing w:after="0" w:line="240" w:lineRule="auto"/>
         <w:contextualSpacing/>
@@ -3744,7 +3730,7 @@
         <w:rPr>
           <w:rFonts w:ascii="Arial Narrow" w:eastAsia="Calibri" w:hAnsi="Arial Narrow" w:cs="Arial"/>
           <w:kern w:val="0"/>
-          <ns2:ligatures ns2:val="none"/>
+          <w14:ligatures w14:val="none"/>
         </w:rPr>
       </w:pPr>
       <w:r>
@@ -3763,7 +3749,7 @@
         <w:t>tener por ofrecidos los medios probatorios presentados en el escrito de denuncia del 30 de junio de 2026.</w:t>
       </w:r>
     </w:p>
-    <w:p ns2:paraId="478B6A52" ns2:textId="77777777">
+    <w:p>
       <w:pPr>
         <w:spacing w:after="0" w:line="240" w:lineRule="auto"/>
         <w:contextualSpacing/>
@@ -3773,11 +3759,11 @@
           <w:color w:val="000000"/>
           <w:kern w:val="0"/>
           <w:lang w:eastAsia="es-PE"/>
-          <ns2:ligatures ns2:val="none"/>
-        </w:rPr>
-      </w:pPr>
-    </w:p>
-    <w:p ns2:paraId="4A7AB609" ns2:textId="77777777">
+          <w14:ligatures w14:val="none"/>
+        </w:rPr>
+      </w:pPr>
+    </w:p>
+    <w:p>
       <w:pPr>
         <w:spacing w:after="0" w:line="240" w:lineRule="auto"/>
         <w:jc w:val="both"/>
@@ -3786,7 +3772,7 @@
           <w:color w:val="000000"/>
           <w:kern w:val="0"/>
           <w:lang w:eastAsia="es-PE"/>
-          <ns2:ligatures ns2:val="none"/>
+          <w14:ligatures w14:val="none"/>
         </w:rPr>
       </w:pPr>
       <w:r>
@@ -3812,7 +3798,7 @@
         <w:t xml:space="preserve"> de Seguros y Reaseguros S.A. que cumpla con lo siguiente:</w:t>
       </w:r>
     </w:p>
-    <w:p ns2:paraId="60A666D6" ns2:textId="77777777">
+    <w:p>
       <w:pPr>
         <w:spacing w:after="0" w:line="240" w:lineRule="auto"/>
         <w:jc w:val="both"/>
@@ -3821,11 +3807,11 @@
           <w:color w:val="000000"/>
           <w:kern w:val="0"/>
           <w:lang w:eastAsia="es-PE"/>
-          <ns2:ligatures ns2:val="none"/>
-        </w:rPr>
-      </w:pPr>
-    </w:p>
-    <w:p ns2:paraId="6AC40B56" ns2:textId="77777777">
+          <w14:ligatures w14:val="none"/>
+        </w:rPr>
+      </w:pPr>
+    </w:p>
+    <w:p>
       <w:pPr>
         <w:numPr>
           <w:ilvl w:val="0"/>
@@ -3839,7 +3825,7 @@
           <w:color w:val="000000"/>
           <w:kern w:val="0"/>
           <w:lang w:eastAsia="es-PE"/>
-          <ns2:ligatures ns2:val="none"/>
+          <w14:ligatures w14:val="none"/>
         </w:rPr>
       </w:pPr>
       <w:r>
@@ -3848,12 +3834,12 @@
           <w:color w:val="000000"/>
           <w:kern w:val="0"/>
           <w:lang w:eastAsia="es-PE"/>
-          <ns2:ligatures ns2:val="none"/>
+          <w14:ligatures w14:val="none"/>
         </w:rPr>
         <w:t>presentar documentos que acrediten su inscripción en los Registros Públicos o una declaración jurada que indique que cuenta con dicha inscripción;</w:t>
       </w:r>
     </w:p>
-    <w:p ns2:paraId="7DF3DC26" ns2:textId="77777777">
+    <w:p>
       <w:pPr>
         <w:numPr>
           <w:ilvl w:val="0"/>
@@ -3867,7 +3853,7 @@
           <w:color w:val="000000"/>
           <w:kern w:val="0"/>
           <w:lang w:eastAsia="es-PE"/>
-          <ns2:ligatures ns2:val="none"/>
+          <w14:ligatures w14:val="none"/>
         </w:rPr>
       </w:pPr>
       <w:r>
@@ -3876,13 +3862,13 @@
           <w:color w:val="000000"/>
           <w:kern w:val="0"/>
           <w:lang w:eastAsia="es-PE"/>
-          <ns2:ligatures ns2:val="none"/>
+          <w14:ligatures w14:val="none"/>
         </w:rPr>
         <w:lastRenderedPageBreak/>
         <w:t>presentar copia simple de las facultades de representación de su representante legal en el presente procedimiento o la declaración jurada que indique que cuenta con dichas facultades y que estas se encuentran vigentes;</w:t>
       </w:r>
     </w:p>
-    <w:p ns2:paraId="0F518BF4" ns2:textId="77777777">
+    <w:p>
       <w:pPr>
         <w:numPr>
           <w:ilvl w:val="0"/>
@@ -3896,7 +3882,7 @@
           <w:color w:val="000000"/>
           <w:kern w:val="0"/>
           <w:lang w:eastAsia="es-PE"/>
-          <ns2:ligatures ns2:val="none"/>
+          <w14:ligatures w14:val="none"/>
         </w:rPr>
       </w:pPr>
       <w:r>
@@ -3905,12 +3891,12 @@
           <w:color w:val="000000"/>
           <w:kern w:val="0"/>
           <w:lang w:eastAsia="es-PE"/>
-          <ns2:ligatures ns2:val="none"/>
+          <w14:ligatures w14:val="none"/>
         </w:rPr>
         <w:t>consignar el Número de Registro Único de Contribuyentes (RUC); y,</w:t>
       </w:r>
     </w:p>
-    <w:p ns2:paraId="4672C3B7" ns2:textId="77777777">
+    <w:p>
       <w:pPr>
         <w:numPr>
           <w:ilvl w:val="0"/>
@@ -3922,7 +3908,7 @@
         <w:rPr>
           <w:rFonts w:ascii="Arial Narrow" w:eastAsia="Calibri" w:hAnsi="Arial Narrow" w:cs="Arial"/>
           <w:kern w:val="0"/>
-          <ns2:ligatures ns2:val="none"/>
+          <w14:ligatures w14:val="none"/>
         </w:rPr>
       </w:pPr>
       <w:r>
@@ -3931,7 +3917,7 @@
           <w:color w:val="000000"/>
           <w:kern w:val="0"/>
           <w:lang w:eastAsia="es-PE"/>
-          <ns2:ligatures ns2:val="none"/>
+          <w14:ligatures w14:val="none"/>
         </w:rPr>
         <w:t xml:space="preserve">fijar domicilio procesal para el procedimiento, de conformidad con el numeral 1 del artículo 442 del Código Procesal Civil. </w:t>
       </w:r>
@@ -3940,7 +3926,7 @@
           <w:rFonts w:ascii="Arial Narrow" w:eastAsia="Arial Narrow" w:hAnsi="Arial Narrow" w:cs="Arial"/>
           <w:color w:val="000000"/>
           <w:kern w:val="0"/>
-          <ns2:ligatures ns2:val="none"/>
+          <w14:ligatures w14:val="none"/>
         </w:rPr>
         <w:t>Para ello podrá señalar domicilio físico o una dirección electrónica a la que pueda remitirse las notificaciones</w:t>
       </w:r>
@@ -3950,12 +3936,12 @@
           <w:color w:val="000000"/>
           <w:kern w:val="0"/>
           <w:lang w:val="es"/>
-          <ns2:ligatures ns2:val="none"/>
+          <w14:ligatures w14:val="none"/>
         </w:rPr>
         <w:t>;</w:t>
       </w:r>
     </w:p>
-    <w:p ns2:paraId="3BCB2689" ns2:textId="77777777">
+    <w:p>
       <w:pPr>
         <w:numPr>
           <w:ilvl w:val="0"/>
@@ -3967,7 +3953,7 @@
         <w:rPr>
           <w:rFonts w:ascii="Arial Narrow" w:eastAsia="Calibri" w:hAnsi="Arial Narrow" w:cs="Arial"/>
           <w:kern w:val="0"/>
-          <ns2:ligatures ns2:val="none"/>
+          <w14:ligatures w14:val="none"/>
         </w:rPr>
       </w:pPr>
       <w:r>
@@ -3975,7 +3961,7 @@
           <w:rFonts w:ascii="Arial Narrow" w:eastAsia="Arial Narrow" w:hAnsi="Arial Narrow" w:cs="Arial"/>
           <w:color w:val="000000"/>
           <w:kern w:val="0"/>
-          <ns2:ligatures ns2:val="none"/>
+          <w14:ligatures w14:val="none"/>
         </w:rPr>
         <w:t>en caso califique como micro empresa o pequeña empresa, presentar los documentos que acrediten su volumen de ventas o ingresos brutos percibidos el año anterior relativo a todas sus actividades económicas y el número de trabajadores con el que cuenta</w:t>
       </w:r>
@@ -3986,7 +3972,7 @@
           <w:color w:val="000000"/>
           <w:kern w:val="0"/>
           <w:vertAlign w:val="superscript"/>
-          <ns2:ligatures ns2:val="none"/>
+          <w14:ligatures w14:val="none"/>
         </w:rPr>
         <w:footnoteReference w:id="6"/>
       </w:r>
@@ -3995,7 +3981,7 @@
           <w:rFonts w:ascii="Arial Narrow" w:eastAsia="Arial Narrow" w:hAnsi="Arial Narrow" w:cs="Arial"/>
           <w:color w:val="000000"/>
           <w:kern w:val="0"/>
-          <ns2:ligatures ns2:val="none"/>
+          <w14:ligatures w14:val="none"/>
         </w:rPr>
         <w:t xml:space="preserve">. Ello, a fin de que la Comisión pueda meritar dicha documentación, conforme lo establece el artículo 110 del </w:t>
       </w:r>
@@ -4005,7 +3991,7 @@
           <w:color w:val="000000"/>
           <w:spacing w:val="-2"/>
           <w:kern w:val="0"/>
-          <ns2:ligatures ns2:val="none"/>
+          <w14:ligatures w14:val="none"/>
         </w:rPr>
         <w:t>Código</w:t>
       </w:r>
@@ -4017,7 +4003,7 @@
           <w:spacing w:val="-2"/>
           <w:kern w:val="0"/>
           <w:vertAlign w:val="superscript"/>
-          <ns2:ligatures ns2:val="none"/>
+          <w14:ligatures w14:val="none"/>
         </w:rPr>
         <w:footnoteReference w:id="7"/>
       </w:r>
@@ -4027,12 +4013,12 @@
           <w:color w:val="000000"/>
           <w:spacing w:val="-2"/>
           <w:kern w:val="0"/>
-          <ns2:ligatures ns2:val="none"/>
+          <w14:ligatures w14:val="none"/>
         </w:rPr>
         <w:t>.</w:t>
       </w:r>
     </w:p>
-    <w:p ns2:paraId="7B92348D" ns2:textId="77777777">
+    <w:p>
       <w:pPr>
         <w:spacing w:after="0" w:line="240" w:lineRule="auto"/>
         <w:ind w:left="567"/>
@@ -4042,7 +4028,7 @@
           <w:color w:val="000000"/>
           <w:kern w:val="0"/>
           <w:lang w:eastAsia="es-PE"/>
-          <ns2:ligatures ns2:val="none"/>
+          <w14:ligatures w14:val="none"/>
         </w:rPr>
       </w:pPr>
     </w:p>
@@ -4055,7 +4041,7 @@
           <w:color w:val="000000"/>
           <w:kern w:val="0"/>
           <w:lang w:eastAsia="es-PE"/>
-          <ns2:ligatures ns2:val="none"/>
+          <w14:ligatures w14:val="none"/>
         </w:rPr>
       </w:pPr>
       <w:r>
@@ -4074,10 +4060,44 @@
           <w:sz w:val="20"/>
           <w:szCs w:val="20"/>
         </w:rPr>
-        <w:t xml:space="preserve">correr traslado de la presente resolución a Pacífico Compañía de Seguros y Reaseguros S.A. para que, de conformidad con lo dispuesto por el artículo 26 de la Ley sobre Facultades, Normas y Organización del Indecopi, aprobada por Decreto Legislativo 807, presente sus descargos sobre la imputación de cargos realizada en un plazo no mayor a cinco (5) días hábiles contado a partir del día siguiente de la notificación de la presente resolución, vencido el cual, el Secretario Técnico declarará en rebeldía al denunciado que no lo hubiera presentado. Debe precisarse que de conformidad con lo establecido por el artículo 223 del Texto Único Ordenado de la Ley 27444, Ley del Procedimiento Administrativo General, las alegaciones y los hechos relevantes de la reclamación, salvo que hayan sido específicamente negadas en la contestación, se tendrán por aceptadas o merituadas como ciertas.</w:t>
-      </w:r>
-    </w:p>
-    <w:p ns2:paraId="484D6724" ns2:textId="77777777">
+        <w:t xml:space="preserve">correr traslado de la presente resolución a Pacífico Compañía de Seguros y Reaseguros S.A. para que, de conformidad con lo dispuesto por el artículo 26 de la Ley sobre Facultades, Normas y Organización del Indecopi, aprobada por Decreto Legislativo 807</w:t>
+      </w:r>
+      <w:r>
+        <w:rPr>
+          <w:rStyle w:val="Refdenotaalpie"/>
+          <w:rFonts w:ascii="Arial Narrow" w:eastAsia="Arial Narrow" w:hAnsi="Arial Narrow"/>
+          <w:color w:val="000000"/>
+          <w:vertAlign w:val="superscript"/>
+        </w:rPr>
+        <w:footnoteReference w:id="13"/>
+      </w:r>
+      <w:r>
+        <w:rPr>
+          <w:rFonts w:ascii="Arial Narrow" w:hAnsi="Arial Narrow" w:cs="Arial Narrow"/>
+          <w:sz w:val="20"/>
+          <w:szCs w:val="20"/>
+        </w:rPr>
+        <w:t xml:space="preserve">, presente sus descargos sobre la imputación de cargos realizada en un plazo no mayor a cinco (5) días hábiles contado a partir del día siguiente de la notificación de la presente resolución, vencido el cual, el Secretario Técnico declarará en rebeldía al denunciado que no lo hubiera presentado. Debe precisarse que de conformidad con lo establecido por el artículo 223 del Texto Único Ordenado de la Ley 27444, Ley del Procedimiento Administrativo General</w:t>
+      </w:r>
+      <w:r>
+        <w:rPr>
+          <w:rStyle w:val="Refdenotaalpie"/>
+          <w:rFonts w:ascii="Arial Narrow" w:eastAsia="Arial Narrow" w:hAnsi="Arial Narrow"/>
+          <w:color w:val="000000"/>
+          <w:vertAlign w:val="superscript"/>
+        </w:rPr>
+        <w:footnoteReference w:id="14"/>
+      </w:r>
+      <w:r>
+        <w:rPr>
+          <w:rFonts w:ascii="Arial Narrow" w:hAnsi="Arial Narrow" w:cs="Arial Narrow"/>
+          <w:sz w:val="20"/>
+          <w:szCs w:val="20"/>
+        </w:rPr>
+        <w:t xml:space="preserve">, las alegaciones y los hechos relevantes de la reclamación, salvo que hayan sido específicamente negadas en la contestación, se tendrán por aceptadas o merituadas como ciertas.</w:t>
+      </w:r>
+    </w:p>
+    <w:p>
       <w:pPr>
         <w:spacing w:after="0" w:line="240" w:lineRule="auto"/>
         <w:jc w:val="both"/>
@@ -4086,11 +4106,11 @@
           <w:color w:val="000000"/>
           <w:kern w:val="0"/>
           <w:lang w:eastAsia="es-PE"/>
-          <ns2:ligatures ns2:val="none"/>
-        </w:rPr>
-      </w:pPr>
-    </w:p>
-    <w:p ns2:paraId="5C7AB707" ns2:textId="79FCEEB1">
+          <w14:ligatures w14:val="none"/>
+        </w:rPr>
+      </w:pPr>
+    </w:p>
+    <w:p>
       <w:pPr>
         <w:spacing w:after="0" w:line="240" w:lineRule="auto"/>
         <w:jc w:val="both"/>
@@ -4099,7 +4119,7 @@
           <w:color w:val="000000"/>
           <w:kern w:val="0"/>
           <w:lang w:val="es-ES" w:eastAsia="es-ES"/>
-          <ns2:ligatures ns2:val="none"/>
+          <w14:ligatures w14:val="none"/>
         </w:rPr>
       </w:pPr>
       <w:r>
@@ -4117,7 +4137,7 @@
           <w:color w:val="000000"/>
           <w:kern w:val="0"/>
           <w:lang w:eastAsia="es-ES"/>
-          <ns2:ligatures ns2:val="none"/>
+          <w14:ligatures w14:val="none"/>
         </w:rPr>
         <w:t xml:space="preserve">requerir </w:t>
       </w:r>
@@ -4127,7 +4147,7 @@
           <w:color w:val="000000"/>
           <w:kern w:val="0"/>
           <w:lang w:val="es-ES" w:eastAsia="es-ES"/>
-          <ns2:ligatures ns2:val="none"/>
+          <w14:ligatures w14:val="none"/>
         </w:rPr>
         <w:t xml:space="preserve">que, en un </w:t>
       </w:r>
@@ -4137,7 +4157,7 @@
           <w:color w:val="000000"/>
           <w:kern w:val="0"/>
           <w:lang w:eastAsia="es-ES"/>
-          <ns2:ligatures ns2:val="none"/>
+          <w14:ligatures w14:val="none"/>
         </w:rPr>
         <w:t>plazo no mayor de cinco (5) días hábiles contado a partir del día siguiente de la notificación de la presente resolución</w:t>
       </w:r>
@@ -4148,7 +4168,7 @@
           <w:color w:val="000000"/>
           <w:kern w:val="0"/>
           <w:lang w:eastAsia="es-ES"/>
-          <ns2:ligatures ns2:val="none"/>
+          <w14:ligatures w14:val="none"/>
         </w:rPr>
         <w:t xml:space="preserve">, </w:t>
       </w:r>
@@ -4160,7 +4180,7 @@
           <w:kern w:val="0"/>
           <w:shd w:val="clear" w:color="auto" w:fill="FFFFFF"/>
           <w:lang w:eastAsia="es-PE"/>
-          <ns2:ligatures ns2:val="none"/>
+          <w14:ligatures w14:val="none"/>
         </w:rPr>
         <w:t>el proveedor denunciado</w:t>
       </w:r>
@@ -4170,7 +4190,7 @@
           <w:color w:val="000000"/>
           <w:kern w:val="0"/>
           <w:lang w:eastAsia="es-ES"/>
-          <ns2:ligatures ns2:val="none"/>
+          <w14:ligatures w14:val="none"/>
         </w:rPr>
         <w:t xml:space="preserve"> </w:t>
       </w:r>
@@ -4181,7 +4201,7 @@
           <w:color w:val="000000"/>
           <w:kern w:val="0"/>
           <w:lang w:val="es-ES" w:eastAsia="es-ES"/>
-          <ns2:ligatures ns2:val="none"/>
+          <w14:ligatures w14:val="none"/>
         </w:rPr>
         <w:t xml:space="preserve">cumpla </w:t>
       </w:r>
@@ -4198,7 +4218,7 @@
           <w:color w:val="000000"/>
           <w:kern w:val="0"/>
           <w:lang w:val="es-ES" w:eastAsia="es-ES"/>
-          <ns2:ligatures ns2:val="none"/>
+          <w14:ligatures w14:val="none"/>
         </w:rPr>
         <w:t>(i) presentar una copia completa, legible y debidamente suscrita del Seguro de Inmueble – Póliza 2004832667, así como el cargo de remisión de la póliza; (ii) presentar los medios probatorios que acrediten que liquidó adecuadamente el siniestro 1001312124 correspondiente al Seguro de Inmueble – Póliza 2004832667; y, (iii) presentar todas las comunicaciones cursadas con la parte denunciante en virtud de los hechos materia de denuncia</w:t>
       </w:r>
@@ -4210,7 +4230,7 @@
         <w:t>.</w:t>
       </w:r>
     </w:p>
-    <w:p ns2:paraId="6ACC7769" ns2:textId="77777777">
+    <w:p>
       <w:pPr>
         <w:spacing w:after="0" w:line="240" w:lineRule="auto"/>
         <w:jc w:val="both"/>
@@ -4220,11 +4240,11 @@
           <w:color w:val="000000"/>
           <w:kern w:val="0"/>
           <w:lang w:val="es-ES" w:eastAsia="es-PE"/>
-          <ns2:ligatures ns2:val="none"/>
-        </w:rPr>
-      </w:pPr>
-    </w:p>
-    <w:p ns2:paraId="410DD840" ns2:textId="77777777">
+          <w14:ligatures w14:val="none"/>
+        </w:rPr>
+      </w:pPr>
+    </w:p>
+    <w:p>
       <w:pPr>
         <w:spacing w:after="0" w:line="240" w:lineRule="auto"/>
         <w:jc w:val="both"/>
@@ -4233,7 +4253,7 @@
           <w:color w:val="000000"/>
           <w:kern w:val="0"/>
           <w:lang w:eastAsia="es-PE"/>
-          <ns2:ligatures ns2:val="none"/>
+          <w14:ligatures w14:val="none"/>
         </w:rPr>
       </w:pPr>
       <w:r>
@@ -4243,7 +4263,7 @@
           <w:color w:val="000000"/>
           <w:kern w:val="0"/>
           <w:lang w:eastAsia="es-PE"/>
-          <ns2:ligatures ns2:val="none"/>
+          <w14:ligatures w14:val="none"/>
         </w:rPr>
         <w:t>SEXTO:</w:t>
       </w:r>
@@ -4253,7 +4273,7 @@
           <w:color w:val="000000"/>
           <w:kern w:val="0"/>
           <w:lang w:eastAsia="es-PE"/>
-          <ns2:ligatures ns2:val="none"/>
+          <w14:ligatures w14:val="none"/>
         </w:rPr>
         <w:t xml:space="preserve"> </w:t>
       </w:r>
@@ -4264,7 +4284,7 @@
           <w:color w:val="000000"/>
           <w:kern w:val="0"/>
           <w:lang w:eastAsia="es-PE"/>
-          <ns2:ligatures ns2:val="none"/>
+          <w14:ligatures w14:val="none"/>
         </w:rPr>
         <w:t xml:space="preserve">informar a las partes que el artículo 110 de la Ley </w:t>
       </w:r>
@@ -4274,7 +4294,7 @@
           <w:color w:val="000000"/>
           <w:kern w:val="0"/>
           <w:lang w:eastAsia="es-PE"/>
-          <ns2:ligatures ns2:val="none"/>
+          <w14:ligatures w14:val="none"/>
         </w:rPr>
         <w:t>29571</w:t>
       </w:r>
@@ -4284,7 +4304,7 @@
           <w:color w:val="000000"/>
           <w:kern w:val="0"/>
           <w:lang w:eastAsia="es-PE"/>
-          <ns2:ligatures ns2:val="none"/>
+          <w14:ligatures w14:val="none"/>
         </w:rPr>
         <w:t>, Código de Protección y Defensa del Consumidor</w:t>
       </w:r>
@@ -4296,7 +4316,7 @@
           <w:kern w:val="0"/>
           <w:vertAlign w:val="superscript"/>
           <w:lang w:eastAsia="es-PE"/>
-          <ns2:ligatures ns2:val="none"/>
+          <w14:ligatures w14:val="none"/>
         </w:rPr>
         <w:footnoteReference w:id="8"/>
       </w:r>
@@ -4306,7 +4326,7 @@
           <w:color w:val="000000"/>
           <w:kern w:val="0"/>
           <w:lang w:eastAsia="es-PE"/>
-          <ns2:ligatures ns2:val="none"/>
+          <w14:ligatures w14:val="none"/>
         </w:rPr>
         <w:t xml:space="preserve">, faculta a la Comisión a calificar las infracciones de la referida norma como leves, graves o muy graves e imponer sanciones que van desde una amonestación hasta una multa por un máximo de 450 Unidades Impositivas Tributarias, sin perjuicio de las medidas correctivas, reparadoras y complementarias, </w:t>
       </w:r>
@@ -4316,7 +4336,7 @@
           <w:color w:val="000000"/>
           <w:kern w:val="0"/>
           <w:lang w:eastAsia="es-PE"/>
-          <ns2:ligatures ns2:val="none"/>
+          <w14:ligatures w14:val="none"/>
         </w:rPr>
         <w:lastRenderedPageBreak/>
         <w:t>que puedan ordenarse de acuerdo a lo estipulado en los artículos 114, 115 y 116 de la referida norma</w:t>
@@ -4329,7 +4349,7 @@
           <w:kern w:val="0"/>
           <w:vertAlign w:val="superscript"/>
           <w:lang w:eastAsia="es-PE"/>
-          <ns2:ligatures ns2:val="none"/>
+          <w14:ligatures w14:val="none"/>
         </w:rPr>
         <w:footnoteReference w:id="9"/>
       </w:r>
@@ -4339,7 +4359,7 @@
           <w:color w:val="000000"/>
           <w:kern w:val="0"/>
           <w:lang w:eastAsia="es-PE"/>
-          <ns2:ligatures ns2:val="none"/>
+          <w14:ligatures w14:val="none"/>
         </w:rPr>
         <w:t xml:space="preserve">. </w:t>
       </w:r>
@@ -4350,7 +4370,7 @@
           <w:color w:val="000000"/>
           <w:kern w:val="0"/>
           <w:lang w:eastAsia="es-PE"/>
-          <ns2:ligatures ns2:val="none"/>
+          <w14:ligatures w14:val="none"/>
         </w:rPr>
         <w:t xml:space="preserve">Asimismo, se consideran circunstancias atenuantes para la graduación de la sanción, el allanamiento de la </w:t>
       </w:r>
@@ -4360,7 +4380,7 @@
           <w:color w:val="000000"/>
           <w:kern w:val="0"/>
           <w:lang w:eastAsia="es-PE"/>
-          <ns2:ligatures ns2:val="none"/>
+          <w14:ligatures w14:val="none"/>
         </w:rPr>
         <w:lastRenderedPageBreak/>
         <w:t>denuncia o el reconocimiento de las pretensiones en ella contenidas, de acuerdo con el artículo 112 del Código</w:t>
@@ -4373,7 +4393,7 @@
           <w:kern w:val="0"/>
           <w:vertAlign w:val="superscript"/>
           <w:lang w:eastAsia="es-PE"/>
-          <ns2:ligatures ns2:val="none"/>
+          <w14:ligatures w14:val="none"/>
         </w:rPr>
         <w:footnoteReference w:id="10"/>
       </w:r>
@@ -4383,12 +4403,12 @@
           <w:color w:val="000000"/>
           <w:kern w:val="0"/>
           <w:lang w:eastAsia="es-PE"/>
-          <ns2:ligatures ns2:val="none"/>
+          <w14:ligatures w14:val="none"/>
         </w:rPr>
         <w:t>.</w:t>
       </w:r>
     </w:p>
-    <w:p ns2:paraId="4B2DF8AC" ns2:textId="77777777">
+    <w:p>
       <w:pPr>
         <w:spacing w:after="0" w:line="240" w:lineRule="auto"/>
         <w:jc w:val="both"/>
@@ -4398,11 +4418,11 @@
           <w:color w:val="000000"/>
           <w:kern w:val="0"/>
           <w:lang w:eastAsia="es-PE"/>
-          <ns2:ligatures ns2:val="none"/>
-        </w:rPr>
-      </w:pPr>
-    </w:p>
-    <w:p ns2:paraId="3DA9CE21" ns2:textId="77777777">
+          <w14:ligatures w14:val="none"/>
+        </w:rPr>
+      </w:pPr>
+    </w:p>
+    <w:p>
       <w:pPr>
         <w:spacing w:after="0" w:line="240" w:lineRule="auto"/>
         <w:jc w:val="both"/>
@@ -4411,7 +4431,7 @@
           <w:color w:val="000000"/>
           <w:kern w:val="0"/>
           <w:lang w:eastAsia="es-PE"/>
-          <ns2:ligatures ns2:val="none"/>
+          <w14:ligatures w14:val="none"/>
         </w:rPr>
       </w:pPr>
       <w:r>
@@ -4421,7 +4441,7 @@
           <w:color w:val="000000"/>
           <w:kern w:val="0"/>
           <w:lang w:eastAsia="es-PE"/>
-          <ns2:ligatures ns2:val="none"/>
+          <w14:ligatures w14:val="none"/>
         </w:rPr>
         <w:t>SÉTIMO:</w:t>
       </w:r>
@@ -4431,12 +4451,12 @@
           <w:color w:val="000000"/>
           <w:kern w:val="0"/>
           <w:lang w:eastAsia="es-PE"/>
-          <ns2:ligatures ns2:val="none"/>
+          <w14:ligatures w14:val="none"/>
         </w:rPr>
         <w:t xml:space="preserve"> informar a las partes que conforme a lo establecido en el artículo 39 de la Ley sobre Facultades, Normas y Organización del Indecopi, aprobada por Decreto Legislativo 807, los gastos por los peritajes realizados, actuación de pruebas, inspecciones y otros derivados de la tramitación del proceso serán de cargo de la parte que solicita la prueba, salvo pacto en contrario. En todos los casos, la resolución final determinará si los gastos deben ser asumidos por alguna de las partes, o reembolsados a la otra parte o al Indecopi, según sea el caso, de manera adicional a la sanción que haya podido imponerse. </w:t>
       </w:r>
     </w:p>
-    <w:p ns2:paraId="36559431" ns2:textId="77777777">
+    <w:p>
       <w:pPr>
         <w:spacing w:after="0" w:line="240" w:lineRule="auto"/>
         <w:jc w:val="both"/>
@@ -4445,11 +4465,11 @@
           <w:color w:val="000000"/>
           <w:kern w:val="0"/>
           <w:lang w:eastAsia="es-PE"/>
-          <ns2:ligatures ns2:val="none"/>
-        </w:rPr>
-      </w:pPr>
-    </w:p>
-    <w:p ns2:paraId="0C22EB3A" ns2:textId="7ACE9D1C">
+          <w14:ligatures w14:val="none"/>
+        </w:rPr>
+      </w:pPr>
+    </w:p>
+    <w:p>
       <w:pPr>
         <w:suppressAutoHyphens/>
         <w:spacing w:after="0" w:line="240" w:lineRule="auto"/>
@@ -4458,7 +4478,7 @@
           <w:rFonts w:ascii="Arial Narrow" w:eastAsia="Calibri" w:hAnsi="Arial Narrow" w:cs="Arial"/>
           <w:kern w:val="0"/>
           <w:u w:val="single"/>
-          <ns2:ligatures ns2:val="none"/>
+          <w14:ligatures w14:val="none"/>
         </w:rPr>
       </w:pPr>
       <w:r>
@@ -4468,7 +4488,7 @@
           <w:bCs/>
           <w:color w:val="000000"/>
           <w:kern w:val="0"/>
-          <ns2:ligatures ns2:val="none"/>
+          <w14:ligatures w14:val="none"/>
         </w:rPr>
         <w:t>OCTAVO</w:t>
       </w:r>
@@ -4478,7 +4498,7 @@
           <w:b/>
           <w:color w:val="000000"/>
           <w:kern w:val="0"/>
-          <ns2:ligatures ns2:val="none"/>
+          <w14:ligatures w14:val="none"/>
         </w:rPr>
         <w:t>:</w:t>
       </w:r>
@@ -4487,7 +4507,7 @@
           <w:rFonts w:ascii="Arial Narrow" w:eastAsia="Arial Narrow" w:hAnsi="Arial Narrow" w:cs="Arial"/>
           <w:color w:val="000000"/>
           <w:kern w:val="0"/>
-          <ns2:ligatures ns2:val="none"/>
+          <w14:ligatures w14:val="none"/>
         </w:rPr>
         <w:t xml:space="preserve"> comunicar a las partes que, de acuerdo a lo señalado por el artículo 29 del Decreto Legislativo</w:t>
       </w:r>
@@ -4496,7 +4516,7 @@
           <w:rFonts w:ascii="Arial Narrow" w:eastAsia="Arial Narrow" w:hAnsi="Arial Narrow" w:cs="Arial"/>
           <w:color w:val="000000"/>
           <w:kern w:val="0"/>
-          <ns2:ligatures ns2:val="none"/>
+          <w14:ligatures w14:val="none"/>
         </w:rPr>
         <w:t xml:space="preserve"> </w:t>
       </w:r>
@@ -4505,7 +4525,7 @@
           <w:rFonts w:ascii="Arial Narrow" w:eastAsia="Arial Narrow" w:hAnsi="Arial Narrow" w:cs="Arial"/>
           <w:color w:val="000000"/>
           <w:kern w:val="0"/>
-          <ns2:ligatures ns2:val="none"/>
+          <w14:ligatures w14:val="none"/>
         </w:rPr>
         <w:t>807</w:t>
       </w:r>
@@ -4516,7 +4536,7 @@
           <w:color w:val="000000"/>
           <w:kern w:val="0"/>
           <w:vertAlign w:val="superscript"/>
-          <ns2:ligatures ns2:val="none"/>
+          <w14:ligatures w14:val="none"/>
         </w:rPr>
         <w:footnoteReference w:id="11"/>
       </w:r>
@@ -4525,7 +4545,7 @@
           <w:rFonts w:ascii="Arial Narrow" w:eastAsia="Arial Narrow" w:hAnsi="Arial Narrow" w:cs="Arial"/>
           <w:color w:val="000000"/>
           <w:kern w:val="0"/>
-          <ns2:ligatures ns2:val="none"/>
+          <w14:ligatures w14:val="none"/>
         </w:rPr>
         <w:t xml:space="preserve">, hasta antes de la emisión de la Resolución Final tienen la posibilidad de solicitar una audiencia de conciliación. En caso deleguen a favor de una tercera persona su actuación en la diligencia programada, esta deberá presentar un poder especial con firma legalizada ante Notario Público, donde conste </w:t>
       </w:r>
@@ -4535,7 +4555,7 @@
           <w:color w:val="000000"/>
           <w:kern w:val="0"/>
           <w:u w:val="single"/>
-          <ns2:ligatures ns2:val="none"/>
+          <w14:ligatures w14:val="none"/>
         </w:rPr>
         <w:t>expresamente su facultad para asistir y conciliar en su representación</w:t>
       </w:r>
@@ -4545,7 +4565,7 @@
           <w:bCs/>
           <w:color w:val="000000"/>
           <w:kern w:val="0"/>
-          <ns2:ligatures ns2:val="none"/>
+          <w14:ligatures w14:val="none"/>
         </w:rPr>
         <w:t>.</w:t>
       </w:r>
@@ -4556,7 +4576,7 @@
           <w:bCs/>
           <w:color w:val="000000"/>
           <w:kern w:val="0"/>
-          <ns2:ligatures ns2:val="none"/>
+          <w14:ligatures w14:val="none"/>
         </w:rPr>
         <w:t xml:space="preserve"> </w:t>
       </w:r>
@@ -4566,12 +4586,12 @@
           <w:color w:val="000000"/>
           <w:kern w:val="0"/>
           <w:u w:val="single"/>
-          <ns2:ligatures ns2:val="none"/>
+          <w14:ligatures w14:val="none"/>
         </w:rPr>
         <w:t xml:space="preserve">Ello bajo apercibimiento de no realizar la audiencia de conciliación y levantar el acta de inasistencia correspondiente. </w:t>
       </w:r>
     </w:p>
-    <w:p ns2:paraId="32A6D83A" ns2:textId="77777777">
+    <w:p>
       <w:pPr>
         <w:suppressAutoHyphens/>
         <w:spacing w:after="0" w:line="240" w:lineRule="auto"/>
@@ -4580,11 +4600,11 @@
           <w:rFonts w:ascii="Arial Narrow" w:eastAsia="Calibri" w:hAnsi="Arial Narrow" w:cs="Arial"/>
           <w:kern w:val="0"/>
           <w:u w:val="single"/>
-          <ns2:ligatures ns2:val="none"/>
-        </w:rPr>
-      </w:pPr>
-    </w:p>
-    <w:p ns2:paraId="45C1FFD6" ns2:textId="77777777">
+          <w14:ligatures w14:val="none"/>
+        </w:rPr>
+      </w:pPr>
+    </w:p>
+    <w:p>
       <w:pPr>
         <w:suppressAutoHyphens/>
         <w:spacing w:after="0" w:line="240" w:lineRule="auto"/>
@@ -4594,7 +4614,7 @@
           <w:color w:val="000000"/>
           <w:kern w:val="0"/>
           <w:lang w:eastAsia="es-PE"/>
-          <ns2:ligatures ns2:val="none"/>
+          <w14:ligatures w14:val="none"/>
         </w:rPr>
       </w:pPr>
       <w:r>
@@ -4604,7 +4624,7 @@
           <w:color w:val="000000"/>
           <w:kern w:val="0"/>
           <w:lang w:eastAsia="es-PE"/>
-          <ns2:ligatures ns2:val="none"/>
+          <w14:ligatures w14:val="none"/>
         </w:rPr>
         <w:t>NOVENO:</w:t>
       </w:r>
@@ -4614,14 +4634,14 @@
           <w:color w:val="000000"/>
           <w:kern w:val="0"/>
           <w:lang w:eastAsia="es-PE"/>
-          <ns2:ligatures ns2:val="none"/>
+          <w14:ligatures w14:val="none"/>
         </w:rPr>
         <w:t xml:space="preserve"> poner en conocimiento de las partes que, antes de la emisión de la Resolución Final, tienen la posibilidad de formular su desistimiento o presentar el acuerdo arribado mediante la conciliación, mediación, transacción o cualquier otro que, de forma indubitable, deje constancia que se ha solucionado la controversia materia de denuncia.</w:t>
       </w:r>
       <w:bookmarkStart w:id="18" w:name="h.gjdgxs" w:colFirst="0" w:colLast="0"/>
       <w:bookmarkEnd w:id="18"/>
     </w:p>
-    <w:p ns2:paraId="3E809B9F" ns2:textId="77777777">
+    <w:p>
       <w:pPr>
         <w:suppressAutoHyphens/>
         <w:spacing w:after="0" w:line="240" w:lineRule="auto"/>
@@ -4631,11 +4651,11 @@
           <w:color w:val="000000"/>
           <w:kern w:val="0"/>
           <w:lang w:eastAsia="es-PE"/>
-          <ns2:ligatures ns2:val="none"/>
-        </w:rPr>
-      </w:pPr>
-    </w:p>
-    <w:p ns2:paraId="66DEE54C" ns2:textId="6A93F421">
+          <w14:ligatures w14:val="none"/>
+        </w:rPr>
+      </w:pPr>
+    </w:p>
+    <w:p>
       <w:pPr>
         <w:suppressAutoHyphens/>
         <w:spacing w:after="0" w:line="240" w:lineRule="auto"/>
@@ -4698,7 +4718,7 @@
         <w:t/>
       </w:r>
     </w:p>
-    <w:p ns2:paraId="100F79D7" ns2:textId="77777777">
+    <w:p>
       <w:pPr>
         <w:suppressAutoHyphens/>
         <w:spacing w:after="0" w:line="240" w:lineRule="auto"/>
@@ -4708,7 +4728,7 @@
         </w:rPr>
       </w:pPr>
     </w:p>
-    <w:p ns2:paraId="3CC1EFCB" ns2:textId="5DD82F5D">
+    <w:p>
       <w:pPr>
         <w:suppressAutoHyphens/>
         <w:spacing w:after="0" w:line="240" w:lineRule="auto"/>
@@ -4780,7 +4800,7 @@
       <w:bookmarkStart w:id="19" w:name="_Hlk198890962"/>
     </w:p>
     <w:bookmarkEnd w:id="19"/>
-    <w:p ns2:paraId="16DCDAAB" ns2:textId="77777777">
+    <w:p>
       <w:pPr>
         <w:spacing w:after="0" w:line="240" w:lineRule="auto"/>
         <w:jc w:val="both"/>
@@ -4789,7 +4809,7 @@
         </w:rPr>
       </w:pPr>
     </w:p>
-    <w:p ns2:paraId="31BD9FAC" ns2:textId="77777777">
+    <w:p>
       <w:pPr>
         <w:spacing w:after="0" w:line="240" w:lineRule="auto"/>
         <w:jc w:val="both"/>
@@ -4798,7 +4818,7 @@
         </w:rPr>
       </w:pPr>
     </w:p>
-    <w:p ns2:paraId="52A3633F" ns2:textId="77777777">
+    <w:p>
       <w:pPr>
         <w:spacing w:after="0" w:line="240" w:lineRule="auto"/>
         <w:jc w:val="both"/>
@@ -4807,7 +4827,7 @@
         </w:rPr>
       </w:pPr>
     </w:p>
-    <w:p ns2:paraId="612358F4" ns2:textId="77777777">
+    <w:p>
       <w:pPr>
         <w:spacing w:after="0" w:line="240" w:lineRule="auto"/>
         <w:jc w:val="center"/>
@@ -4828,7 +4848,7 @@
         <w:t xml:space="preserve">Firmado digitalmente por </w:t>
       </w:r>
     </w:p>
-    <w:p ns2:paraId="24186627" ns2:textId="77777777">
+    <w:p>
       <w:pPr>
         <w:spacing w:after="0" w:line="240" w:lineRule="auto"/>
         <w:jc w:val="center"/>
@@ -4849,7 +4869,7 @@
         <w:t>EVELING ROA QUISPE</w:t>
       </w:r>
     </w:p>
-    <w:p ns2:paraId="5713B404" ns2:textId="77777777">
+    <w:p>
       <w:pPr>
         <w:spacing w:after="0" w:line="240" w:lineRule="auto"/>
         <w:jc w:val="center"/>
@@ -4870,7 +4890,7 @@
         <w:t>Secretaria Técnica</w:t>
       </w:r>
     </w:p>
-    <w:p ns2:paraId="29EDF318" ns2:textId="77777777">
+    <w:p>
       <w:pPr>
         <w:spacing w:after="0" w:line="240" w:lineRule="auto"/>
         <w:jc w:val="center"/>
@@ -4889,7 +4909,7 @@
         <w:t>Comisión de Protección al Consumidor 1</w:t>
       </w:r>
     </w:p>
-    <w:p ns2:paraId="289399F1" ns2:textId="1F3057C7">
+    <w:p>
       <w:pPr>
         <w:spacing w:after="0" w:line="240" w:lineRule="auto"/>
         <w:rPr>
@@ -4917,7 +4937,7 @@
         <w:t>/JCQ</w:t>
       </w:r>
     </w:p>
-    <w:p ns2:paraId="41856B32" ns2:textId="77777777">
+    <w:p>
       <w:pPr>
         <w:spacing w:after="0" w:line="240" w:lineRule="auto"/>
         <w:jc w:val="both"/>
@@ -4926,7 +4946,7 @@
         </w:rPr>
       </w:pPr>
     </w:p>
-    <w:p ns2:paraId="366E434B" ns2:textId="77777777">
+    <w:p>
       <w:pPr>
         <w:spacing w:after="0" w:line="240" w:lineRule="auto"/>
         <w:jc w:val="both"/>
@@ -4936,12 +4956,12 @@
       </w:pPr>
     </w:p>
     <w:sectPr>
-      <w:headerReference w:type="even" ns3:id="rId8"/>
-      <w:headerReference w:type="default" ns3:id="rId9"/>
-      <w:footerReference w:type="even" ns3:id="rId10"/>
-      <w:footerReference w:type="default" ns3:id="rId11"/>
-      <w:headerReference w:type="first" ns3:id="rId12"/>
-      <w:footerReference w:type="first" ns3:id="rId13"/>
+      <w:headerReference w:type="even" r:id="rId8"/>
+      <w:headerReference w:type="default" r:id="rId9"/>
+      <w:footerReference w:type="even" r:id="rId10"/>
+      <w:footerReference w:type="default" r:id="rId11"/>
+      <w:headerReference w:type="first" r:id="rId12"/>
+      <w:footerReference w:type="first" r:id="rId13"/>
       <w:pgSz w:w="11906" w:h="16838"/>
       <w:pgMar w:top="1417" w:right="1701" w:bottom="1417" w:left="1701" w:header="708" w:footer="708" w:gutter="0"/>
       <w:cols w:space="708"/>
@@ -4952,7 +4972,7 @@
 </file>
 
 <file path=word/endnotes.xml><?xml version="1.0" encoding="utf-8"?>
-<w:endnotes xmlns:wpc="http://schemas.microsoft.com/office/word/2010/wordprocessingCanvas" xmlns:cx="http://schemas.microsoft.com/office/drawing/2014/chartex" xmlns:cx1="http://schemas.microsoft.com/office/drawing/2015/9/8/chartex" xmlns:cx2="http://schemas.microsoft.com/office/drawing/2015/10/21/chartex" xmlns:cx3="http://schemas.microsoft.com/office/drawing/2016/5/9/chartex" xmlns:cx4="http://schemas.microsoft.com/office/drawing/2016/5/10/chartex" xmlns:cx5="http://schemas.microsoft.com/office/drawing/2016/5/11/chartex" xmlns:cx6="http://schemas.microsoft.com/office/drawing/2016/5/12/chartex" xmlns:cx7="http://schemas.microsoft.com/office/drawing/2016/5/13/chartex" xmlns:cx8="http://schemas.microsoft.com/office/drawing/2016/5/14/chartex" xmlns:mc="http://schemas.openxmlformats.org/markup-compatibility/2006" xmlns:aink="http://schemas.microsoft.com/office/drawing/2016/ink" xmlns:am3d="http://schemas.microsoft.com/office/drawing/2017/model3d" xmlns:o="urn:schemas-microsoft-com:office:office" xmlns:r="http://schemas.openxmlformats.org/officeDocument/2006/relationships" xmlns:m="http://schemas.openxmlformats.org/officeDocument/2006/math" xmlns:v="urn:schemas-microsoft-com:vml" xmlns:wp14="http://schemas.microsoft.com/office/word/2010/wordprocessingDrawing" xmlns:wp="http://schemas.openxmlformats.org/drawingml/2006/wordprocessingDrawing" xmlns:w10="urn:schemas-microsoft-com:office:word" xmlns:w="http://schemas.openxmlformats.org/wordprocessingml/2006/main" xmlns:w14="http://schemas.microsoft.com/office/word/2010/wordml" xmlns:w15="http://schemas.microsoft.com/office/word/2012/wordml" xmlns:w16cex="http://schemas.microsoft.com/office/word/2018/wordml/cex" xmlns:w16cid="http://schemas.microsoft.com/office/word/2016/wordml/cid" xmlns:w16="http://schemas.microsoft.com/office/word/2018/wordml" xmlns:w16sdtdh="http://schemas.microsoft.com/office/word/2020/wordml/sdtdatahash" xmlns:w16se="http://schemas.microsoft.com/office/word/2015/wordml/symex" xmlns:wpg="http://schemas.microsoft.com/office/word/2010/wordprocessingGroup" xmlns:wpi="http://schemas.microsoft.com/office/word/2010/wordprocessingInk" xmlns:wne="http://schemas.microsoft.com/office/word/2006/wordml" xmlns:wps="http://schemas.microsoft.com/office/word/2010/wordprocessingShape" mc:Ignorable="w14 w15 w16se w16cid w16 w16cex w16sdtdh wp14">
+<w:endnotes xmlns:mc="http://schemas.openxmlformats.org/markup-compatibility/2006" xmlns:r="http://schemas.openxmlformats.org/officeDocument/2006/relationships" xmlns:w="http://schemas.openxmlformats.org/wordprocessingml/2006/main" xmlns:w14="http://schemas.microsoft.com/office/word/2010/wordml" xmlns:w15="http://schemas.microsoft.com/office/word/2012/wordml" xmlns:w16="http://schemas.microsoft.com/office/word/2018/wordml" xmlns:w16cex="http://schemas.microsoft.com/office/word/2018/wordml/cex" xmlns:w16cid="http://schemas.microsoft.com/office/word/2016/wordml/cid" xmlns:w16du="http://schemas.microsoft.com/office/word/2023/wordml/word16du" xmlns:w16sdtdh="http://schemas.microsoft.com/office/word/2020/wordml/sdtdatahash" xmlns:w16se="http://schemas.microsoft.com/office/word/2015/wordml/symex" xmlns:wp14="http://schemas.microsoft.com/office/word/2010/wordprocessingDrawing" mc:Ignorable="w14 w15 w16se w16cid w16 w16cex w16sdtdh w16du wp14">
   <w:endnote w:type="separator" w:id="-1">
     <w:p>
       <w:pPr>
@@ -4977,7 +4997,7 @@
 </file>
 
 <file path=word/footer1.xml><?xml version="1.0" encoding="utf-8"?>
-<w:ftr xmlns:wpc="http://schemas.microsoft.com/office/word/2010/wordprocessingCanvas" xmlns:cx="http://schemas.microsoft.com/office/drawing/2014/chartex" xmlns:cx1="http://schemas.microsoft.com/office/drawing/2015/9/8/chartex" xmlns:cx2="http://schemas.microsoft.com/office/drawing/2015/10/21/chartex" xmlns:cx3="http://schemas.microsoft.com/office/drawing/2016/5/9/chartex" xmlns:cx4="http://schemas.microsoft.com/office/drawing/2016/5/10/chartex" xmlns:cx5="http://schemas.microsoft.com/office/drawing/2016/5/11/chartex" xmlns:cx6="http://schemas.microsoft.com/office/drawing/2016/5/12/chartex" xmlns:cx7="http://schemas.microsoft.com/office/drawing/2016/5/13/chartex" xmlns:cx8="http://schemas.microsoft.com/office/drawing/2016/5/14/chartex" xmlns:mc="http://schemas.openxmlformats.org/markup-compatibility/2006" xmlns:aink="http://schemas.microsoft.com/office/drawing/2016/ink" xmlns:am3d="http://schemas.microsoft.com/office/drawing/2017/model3d" xmlns:o="urn:schemas-microsoft-com:office:office" xmlns:r="http://schemas.openxmlformats.org/officeDocument/2006/relationships" xmlns:m="http://schemas.openxmlformats.org/officeDocument/2006/math" xmlns:v="urn:schemas-microsoft-com:vml" xmlns:wp14="http://schemas.microsoft.com/office/word/2010/wordprocessingDrawing" xmlns:wp="http://schemas.openxmlformats.org/drawingml/2006/wordprocessingDrawing" xmlns:w10="urn:schemas-microsoft-com:office:word" xmlns:w="http://schemas.openxmlformats.org/wordprocessingml/2006/main" xmlns:w14="http://schemas.microsoft.com/office/word/2010/wordml" xmlns:w15="http://schemas.microsoft.com/office/word/2012/wordml" xmlns:w16cex="http://schemas.microsoft.com/office/word/2018/wordml/cex" xmlns:w16cid="http://schemas.microsoft.com/office/word/2016/wordml/cid" xmlns:w16="http://schemas.microsoft.com/office/word/2018/wordml" xmlns:w16sdtdh="http://schemas.microsoft.com/office/word/2020/wordml/sdtdatahash" xmlns:w16se="http://schemas.microsoft.com/office/word/2015/wordml/symex" xmlns:wpg="http://schemas.microsoft.com/office/word/2010/wordprocessingGroup" xmlns:wpi="http://schemas.microsoft.com/office/word/2010/wordprocessingInk" xmlns:wne="http://schemas.microsoft.com/office/word/2006/wordml" xmlns:wps="http://schemas.microsoft.com/office/word/2010/wordprocessingShape" mc:Ignorable="w14 w15 w16se w16cid w16 w16cex w16sdtdh wp14">
+<w:ftr xmlns:mc="http://schemas.openxmlformats.org/markup-compatibility/2006" xmlns:r="http://schemas.openxmlformats.org/officeDocument/2006/relationships" xmlns:w="http://schemas.openxmlformats.org/wordprocessingml/2006/main" xmlns:w14="http://schemas.microsoft.com/office/word/2010/wordml" xmlns:w15="http://schemas.microsoft.com/office/word/2012/wordml" xmlns:w16="http://schemas.microsoft.com/office/word/2018/wordml" xmlns:w16cex="http://schemas.microsoft.com/office/word/2018/wordml/cex" xmlns:w16cid="http://schemas.microsoft.com/office/word/2016/wordml/cid" xmlns:w16du="http://schemas.microsoft.com/office/word/2023/wordml/word16du" xmlns:w16sdtdh="http://schemas.microsoft.com/office/word/2020/wordml/sdtdatahash" xmlns:w16se="http://schemas.microsoft.com/office/word/2015/wordml/symex" xmlns:wp14="http://schemas.microsoft.com/office/word/2010/wordprocessingDrawing" mc:Ignorable="w14 w15 w16se w16cid w16 w16cex w16sdtdh w16du wp14">
   <w:p>
     <w:pPr>
       <w:pStyle w:val="Piedepgina"/>
@@ -5023,7 +5043,7 @@
 </file>
 
 <file path=word/footnotes.xml><?xml version="1.0" encoding="utf-8"?>
-<w:footnotes xmlns:wpc="http://schemas.microsoft.com/office/word/2010/wordprocessingCanvas" xmlns:cx="http://schemas.microsoft.com/office/drawing/2014/chartex" xmlns:cx1="http://schemas.microsoft.com/office/drawing/2015/9/8/chartex" xmlns:cx2="http://schemas.microsoft.com/office/drawing/2015/10/21/chartex" xmlns:cx3="http://schemas.microsoft.com/office/drawing/2016/5/9/chartex" xmlns:cx4="http://schemas.microsoft.com/office/drawing/2016/5/10/chartex" xmlns:cx5="http://schemas.microsoft.com/office/drawing/2016/5/11/chartex" xmlns:cx6="http://schemas.microsoft.com/office/drawing/2016/5/12/chartex" xmlns:cx7="http://schemas.microsoft.com/office/drawing/2016/5/13/chartex" xmlns:cx8="http://schemas.microsoft.com/office/drawing/2016/5/14/chartex" xmlns:mc="http://schemas.openxmlformats.org/markup-compatibility/2006" xmlns:aink="http://schemas.microsoft.com/office/drawing/2016/ink" xmlns:am3d="http://schemas.microsoft.com/office/drawing/2017/model3d" xmlns:o="urn:schemas-microsoft-com:office:office" xmlns:r="http://schemas.openxmlformats.org/officeDocument/2006/relationships" xmlns:m="http://schemas.openxmlformats.org/officeDocument/2006/math" xmlns:v="urn:schemas-microsoft-com:vml" xmlns:wp14="http://schemas.microsoft.com/office/word/2010/wordprocessingDrawing" xmlns:wp="http://schemas.openxmlformats.org/drawingml/2006/wordprocessingDrawing" xmlns:w10="urn:schemas-microsoft-com:office:word" xmlns:w="http://schemas.openxmlformats.org/wordprocessingml/2006/main" xmlns:w14="http://schemas.microsoft.com/office/word/2010/wordml" xmlns:w15="http://schemas.microsoft.com/office/word/2012/wordml" xmlns:w16cex="http://schemas.microsoft.com/office/word/2018/wordml/cex" xmlns:w16cid="http://schemas.microsoft.com/office/word/2016/wordml/cid" xmlns:w16="http://schemas.microsoft.com/office/word/2018/wordml" xmlns:w16sdtdh="http://schemas.microsoft.com/office/word/2020/wordml/sdtdatahash" xmlns:w16se="http://schemas.microsoft.com/office/word/2015/wordml/symex" xmlns:wpg="http://schemas.microsoft.com/office/word/2010/wordprocessingGroup" xmlns:wpi="http://schemas.microsoft.com/office/word/2010/wordprocessingInk" xmlns:wne="http://schemas.microsoft.com/office/word/2006/wordml" xmlns:wps="http://schemas.microsoft.com/office/word/2010/wordprocessingShape" mc:Ignorable="w14 w15 w16se w16cid w16 w16cex w16sdtdh wp14">
+<w:footnotes xmlns:mc="http://schemas.openxmlformats.org/markup-compatibility/2006" xmlns:r="http://schemas.openxmlformats.org/officeDocument/2006/relationships" xmlns:w="http://schemas.openxmlformats.org/wordprocessingml/2006/main" xmlns:w14="http://schemas.microsoft.com/office/word/2010/wordml" xmlns:w15="http://schemas.microsoft.com/office/word/2012/wordml" xmlns:w16="http://schemas.microsoft.com/office/word/2018/wordml" xmlns:w16cex="http://schemas.microsoft.com/office/word/2018/wordml/cex" xmlns:w16cid="http://schemas.microsoft.com/office/word/2016/wordml/cid" xmlns:w16du="http://schemas.microsoft.com/office/word/2023/wordml/word16du" xmlns:w16sdtdh="http://schemas.microsoft.com/office/word/2020/wordml/sdtdatahash" xmlns:w16se="http://schemas.microsoft.com/office/word/2015/wordml/symex" xmlns:wp14="http://schemas.microsoft.com/office/word/2010/wordprocessingDrawing" mc:Ignorable="w14 w15 w16se w16cid w16 w16cex w16sdtdh w16du wp14">
   <w:footnote w:type="separator" w:id="-1">
     <w:p>
       <w:pPr>
@@ -5957,6 +5977,179 @@
       </w:r>
     </w:p>
   </w:footnote>
+  <w:footnote w:id="13">
+    <w:p>
+      <w:pPr>
+        <w:pStyle w:val="Textonotapie"/>
+        <w:tabs>
+          <w:tab w:val="left" w:pos="567"/>
+        </w:tabs>
+        <w:spacing w:after="200"/>
+        <w:ind w:left="567" w:hanging="567"/>
+        <w:jc w:val="both"/>
+      </w:pPr>
+      <w:r>
+        <w:rPr>
+          <w:rStyle w:val="Refdenotaalpie"/>
+          <w:rFonts w:ascii="Arial Narrow" w:hAnsi="Arial Narrow" w:cs="Arial"/>
+          <w:sz w:val="16"/>
+          <w:vertAlign w:val="superscript"/>
+        </w:rPr>
+        <w:footnoteRef/>
+      </w:r>
+      <w:r>
+        <w:rPr>
+          <w:rFonts w:ascii="Arial Narrow" w:hAnsi="Arial Narrow" w:cs="Arial"/>
+          <w:sz w:val="16"/>
+          <w:lang w:val="es-419"/>
+        </w:rPr>
+        <w:tab/>
+      </w:r>
+      <w:r>
+        <w:rPr>
+          <w:rFonts w:ascii="Arial Narrow" w:hAnsi="Arial Narrow" w:cs="Arial"/>
+          <w:b/>
+          <w:bCs/>
+          <w:sz w:val="16"/>
+          <w:lang w:val="es-419"/>
+        </w:rPr>
+        <w:t xml:space="preserve">DECRETO LEGISLATIVO 807, LEY SOBRE FACULTADES, NORMAS Y ORGANIZACIÓN DEL INDECOPI, publicado el 18 de abril de 1996</w:t>
+      </w:r>
+    </w:p>
+    <w:p>
+      <w:pPr>
+        <w:pStyle w:val="Textonotapie"/>
+        <w:tabs>
+          <w:tab w:val="left" w:pos="567"/>
+        </w:tabs>
+        <w:spacing w:after="200"/>
+        <w:ind w:left="567" w:hanging="567"/>
+        <w:jc w:val="both"/>
+      </w:pPr>
+      <w:r>
+        <w:rPr>
+          <w:rFonts w:ascii="Arial Narrow" w:hAnsi="Arial Narrow" w:cs="Arial"/>
+          <w:sz w:val="16"/>
+          <w:lang w:val="es-419"/>
+        </w:rPr>
+        <w:tab/>
+      </w:r>
+      <w:r>
+        <w:rPr>
+          <w:rFonts w:ascii="Arial Narrow" w:hAnsi="Arial Narrow" w:cs="Arial"/>
+          <w:b/>
+          <w:bCs/>
+          <w:sz w:val="16"/>
+          <w:lang w:val="es-419"/>
+        </w:rPr>
+        <w:t xml:space="preserve">Artículo 26.-</w:t>
+      </w:r>
+      <w:r>
+        <w:rPr>
+          <w:rFonts w:ascii="Arial Narrow" w:hAnsi="Arial Narrow" w:cs="Arial"/>
+          <w:sz w:val="16"/>
+          <w:lang w:val="es-419"/>
+        </w:rPr>
+        <w:t xml:space="preserve"> Una vez admitida a trámite la denuncia, se correrá traslado de la misma al denunciado, a fin de que éste presente su descargo. El plazo para la presentación del descargo será de cinco (5) días contados desde la notificación, vencido el cual, el Secretario Técnico declarará en rebeldía al denunciado que no lo hubiera presentado.</w:t>
+      </w:r>
+    </w:p>
+  </w:footnote>
+  <w:footnote w:id="14">
+    <w:p>
+      <w:pPr>
+        <w:pStyle w:val="Textonotapie"/>
+        <w:tabs>
+          <w:tab w:val="left" w:pos="567"/>
+        </w:tabs>
+        <w:spacing w:after="200"/>
+        <w:ind w:left="567" w:hanging="567"/>
+        <w:jc w:val="both"/>
+      </w:pPr>
+      <w:r>
+        <w:rPr>
+          <w:rStyle w:val="Refdenotaalpie"/>
+          <w:rFonts w:ascii="Arial Narrow" w:hAnsi="Arial Narrow" w:cs="Arial"/>
+          <w:sz w:val="16"/>
+          <w:vertAlign w:val="superscript"/>
+        </w:rPr>
+        <w:footnoteRef/>
+      </w:r>
+      <w:r>
+        <w:rPr>
+          <w:rFonts w:ascii="Arial Narrow" w:hAnsi="Arial Narrow" w:cs="Arial"/>
+          <w:sz w:val="16"/>
+          <w:lang w:val="es-419"/>
+        </w:rPr>
+        <w:tab/>
+      </w:r>
+      <w:r>
+        <w:rPr>
+          <w:rFonts w:ascii="Arial Narrow" w:hAnsi="Arial Narrow" w:cs="Arial"/>
+          <w:b/>
+          <w:bCs/>
+          <w:sz w:val="16"/>
+          <w:lang w:val="es-419"/>
+        </w:rPr>
+        <w:t xml:space="preserve">DECRETO SUPREMO 006-2026-JUS, TEXTO ÚNICO ORDENADO DE LA LEY 27444, LEY DEL PROCEDIMIENTO ADMINISTRATIVO GENERAL, publicado el 30 de abril de 2026</w:t>
+      </w:r>
+    </w:p>
+    <w:p>
+      <w:pPr>
+        <w:pStyle w:val="Textonotapie"/>
+        <w:tabs>
+          <w:tab w:val="left" w:pos="567"/>
+        </w:tabs>
+        <w:spacing w:after="200"/>
+        <w:ind w:left="567" w:hanging="567"/>
+        <w:jc w:val="both"/>
+      </w:pPr>
+      <w:r>
+        <w:rPr>
+          <w:rFonts w:ascii="Arial Narrow" w:hAnsi="Arial Narrow" w:cs="Arial"/>
+          <w:sz w:val="16"/>
+          <w:lang w:val="es-419"/>
+        </w:rPr>
+        <w:tab/>
+      </w:r>
+      <w:r>
+        <w:rPr>
+          <w:rFonts w:ascii="Arial Narrow" w:hAnsi="Arial Narrow" w:cs="Arial"/>
+          <w:b/>
+          <w:bCs/>
+          <w:sz w:val="16"/>
+          <w:lang w:val="es-419"/>
+        </w:rPr>
+        <w:t xml:space="preserve">Artículo 223.- Contestación de la reclamación</w:t>
+      </w:r>
+    </w:p>
+    <w:p>
+      <w:pPr>
+        <w:pStyle w:val="Textonotapie"/>
+        <w:tabs>
+          <w:tab w:val="left" w:pos="567"/>
+        </w:tabs>
+        <w:spacing w:after="200"/>
+        <w:ind w:left="567" w:hanging="567"/>
+        <w:jc w:val="both"/>
+      </w:pPr>
+      <w:r>
+        <w:rPr>
+          <w:rFonts w:ascii="Arial Narrow" w:hAnsi="Arial Narrow" w:cs="Arial"/>
+          <w:sz w:val="16"/>
+          <w:lang w:val="es-419"/>
+        </w:rPr>
+        <w:tab/>
+      </w:r>
+      <w:r>
+        <w:rPr>
+          <w:rFonts w:ascii="Arial Narrow" w:hAnsi="Arial Narrow" w:cs="Arial"/>
+          <w:sz w:val="16"/>
+          <w:lang w:val="es-419"/>
+        </w:rPr>
+        <w:t xml:space="preserve">223.1 El reclamado deberá presentar la contestación de la reclamación dentro de los quince (15) días posteriores a la notificación de ésta; vencido este plazo, la Administración declarará en rebeldía al reclamado que no la hubiera presentado. La contestación deberá contener los requisitos de los escritos previstos en el artículo 113 de la presente Ley, así como la absolución de todos los asuntos controvertidos de hecho y de derecho, Las alegaciones y los hechos relevantes de la reclamación, salvo que hayan sido específicamente negadas en la contestación, se tendrán por aceptadas o merituadas como ciertas.</w:t>
+      </w:r>
+    </w:p>
+  </w:footnote>
   <w:footnote w:id="8">
     <w:p>
       <w:pPr>
@@ -7084,7 +7277,7 @@
 </file>
 
 <file path=word/header1.xml><?xml version="1.0" encoding="utf-8"?>
-<w:hdr xmlns:wpc="http://schemas.microsoft.com/office/word/2010/wordprocessingCanvas" xmlns:cx="http://schemas.microsoft.com/office/drawing/2014/chartex" xmlns:cx1="http://schemas.microsoft.com/office/drawing/2015/9/8/chartex" xmlns:cx2="http://schemas.microsoft.com/office/drawing/2015/10/21/chartex" xmlns:cx3="http://schemas.microsoft.com/office/drawing/2016/5/9/chartex" xmlns:cx4="http://schemas.microsoft.com/office/drawing/2016/5/10/chartex" xmlns:cx5="http://schemas.microsoft.com/office/drawing/2016/5/11/chartex" xmlns:cx6="http://schemas.microsoft.com/office/drawing/2016/5/12/chartex" xmlns:cx7="http://schemas.microsoft.com/office/drawing/2016/5/13/chartex" xmlns:cx8="http://schemas.microsoft.com/office/drawing/2016/5/14/chartex" xmlns:mc="http://schemas.openxmlformats.org/markup-compatibility/2006" xmlns:aink="http://schemas.microsoft.com/office/drawing/2016/ink" xmlns:am3d="http://schemas.microsoft.com/office/drawing/2017/model3d" xmlns:o="urn:schemas-microsoft-com:office:office" xmlns:r="http://schemas.openxmlformats.org/officeDocument/2006/relationships" xmlns:m="http://schemas.openxmlformats.org/officeDocument/2006/math" xmlns:v="urn:schemas-microsoft-com:vml" xmlns:wp14="http://schemas.microsoft.com/office/word/2010/wordprocessingDrawing" xmlns:wp="http://schemas.openxmlformats.org/drawingml/2006/wordprocessingDrawing" xmlns:w10="urn:schemas-microsoft-com:office:word" xmlns:w="http://schemas.openxmlformats.org/wordprocessingml/2006/main" xmlns:w14="http://schemas.microsoft.com/office/word/2010/wordml" xmlns:w15="http://schemas.microsoft.com/office/word/2012/wordml" xmlns:w16cex="http://schemas.microsoft.com/office/word/2018/wordml/cex" xmlns:w16cid="http://schemas.microsoft.com/office/word/2016/wordml/cid" xmlns:w16="http://schemas.microsoft.com/office/word/2018/wordml" xmlns:w16sdtdh="http://schemas.microsoft.com/office/word/2020/wordml/sdtdatahash" xmlns:w16se="http://schemas.microsoft.com/office/word/2015/wordml/symex" xmlns:wpg="http://schemas.microsoft.com/office/word/2010/wordprocessingGroup" xmlns:wpi="http://schemas.microsoft.com/office/word/2010/wordprocessingInk" xmlns:wne="http://schemas.microsoft.com/office/word/2006/wordml" xmlns:wps="http://schemas.microsoft.com/office/word/2010/wordprocessingShape" mc:Ignorable="w14 w15 w16se w16cid w16 w16cex w16sdtdh wp14">
+<w:hdr xmlns:mc="http://schemas.openxmlformats.org/markup-compatibility/2006" xmlns:r="http://schemas.openxmlformats.org/officeDocument/2006/relationships" xmlns:w="http://schemas.openxmlformats.org/wordprocessingml/2006/main" xmlns:w14="http://schemas.microsoft.com/office/word/2010/wordml" xmlns:w15="http://schemas.microsoft.com/office/word/2012/wordml" xmlns:w16="http://schemas.microsoft.com/office/word/2018/wordml" xmlns:w16cex="http://schemas.microsoft.com/office/word/2018/wordml/cex" xmlns:w16cid="http://schemas.microsoft.com/office/word/2016/wordml/cid" xmlns:w16du="http://schemas.microsoft.com/office/word/2023/wordml/word16du" xmlns:w16sdtdh="http://schemas.microsoft.com/office/word/2020/wordml/sdtdatahash" xmlns:w16se="http://schemas.microsoft.com/office/word/2015/wordml/symex" xmlns:wp14="http://schemas.microsoft.com/office/word/2010/wordprocessingDrawing" mc:Ignorable="w14 w15 w16se w16cid w16 w16cex w16sdtdh w16du wp14">
   <w:p>
     <w:pPr>
       <w:pStyle w:val="Encabezado"/>

--- a/plantillas_maestras/06_seguro_hogar_e_inmuebles/falta_atencion_o_demora_reclamo/2_o_mas_ddos_varios/varon/TPL_2381_2026_SEGURO_HOGAR_E_INMUEBLES_FALTA_ATENCION_O_DEMORA_RECLAMO_ASEGURADORA_VARON_R1.docx
+++ b/plantillas_maestras/06_seguro_hogar_e_inmuebles/falta_atencion_o_demora_reclamo/2_o_mas_ddos_varios/varon/TPL_2381_2026_SEGURO_HOGAR_E_INMUEBLES_FALTA_ATENCION_O_DEMORA_RECLAMO_ASEGURADORA_VARON_R1.docx
@@ -453,7 +453,7 @@
           <w:sz w:val="22"/>
           <w:szCs w:val="22"/>
         </w:rPr>
-        <w:t xml:space="preserve">Mediante el escrito del 30 de junio de 2026, el señor [DENUNCIANTE] (en adelante, el señor [APELLIDO]) denunció a Pacífico por presuntas infracciones a la Ley 29571, Código de Protección y Defensa del Consumidor (en adelante, el Código), señalando lo siguiente:</w:t>
+        <w:t xml:space="preserve">Mediante el escrito del 30 de junio de 2026, el señor [DENUNCIANTE] (en adelante, el señor [APELLIDO]) denunció a Pacífico por presuntas infracciones a la Ley 29571, Código de Protección y Defensa del Consumidor</w:t>
       </w:r>
       <w:r>
         <w:rPr>
@@ -465,6 +465,15 @@
           <w:vertAlign w:val="superscript"/>
         </w:rPr>
         <w:footnoteReference w:id="1"/>
+      </w:r>
+      <w:r>
+        <w:rPr>
+          <w:rFonts w:ascii="Arial Narrow" w:eastAsia="Arial Narrow" w:hAnsi="Arial Narrow" w:cs="Arial Narrow"/>
+          <w:color w:val="000000"/>
+          <w:sz w:val="22"/>
+          <w:szCs w:val="22"/>
+        </w:rPr>
+        <w:t xml:space="preserve"> (en adelante, el Código), señalando lo siguiente:</w:t>
       </w:r>
       <w:r>
         <w:rPr>
@@ -4116,7 +4125,16 @@
           <w:sz w:val="22"/>
           <w:szCs w:val="22"/>
         </w:rPr>
-        <w:t xml:space="preserve">PRIMERO: admitir a trámite la denuncia del 30 de junio de 2026 interpuesta por [DENUNCIANTE] contra Pacífico Compañía de Seguros y Reaseguros S.A., por lo siguiente:</w:t>
+        <w:t xml:space="preserve">PRIMERO:</w:t>
+      </w:r>
+      <w:r>
+        <w:rPr>
+          <w:rFonts w:ascii="Arial Narrow" w:eastAsia="Arial Narrow" w:hAnsi="Arial Narrow" w:cs="Arial Narrow"/>
+          <w:color w:val="000000"/>
+          <w:sz w:val="22"/>
+          <w:szCs w:val="22"/>
+        </w:rPr>
+        <w:t xml:space="preserve"> admitir a trámite la denuncia del 30 de junio de 2026 interpuesta por [DENUNCIANTE] contra Pacífico Compañía de Seguros y Reaseguros S.A., por lo siguiente:</w:t>
       </w:r>
       <w:r>
         <w:rPr>
@@ -4473,7 +4491,16 @@
           <w:sz w:val="22"/>
           <w:szCs w:val="22"/>
         </w:rPr>
-        <w:t xml:space="preserve">SEGUNDO: </w:t>
+        <w:t xml:space="preserve">SEGUNDO:</w:t>
+      </w:r>
+      <w:r>
+        <w:rPr>
+          <w:rFonts w:ascii="Arial Narrow" w:eastAsia="Arial Narrow" w:hAnsi="Arial Narrow" w:cs="Arial Narrow"/>
+          <w:color w:val="000000"/>
+          <w:sz w:val="22"/>
+          <w:szCs w:val="22"/>
+        </w:rPr>
+        <w:t xml:space="preserve"> </w:t>
       </w:r>
       <w:r>
         <w:rPr>
@@ -4523,7 +4550,16 @@
           <w:sz w:val="22"/>
           <w:szCs w:val="22"/>
         </w:rPr>
-        <w:t xml:space="preserve">TERCERO: </w:t>
+        <w:t xml:space="preserve">TERCERO:</w:t>
+      </w:r>
+      <w:r>
+        <w:rPr>
+          <w:rFonts w:ascii="Arial Narrow" w:eastAsia="Arial Narrow" w:hAnsi="Arial Narrow" w:cs="Arial Narrow"/>
+          <w:color w:val="000000"/>
+          <w:sz w:val="22"/>
+          <w:szCs w:val="22"/>
+        </w:rPr>
+        <w:t xml:space="preserve"> </w:t>
       </w:r>
       <w:r>
         <w:rPr>
@@ -4838,7 +4874,15 @@
           <w:sz w:val="22"/>
           <w:szCs w:val="22"/>
         </w:rPr>
-        <w:t xml:space="preserve">CUARTO: </w:t>
+        <w:t xml:space="preserve">CUARTO:</w:t>
+      </w:r>
+      <w:r>
+        <w:rPr>
+          <w:rFonts w:ascii="Arial Narrow" w:eastAsia="Arial Narrow" w:hAnsi="Arial Narrow" w:cs="Arial Narrow"/>
+          <w:sz w:val="22"/>
+          <w:szCs w:val="22"/>
+        </w:rPr>
+        <w:t xml:space="preserve"> </w:t>
       </w:r>
       <w:r>
         <w:rPr>
@@ -4857,7 +4901,7 @@
           <w:szCs w:val="22"/>
           <w:vertAlign w:val="superscript"/>
         </w:rPr>
-        <w:footnoteReference w:id="13"/>
+        <w:footnoteReference w:id="8"/>
       </w:r>
       <w:r>
         <w:rPr>
@@ -4876,7 +4920,7 @@
           <w:szCs w:val="22"/>
           <w:vertAlign w:val="superscript"/>
         </w:rPr>
-        <w:footnoteReference w:id="14"/>
+        <w:footnoteReference w:id="9"/>
       </w:r>
       <w:r>
         <w:rPr>
@@ -4924,7 +4968,16 @@
           <w:sz w:val="22"/>
           <w:szCs w:val="22"/>
         </w:rPr>
-        <w:t xml:space="preserve">QUINTO: </w:t>
+        <w:t xml:space="preserve">QUINTO:</w:t>
+      </w:r>
+      <w:r>
+        <w:rPr>
+          <w:rFonts w:ascii="Arial Narrow" w:eastAsia="Arial Narrow" w:hAnsi="Arial Narrow" w:cs="Arial Narrow"/>
+          <w:color w:val="000000"/>
+          <w:sz w:val="22"/>
+          <w:szCs w:val="22"/>
+        </w:rPr>
+        <w:t xml:space="preserve"> </w:t>
       </w:r>
       <w:bookmarkStart w:id="15" w:name="_Hlk188286813"/>
       <w:r>
@@ -5150,7 +5203,7 @@
           <w:lang w:eastAsia="es-PE"/>
           <w14:ligatures w14:val="none"/>
         </w:rPr>
-        <w:footnoteReference w:id="8"/>
+        <w:footnoteReference w:id="10"/>
       </w:r>
       <w:r>
         <w:rPr>
@@ -5189,7 +5242,7 @@
           <w:lang w:eastAsia="es-PE"/>
           <w14:ligatures w14:val="none"/>
         </w:rPr>
-        <w:footnoteReference w:id="9"/>
+        <w:footnoteReference w:id="11"/>
       </w:r>
       <w:r>
         <w:rPr>
@@ -5241,7 +5294,7 @@
           <w:lang w:eastAsia="es-PE"/>
           <w14:ligatures w14:val="none"/>
         </w:rPr>
-        <w:footnoteReference w:id="10"/>
+        <w:footnoteReference w:id="12"/>
       </w:r>
       <w:r>
         <w:rPr>
@@ -5410,7 +5463,7 @@
           <w:vertAlign w:val="superscript"/>
           <w14:ligatures w14:val="none"/>
         </w:rPr>
-        <w:footnoteReference w:id="11"/>
+        <w:footnoteReference w:id="13"/>
       </w:r>
       <w:r>
         <w:rPr>
@@ -5430,7 +5483,6 @@
           <w:kern w:val="0"/>
           <w:sz w:val="22"/>
           <w:szCs w:val="22"/>
-          <w:u w:val="single"/>
           <w14:ligatures w14:val="none"/>
         </w:rPr>
         <w:t>expresamente su facultad para asistir y conciliar en su representación</w:t>
@@ -5438,7 +5490,6 @@
       <w:r>
         <w:rPr>
           <w:rFonts w:ascii="Arial Narrow" w:eastAsia="Arial Narrow" w:hAnsi="Arial Narrow" w:cs="Arial Narrow"/>
-          <w:bCs/>
           <w:color w:val="000000"/>
           <w:kern w:val="0"/>
           <w14:ligatures w14:val="none"/>
@@ -5450,8 +5501,6 @@
       <w:r>
         <w:rPr>
           <w:rFonts w:ascii="Arial Narrow" w:eastAsia="Arial Narrow" w:hAnsi="Arial Narrow" w:cs="Arial Narrow"/>
-          <w:b/>
-          <w:bCs/>
           <w:color w:val="000000"/>
           <w:kern w:val="0"/>
           <w14:ligatures w14:val="none"/>
@@ -5467,7 +5516,6 @@
           <w:kern w:val="0"/>
           <w:sz w:val="22"/>
           <w:szCs w:val="22"/>
-          <w:u w:val="single"/>
           <w14:ligatures w14:val="none"/>
         </w:rPr>
         <w:t xml:space="preserve">Ello bajo apercibimiento de no realizar la audiencia de conciliación y levantar el acta de inasistencia correspondiente. </w:t>
@@ -5566,7 +5614,16 @@
           <w:sz w:val="22"/>
           <w:szCs w:val="22"/>
         </w:rPr>
-        <w:t xml:space="preserve">DÉCIMO: </w:t>
+        <w:t xml:space="preserve">DÉCIMO:</w:t>
+      </w:r>
+      <w:r>
+        <w:rPr>
+          <w:rFonts w:ascii="Arial Narrow" w:eastAsia="Arial Narrow" w:hAnsi="Arial Narrow" w:cs="Arial Narrow"/>
+          <w:color w:val="000000"/>
+          <w:sz w:val="22"/>
+          <w:szCs w:val="22"/>
+        </w:rPr>
+        <w:t xml:space="preserve"> </w:t>
       </w:r>
       <w:r>
         <w:rPr>
@@ -5623,7 +5680,7 @@
           <w:szCs w:val="22"/>
           <w:vertAlign w:val="superscript"/>
         </w:rPr>
-        <w:footnoteReference w:id="12"/>
+        <w:footnoteReference w:id="14"/>
       </w:r>
       <w:r>
         <w:rPr>
@@ -6058,7 +6115,8 @@
           <w:sz w:val="16"/>
           <w:szCs w:val="16"/>
         </w:rPr>
-        <w:t xml:space="preserve"> </w:t>
+        <w:tab/>
+        <w:t xml:space="preserve"/>
       </w:r>
       <w:r>
         <w:rPr>
@@ -6122,7 +6180,8 @@
           <w:sz w:val="16"/>
           <w:szCs w:val="16"/>
         </w:rPr>
-        <w:t xml:space="preserve"> </w:t>
+        <w:tab/>
+        <w:t xml:space="preserve"/>
       </w:r>
       <w:r>
         <w:rPr>
@@ -6229,10 +6288,30 @@
         <w:jc w:val="both"/>
         <w:rPr>
           <w:rFonts w:ascii="Arial Narrow" w:eastAsia="Arial Narrow" w:hAnsi="Arial Narrow" w:cs="Arial Narrow"/>
-          <w:sz w:val="16"/>
-          <w:szCs w:val="16"/>
-        </w:rPr>
-      </w:pPr>
+          <w:b/>
+          <w:bCs/>
+          <w:sz w:val="16"/>
+          <w:szCs w:val="16"/>
+        </w:rPr>
+      </w:pPr>
+      <w:r>
+        <w:rPr>
+          <w:rFonts w:ascii="Arial Narrow" w:eastAsia="Arial Narrow" w:hAnsi="Arial Narrow" w:cs="Arial Narrow"/>
+          <w:sz w:val="16"/>
+          <w:szCs w:val="16"/>
+        </w:rPr>
+        <w:tab/>
+      </w:r>
+      <w:r>
+        <w:rPr>
+          <w:rFonts w:ascii="Arial Narrow" w:eastAsia="Arial Narrow" w:hAnsi="Arial Narrow" w:cs="Arial Narrow"/>
+          <w:b/>
+          <w:bCs/>
+          <w:sz w:val="16"/>
+          <w:szCs w:val="16"/>
+        </w:rPr>
+        <w:t xml:space="preserve">LEY DE ORGANIZACIÓN Y FUNCIONES DEL INDECOPI, APROBADA POR DECRETO LEGISLATIVO 1033 </w:t>
+      </w:r>
     </w:p>
     <w:p>
       <w:pPr>
@@ -6244,29 +6323,28 @@
         <w:jc w:val="both"/>
         <w:rPr>
           <w:rFonts w:ascii="Arial Narrow" w:eastAsia="Arial Narrow" w:hAnsi="Arial Narrow" w:cs="Arial Narrow"/>
+          <w:sz w:val="16"/>
+          <w:szCs w:val="16"/>
+        </w:rPr>
+      </w:pPr>
+      <w:r>
+        <w:rPr>
+          <w:rFonts w:ascii="Arial Narrow" w:eastAsia="Arial Narrow" w:hAnsi="Arial Narrow" w:cs="Arial Narrow"/>
           <w:b/>
           <w:bCs/>
           <w:sz w:val="16"/>
           <w:szCs w:val="16"/>
         </w:rPr>
-      </w:pPr>
-      <w:r>
-        <w:rPr>
-          <w:rFonts w:ascii="Arial Narrow" w:eastAsia="Arial Narrow" w:hAnsi="Arial Narrow" w:cs="Arial Narrow"/>
-          <w:sz w:val="16"/>
-          <w:szCs w:val="16"/>
-        </w:rPr>
         <w:tab/>
-      </w:r>
-      <w:r>
-        <w:rPr>
-          <w:rFonts w:ascii="Arial Narrow" w:eastAsia="Arial Narrow" w:hAnsi="Arial Narrow" w:cs="Arial Narrow"/>
-          <w:b/>
-          <w:bCs/>
-          <w:sz w:val="16"/>
-          <w:szCs w:val="16"/>
-        </w:rPr>
-        <w:t xml:space="preserve">LEY DE ORGANIZACIÓN Y FUNCIONES DEL INDECOPI, APROBADA POR DECRETO LEGISLATIVO 1033 </w:t>
+        <w:t>Artículo 27.-</w:t>
+      </w:r>
+      <w:r>
+        <w:rPr>
+          <w:rFonts w:ascii="Arial Narrow" w:eastAsia="Arial Narrow" w:hAnsi="Arial Narrow" w:cs="Arial Narrow"/>
+          <w:sz w:val="16"/>
+          <w:szCs w:val="16"/>
+        </w:rPr>
+        <w:t xml:space="preserve"> De la Comisión de Protección al Consumidor.- </w:t>
       </w:r>
     </w:p>
     <w:p>
@@ -6286,21 +6364,11 @@
       <w:r>
         <w:rPr>
           <w:rFonts w:ascii="Arial Narrow" w:eastAsia="Arial Narrow" w:hAnsi="Arial Narrow" w:cs="Arial Narrow"/>
-          <w:b/>
-          <w:bCs/>
           <w:sz w:val="16"/>
           <w:szCs w:val="16"/>
         </w:rPr>
         <w:tab/>
-        <w:t>Artículo 27.-</w:t>
-      </w:r>
-      <w:r>
-        <w:rPr>
-          <w:rFonts w:ascii="Arial Narrow" w:eastAsia="Arial Narrow" w:hAnsi="Arial Narrow" w:cs="Arial Narrow"/>
-          <w:sz w:val="16"/>
-          <w:szCs w:val="16"/>
-        </w:rPr>
-        <w:t xml:space="preserve"> De la Comisión de Protección al Consumidor.- </w:t>
+        <w:t>Corresponde a la Comisión de Protección al Consumidor velar por el cumplimiento de la Ley de Protección al Consumidor y de las leyes que, en general, protegen a los consumidores de la falta de idoneidad de los bienes y servicios en función de la información brindada, de las omisiones de información y de la discriminación en el consumo, así como de aquellas que complementen o sustituyan a las anteriores.</w:t>
       </w:r>
     </w:p>
     <w:p>
@@ -6313,20 +6381,15 @@
         <w:jc w:val="both"/>
         <w:rPr>
           <w:rFonts w:ascii="Arial Narrow" w:eastAsia="Arial Narrow" w:hAnsi="Arial Narrow" w:cs="Arial Narrow"/>
-          <w:sz w:val="16"/>
-          <w:szCs w:val="16"/>
-        </w:rPr>
-      </w:pPr>
-      <w:r>
-        <w:rPr>
-          <w:rFonts w:ascii="Arial Narrow" w:eastAsia="Arial Narrow" w:hAnsi="Arial Narrow" w:cs="Arial Narrow"/>
-          <w:sz w:val="16"/>
-          <w:szCs w:val="16"/>
-        </w:rPr>
-        <w:tab/>
-        <w:t>Corresponde a la Comisión de Protección al Consumidor velar por el cumplimiento de la Ley de Protección al Consumidor y de las leyes que, en general, protegen a los consumidores de la falta de idoneidad de los bienes y servicios en función de la información brindada, de las omisiones de información y de la discriminación en el consumo, así como de aquellas que complementen o sustituyan a las anteriores.</w:t>
-      </w:r>
-    </w:p>
+          <w:b/>
+          <w:bCs/>
+          <w:sz w:val="16"/>
+          <w:szCs w:val="16"/>
+        </w:rPr>
+      </w:pPr>
+    </w:p>
+  </w:footnote>
+  <w:footnote w:id="3">
     <w:p>
       <w:pPr>
         <w:pStyle w:val="Textonotapie"/>
@@ -6343,9 +6406,150 @@
           <w:szCs w:val="16"/>
         </w:rPr>
       </w:pPr>
-    </w:p>
-  </w:footnote>
-  <w:footnote w:id="3">
+      <w:r>
+        <w:rPr>
+          <w:rStyle w:val="Refdenotaalpie"/>
+          <w:rFonts w:ascii="Arial Narrow" w:eastAsia="Arial Narrow" w:hAnsi="Arial Narrow" w:cs="Arial Narrow"/>
+          <w:sz w:val="16"/>
+          <w:szCs w:val="16"/>
+          <w:vertAlign w:val="superscript"/>
+        </w:rPr>
+        <w:footnoteRef/>
+      </w:r>
+      <w:r>
+        <w:rPr>
+          <w:rFonts w:ascii="Arial Narrow" w:eastAsia="Arial Narrow" w:hAnsi="Arial Narrow" w:cs="Arial Narrow"/>
+          <w:sz w:val="16"/>
+          <w:szCs w:val="16"/>
+        </w:rPr>
+        <w:tab/>
+        <w:t xml:space="preserve"/>
+      </w:r>
+      <w:r>
+        <w:rPr>
+          <w:rFonts w:ascii="Arial Narrow" w:eastAsia="Arial Narrow" w:hAnsi="Arial Narrow" w:cs="Arial Narrow"/>
+          <w:sz w:val="16"/>
+          <w:szCs w:val="16"/>
+        </w:rPr>
+        <w:tab/>
+      </w:r>
+      <w:r>
+        <w:rPr>
+          <w:rFonts w:ascii="Arial Narrow" w:eastAsia="Arial Narrow" w:hAnsi="Arial Narrow" w:cs="Arial Narrow"/>
+          <w:b/>
+          <w:bCs/>
+          <w:sz w:val="16"/>
+          <w:szCs w:val="16"/>
+        </w:rPr>
+        <w:t xml:space="preserve">LEY 29571, CÓDIGO DE PROTECCIÓN Y DEFENSA DEL CONSUMIDOR, publicado el 2 de setiembre de 2010 y modificado por Decreto Legislativo 1308 </w:t>
+      </w:r>
+    </w:p>
+    <w:p>
+      <w:pPr>
+        <w:pStyle w:val="Textonotapie"/>
+        <w:ind w:left="567" w:right="-1"/>
+        <w:jc w:val="both"/>
+        <w:rPr>
+          <w:rFonts w:ascii="Arial Narrow" w:eastAsia="Arial Narrow" w:hAnsi="Arial Narrow" w:cs="Arial Narrow"/>
+          <w:b/>
+          <w:bCs/>
+          <w:sz w:val="16"/>
+          <w:szCs w:val="16"/>
+        </w:rPr>
+      </w:pPr>
+      <w:r>
+        <w:rPr>
+          <w:rFonts w:ascii="Arial Narrow" w:eastAsia="Arial Narrow" w:hAnsi="Arial Narrow" w:cs="Arial Narrow"/>
+          <w:b/>
+          <w:bCs/>
+          <w:sz w:val="16"/>
+          <w:szCs w:val="16"/>
+        </w:rPr>
+        <w:t xml:space="preserve">Artículo 18.- Idoneidad </w:t>
+      </w:r>
+    </w:p>
+    <w:p>
+      <w:pPr>
+        <w:pStyle w:val="Textonotapie"/>
+        <w:ind w:left="567" w:right="-1"/>
+        <w:jc w:val="both"/>
+        <w:rPr>
+          <w:rFonts w:ascii="Arial Narrow" w:eastAsia="Arial Narrow" w:hAnsi="Arial Narrow" w:cs="Arial Narrow"/>
+          <w:sz w:val="16"/>
+          <w:szCs w:val="16"/>
+        </w:rPr>
+      </w:pPr>
+      <w:r>
+        <w:rPr>
+          <w:rFonts w:ascii="Arial Narrow" w:eastAsia="Arial Narrow" w:hAnsi="Arial Narrow" w:cs="Arial Narrow"/>
+          <w:sz w:val="16"/>
+          <w:szCs w:val="16"/>
+        </w:rPr>
+        <w:t xml:space="preserve">Se entiende por idoneidad la correspondencia entre lo que un consumidor espera y lo que efectivamente recibe, en función a lo que se le hubiera ofrecido, la publicidad e información transmitida, las condiciones y circunstancias de la transacción, las características y naturaleza del producto o servicio, el precio, entre otros factores, atendiendo a las circunstancias del caso. </w:t>
+      </w:r>
+    </w:p>
+    <w:p>
+      <w:pPr>
+        <w:pStyle w:val="Textonotapie"/>
+        <w:ind w:left="567" w:right="-1"/>
+        <w:jc w:val="both"/>
+        <w:rPr>
+          <w:rFonts w:ascii="Arial Narrow" w:eastAsia="Arial Narrow" w:hAnsi="Arial Narrow" w:cs="Arial Narrow"/>
+          <w:sz w:val="16"/>
+          <w:szCs w:val="16"/>
+        </w:rPr>
+      </w:pPr>
+      <w:r>
+        <w:rPr>
+          <w:rFonts w:ascii="Arial Narrow" w:eastAsia="Arial Narrow" w:hAnsi="Arial Narrow" w:cs="Arial Narrow"/>
+          <w:sz w:val="16"/>
+          <w:szCs w:val="16"/>
+        </w:rPr>
+        <w:t xml:space="preserve">La idoneidad es evaluada en función a la propia naturaleza del producto o servicio y a su aptitud para satisfacer la finalidad para la cual ha sido puesto en el mercado. Las autorizaciones por parte de los organismos del Estado para la fabricación de un producto o la prestación de un servicio, en los casos que sea necesario, no eximen de responsabilidad al proveedor frente al consumidor. </w:t>
+      </w:r>
+    </w:p>
+    <w:p>
+      <w:pPr>
+        <w:pStyle w:val="Textonotapie"/>
+        <w:ind w:left="567" w:right="-1"/>
+        <w:jc w:val="both"/>
+        <w:rPr>
+          <w:rFonts w:ascii="Arial Narrow" w:eastAsia="Arial Narrow" w:hAnsi="Arial Narrow" w:cs="Arial Narrow"/>
+          <w:sz w:val="16"/>
+          <w:szCs w:val="16"/>
+        </w:rPr>
+      </w:pPr>
+      <w:r>
+        <w:rPr>
+          <w:rFonts w:ascii="Arial Narrow" w:eastAsia="Arial Narrow" w:hAnsi="Arial Narrow" w:cs="Arial Narrow"/>
+          <w:b/>
+          <w:bCs/>
+          <w:sz w:val="16"/>
+          <w:szCs w:val="16"/>
+        </w:rPr>
+        <w:t xml:space="preserve">Artículo 19.- Obligación de los proveedores </w:t>
+      </w:r>
+    </w:p>
+    <w:p>
+      <w:pPr>
+        <w:pStyle w:val="Textonotapie"/>
+        <w:ind w:left="567" w:right="-1"/>
+        <w:jc w:val="both"/>
+        <w:rPr>
+          <w:rFonts w:ascii="Arial Narrow" w:eastAsia="Arial Narrow" w:hAnsi="Arial Narrow" w:cs="Arial Narrow"/>
+          <w:sz w:val="16"/>
+          <w:szCs w:val="16"/>
+        </w:rPr>
+      </w:pPr>
+      <w:r>
+        <w:rPr>
+          <w:rFonts w:ascii="Arial Narrow" w:eastAsia="Arial Narrow" w:hAnsi="Arial Narrow" w:cs="Arial Narrow"/>
+          <w:sz w:val="16"/>
+          <w:szCs w:val="16"/>
+        </w:rPr>
+        <w:t>El proveedor responde por la idoneidad y calidad de los productos y servicios ofrecidos; por la autenticidad de las marcas y leyendas que exhiben sus productos o del signo que respalda al prestador del servicio, por la falta de conformidad entre la publicidad comercial de los productos y servicios y estos, así como por el contenido y la vida útil del producto indicado en el envase, en lo que corresponda.</w:t>
+      </w:r>
+    </w:p>
     <w:p>
       <w:pPr>
         <w:pStyle w:val="Textonotapie"/>
@@ -6362,161 +6566,9 @@
           <w:szCs w:val="16"/>
         </w:rPr>
       </w:pPr>
-      <w:r>
-        <w:rPr>
-          <w:rStyle w:val="Refdenotaalpie"/>
-          <w:rFonts w:ascii="Arial Narrow" w:eastAsia="Arial Narrow" w:hAnsi="Arial Narrow" w:cs="Arial Narrow"/>
-          <w:sz w:val="16"/>
-          <w:szCs w:val="16"/>
-          <w:vertAlign w:val="superscript"/>
-        </w:rPr>
-        <w:footnoteRef/>
-      </w:r>
-      <w:r>
-        <w:rPr>
-          <w:rFonts w:ascii="Arial Narrow" w:eastAsia="Arial Narrow" w:hAnsi="Arial Narrow" w:cs="Arial Narrow"/>
-          <w:sz w:val="16"/>
-          <w:szCs w:val="16"/>
-        </w:rPr>
-        <w:t xml:space="preserve"> </w:t>
-      </w:r>
-      <w:r>
-        <w:rPr>
-          <w:rFonts w:ascii="Arial Narrow" w:eastAsia="Arial Narrow" w:hAnsi="Arial Narrow" w:cs="Arial Narrow"/>
-          <w:sz w:val="16"/>
-          <w:szCs w:val="16"/>
-        </w:rPr>
-        <w:tab/>
-      </w:r>
-      <w:r>
-        <w:rPr>
-          <w:rFonts w:ascii="Arial Narrow" w:eastAsia="Arial Narrow" w:hAnsi="Arial Narrow" w:cs="Arial Narrow"/>
-          <w:b/>
-          <w:bCs/>
-          <w:sz w:val="16"/>
-          <w:szCs w:val="16"/>
-        </w:rPr>
-        <w:t xml:space="preserve">LEY 29571, CÓDIGO DE PROTECCIÓN Y DEFENSA DEL CONSUMIDOR, publicado el 2 de setiembre de 2010 y modificado por Decreto Legislativo 1308 </w:t>
-      </w:r>
-    </w:p>
-    <w:p>
-      <w:pPr>
-        <w:pStyle w:val="Textonotapie"/>
-        <w:ind w:left="567" w:right="-1"/>
-        <w:jc w:val="both"/>
-        <w:rPr>
-          <w:rFonts w:ascii="Arial Narrow" w:eastAsia="Arial Narrow" w:hAnsi="Arial Narrow" w:cs="Arial Narrow"/>
-          <w:b/>
-          <w:bCs/>
-          <w:sz w:val="16"/>
-          <w:szCs w:val="16"/>
-        </w:rPr>
-      </w:pPr>
-      <w:r>
-        <w:rPr>
-          <w:rFonts w:ascii="Arial Narrow" w:eastAsia="Arial Narrow" w:hAnsi="Arial Narrow" w:cs="Arial Narrow"/>
-          <w:b/>
-          <w:bCs/>
-          <w:sz w:val="16"/>
-          <w:szCs w:val="16"/>
-        </w:rPr>
-        <w:t xml:space="preserve">Artículo 18.- Idoneidad </w:t>
-      </w:r>
-    </w:p>
-    <w:p>
-      <w:pPr>
-        <w:pStyle w:val="Textonotapie"/>
-        <w:ind w:left="567" w:right="-1"/>
-        <w:jc w:val="both"/>
-        <w:rPr>
-          <w:rFonts w:ascii="Arial Narrow" w:eastAsia="Arial Narrow" w:hAnsi="Arial Narrow" w:cs="Arial Narrow"/>
-          <w:sz w:val="16"/>
-          <w:szCs w:val="16"/>
-        </w:rPr>
-      </w:pPr>
-      <w:r>
-        <w:rPr>
-          <w:rFonts w:ascii="Arial Narrow" w:eastAsia="Arial Narrow" w:hAnsi="Arial Narrow" w:cs="Arial Narrow"/>
-          <w:sz w:val="16"/>
-          <w:szCs w:val="16"/>
-        </w:rPr>
-        <w:t xml:space="preserve">Se entiende por idoneidad la correspondencia entre lo que un consumidor espera y lo que efectivamente recibe, en función a lo que se le hubiera ofrecido, la publicidad e información transmitida, las condiciones y circunstancias de la transacción, las características y naturaleza del producto o servicio, el precio, entre otros factores, atendiendo a las circunstancias del caso. </w:t>
-      </w:r>
-    </w:p>
-    <w:p>
-      <w:pPr>
-        <w:pStyle w:val="Textonotapie"/>
-        <w:ind w:left="567" w:right="-1"/>
-        <w:jc w:val="both"/>
-        <w:rPr>
-          <w:rFonts w:ascii="Arial Narrow" w:eastAsia="Arial Narrow" w:hAnsi="Arial Narrow" w:cs="Arial Narrow"/>
-          <w:sz w:val="16"/>
-          <w:szCs w:val="16"/>
-        </w:rPr>
-      </w:pPr>
-      <w:r>
-        <w:rPr>
-          <w:rFonts w:ascii="Arial Narrow" w:eastAsia="Arial Narrow" w:hAnsi="Arial Narrow" w:cs="Arial Narrow"/>
-          <w:sz w:val="16"/>
-          <w:szCs w:val="16"/>
-        </w:rPr>
-        <w:t xml:space="preserve">La idoneidad es evaluada en función a la propia naturaleza del producto o servicio y a su aptitud para satisfacer la finalidad para la cual ha sido puesto en el mercado. Las autorizaciones por parte de los organismos del Estado para la fabricación de un producto o la prestación de un servicio, en los casos que sea necesario, no eximen de responsabilidad al proveedor frente al consumidor. </w:t>
-      </w:r>
-    </w:p>
-    <w:p>
-      <w:pPr>
-        <w:pStyle w:val="Textonotapie"/>
-        <w:ind w:left="567" w:right="-1"/>
-        <w:jc w:val="both"/>
-        <w:rPr>
-          <w:rFonts w:ascii="Arial Narrow" w:eastAsia="Arial Narrow" w:hAnsi="Arial Narrow" w:cs="Arial Narrow"/>
-          <w:sz w:val="16"/>
-          <w:szCs w:val="16"/>
-        </w:rPr>
-      </w:pPr>
-    </w:p>
-    <w:p>
-      <w:pPr>
-        <w:pStyle w:val="Textonotapie"/>
-        <w:ind w:left="567" w:right="-1"/>
-        <w:jc w:val="both"/>
-        <w:rPr>
-          <w:rFonts w:ascii="Arial Narrow" w:eastAsia="Arial Narrow" w:hAnsi="Arial Narrow" w:cs="Arial Narrow"/>
-          <w:sz w:val="16"/>
-          <w:szCs w:val="16"/>
-        </w:rPr>
-      </w:pPr>
-      <w:r>
-        <w:rPr>
-          <w:rFonts w:ascii="Arial Narrow" w:eastAsia="Arial Narrow" w:hAnsi="Arial Narrow" w:cs="Arial Narrow"/>
-          <w:b/>
-          <w:bCs/>
-          <w:sz w:val="16"/>
-          <w:szCs w:val="16"/>
-        </w:rPr>
-        <w:t xml:space="preserve">Artículo 19.- Obligación de los proveedores </w:t>
-      </w:r>
-    </w:p>
-    <w:p>
-      <w:pPr>
-        <w:pStyle w:val="Textonotapie"/>
-        <w:ind w:left="567" w:right="-1"/>
-        <w:jc w:val="both"/>
-        <w:rPr>
-          <w:rFonts w:ascii="Arial Narrow" w:eastAsia="Arial Narrow" w:hAnsi="Arial Narrow" w:cs="Arial Narrow"/>
-          <w:sz w:val="16"/>
-          <w:szCs w:val="16"/>
-        </w:rPr>
-      </w:pPr>
-      <w:r>
-        <w:rPr>
-          <w:rFonts w:ascii="Arial Narrow" w:eastAsia="Arial Narrow" w:hAnsi="Arial Narrow" w:cs="Arial Narrow"/>
-          <w:sz w:val="16"/>
-          <w:szCs w:val="16"/>
-        </w:rPr>
-        <w:t>El proveedor responde por la idoneidad y calidad de los productos y servicios ofrecidos; por la autenticidad de las marcas y leyendas que exhiben sus productos o del signo que respalda al prestador del servicio, por la falta de conformidad entre la publicidad comercial de los productos y servicios y estos, así como por el contenido y la vida útil del producto indicado en el envase, en lo que corresponda.</w:t>
-      </w:r>
-    </w:p>
+    </w:p>
+  </w:footnote>
+  <w:footnote w:id="4">
     <w:p>
       <w:pPr>
         <w:pStyle w:val="Textonotapie"/>
@@ -6533,9 +6585,96 @@
           <w:szCs w:val="16"/>
         </w:rPr>
       </w:pPr>
-    </w:p>
-  </w:footnote>
-  <w:footnote w:id="4">
+      <w:r>
+        <w:rPr>
+          <w:rStyle w:val="Refdenotaalpie"/>
+          <w:rFonts w:ascii="Arial Narrow" w:eastAsia="Arial Narrow" w:hAnsi="Arial Narrow" w:cs="Arial Narrow"/>
+          <w:sz w:val="16"/>
+          <w:szCs w:val="16"/>
+          <w:vertAlign w:val="superscript"/>
+        </w:rPr>
+        <w:footnoteRef/>
+      </w:r>
+      <w:r>
+        <w:rPr>
+          <w:rFonts w:ascii="Arial Narrow" w:eastAsia="Arial Narrow" w:hAnsi="Arial Narrow" w:cs="Arial Narrow"/>
+          <w:sz w:val="16"/>
+          <w:szCs w:val="16"/>
+        </w:rPr>
+        <w:tab/>
+        <w:t xml:space="preserve"/>
+      </w:r>
+      <w:r>
+        <w:rPr>
+          <w:rFonts w:ascii="Arial Narrow" w:eastAsia="Arial Narrow" w:hAnsi="Arial Narrow" w:cs="Arial Narrow"/>
+          <w:sz w:val="16"/>
+          <w:szCs w:val="16"/>
+        </w:rPr>
+        <w:tab/>
+      </w:r>
+      <w:r>
+        <w:rPr>
+          <w:rFonts w:ascii="Arial Narrow" w:eastAsia="Arial Narrow" w:hAnsi="Arial Narrow" w:cs="Arial Narrow"/>
+          <w:b/>
+          <w:bCs/>
+          <w:sz w:val="16"/>
+          <w:szCs w:val="16"/>
+        </w:rPr>
+        <w:t xml:space="preserve">LEY 29571, CÓDIGO DE PROTECCIÓN Y DEFENSA DEL CONSUMIDOR, publicado el 2 de setiembre de 2010 y modificado por Decreto Legislativo 1308 </w:t>
+      </w:r>
+    </w:p>
+    <w:p>
+      <w:pPr>
+        <w:pStyle w:val="Textonotapie"/>
+        <w:ind w:left="567" w:right="-1"/>
+        <w:jc w:val="both"/>
+        <w:rPr>
+          <w:rFonts w:ascii="Arial Narrow" w:eastAsia="Arial Narrow" w:hAnsi="Arial Narrow" w:cs="Arial Narrow"/>
+          <w:b/>
+          <w:bCs/>
+          <w:sz w:val="16"/>
+          <w:szCs w:val="16"/>
+        </w:rPr>
+      </w:pPr>
+      <w:r>
+        <w:rPr>
+          <w:rFonts w:ascii="Arial Narrow" w:eastAsia="Arial Narrow" w:hAnsi="Arial Narrow" w:cs="Arial Narrow"/>
+          <w:b/>
+          <w:bCs/>
+          <w:sz w:val="16"/>
+          <w:szCs w:val="16"/>
+        </w:rPr>
+        <w:t>Artículo 88.- Reclamo de productos o servicios financieros y de seguros</w:t>
+      </w:r>
+    </w:p>
+    <w:p>
+      <w:pPr>
+        <w:pStyle w:val="Textonotapie"/>
+        <w:ind w:left="567" w:right="-1"/>
+        <w:jc w:val="both"/>
+        <w:rPr>
+          <w:rFonts w:ascii="Arial Narrow" w:eastAsia="Arial Narrow" w:hAnsi="Arial Narrow" w:cs="Arial Narrow"/>
+          <w:sz w:val="16"/>
+          <w:szCs w:val="16"/>
+        </w:rPr>
+      </w:pPr>
+      <w:r>
+        <w:rPr>
+          <w:rFonts w:ascii="Arial Narrow" w:eastAsia="Arial Narrow" w:hAnsi="Arial Narrow" w:cs="Arial Narrow"/>
+          <w:sz w:val="16"/>
+          <w:szCs w:val="16"/>
+        </w:rPr>
+        <w:t>88.1 Las entidades del sistema financiero y de seguros, en todas sus oficinas en la República, deben resolver los reclamos en un plazo no mayor de quince días hábiles. Excepcionalmente, la Superintendencia de Banca, Seguros y Administradoras Privadas de Fondos de Pensiones podrá establecer un plazo ampliatorio cuando la naturaleza y complejidad de la operación, producto o servicio materia del reclamo o requerimiento lo justifique, situación que debe ponerse en conocimiento del consumidor antes de la culminación del plazo inicial, sin perjuicio del derecho del consumidor de recurrir directamente ante la Autoridad de Consumo</w:t>
+      </w:r>
+      <w:r>
+        <w:rPr>
+          <w:rFonts w:ascii="Arial Narrow" w:eastAsia="Arial Narrow" w:hAnsi="Arial Narrow" w:cs="Arial Narrow"/>
+          <w:sz w:val="16"/>
+          <w:szCs w:val="16"/>
+        </w:rPr>
+        <w:t xml:space="preserve">. </w:t>
+      </w:r>
+    </w:p>
     <w:p>
       <w:pPr>
         <w:pStyle w:val="Textonotapie"/>
@@ -6552,111 +6691,6 @@
           <w:szCs w:val="16"/>
         </w:rPr>
       </w:pPr>
-      <w:r>
-        <w:rPr>
-          <w:rStyle w:val="Refdenotaalpie"/>
-          <w:rFonts w:ascii="Arial Narrow" w:eastAsia="Arial Narrow" w:hAnsi="Arial Narrow" w:cs="Arial Narrow"/>
-          <w:sz w:val="16"/>
-          <w:szCs w:val="16"/>
-          <w:vertAlign w:val="superscript"/>
-        </w:rPr>
-        <w:footnoteRef/>
-      </w:r>
-      <w:r>
-        <w:rPr>
-          <w:rFonts w:ascii="Arial Narrow" w:eastAsia="Arial Narrow" w:hAnsi="Arial Narrow" w:cs="Arial Narrow"/>
-          <w:sz w:val="16"/>
-          <w:szCs w:val="16"/>
-        </w:rPr>
-        <w:t xml:space="preserve"> </w:t>
-      </w:r>
-      <w:r>
-        <w:rPr>
-          <w:rFonts w:ascii="Arial Narrow" w:eastAsia="Arial Narrow" w:hAnsi="Arial Narrow" w:cs="Arial Narrow"/>
-          <w:sz w:val="16"/>
-          <w:szCs w:val="16"/>
-        </w:rPr>
-        <w:tab/>
-      </w:r>
-      <w:r>
-        <w:rPr>
-          <w:rFonts w:ascii="Arial Narrow" w:eastAsia="Arial Narrow" w:hAnsi="Arial Narrow" w:cs="Arial Narrow"/>
-          <w:b/>
-          <w:bCs/>
-          <w:sz w:val="16"/>
-          <w:szCs w:val="16"/>
-        </w:rPr>
-        <w:t xml:space="preserve">LEY 29571, CÓDIGO DE PROTECCIÓN Y DEFENSA DEL CONSUMIDOR, publicado el 2 de setiembre de 2010 y modificado por Decreto Legislativo 1308 </w:t>
-      </w:r>
-    </w:p>
-    <w:p>
-      <w:pPr>
-        <w:pStyle w:val="Textonotapie"/>
-        <w:ind w:left="567" w:right="-1"/>
-        <w:jc w:val="both"/>
-        <w:rPr>
-          <w:rFonts w:ascii="Arial Narrow" w:eastAsia="Arial Narrow" w:hAnsi="Arial Narrow" w:cs="Arial Narrow"/>
-          <w:b/>
-          <w:bCs/>
-          <w:sz w:val="16"/>
-          <w:szCs w:val="16"/>
-        </w:rPr>
-      </w:pPr>
-      <w:r>
-        <w:rPr>
-          <w:rFonts w:ascii="Arial Narrow" w:eastAsia="Arial Narrow" w:hAnsi="Arial Narrow" w:cs="Arial Narrow"/>
-          <w:b/>
-          <w:bCs/>
-          <w:sz w:val="16"/>
-          <w:szCs w:val="16"/>
-        </w:rPr>
-        <w:t>Artículo 88.- Reclamo de productos o servicios financieros y de seguros</w:t>
-      </w:r>
-    </w:p>
-    <w:p>
-      <w:pPr>
-        <w:pStyle w:val="Textonotapie"/>
-        <w:ind w:left="567" w:right="-1"/>
-        <w:jc w:val="both"/>
-        <w:rPr>
-          <w:rFonts w:ascii="Arial Narrow" w:eastAsia="Arial Narrow" w:hAnsi="Arial Narrow" w:cs="Arial Narrow"/>
-          <w:sz w:val="16"/>
-          <w:szCs w:val="16"/>
-        </w:rPr>
-      </w:pPr>
-      <w:r>
-        <w:rPr>
-          <w:rFonts w:ascii="Arial Narrow" w:eastAsia="Arial Narrow" w:hAnsi="Arial Narrow" w:cs="Arial Narrow"/>
-          <w:sz w:val="16"/>
-          <w:szCs w:val="16"/>
-        </w:rPr>
-        <w:t>88.1 Las entidades del sistema financiero y de seguros, en todas sus oficinas en la República, deben resolver los reclamos en un plazo no mayor de quince días hábiles. Excepcionalmente, la Superintendencia de Banca, Seguros y Administradoras Privadas de Fondos de Pensiones podrá establecer un plazo ampliatorio cuando la naturaleza y complejidad de la operación, producto o servicio materia del reclamo o requerimiento lo justifique, situación que debe ponerse en conocimiento del consumidor antes de la culminación del plazo inicial, sin perjuicio del derecho del consumidor de recurrir directamente ante la Autoridad de Consumo</w:t>
-      </w:r>
-      <w:r>
-        <w:rPr>
-          <w:rFonts w:ascii="Arial Narrow" w:eastAsia="Arial Narrow" w:hAnsi="Arial Narrow" w:cs="Arial Narrow"/>
-          <w:sz w:val="16"/>
-          <w:szCs w:val="16"/>
-        </w:rPr>
-        <w:t xml:space="preserve">. </w:t>
-      </w:r>
-    </w:p>
-    <w:p>
-      <w:pPr>
-        <w:pStyle w:val="Textonotapie"/>
-        <w:tabs>
-          <w:tab w:val="left" w:pos="567"/>
-        </w:tabs>
-        <w:ind w:left="567" w:right="-1" w:hanging="567"/>
-        <w:jc w:val="both"/>
-        <w:rPr>
-          <w:rFonts w:ascii="Arial Narrow" w:eastAsia="Arial Narrow" w:hAnsi="Arial Narrow" w:cs="Arial Narrow"/>
-          <w:b/>
-          <w:bCs/>
-          <w:sz w:val="16"/>
-          <w:szCs w:val="16"/>
-        </w:rPr>
-      </w:pPr>
     </w:p>
   </w:footnote>
   <w:footnote w:id="5">
@@ -6692,7 +6726,8 @@
           <w:sz w:val="16"/>
           <w:szCs w:val="16"/>
         </w:rPr>
-        <w:t xml:space="preserve"> </w:t>
+        <w:tab/>
+        <w:t xml:space="preserve"/>
       </w:r>
       <w:r>
         <w:rPr>
@@ -6785,27 +6820,6 @@
           <w:szCs w:val="16"/>
         </w:rPr>
         <w:t>(...).</w:t>
-      </w:r>
-    </w:p>
-    <w:p>
-      <w:pPr>
-        <w:pStyle w:val="Textonotapie"/>
-        <w:spacing w:after="200"/>
-        <w:ind w:left="567"/>
-        <w:jc w:val="both"/>
-        <w:rPr>
-          <w:rFonts w:ascii="Arial Narrow" w:eastAsia="Arial Narrow" w:hAnsi="Arial Narrow" w:cs="Arial Narrow"/>
-          <w:sz w:val="16"/>
-          <w:szCs w:val="16"/>
-        </w:rPr>
-      </w:pPr>
-      <w:r>
-        <w:rPr>
-          <w:rFonts w:ascii="Arial Narrow" w:eastAsia="Arial Narrow" w:hAnsi="Arial Narrow" w:cs="Arial Narrow"/>
-          <w:sz w:val="16"/>
-          <w:szCs w:val="16"/>
-        </w:rPr>
-        <w:t xml:space="preserve">. </w:t>
       </w:r>
     </w:p>
     <w:p>
@@ -6857,7 +6871,8 @@
           <w:sz w:val="16"/>
           <w:szCs w:val="16"/>
         </w:rPr>
-        <w:t xml:space="preserve"> </w:t>
+        <w:tab/>
+        <w:t xml:space="preserve"/>
       </w:r>
       <w:r>
         <w:rPr>
@@ -6935,7 +6950,8 @@
           <w:sz w:val="16"/>
           <w:szCs w:val="16"/>
         </w:rPr>
-        <w:t xml:space="preserve"> </w:t>
+        <w:tab/>
+        <w:t xml:space="preserve"/>
       </w:r>
       <w:r>
         <w:rPr>
@@ -7049,7 +7065,7 @@
       </w:pPr>
     </w:p>
   </w:footnote>
-  <w:footnote w:id="13">
+  <w:footnote w:id="8">
     <w:p>
       <w:pPr>
         <w:pStyle w:val="Textonotapie"/>
@@ -7158,7 +7174,7 @@
       </w:pPr>
     </w:p>
   </w:footnote>
-  <w:footnote w:id="14">
+  <w:footnote w:id="9">
     <w:p>
       <w:pPr>
         <w:pStyle w:val="Textonotapie"/>
@@ -7292,7 +7308,7 @@
       </w:pPr>
     </w:p>
   </w:footnote>
-  <w:footnote w:id="8">
+  <w:footnote w:id="10">
     <w:p>
       <w:pPr>
         <w:pStyle w:val="Textonotapie"/>
@@ -7325,7 +7341,8 @@
           <w:sz w:val="16"/>
           <w:szCs w:val="16"/>
         </w:rPr>
-        <w:t xml:space="preserve"> </w:t>
+        <w:tab/>
+        <w:t xml:space="preserve"/>
       </w:r>
       <w:r>
         <w:rPr>
@@ -7478,7 +7495,7 @@
       </w:pPr>
     </w:p>
   </w:footnote>
-  <w:footnote w:id="9">
+  <w:footnote w:id="11">
     <w:p>
       <w:pPr>
         <w:pStyle w:val="Textonotapie"/>
@@ -7511,7 +7528,8 @@
           <w:sz w:val="16"/>
           <w:szCs w:val="16"/>
         </w:rPr>
-        <w:t xml:space="preserve"> </w:t>
+        <w:tab/>
+        <w:t xml:space="preserve"/>
       </w:r>
       <w:r>
         <w:rPr>
@@ -8188,7 +8206,7 @@
       </w:pPr>
     </w:p>
   </w:footnote>
-  <w:footnote w:id="10">
+  <w:footnote w:id="12">
     <w:p>
       <w:pPr>
         <w:pStyle w:val="Textonotapie"/>
@@ -8221,7 +8239,8 @@
           <w:sz w:val="16"/>
           <w:szCs w:val="16"/>
         </w:rPr>
-        <w:t xml:space="preserve"> </w:t>
+        <w:tab/>
+        <w:t xml:space="preserve"/>
       </w:r>
       <w:r>
         <w:rPr>
@@ -8354,7 +8373,7 @@
       </w:pPr>
     </w:p>
   </w:footnote>
-  <w:footnote w:id="11">
+  <w:footnote w:id="13">
     <w:p>
       <w:pPr>
         <w:pStyle w:val="Textonotapie"/>
@@ -8388,7 +8407,8 @@
           <w:sz w:val="16"/>
           <w:szCs w:val="16"/>
         </w:rPr>
-        <w:t xml:space="preserve"> </w:t>
+        <w:tab/>
+        <w:t xml:space="preserve"/>
       </w:r>
       <w:r>
         <w:rPr>
@@ -8448,7 +8468,7 @@
       </w:pPr>
     </w:p>
   </w:footnote>
-  <w:footnote w:id="12">
+  <w:footnote w:id="14">
     <w:p>
       <w:pPr>
         <w:pStyle w:val="Textonotapie"/>
@@ -8482,7 +8502,8 @@
           <w:sz w:val="16"/>
           <w:szCs w:val="16"/>
         </w:rPr>
-        <w:t xml:space="preserve"> </w:t>
+        <w:tab/>
+        <w:t xml:space="preserve"/>
       </w:r>
       <w:r>
         <w:rPr>

--- a/plantillas_maestras/06_seguro_hogar_e_inmuebles/falta_atencion_o_demora_reclamo/2_o_mas_ddos_varios/varon/TPL_2381_2026_SEGURO_HOGAR_E_INMUEBLES_FALTA_ATENCION_O_DEMORA_RECLAMO_ASEGURADORA_VARON_R1.docx
+++ b/plantillas_maestras/06_seguro_hogar_e_inmuebles/falta_atencion_o_demora_reclamo/2_o_mas_ddos_varios/varon/TPL_2381_2026_SEGURO_HOGAR_E_INMUEBLES_FALTA_ATENCION_O_DEMORA_RECLAMO_ASEGURADORA_VARON_R1.docx
@@ -414,7 +414,7 @@
     </w:p>
     <w:p>
       <w:pPr>
-        <w:spacing w:after="0" w:line="240" w:lineRule="auto"/>
+        <w:spacing w:before="0" w:after="0" w:line="240" w:lineRule="auto"/>
         <w:jc w:val="both"/>
         <w:rPr>
           <w:rFonts w:ascii="Arial Narrow" w:eastAsia="Arial Narrow" w:hAnsi="Arial Narrow" w:cs="Arial Narrow"/>
@@ -487,7 +487,7 @@
     </w:p>
     <w:p>
       <w:pPr>
-        <w:spacing w:after="0" w:line="240" w:lineRule="auto"/>
+        <w:spacing w:before="0" w:after="0" w:line="240" w:lineRule="auto"/>
         <w:jc w:val="both"/>
         <w:rPr>
           <w:rFonts w:ascii="Arial Narrow" w:eastAsia="Arial Narrow" w:hAnsi="Arial Narrow" w:cs="Arial Narrow"/>
@@ -638,7 +638,7 @@
     <w:p>
       <w:pPr>
         <w:pStyle w:val="Prrafodelista"/>
-        <w:spacing w:after="0" w:line="240" w:lineRule="auto"/>
+        <w:spacing w:before="0" w:after="0" w:line="240" w:lineRule="auto"/>
         <w:ind w:left="1134"/>
         <w:jc w:val="both"/>
         <w:rPr>
@@ -709,7 +709,7 @@
     <w:p>
       <w:pPr>
         <w:pStyle w:val="Prrafodelista"/>
-        <w:spacing w:after="0" w:line="240" w:lineRule="auto"/>
+        <w:spacing w:before="0" w:after="0" w:line="240" w:lineRule="auto"/>
         <w:ind w:left="1134"/>
         <w:jc w:val="both"/>
         <w:rPr>
@@ -789,7 +789,7 @@
     <w:p>
       <w:pPr>
         <w:pStyle w:val="Prrafodelista"/>
-        <w:spacing w:after="0" w:line="240" w:lineRule="auto"/>
+        <w:spacing w:before="0" w:after="0" w:line="240" w:lineRule="auto"/>
         <w:ind w:left="1134"/>
         <w:jc w:val="both"/>
         <w:rPr>
@@ -868,7 +868,7 @@
     </w:p>
     <w:p>
       <w:pPr>
-        <w:spacing w:after="0" w:line="240" w:lineRule="auto"/>
+        <w:spacing w:before="0" w:after="0" w:line="240" w:lineRule="auto"/>
         <w:jc w:val="both"/>
         <w:rPr>
           <w:rFonts w:ascii="Arial Narrow" w:eastAsia="Arial Narrow" w:hAnsi="Arial Narrow" w:cs="Arial Narrow"/>
@@ -1045,7 +1045,7 @@
     </w:p>
     <w:p>
       <w:pPr>
-        <w:spacing w:after="0" w:line="240" w:lineRule="auto"/>
+        <w:spacing w:before="0" w:after="0" w:line="240" w:lineRule="auto"/>
         <w:jc w:val="both"/>
         <w:rPr>
           <w:rFonts w:ascii="Arial Narrow" w:eastAsia="Arial Narrow" w:hAnsi="Arial Narrow" w:cs="Arial Narrow"/>
@@ -1106,7 +1106,7 @@
     <w:p>
       <w:pPr>
         <w:pStyle w:val="Prrafodelista"/>
-        <w:spacing w:after="0" w:line="240" w:lineRule="auto"/>
+        <w:spacing w:before="0" w:after="0" w:line="240" w:lineRule="auto"/>
         <w:ind w:left="1134"/>
         <w:jc w:val="both"/>
         <w:rPr>
@@ -1168,7 +1168,7 @@
     <w:p>
       <w:pPr>
         <w:pStyle w:val="Prrafodelista"/>
-        <w:spacing w:after="0" w:line="240" w:lineRule="auto"/>
+        <w:spacing w:before="0" w:after="0" w:line="240" w:lineRule="auto"/>
         <w:ind w:left="1134"/>
         <w:jc w:val="both"/>
         <w:rPr>
@@ -1285,7 +1285,7 @@
     <w:p>
       <w:pPr>
         <w:pStyle w:val="Prrafodelista"/>
-        <w:spacing w:after="0" w:line="240" w:lineRule="auto"/>
+        <w:spacing w:before="0" w:after="0" w:line="240" w:lineRule="auto"/>
         <w:ind w:left="1134"/>
         <w:jc w:val="both"/>
         <w:rPr>
@@ -1365,7 +1365,7 @@
     <w:p>
       <w:pPr>
         <w:pStyle w:val="Prrafodelista"/>
-        <w:spacing w:after="0" w:line="240" w:lineRule="auto"/>
+        <w:spacing w:before="0" w:after="0" w:line="240" w:lineRule="auto"/>
         <w:ind w:left="1134"/>
         <w:jc w:val="both"/>
         <w:rPr>
@@ -1427,7 +1427,7 @@
     <w:p>
       <w:pPr>
         <w:pStyle w:val="Prrafodelista"/>
-        <w:spacing w:after="0" w:line="240" w:lineRule="auto"/>
+        <w:spacing w:before="0" w:after="0" w:line="240" w:lineRule="auto"/>
         <w:ind w:left="1134"/>
         <w:jc w:val="both"/>
         <w:rPr>
@@ -1489,7 +1489,7 @@
     <w:p>
       <w:pPr>
         <w:pStyle w:val="Prrafodelista"/>
-        <w:spacing w:after="0" w:line="240" w:lineRule="auto"/>
+        <w:spacing w:before="0" w:after="0" w:line="240" w:lineRule="auto"/>
         <w:ind w:left="1134"/>
         <w:jc w:val="both"/>
         <w:rPr>
@@ -1533,7 +1533,7 @@
     <w:p>
       <w:pPr>
         <w:pStyle w:val="Prrafodelista"/>
-        <w:spacing w:after="0" w:line="240" w:lineRule="auto"/>
+        <w:spacing w:before="0" w:after="0" w:line="240" w:lineRule="auto"/>
         <w:ind w:left="1134"/>
         <w:jc w:val="both"/>
         <w:rPr>
@@ -1595,7 +1595,7 @@
     <w:p>
       <w:pPr>
         <w:pStyle w:val="Prrafodelista"/>
-        <w:spacing w:after="0" w:line="240" w:lineRule="auto"/>
+        <w:spacing w:before="0" w:after="0" w:line="240" w:lineRule="auto"/>
         <w:ind w:left="1134"/>
         <w:jc w:val="both"/>
         <w:rPr>
@@ -1692,7 +1692,7 @@
     </w:p>
     <w:p>
       <w:pPr>
-        <w:spacing w:after="0" w:line="240" w:lineRule="auto"/>
+        <w:spacing w:before="0" w:after="0" w:line="240" w:lineRule="auto"/>
         <w:jc w:val="both"/>
         <w:rPr>
           <w:rFonts w:ascii="Arial Narrow" w:eastAsia="Arial Narrow" w:hAnsi="Arial Narrow" w:cs="Arial Narrow"/>
@@ -1771,7 +1771,7 @@
     <w:p>
       <w:pPr>
         <w:pStyle w:val="Prrafodelista"/>
-        <w:spacing w:after="0" w:line="240" w:lineRule="auto"/>
+        <w:spacing w:before="0" w:after="0" w:line="240" w:lineRule="auto"/>
         <w:ind w:left="1134"/>
         <w:jc w:val="both"/>
         <w:rPr>
@@ -1815,7 +1815,7 @@
     <w:p>
       <w:pPr>
         <w:pStyle w:val="Prrafodelista"/>
-        <w:spacing w:after="0" w:line="240" w:lineRule="auto"/>
+        <w:spacing w:before="0" w:after="0" w:line="240" w:lineRule="auto"/>
         <w:ind w:left="1134"/>
         <w:jc w:val="both"/>
         <w:rPr>
@@ -1913,7 +1913,7 @@
     <w:p>
       <w:pPr>
         <w:pStyle w:val="Prrafodelista"/>
-        <w:spacing w:after="0" w:line="240" w:lineRule="auto"/>
+        <w:spacing w:before="0" w:after="0" w:line="240" w:lineRule="auto"/>
         <w:ind w:left="1134"/>
         <w:jc w:val="both"/>
         <w:rPr>
@@ -1993,7 +1993,7 @@
     <w:p>
       <w:pPr>
         <w:pStyle w:val="Prrafodelista"/>
-        <w:spacing w:after="0" w:line="240" w:lineRule="auto"/>
+        <w:spacing w:before="0" w:after="0" w:line="240" w:lineRule="auto"/>
         <w:ind w:left="1134"/>
         <w:jc w:val="both"/>
         <w:rPr>
@@ -2047,7 +2047,7 @@
     <w:p>
       <w:pPr>
         <w:pStyle w:val="Prrafodelista"/>
-        <w:spacing w:after="0" w:line="240" w:lineRule="auto"/>
+        <w:spacing w:before="0" w:after="0" w:line="240" w:lineRule="auto"/>
         <w:ind w:left="1134"/>
         <w:jc w:val="both"/>
         <w:rPr>
@@ -2127,7 +2127,7 @@
     <w:p>
       <w:pPr>
         <w:pStyle w:val="Prrafodelista"/>
-        <w:spacing w:after="0" w:line="240" w:lineRule="auto"/>
+        <w:spacing w:before="0" w:after="0" w:line="240" w:lineRule="auto"/>
         <w:ind w:left="1134"/>
         <w:jc w:val="both"/>
         <w:rPr>
@@ -2170,7 +2170,7 @@
     </w:p>
     <w:p>
       <w:pPr>
-        <w:spacing w:after="0" w:line="240" w:lineRule="auto"/>
+        <w:spacing w:before="0" w:after="0" w:line="240" w:lineRule="auto"/>
         <w:jc w:val="both"/>
         <w:rPr>
           <w:rFonts w:ascii="Arial Narrow" w:eastAsia="Arial Narrow" w:hAnsi="Arial Narrow" w:cs="Arial Narrow"/>
@@ -2213,7 +2213,7 @@
     <w:p>
       <w:pPr>
         <w:pStyle w:val="Prrafodelista"/>
-        <w:spacing w:after="0" w:line="240" w:lineRule="auto"/>
+        <w:spacing w:before="0" w:after="0" w:line="240" w:lineRule="auto"/>
         <w:ind w:left="1134"/>
         <w:jc w:val="both"/>
         <w:rPr>
@@ -2256,7 +2256,7 @@
     </w:p>
     <w:p>
       <w:pPr>
-        <w:spacing w:after="0" w:line="240" w:lineRule="auto"/>
+        <w:spacing w:before="0" w:after="0" w:line="240" w:lineRule="auto"/>
         <w:jc w:val="both"/>
         <w:rPr>
           <w:rFonts w:ascii="Arial Narrow" w:eastAsia="Arial Narrow" w:hAnsi="Arial Narrow" w:cs="Arial Narrow"/>
@@ -2452,7 +2452,7 @@
     <w:p>
       <w:pPr>
         <w:pStyle w:val="Prrafodelista"/>
-        <w:spacing w:after="0" w:line="240" w:lineRule="auto"/>
+        <w:spacing w:before="0" w:after="0" w:line="240" w:lineRule="auto"/>
         <w:ind w:left="1134"/>
         <w:jc w:val="both"/>
         <w:rPr>
@@ -3200,7 +3200,7 @@
     </w:p>
     <w:p>
       <w:pPr>
-        <w:spacing w:after="0" w:line="240" w:lineRule="auto"/>
+        <w:spacing w:before="0" w:after="0" w:line="240" w:lineRule="auto"/>
         <w:contextualSpacing/>
         <w:jc w:val="both"/>
         <w:rPr>
@@ -3256,7 +3256,7 @@
     </w:p>
     <w:p>
       <w:pPr>
-        <w:spacing w:after="0" w:line="240" w:lineRule="auto"/>
+        <w:spacing w:before="0" w:after="0" w:line="240" w:lineRule="auto"/>
         <w:contextualSpacing/>
         <w:jc w:val="both"/>
         <w:rPr>
@@ -3433,7 +3433,7 @@
     <w:p>
       <w:pPr>
         <w:pStyle w:val="Prrafodelista"/>
-        <w:spacing w:after="0" w:line="240" w:lineRule="auto"/>
+        <w:spacing w:before="0" w:after="0" w:line="240" w:lineRule="auto"/>
         <w:ind w:left="567"/>
         <w:jc w:val="both"/>
         <w:rPr>
@@ -3579,7 +3579,7 @@
     </w:p>
     <w:p>
       <w:pPr>
-        <w:spacing w:after="0" w:line="240" w:lineRule="auto"/>
+        <w:spacing w:before="0" w:after="0" w:line="240" w:lineRule="auto"/>
         <w:rPr>
           <w:rFonts w:ascii="Arial Narrow" w:eastAsia="Arial Narrow" w:hAnsi="Arial Narrow" w:cs="Arial Narrow"/>
           <w:kern w:val="0"/>
@@ -3677,7 +3677,7 @@
     <w:p>
       <w:pPr>
         <w:pStyle w:val="Prrafodelista"/>
-        <w:spacing w:after="0" w:line="240" w:lineRule="auto"/>
+        <w:spacing w:before="0" w:after="0" w:line="240" w:lineRule="auto"/>
         <w:ind w:left="567"/>
         <w:jc w:val="both"/>
         <w:rPr>
@@ -3750,7 +3750,7 @@
     </w:p>
     <w:p>
       <w:pPr>
-        <w:spacing w:after="0" w:line="240" w:lineRule="auto"/>
+        <w:spacing w:before="0" w:after="0" w:line="240" w:lineRule="auto"/>
         <w:ind w:left="567"/>
         <w:contextualSpacing/>
         <w:jc w:val="both"/>
@@ -3807,7 +3807,7 @@
     </w:p>
     <w:p>
       <w:pPr>
-        <w:spacing w:after="0" w:line="240" w:lineRule="auto"/>
+        <w:spacing w:before="0" w:after="0" w:line="240" w:lineRule="auto"/>
         <w:jc w:val="both"/>
         <w:rPr>
           <w:rFonts w:ascii="Arial Narrow" w:eastAsia="Arial Narrow" w:hAnsi="Arial Narrow" w:cs="Arial Narrow"/>
@@ -4021,7 +4021,7 @@
     <w:p>
       <w:pPr>
         <w:pStyle w:val="Prrafodelista"/>
-        <w:spacing w:after="0" w:line="240" w:lineRule="auto"/>
+        <w:spacing w:before="0" w:after="0" w:line="240" w:lineRule="auto"/>
         <w:ind w:left="567"/>
         <w:jc w:val="both"/>
         <w:rPr>
@@ -4089,7 +4089,7 @@
     </w:p>
     <w:p>
       <w:pPr>
-        <w:spacing w:after="0" w:line="240" w:lineRule="auto"/>
+        <w:spacing w:before="0" w:after="0" w:line="240" w:lineRule="auto"/>
         <w:jc w:val="both"/>
         <w:rPr>
           <w:rFonts w:ascii="Arial Narrow" w:eastAsia="Arial Narrow" w:hAnsi="Arial Narrow" w:cs="Arial Narrow"/>
@@ -4162,7 +4162,7 @@
     </w:p>
     <w:p>
       <w:pPr>
-        <w:spacing w:after="0" w:line="240" w:lineRule="auto"/>
+        <w:spacing w:before="0" w:after="0" w:line="240" w:lineRule="auto"/>
         <w:jc w:val="both"/>
         <w:rPr>
           <w:rFonts w:ascii="Arial Narrow" w:eastAsia="Arial Narrow" w:hAnsi="Arial Narrow" w:cs="Arial Narrow"/>
@@ -4249,7 +4249,7 @@
     </w:p>
     <w:p>
       <w:pPr>
-        <w:spacing w:after="0" w:line="240" w:lineRule="auto"/>
+        <w:spacing w:before="0" w:after="0" w:line="240" w:lineRule="auto"/>
         <w:jc w:val="both"/>
         <w:rPr>
           <w:rFonts w:ascii="Arial Narrow" w:eastAsia="Arial Narrow" w:hAnsi="Arial Narrow" w:cs="Arial Narrow"/>
@@ -4392,7 +4392,7 @@
     <w:p>
       <w:pPr>
         <w:pStyle w:val="Prrafodelista"/>
-        <w:spacing w:after="0" w:line="240" w:lineRule="auto"/>
+        <w:spacing w:before="0" w:after="0" w:line="240" w:lineRule="auto"/>
         <w:ind w:left="567"/>
         <w:jc w:val="both"/>
         <w:rPr>
@@ -4461,7 +4461,7 @@
     <w:bookmarkEnd w:id="14"/>
     <w:p>
       <w:pPr>
-        <w:spacing w:after="0" w:line="240" w:lineRule="auto"/>
+        <w:spacing w:before="0" w:after="0" w:line="240" w:lineRule="auto"/>
         <w:jc w:val="both"/>
         <w:rPr>
           <w:rFonts w:ascii="Arial Narrow" w:eastAsia="Arial Narrow" w:hAnsi="Arial Narrow" w:cs="Arial Narrow"/>
@@ -4514,8 +4514,23 @@
     </w:p>
     <w:p>
       <w:pPr>
+        <w:spacing w:before="0" w:after="0" w:line="240" w:lineRule="auto"/>
+        <w:contextualSpacing/>
+        <w:jc w:val="both"/>
+        <w:rPr>
+          <w:rFonts w:ascii="Arial Narrow" w:eastAsia="Arial Narrow" w:hAnsi="Arial Narrow" w:cs="Arial Narrow"/>
+          <w:color w:val="000000"/>
+          <w:kern w:val="0"/>
+          <w:sz w:val="22"/>
+          <w:szCs w:val="22"/>
+          <w:lang w:eastAsia="es-PE"/>
+          <w14:ligatures w14:val="none"/>
+        </w:rPr>
+      </w:pPr>
+    </w:p>
+    <w:p>
+      <w:pPr>
         <w:spacing w:after="0" w:line="240" w:lineRule="auto"/>
-        <w:contextualSpacing/>
         <w:jc w:val="both"/>
         <w:rPr>
           <w:rFonts w:ascii="Arial Narrow" w:eastAsia="Arial Narrow" w:hAnsi="Arial Narrow" w:cs="Arial Narrow"/>
@@ -4527,21 +4542,6 @@
           <w14:ligatures w14:val="none"/>
         </w:rPr>
       </w:pPr>
-    </w:p>
-    <w:p>
-      <w:pPr>
-        <w:spacing w:after="0" w:line="240" w:lineRule="auto"/>
-        <w:jc w:val="both"/>
-        <w:rPr>
-          <w:rFonts w:ascii="Arial Narrow" w:eastAsia="Arial Narrow" w:hAnsi="Arial Narrow" w:cs="Arial Narrow"/>
-          <w:color w:val="000000"/>
-          <w:kern w:val="0"/>
-          <w:sz w:val="22"/>
-          <w:szCs w:val="22"/>
-          <w:lang w:eastAsia="es-PE"/>
-          <w14:ligatures w14:val="none"/>
-        </w:rPr>
-      </w:pPr>
       <w:r>
         <w:rPr>
           <w:rFonts w:ascii="Arial Narrow" w:eastAsia="Arial Narrow" w:hAnsi="Arial Narrow" w:cs="Arial Narrow"/>
@@ -4582,7 +4582,7 @@
     </w:p>
     <w:p>
       <w:pPr>
-        <w:spacing w:after="0" w:line="240" w:lineRule="auto"/>
+        <w:spacing w:before="0" w:after="0" w:line="240" w:lineRule="auto"/>
         <w:jc w:val="both"/>
         <w:rPr>
           <w:rFonts w:ascii="Arial Narrow" w:eastAsia="Arial Narrow" w:hAnsi="Arial Narrow" w:cs="Arial Narrow"/>
@@ -4838,7 +4838,7 @@
     </w:p>
     <w:p>
       <w:pPr>
-        <w:spacing w:after="0" w:line="240" w:lineRule="auto"/>
+        <w:spacing w:before="0" w:after="0" w:line="240" w:lineRule="auto"/>
         <w:ind w:left="567"/>
         <w:jc w:val="both"/>
         <w:rPr>
@@ -4933,7 +4933,7 @@
     </w:p>
     <w:p>
       <w:pPr>
-        <w:spacing w:after="0" w:line="240" w:lineRule="auto"/>
+        <w:spacing w:before="0" w:after="0" w:line="240" w:lineRule="auto"/>
         <w:jc w:val="both"/>
         <w:rPr>
           <w:rFonts w:ascii="Arial Narrow" w:eastAsia="Arial Narrow" w:hAnsi="Arial Narrow" w:cs="Arial Narrow"/>
@@ -5101,7 +5101,7 @@
     </w:p>
     <w:p>
       <w:pPr>
-        <w:spacing w:after="0" w:line="240" w:lineRule="auto"/>
+        <w:spacing w:before="0" w:after="0" w:line="240" w:lineRule="auto"/>
         <w:jc w:val="both"/>
         <w:rPr>
           <w:rFonts w:ascii="Arial Narrow" w:eastAsia="Arial Narrow" w:hAnsi="Arial Narrow" w:cs="Arial Narrow"/>
@@ -5311,11 +5311,26 @@
     </w:p>
     <w:p>
       <w:pPr>
+        <w:spacing w:before="0" w:after="0" w:line="240" w:lineRule="auto"/>
+        <w:jc w:val="both"/>
+        <w:rPr>
+          <w:rFonts w:ascii="Arial Narrow" w:eastAsia="Arial Narrow" w:hAnsi="Arial Narrow" w:cs="Arial Narrow"/>
+          <w:b/>
+          <w:color w:val="000000"/>
+          <w:kern w:val="0"/>
+          <w:sz w:val="22"/>
+          <w:szCs w:val="22"/>
+          <w:lang w:eastAsia="es-PE"/>
+          <w14:ligatures w14:val="none"/>
+        </w:rPr>
+      </w:pPr>
+    </w:p>
+    <w:p>
+      <w:pPr>
         <w:spacing w:after="0" w:line="240" w:lineRule="auto"/>
         <w:jc w:val="both"/>
         <w:rPr>
           <w:rFonts w:ascii="Arial Narrow" w:eastAsia="Arial Narrow" w:hAnsi="Arial Narrow" w:cs="Arial Narrow"/>
-          <w:b/>
           <w:color w:val="000000"/>
           <w:kern w:val="0"/>
           <w:sz w:val="22"/>
@@ -5324,13 +5339,10 @@
           <w14:ligatures w14:val="none"/>
         </w:rPr>
       </w:pPr>
-    </w:p>
-    <w:p>
-      <w:pPr>
-        <w:spacing w:after="0" w:line="240" w:lineRule="auto"/>
-        <w:jc w:val="both"/>
-        <w:rPr>
-          <w:rFonts w:ascii="Arial Narrow" w:eastAsia="Arial Narrow" w:hAnsi="Arial Narrow" w:cs="Arial Narrow"/>
+      <w:r>
+        <w:rPr>
+          <w:rFonts w:ascii="Arial Narrow" w:eastAsia="Arial Narrow" w:hAnsi="Arial Narrow" w:cs="Arial Narrow"/>
+          <w:b/>
           <w:color w:val="000000"/>
           <w:kern w:val="0"/>
           <w:sz w:val="22"/>
@@ -5338,11 +5350,11 @@
           <w:lang w:eastAsia="es-PE"/>
           <w14:ligatures w14:val="none"/>
         </w:rPr>
-      </w:pPr>
-      <w:r>
-        <w:rPr>
-          <w:rFonts w:ascii="Arial Narrow" w:eastAsia="Arial Narrow" w:hAnsi="Arial Narrow" w:cs="Arial Narrow"/>
-          <w:b/>
+        <w:t>SÉTIMO:</w:t>
+      </w:r>
+      <w:r>
+        <w:rPr>
+          <w:rFonts w:ascii="Arial Narrow" w:eastAsia="Arial Narrow" w:hAnsi="Arial Narrow" w:cs="Arial Narrow"/>
           <w:color w:val="000000"/>
           <w:kern w:val="0"/>
           <w:sz w:val="22"/>
@@ -5350,24 +5362,12 @@
           <w:lang w:eastAsia="es-PE"/>
           <w14:ligatures w14:val="none"/>
         </w:rPr>
-        <w:t>SÉTIMO:</w:t>
-      </w:r>
-      <w:r>
-        <w:rPr>
-          <w:rFonts w:ascii="Arial Narrow" w:eastAsia="Arial Narrow" w:hAnsi="Arial Narrow" w:cs="Arial Narrow"/>
-          <w:color w:val="000000"/>
-          <w:kern w:val="0"/>
-          <w:sz w:val="22"/>
-          <w:szCs w:val="22"/>
-          <w:lang w:eastAsia="es-PE"/>
-          <w14:ligatures w14:val="none"/>
-        </w:rPr>
         <w:t xml:space="preserve"> informar a las partes que conforme a lo establecido en el artículo 39 de la Ley sobre Facultades, Normas y Organización del Indecopi, aprobada por Decreto Legislativo 807, los gastos por los peritajes realizados, actuación de pruebas, inspecciones y otros derivados de la tramitación del proceso serán de cargo de la parte que solicita la prueba, salvo pacto en contrario. En todos los casos, la resolución final determinará si los gastos deben ser asumidos por alguna de las partes, o reembolsados a la otra parte o al Indecopi, según sea el caso, de manera adicional a la sanción que haya podido imponerse. </w:t>
       </w:r>
     </w:p>
     <w:p>
       <w:pPr>
-        <w:spacing w:after="0" w:line="240" w:lineRule="auto"/>
+        <w:spacing w:before="0" w:after="0" w:line="240" w:lineRule="auto"/>
         <w:jc w:val="both"/>
         <w:rPr>
           <w:rFonts w:ascii="Arial Narrow" w:eastAsia="Arial Narrow" w:hAnsi="Arial Narrow" w:cs="Arial Narrow"/>
@@ -5523,15 +5523,74 @@
     </w:p>
     <w:p>
       <w:pPr>
+        <w:spacing w:before="0" w:after="0" w:line="240" w:lineRule="auto"/>
+        <w:suppressAutoHyphens/>
+        <w:jc w:val="both"/>
+        <w:rPr>
+          <w:rFonts w:ascii="Arial Narrow" w:eastAsia="Arial Narrow" w:hAnsi="Arial Narrow" w:cs="Arial Narrow"/>
+          <w:kern w:val="0"/>
+          <w:sz w:val="22"/>
+          <w:szCs w:val="22"/>
+          <w:u w:val="single"/>
+          <w14:ligatures w14:val="none"/>
+        </w:rPr>
+      </w:pPr>
+    </w:p>
+    <w:p>
+      <w:pPr>
         <w:suppressAutoHyphens/>
         <w:spacing w:after="0" w:line="240" w:lineRule="auto"/>
         <w:jc w:val="both"/>
         <w:rPr>
           <w:rFonts w:ascii="Arial Narrow" w:eastAsia="Arial Narrow" w:hAnsi="Arial Narrow" w:cs="Arial Narrow"/>
-          <w:kern w:val="0"/>
-          <w:sz w:val="22"/>
-          <w:szCs w:val="22"/>
-          <w:u w:val="single"/>
+          <w:color w:val="000000"/>
+          <w:kern w:val="0"/>
+          <w:sz w:val="22"/>
+          <w:szCs w:val="22"/>
+          <w:lang w:eastAsia="es-PE"/>
+          <w14:ligatures w14:val="none"/>
+        </w:rPr>
+      </w:pPr>
+      <w:r>
+        <w:rPr>
+          <w:rFonts w:ascii="Arial Narrow" w:eastAsia="Arial Narrow" w:hAnsi="Arial Narrow" w:cs="Arial Narrow"/>
+          <w:b/>
+          <w:color w:val="000000"/>
+          <w:kern w:val="0"/>
+          <w:sz w:val="22"/>
+          <w:szCs w:val="22"/>
+          <w:lang w:eastAsia="es-PE"/>
+          <w14:ligatures w14:val="none"/>
+        </w:rPr>
+        <w:t>NOVENO:</w:t>
+      </w:r>
+      <w:r>
+        <w:rPr>
+          <w:rFonts w:ascii="Arial Narrow" w:eastAsia="Arial Narrow" w:hAnsi="Arial Narrow" w:cs="Arial Narrow"/>
+          <w:color w:val="000000"/>
+          <w:kern w:val="0"/>
+          <w:sz w:val="22"/>
+          <w:szCs w:val="22"/>
+          <w:lang w:eastAsia="es-PE"/>
+          <w14:ligatures w14:val="none"/>
+        </w:rPr>
+        <w:t xml:space="preserve"> poner en conocimiento de las partes que, antes de la emisión de la Resolución Final, tienen la posibilidad de formular su desistimiento o presentar el acuerdo arribado mediante la conciliación, mediación, transacción o cualquier otro que, de forma indubitable, deje constancia que se ha solucionado la controversia materia de denuncia.</w:t>
+      </w:r>
+      <w:bookmarkStart w:id="18" w:name="h.gjdgxs" w:colFirst="0" w:colLast="0"/>
+      <w:bookmarkEnd w:id="18"/>
+    </w:p>
+    <w:p>
+      <w:pPr>
+        <w:spacing w:before="0" w:after="0" w:line="240" w:lineRule="auto"/>
+        <w:suppressAutoHyphens/>
+        <w:jc w:val="both"/>
+        <w:rPr>
+          <w:rFonts w:ascii="Arial Narrow" w:eastAsia="Arial Narrow" w:hAnsi="Arial Narrow" w:cs="Arial Narrow"/>
+          <w:color w:val="000000"/>
+          <w:kern w:val="0"/>
+          <w:sz w:val="22"/>
+          <w:szCs w:val="22"/>
+          <w:lang w:eastAsia="es-PE"/>
           <w14:ligatures w14:val="none"/>
         </w:rPr>
       </w:pPr>
@@ -5543,65 +5602,6 @@
         <w:jc w:val="both"/>
         <w:rPr>
           <w:rFonts w:ascii="Arial Narrow" w:eastAsia="Arial Narrow" w:hAnsi="Arial Narrow" w:cs="Arial Narrow"/>
-          <w:color w:val="000000"/>
-          <w:kern w:val="0"/>
-          <w:sz w:val="22"/>
-          <w:szCs w:val="22"/>
-          <w:lang w:eastAsia="es-PE"/>
-          <w14:ligatures w14:val="none"/>
-        </w:rPr>
-      </w:pPr>
-      <w:r>
-        <w:rPr>
-          <w:rFonts w:ascii="Arial Narrow" w:eastAsia="Arial Narrow" w:hAnsi="Arial Narrow" w:cs="Arial Narrow"/>
-          <w:b/>
-          <w:color w:val="000000"/>
-          <w:kern w:val="0"/>
-          <w:sz w:val="22"/>
-          <w:szCs w:val="22"/>
-          <w:lang w:eastAsia="es-PE"/>
-          <w14:ligatures w14:val="none"/>
-        </w:rPr>
-        <w:t>NOVENO:</w:t>
-      </w:r>
-      <w:r>
-        <w:rPr>
-          <w:rFonts w:ascii="Arial Narrow" w:eastAsia="Arial Narrow" w:hAnsi="Arial Narrow" w:cs="Arial Narrow"/>
-          <w:color w:val="000000"/>
-          <w:kern w:val="0"/>
-          <w:sz w:val="22"/>
-          <w:szCs w:val="22"/>
-          <w:lang w:eastAsia="es-PE"/>
-          <w14:ligatures w14:val="none"/>
-        </w:rPr>
-        <w:t xml:space="preserve"> poner en conocimiento de las partes que, antes de la emisión de la Resolución Final, tienen la posibilidad de formular su desistimiento o presentar el acuerdo arribado mediante la conciliación, mediación, transacción o cualquier otro que, de forma indubitable, deje constancia que se ha solucionado la controversia materia de denuncia.</w:t>
-      </w:r>
-      <w:bookmarkStart w:id="18" w:name="h.gjdgxs" w:colFirst="0" w:colLast="0"/>
-      <w:bookmarkEnd w:id="18"/>
-    </w:p>
-    <w:p>
-      <w:pPr>
-        <w:suppressAutoHyphens/>
-        <w:spacing w:after="0" w:line="240" w:lineRule="auto"/>
-        <w:jc w:val="both"/>
-        <w:rPr>
-          <w:rFonts w:ascii="Arial Narrow" w:eastAsia="Arial Narrow" w:hAnsi="Arial Narrow" w:cs="Arial Narrow"/>
-          <w:color w:val="000000"/>
-          <w:kern w:val="0"/>
-          <w:sz w:val="22"/>
-          <w:szCs w:val="22"/>
-          <w:lang w:eastAsia="es-PE"/>
-          <w14:ligatures w14:val="none"/>
-        </w:rPr>
-      </w:pPr>
-    </w:p>
-    <w:p>
-      <w:pPr>
-        <w:suppressAutoHyphens/>
-        <w:spacing w:after="0" w:line="240" w:lineRule="auto"/>
-        <w:jc w:val="both"/>
-        <w:rPr>
-          <w:rFonts w:ascii="Arial Narrow" w:eastAsia="Arial Narrow" w:hAnsi="Arial Narrow" w:cs="Arial Narrow"/>
           <w:sz w:val="22"/>
           <w:szCs w:val="22"/>
         </w:rPr>
@@ -5694,8 +5694,8 @@
     </w:p>
     <w:p>
       <w:pPr>
+        <w:spacing w:before="0" w:after="0" w:line="240" w:lineRule="auto"/>
         <w:suppressAutoHyphens/>
-        <w:spacing w:after="0" w:line="240" w:lineRule="auto"/>
         <w:jc w:val="both"/>
         <w:rPr>
           <w:rFonts w:ascii="Arial Narrow" w:eastAsia="Arial Narrow" w:hAnsi="Arial Narrow" w:cs="Arial Narrow"/>
@@ -6115,7 +6115,6 @@
           <w:sz w:val="16"/>
           <w:szCs w:val="16"/>
         </w:rPr>
-        <w:tab/>
         <w:t xml:space="preserve"/>
       </w:r>
       <w:r>
@@ -6180,25 +6179,24 @@
           <w:sz w:val="16"/>
           <w:szCs w:val="16"/>
         </w:rPr>
+        <w:t xml:space="preserve"/>
+      </w:r>
+      <w:r>
+        <w:rPr>
+          <w:rFonts w:ascii="Arial Narrow" w:eastAsia="Arial Narrow" w:hAnsi="Arial Narrow" w:cs="Arial Narrow"/>
+          <w:sz w:val="16"/>
+          <w:szCs w:val="16"/>
+        </w:rPr>
+      </w:r>
+      <w:r>
+        <w:rPr>
+          <w:rFonts w:ascii="Arial Narrow" w:eastAsia="Arial Narrow" w:hAnsi="Arial Narrow" w:cs="Arial Narrow"/>
+          <w:b/>
+          <w:bCs/>
+          <w:sz w:val="16"/>
+          <w:szCs w:val="16"/>
+        </w:rPr>
         <w:tab/>
-        <w:t xml:space="preserve"/>
-      </w:r>
-      <w:r>
-        <w:rPr>
-          <w:rFonts w:ascii="Arial Narrow" w:eastAsia="Arial Narrow" w:hAnsi="Arial Narrow" w:cs="Arial Narrow"/>
-          <w:sz w:val="16"/>
-          <w:szCs w:val="16"/>
-        </w:rPr>
-        <w:tab/>
-      </w:r>
-      <w:r>
-        <w:rPr>
-          <w:rFonts w:ascii="Arial Narrow" w:eastAsia="Arial Narrow" w:hAnsi="Arial Narrow" w:cs="Arial Narrow"/>
-          <w:b/>
-          <w:bCs/>
-          <w:sz w:val="16"/>
-          <w:szCs w:val="16"/>
-        </w:rPr>
         <w:t xml:space="preserve">LEY 29571, CÓDIGO DE PROTECCIÓN Y DEFENSA DEL CONSUMIDOR, publicado el 2 de setiembre de 2010 y modificado por Decreto Legislativo 1308 </w:t>
       </w:r>
     </w:p>
@@ -6422,25 +6420,24 @@
           <w:sz w:val="16"/>
           <w:szCs w:val="16"/>
         </w:rPr>
+        <w:t xml:space="preserve"/>
+      </w:r>
+      <w:r>
+        <w:rPr>
+          <w:rFonts w:ascii="Arial Narrow" w:eastAsia="Arial Narrow" w:hAnsi="Arial Narrow" w:cs="Arial Narrow"/>
+          <w:sz w:val="16"/>
+          <w:szCs w:val="16"/>
+        </w:rPr>
+      </w:r>
+      <w:r>
+        <w:rPr>
+          <w:rFonts w:ascii="Arial Narrow" w:eastAsia="Arial Narrow" w:hAnsi="Arial Narrow" w:cs="Arial Narrow"/>
+          <w:b/>
+          <w:bCs/>
+          <w:sz w:val="16"/>
+          <w:szCs w:val="16"/>
+        </w:rPr>
         <w:tab/>
-        <w:t xml:space="preserve"/>
-      </w:r>
-      <w:r>
-        <w:rPr>
-          <w:rFonts w:ascii="Arial Narrow" w:eastAsia="Arial Narrow" w:hAnsi="Arial Narrow" w:cs="Arial Narrow"/>
-          <w:sz w:val="16"/>
-          <w:szCs w:val="16"/>
-        </w:rPr>
-        <w:tab/>
-      </w:r>
-      <w:r>
-        <w:rPr>
-          <w:rFonts w:ascii="Arial Narrow" w:eastAsia="Arial Narrow" w:hAnsi="Arial Narrow" w:cs="Arial Narrow"/>
-          <w:b/>
-          <w:bCs/>
-          <w:sz w:val="16"/>
-          <w:szCs w:val="16"/>
-        </w:rPr>
         <w:t xml:space="preserve">LEY 29571, CÓDIGO DE PROTECCIÓN Y DEFENSA DEL CONSUMIDOR, publicado el 2 de setiembre de 2010 y modificado por Decreto Legislativo 1308 </w:t>
       </w:r>
     </w:p>
@@ -6601,25 +6598,24 @@
           <w:sz w:val="16"/>
           <w:szCs w:val="16"/>
         </w:rPr>
+        <w:t xml:space="preserve"/>
+      </w:r>
+      <w:r>
+        <w:rPr>
+          <w:rFonts w:ascii="Arial Narrow" w:eastAsia="Arial Narrow" w:hAnsi="Arial Narrow" w:cs="Arial Narrow"/>
+          <w:sz w:val="16"/>
+          <w:szCs w:val="16"/>
+        </w:rPr>
+      </w:r>
+      <w:r>
+        <w:rPr>
+          <w:rFonts w:ascii="Arial Narrow" w:eastAsia="Arial Narrow" w:hAnsi="Arial Narrow" w:cs="Arial Narrow"/>
+          <w:b/>
+          <w:bCs/>
+          <w:sz w:val="16"/>
+          <w:szCs w:val="16"/>
+        </w:rPr>
         <w:tab/>
-        <w:t xml:space="preserve"/>
-      </w:r>
-      <w:r>
-        <w:rPr>
-          <w:rFonts w:ascii="Arial Narrow" w:eastAsia="Arial Narrow" w:hAnsi="Arial Narrow" w:cs="Arial Narrow"/>
-          <w:sz w:val="16"/>
-          <w:szCs w:val="16"/>
-        </w:rPr>
-        <w:tab/>
-      </w:r>
-      <w:r>
-        <w:rPr>
-          <w:rFonts w:ascii="Arial Narrow" w:eastAsia="Arial Narrow" w:hAnsi="Arial Narrow" w:cs="Arial Narrow"/>
-          <w:b/>
-          <w:bCs/>
-          <w:sz w:val="16"/>
-          <w:szCs w:val="16"/>
-        </w:rPr>
         <w:t xml:space="preserve">LEY 29571, CÓDIGO DE PROTECCIÓN Y DEFENSA DEL CONSUMIDOR, publicado el 2 de setiembre de 2010 y modificado por Decreto Legislativo 1308 </w:t>
       </w:r>
     </w:p>
@@ -6726,7 +6722,6 @@
           <w:sz w:val="16"/>
           <w:szCs w:val="16"/>
         </w:rPr>
-        <w:tab/>
         <w:t xml:space="preserve"/>
       </w:r>
       <w:r>
@@ -6871,7 +6866,6 @@
           <w:sz w:val="16"/>
           <w:szCs w:val="16"/>
         </w:rPr>
-        <w:tab/>
         <w:t xml:space="preserve"/>
       </w:r>
       <w:r>
@@ -6950,7 +6944,6 @@
           <w:sz w:val="16"/>
           <w:szCs w:val="16"/>
         </w:rPr>
-        <w:tab/>
         <w:t xml:space="preserve"/>
       </w:r>
       <w:r>
@@ -7341,7 +7334,6 @@
           <w:sz w:val="16"/>
           <w:szCs w:val="16"/>
         </w:rPr>
-        <w:tab/>
         <w:t xml:space="preserve"/>
       </w:r>
       <w:r>
@@ -7528,7 +7520,6 @@
           <w:sz w:val="16"/>
           <w:szCs w:val="16"/>
         </w:rPr>
-        <w:tab/>
         <w:t xml:space="preserve"/>
       </w:r>
       <w:r>
@@ -8239,7 +8230,6 @@
           <w:sz w:val="16"/>
           <w:szCs w:val="16"/>
         </w:rPr>
-        <w:tab/>
         <w:t xml:space="preserve"/>
       </w:r>
       <w:r>
@@ -8407,7 +8397,6 @@
           <w:sz w:val="16"/>
           <w:szCs w:val="16"/>
         </w:rPr>
-        <w:tab/>
         <w:t xml:space="preserve"/>
       </w:r>
       <w:r>
@@ -8502,7 +8491,6 @@
           <w:sz w:val="16"/>
           <w:szCs w:val="16"/>
         </w:rPr>
-        <w:tab/>
         <w:t xml:space="preserve"/>
       </w:r>
       <w:r>

--- a/plantillas_maestras/06_seguro_hogar_e_inmuebles/falta_atencion_o_demora_reclamo/2_o_mas_ddos_varios/varon/TPL_2381_2026_SEGURO_HOGAR_E_INMUEBLES_FALTA_ATENCION_O_DEMORA_RECLAMO_ASEGURADORA_VARON_R1.docx
+++ b/plantillas_maestras/06_seguro_hogar_e_inmuebles/falta_atencion_o_demora_reclamo/2_o_mas_ddos_varios/varon/TPL_2381_2026_SEGURO_HOGAR_E_INMUEBLES_FALTA_ATENCION_O_DEMORA_RECLAMO_ASEGURADORA_VARON_R1.docx
@@ -3628,17 +3628,17 @@
           <w:sz w:val="22"/>
           <w:szCs w:val="22"/>
         </w:rPr>
-        <w:t>la compañía aseguradora habría atendido inadecuadamente el Reclamo 004/4634/2025 presentado el 7 de noviembre de 2025 por el denunciante</w:t>
-      </w:r>
-      <w:r>
-        <w:rPr>
-          <w:rFonts w:ascii="Arial Narrow" w:eastAsia="Arial Narrow" w:hAnsi="Arial Narrow" w:cs="Arial Narrow"/>
-          <w:kern w:val="0"/>
-          <w14:ligatures w14:val="none"/>
-          <w:sz w:val="22"/>
-          <w:szCs w:val="22"/>
-        </w:rPr>
-        <w:t>. Por consiguiente, corresponde calificar el hecho materia de denuncia como una presunta infracción al numeral 88.1 del artículo 88 del Código</w:t>
+        <w:t xml:space="preserve">la compañía aseguradora habría atendido inadecuadamente el Reclamo 004/4634/2025 presentado el 7 de noviembre de 2025 por el denunciante</w:t>
+      </w:r>
+      <w:r>
+        <w:rPr>
+          <w:rFonts w:ascii="Arial Narrow" w:eastAsia="Arial Narrow" w:hAnsi="Arial Narrow" w:cs="Arial Narrow"/>
+          <w:kern w:val="0"/>
+          <w14:ligatures w14:val="none"/>
+          <w:sz w:val="22"/>
+          <w:szCs w:val="22"/>
+        </w:rPr>
+        <w:t xml:space="preserve">; involucraría una presunta afectación a su derecho de recibir respuestas adecuadas a los reclamos formulados. Por consiguiente, corresponde calificar el hecho materia de denuncia como una presunta infracción al numeral 88.1 del artículo 88 del Código</w:t>
       </w:r>
       <w:bookmarkEnd w:id="9"/>
       <w:r>
@@ -3667,7 +3667,7 @@
           <w:lang w:eastAsia="es-PE"/>
           <w14:ligatures w14:val="none"/>
         </w:rPr>
-        <w:t>.</w:t>
+        <w:t xml:space="preserve">.</w:t>
       </w:r>
     </w:p>
     <w:bookmarkEnd w:id="2"/>
@@ -4890,7 +4890,7 @@
           <w:sz w:val="22"/>
           <w:szCs w:val="22"/>
         </w:rPr>
-        <w:t xml:space="preserve">correr traslado de la presente resolución a Pacífico Compañía de Seguros y Reaseguros S.A. para que, de conformidad con lo dispuesto por el artículo 26 de la Ley sobre Facultades, Normas y Organización del Indecopi, aprobada por Decreto Legislativo 807</w:t>
+        <w:t xml:space="preserve">correr traslado de la denuncia del 30 de junio de 2026 a Pacífico Compañía de Seguros y Reaseguros S.A. para que, de conformidad con lo dispuesto por el artículo 26 de la Ley sobre Facultades, Normas y Organización del Indecopi, aprobada por Decreto Legislativo 807</w:t>
       </w:r>
       <w:r>
         <w:rPr>
